--- a/Doc/3_Documentation_ProjetSYS.docx
+++ b/Doc/3_Documentation_ProjetSYS.docx
@@ -424,9 +424,11 @@
         </w:numPr>
         <w:ind w:left="720" w:hanging="720"/>
       </w:pPr>
+      <w:bookmarkStart w:id="0" w:name="_Toc229035215"/>
       <w:r>
         <w:t>Sommaire</w:t>
       </w:r>
+      <w:bookmarkEnd w:id="0"/>
     </w:p>
     <w:p>
       <w:pPr>
@@ -437,12 +439,73 @@
     </w:p>
     <w:p>
       <w:pPr>
+        <w:pStyle w:val="TM3"/>
+        <w:rPr>
+          <w:rFonts w:asciiTheme="minorHAnsi" w:eastAsiaTheme="minorEastAsia" w:hAnsiTheme="minorHAnsi" w:cstheme="minorBidi"/>
+          <w:kern w:val="2"/>
+          <w:sz w:val="24"/>
+          <w:szCs w:val="24"/>
+          <w:lang w:eastAsia="fr-CH"/>
+          <w14:ligatures w14:val="standardContextual"/>
+        </w:rPr>
+      </w:pPr>
+      <w:r>
+        <w:fldChar w:fldCharType="begin"/>
+      </w:r>
+      <w:r>
+        <w:instrText>TOC \z \u</w:instrText>
+      </w:r>
+      <w:r>
+        <w:fldChar w:fldCharType="separate"/>
+      </w:r>
+      <w:r>
+        <w:t>Sommaire</w:t>
+      </w:r>
+      <w:r>
+        <w:rPr>
+          <w:webHidden/>
+        </w:rPr>
+        <w:tab/>
+      </w:r>
+      <w:r>
+        <w:rPr>
+          <w:webHidden/>
+        </w:rPr>
+        <w:fldChar w:fldCharType="begin"/>
+      </w:r>
+      <w:r>
+        <w:rPr>
+          <w:webHidden/>
+        </w:rPr>
+        <w:instrText xml:space="preserve"> PAGEREF _Toc229035215 \h </w:instrText>
+      </w:r>
+      <w:r>
+        <w:rPr>
+          <w:webHidden/>
+        </w:rPr>
+      </w:r>
+      <w:r>
+        <w:rPr>
+          <w:webHidden/>
+        </w:rPr>
+        <w:fldChar w:fldCharType="separate"/>
+      </w:r>
+      <w:r>
+        <w:rPr>
+          <w:webHidden/>
+        </w:rPr>
+        <w:t>1</w:t>
+      </w:r>
+      <w:r>
+        <w:rPr>
+          <w:webHidden/>
+        </w:rPr>
+        <w:fldChar w:fldCharType="end"/>
+      </w:r>
+    </w:p>
+    <w:p>
+      <w:pPr>
         <w:pStyle w:val="TM1"/>
-        <w:tabs>
-          <w:tab w:val="clear" w:pos="9072"/>
-          <w:tab w:val="left" w:pos="435"/>
-          <w:tab w:val="right" w:leader="dot" w:pos="9060"/>
-        </w:tabs>
         <w:rPr>
           <w:rFonts w:asciiTheme="minorHAnsi" w:eastAsiaTheme="minorEastAsia" w:hAnsiTheme="minorHAnsi" w:cstheme="minorBidi"/>
           <w:b w:val="0"/>
@@ -456,223 +519,12 @@
         </w:rPr>
       </w:pPr>
       <w:r>
-        <w:fldChar w:fldCharType="begin"/>
-      </w:r>
-      <w:r>
-        <w:instrText>TOC \z \u</w:instrText>
-      </w:r>
-      <w:r>
-        <w:fldChar w:fldCharType="separate"/>
-      </w:r>
-      <w:r>
+        <w:rPr>
+          <w:noProof/>
+        </w:rPr>
         <w:t>1</w:t>
       </w:r>
       <w:r>
-        <w:tab/>
-      </w:r>
-      <w:r>
-        <w:t>Les grandes lignes du projet</w:t>
-      </w:r>
-      <w:r>
-        <w:tab/>
-      </w:r>
-      <w:r>
-        <w:fldChar w:fldCharType="begin"/>
-      </w:r>
-      <w:r>
-        <w:instrText>PAGEREF  \h</w:instrText>
-      </w:r>
-      <w:r>
-        <w:fldChar w:fldCharType="separate"/>
-      </w:r>
-      <w:r>
-        <w:t>2</w:t>
-      </w:r>
-      <w:r>
-        <w:fldChar w:fldCharType="end"/>
-      </w:r>
-    </w:p>
-    <w:p>
-      <w:pPr>
-        <w:pStyle w:val="TM2"/>
-        <w:tabs>
-          <w:tab w:val="clear" w:pos="9072"/>
-          <w:tab w:val="left" w:pos="660"/>
-          <w:tab w:val="right" w:leader="dot" w:pos="9060"/>
-        </w:tabs>
-        <w:rPr>
-          <w:rFonts w:asciiTheme="minorHAnsi" w:eastAsiaTheme="minorEastAsia" w:hAnsiTheme="minorHAnsi" w:cstheme="minorBidi"/>
-          <w:kern w:val="2"/>
-          <w:sz w:val="24"/>
-          <w:szCs w:val="24"/>
-          <w:lang w:eastAsia="fr-CH"/>
-          <w14:ligatures w14:val="standardContextual"/>
-        </w:rPr>
-      </w:pPr>
-      <w:r>
-        <w:t>1.1</w:t>
-      </w:r>
-      <w:r>
-        <w:tab/>
-      </w:r>
-      <w:r>
-        <w:t>Analyse de la situation initiale</w:t>
-      </w:r>
-      <w:r>
-        <w:tab/>
-      </w:r>
-      <w:r>
-        <w:fldChar w:fldCharType="begin"/>
-      </w:r>
-      <w:r>
-        <w:instrText>PAGEREF  \h</w:instrText>
-      </w:r>
-      <w:r>
-        <w:fldChar w:fldCharType="separate"/>
-      </w:r>
-      <w:r>
-        <w:t>3</w:t>
-      </w:r>
-      <w:r>
-        <w:fldChar w:fldCharType="end"/>
-      </w:r>
-    </w:p>
-    <w:p>
-      <w:pPr>
-        <w:pStyle w:val="TM2"/>
-        <w:tabs>
-          <w:tab w:val="clear" w:pos="9072"/>
-          <w:tab w:val="left" w:pos="660"/>
-          <w:tab w:val="right" w:leader="dot" w:pos="9060"/>
-        </w:tabs>
-        <w:rPr>
-          <w:rFonts w:asciiTheme="minorHAnsi" w:eastAsiaTheme="minorEastAsia" w:hAnsiTheme="minorHAnsi" w:cstheme="minorBidi"/>
-          <w:kern w:val="2"/>
-          <w:sz w:val="24"/>
-          <w:szCs w:val="24"/>
-          <w:lang w:eastAsia="fr-CH"/>
-          <w14:ligatures w14:val="standardContextual"/>
-        </w:rPr>
-      </w:pPr>
-      <w:r>
-        <w:t>1.2</w:t>
-      </w:r>
-      <w:r>
-        <w:tab/>
-      </w:r>
-      <w:r>
-        <w:t>Analyse de l’état désiré</w:t>
-      </w:r>
-      <w:r>
-        <w:tab/>
-      </w:r>
-      <w:r>
-        <w:fldChar w:fldCharType="begin"/>
-      </w:r>
-      <w:r>
-        <w:instrText>PAGEREF  \h</w:instrText>
-      </w:r>
-      <w:r>
-        <w:fldChar w:fldCharType="separate"/>
-      </w:r>
-      <w:r>
-        <w:t>3</w:t>
-      </w:r>
-      <w:r>
-        <w:fldChar w:fldCharType="end"/>
-      </w:r>
-    </w:p>
-    <w:p>
-      <w:pPr>
-        <w:pStyle w:val="TM2"/>
-        <w:tabs>
-          <w:tab w:val="clear" w:pos="9072"/>
-          <w:tab w:val="right" w:leader="dot" w:pos="9060"/>
-        </w:tabs>
-        <w:rPr>
-          <w:rFonts w:asciiTheme="minorHAnsi" w:eastAsiaTheme="minorEastAsia" w:hAnsiTheme="minorHAnsi" w:cstheme="minorBidi"/>
-          <w:kern w:val="2"/>
-          <w:sz w:val="24"/>
-          <w:szCs w:val="24"/>
-          <w:lang w:eastAsia="fr-CH"/>
-          <w14:ligatures w14:val="standardContextual"/>
-        </w:rPr>
-      </w:pPr>
-      <w:r>
-        <w:t>Cahier des charges / exigences du système</w:t>
-      </w:r>
-      <w:r>
-        <w:tab/>
-      </w:r>
-      <w:r>
-        <w:fldChar w:fldCharType="begin"/>
-      </w:r>
-      <w:r>
-        <w:instrText>PAGEREF  \h</w:instrText>
-      </w:r>
-      <w:r>
-        <w:fldChar w:fldCharType="separate"/>
-      </w:r>
-      <w:r>
-        <w:t>5</w:t>
-      </w:r>
-      <w:r>
-        <w:fldChar w:fldCharType="end"/>
-      </w:r>
-    </w:p>
-    <w:p>
-      <w:pPr>
-        <w:pStyle w:val="TM2"/>
-        <w:tabs>
-          <w:tab w:val="clear" w:pos="9072"/>
-          <w:tab w:val="left" w:pos="660"/>
-          <w:tab w:val="right" w:leader="dot" w:pos="9060"/>
-        </w:tabs>
-        <w:rPr>
-          <w:rFonts w:asciiTheme="minorHAnsi" w:eastAsiaTheme="minorEastAsia" w:hAnsiTheme="minorHAnsi" w:cstheme="minorBidi"/>
-          <w:kern w:val="2"/>
-          <w:sz w:val="24"/>
-          <w:szCs w:val="24"/>
-          <w:lang w:eastAsia="fr-CH"/>
-          <w14:ligatures w14:val="standardContextual"/>
-        </w:rPr>
-      </w:pPr>
-      <w:r>
-        <w:t>1.3</w:t>
-      </w:r>
-      <w:r>
-        <w:tab/>
-      </w:r>
-      <w:r>
-        <w:t>Organisation du projet</w:t>
-      </w:r>
-      <w:r>
-        <w:tab/>
-      </w:r>
-      <w:r>
-        <w:fldChar w:fldCharType="begin"/>
-      </w:r>
-      <w:r>
-        <w:instrText>PAGEREF  \h</w:instrText>
-      </w:r>
-      <w:r>
-        <w:fldChar w:fldCharType="separate"/>
-      </w:r>
-      <w:r>
-        <w:t>5</w:t>
-      </w:r>
-      <w:r>
-        <w:fldChar w:fldCharType="end"/>
-      </w:r>
-    </w:p>
-    <w:p>
-      <w:pPr>
-        <w:pStyle w:val="TM1"/>
-        <w:tabs>
-          <w:tab w:val="clear" w:pos="9072"/>
-          <w:tab w:val="left" w:pos="435"/>
-          <w:tab w:val="right" w:leader="dot" w:pos="9060"/>
-        </w:tabs>
         <w:rPr>
           <w:rFonts w:asciiTheme="minorHAnsi" w:eastAsiaTheme="minorEastAsia" w:hAnsiTheme="minorHAnsi" w:cstheme="minorBidi"/>
           <w:b w:val="0"/>
@@ -684,43 +536,66 @@
           <w:lang w:eastAsia="fr-CH"/>
           <w14:ligatures w14:val="standardContextual"/>
         </w:rPr>
-      </w:pPr>
-      <w:r>
-        <w:t>2</w:t>
-      </w:r>
-      <w:r>
         <w:tab/>
       </w:r>
       <w:r>
-        <w:t>Analyse préliminaire</w:t>
-      </w:r>
-      <w:r>
+        <w:rPr>
+          <w:noProof/>
+        </w:rPr>
+        <w:t>Les grandes lignes du projet</w:t>
+      </w:r>
+      <w:r>
+        <w:rPr>
+          <w:noProof/>
+          <w:webHidden/>
+        </w:rPr>
         <w:tab/>
       </w:r>
       <w:r>
+        <w:rPr>
+          <w:noProof/>
+          <w:webHidden/>
+        </w:rPr>
         <w:fldChar w:fldCharType="begin"/>
       </w:r>
       <w:r>
-        <w:instrText>PAGEREF  \h</w:instrText>
-      </w:r>
-      <w:r>
+        <w:rPr>
+          <w:noProof/>
+          <w:webHidden/>
+        </w:rPr>
+        <w:instrText xml:space="preserve"> PAGEREF _Toc229035216 \h </w:instrText>
+      </w:r>
+      <w:r>
+        <w:rPr>
+          <w:noProof/>
+          <w:webHidden/>
+        </w:rPr>
+      </w:r>
+      <w:r>
+        <w:rPr>
+          <w:noProof/>
+          <w:webHidden/>
+        </w:rPr>
         <w:fldChar w:fldCharType="separate"/>
       </w:r>
       <w:r>
-        <w:t>5</w:t>
-      </w:r>
-      <w:r>
+        <w:rPr>
+          <w:noProof/>
+          <w:webHidden/>
+        </w:rPr>
+        <w:t>4</w:t>
+      </w:r>
+      <w:r>
+        <w:rPr>
+          <w:noProof/>
+          <w:webHidden/>
+        </w:rPr>
         <w:fldChar w:fldCharType="end"/>
       </w:r>
     </w:p>
     <w:p>
       <w:pPr>
         <w:pStyle w:val="TM2"/>
-        <w:tabs>
-          <w:tab w:val="clear" w:pos="9072"/>
-          <w:tab w:val="left" w:pos="660"/>
-          <w:tab w:val="right" w:leader="dot" w:pos="9060"/>
-        </w:tabs>
         <w:rPr>
           <w:rFonts w:asciiTheme="minorHAnsi" w:eastAsiaTheme="minorEastAsia" w:hAnsiTheme="minorHAnsi" w:cstheme="minorBidi"/>
           <w:kern w:val="2"/>
@@ -731,41 +606,9 @@
         </w:rPr>
       </w:pPr>
       <w:r>
-        <w:t>2.1</w:t>
-      </w:r>
-      <w:r>
-        <w:tab/>
-      </w:r>
-      <w:r>
-        <w:t>Objectifs du système</w:t>
-      </w:r>
-      <w:r>
-        <w:tab/>
-      </w:r>
-      <w:r>
-        <w:fldChar w:fldCharType="begin"/>
-      </w:r>
-      <w:r>
-        <w:instrText>PAGEREF  \h</w:instrText>
-      </w:r>
-      <w:r>
-        <w:fldChar w:fldCharType="separate"/>
-      </w:r>
-      <w:r>
-        <w:t>6</w:t>
-      </w:r>
-      <w:r>
-        <w:fldChar w:fldCharType="end"/>
-      </w:r>
-    </w:p>
-    <w:p>
-      <w:pPr>
-        <w:pStyle w:val="TM2"/>
-        <w:tabs>
-          <w:tab w:val="clear" w:pos="9072"/>
-          <w:tab w:val="left" w:pos="660"/>
-          <w:tab w:val="right" w:leader="dot" w:pos="9060"/>
-        </w:tabs>
+        <w:t>1.1</w:t>
+      </w:r>
+      <w:r>
         <w:rPr>
           <w:rFonts w:asciiTheme="minorHAnsi" w:eastAsiaTheme="minorEastAsia" w:hAnsiTheme="minorHAnsi" w:cstheme="minorBidi"/>
           <w:kern w:val="2"/>
@@ -774,43 +617,56 @@
           <w:lang w:eastAsia="fr-CH"/>
           <w14:ligatures w14:val="standardContextual"/>
         </w:rPr>
-      </w:pPr>
-      <w:r>
-        <w:t>2.2</w:t>
-      </w:r>
-      <w:r>
         <w:tab/>
       </w:r>
       <w:r>
-        <w:t>Variantes</w:t>
-      </w:r>
-      <w:r>
+        <w:t>Analyse de la situation initiale</w:t>
+      </w:r>
+      <w:r>
+        <w:rPr>
+          <w:webHidden/>
+        </w:rPr>
         <w:tab/>
       </w:r>
       <w:r>
+        <w:rPr>
+          <w:webHidden/>
+        </w:rPr>
         <w:fldChar w:fldCharType="begin"/>
       </w:r>
       <w:r>
-        <w:instrText>PAGEREF  \h</w:instrText>
-      </w:r>
-      <w:r>
+        <w:rPr>
+          <w:webHidden/>
+        </w:rPr>
+        <w:instrText xml:space="preserve"> PAGEREF _Toc229035217 \h </w:instrText>
+      </w:r>
+      <w:r>
+        <w:rPr>
+          <w:webHidden/>
+        </w:rPr>
+      </w:r>
+      <w:r>
+        <w:rPr>
+          <w:webHidden/>
+        </w:rPr>
         <w:fldChar w:fldCharType="separate"/>
       </w:r>
       <w:r>
-        <w:t>6</w:t>
-      </w:r>
-      <w:r>
+        <w:rPr>
+          <w:webHidden/>
+        </w:rPr>
+        <w:t>4</w:t>
+      </w:r>
+      <w:r>
+        <w:rPr>
+          <w:webHidden/>
+        </w:rPr>
         <w:fldChar w:fldCharType="end"/>
       </w:r>
     </w:p>
     <w:p>
       <w:pPr>
         <w:pStyle w:val="TM2"/>
-        <w:tabs>
-          <w:tab w:val="clear" w:pos="9072"/>
-          <w:tab w:val="left" w:pos="660"/>
-          <w:tab w:val="right" w:leader="dot" w:pos="9060"/>
-        </w:tabs>
         <w:rPr>
           <w:rFonts w:asciiTheme="minorHAnsi" w:eastAsiaTheme="minorEastAsia" w:hAnsiTheme="minorHAnsi" w:cstheme="minorBidi"/>
           <w:kern w:val="2"/>
@@ -821,41 +677,9 @@
         </w:rPr>
       </w:pPr>
       <w:r>
-        <w:t>2.3</w:t>
-      </w:r>
-      <w:r>
-        <w:tab/>
-      </w:r>
-      <w:r>
-        <w:t>Rentabilité</w:t>
-      </w:r>
-      <w:r>
-        <w:tab/>
-      </w:r>
-      <w:r>
-        <w:fldChar w:fldCharType="begin"/>
-      </w:r>
-      <w:r>
-        <w:instrText>PAGEREF  \h</w:instrText>
-      </w:r>
-      <w:r>
-        <w:fldChar w:fldCharType="separate"/>
-      </w:r>
-      <w:r>
-        <w:t>6</w:t>
-      </w:r>
-      <w:r>
-        <w:fldChar w:fldCharType="end"/>
-      </w:r>
-    </w:p>
-    <w:p>
-      <w:pPr>
-        <w:pStyle w:val="TM2"/>
-        <w:tabs>
-          <w:tab w:val="clear" w:pos="9072"/>
-          <w:tab w:val="left" w:pos="660"/>
-          <w:tab w:val="right" w:leader="dot" w:pos="9060"/>
-        </w:tabs>
+        <w:t>1.2</w:t>
+      </w:r>
+      <w:r>
         <w:rPr>
           <w:rFonts w:asciiTheme="minorHAnsi" w:eastAsiaTheme="minorEastAsia" w:hAnsiTheme="minorHAnsi" w:cstheme="minorBidi"/>
           <w:kern w:val="2"/>
@@ -864,43 +688,269 @@
           <w:lang w:eastAsia="fr-CH"/>
           <w14:ligatures w14:val="standardContextual"/>
         </w:rPr>
-      </w:pPr>
-      <w:r>
-        <w:t>2.4</w:t>
-      </w:r>
-      <w:r>
         <w:tab/>
       </w:r>
       <w:r>
-        <w:t>Analyse de risque</w:t>
-      </w:r>
-      <w:r>
+        <w:t>Analyse de l’état désiré</w:t>
+      </w:r>
+      <w:r>
+        <w:rPr>
+          <w:webHidden/>
+        </w:rPr>
         <w:tab/>
       </w:r>
       <w:r>
+        <w:rPr>
+          <w:webHidden/>
+        </w:rPr>
         <w:fldChar w:fldCharType="begin"/>
       </w:r>
       <w:r>
-        <w:instrText>PAGEREF  \h</w:instrText>
-      </w:r>
-      <w:r>
+        <w:rPr>
+          <w:webHidden/>
+        </w:rPr>
+        <w:instrText xml:space="preserve"> PAGEREF _Toc229035218 \h </w:instrText>
+      </w:r>
+      <w:r>
+        <w:rPr>
+          <w:webHidden/>
+        </w:rPr>
+      </w:r>
+      <w:r>
+        <w:rPr>
+          <w:webHidden/>
+        </w:rPr>
         <w:fldChar w:fldCharType="separate"/>
       </w:r>
       <w:r>
-        <w:t>6</w:t>
-      </w:r>
-      <w:r>
+        <w:rPr>
+          <w:webHidden/>
+        </w:rPr>
+        <w:t>4</w:t>
+      </w:r>
+      <w:r>
+        <w:rPr>
+          <w:webHidden/>
+        </w:rPr>
         <w:fldChar w:fldCharType="end"/>
       </w:r>
     </w:p>
     <w:p>
       <w:pPr>
+        <w:pStyle w:val="TM3"/>
+        <w:rPr>
+          <w:rFonts w:asciiTheme="minorHAnsi" w:eastAsiaTheme="minorEastAsia" w:hAnsiTheme="minorHAnsi" w:cstheme="minorBidi"/>
+          <w:kern w:val="2"/>
+          <w:sz w:val="24"/>
+          <w:szCs w:val="24"/>
+          <w:lang w:eastAsia="fr-CH"/>
+          <w14:ligatures w14:val="standardContextual"/>
+        </w:rPr>
+      </w:pPr>
+      <w:r>
+        <w:t>1.2.1</w:t>
+      </w:r>
+      <w:r>
+        <w:rPr>
+          <w:rFonts w:asciiTheme="minorHAnsi" w:eastAsiaTheme="minorEastAsia" w:hAnsiTheme="minorHAnsi" w:cstheme="minorBidi"/>
+          <w:kern w:val="2"/>
+          <w:sz w:val="24"/>
+          <w:szCs w:val="24"/>
+          <w:lang w:eastAsia="fr-CH"/>
+          <w14:ligatures w14:val="standardContextual"/>
+        </w:rPr>
+        <w:tab/>
+      </w:r>
+      <w:r>
+        <w:t>Description et objectif du projet</w:t>
+      </w:r>
+      <w:r>
+        <w:rPr>
+          <w:webHidden/>
+        </w:rPr>
+        <w:tab/>
+      </w:r>
+      <w:r>
+        <w:rPr>
+          <w:webHidden/>
+        </w:rPr>
+        <w:fldChar w:fldCharType="begin"/>
+      </w:r>
+      <w:r>
+        <w:rPr>
+          <w:webHidden/>
+        </w:rPr>
+        <w:instrText xml:space="preserve"> PAGEREF _Toc229035219 \h </w:instrText>
+      </w:r>
+      <w:r>
+        <w:rPr>
+          <w:webHidden/>
+        </w:rPr>
+      </w:r>
+      <w:r>
+        <w:rPr>
+          <w:webHidden/>
+        </w:rPr>
+        <w:fldChar w:fldCharType="separate"/>
+      </w:r>
+      <w:r>
+        <w:rPr>
+          <w:webHidden/>
+        </w:rPr>
+        <w:t>4</w:t>
+      </w:r>
+      <w:r>
+        <w:rPr>
+          <w:webHidden/>
+        </w:rPr>
+        <w:fldChar w:fldCharType="end"/>
+      </w:r>
+    </w:p>
+    <w:p>
+      <w:pPr>
+        <w:pStyle w:val="TM3"/>
+        <w:rPr>
+          <w:rFonts w:asciiTheme="minorHAnsi" w:eastAsiaTheme="minorEastAsia" w:hAnsiTheme="minorHAnsi" w:cstheme="minorBidi"/>
+          <w:kern w:val="2"/>
+          <w:sz w:val="24"/>
+          <w:szCs w:val="24"/>
+          <w:lang w:eastAsia="fr-CH"/>
+          <w14:ligatures w14:val="standardContextual"/>
+        </w:rPr>
+      </w:pPr>
+      <w:r>
+        <w:t>1.2.2</w:t>
+      </w:r>
+      <w:r>
+        <w:rPr>
+          <w:rFonts w:asciiTheme="minorHAnsi" w:eastAsiaTheme="minorEastAsia" w:hAnsiTheme="minorHAnsi" w:cstheme="minorBidi"/>
+          <w:kern w:val="2"/>
+          <w:sz w:val="24"/>
+          <w:szCs w:val="24"/>
+          <w:lang w:eastAsia="fr-CH"/>
+          <w14:ligatures w14:val="standardContextual"/>
+        </w:rPr>
+        <w:tab/>
+      </w:r>
+      <w:r>
+        <w:t>Exigences fonctionnelles</w:t>
+      </w:r>
+      <w:r>
+        <w:rPr>
+          <w:webHidden/>
+        </w:rPr>
+        <w:tab/>
+      </w:r>
+      <w:r>
+        <w:rPr>
+          <w:webHidden/>
+        </w:rPr>
+        <w:fldChar w:fldCharType="begin"/>
+      </w:r>
+      <w:r>
+        <w:rPr>
+          <w:webHidden/>
+        </w:rPr>
+        <w:instrText xml:space="preserve"> PAGEREF _Toc229035220 \h </w:instrText>
+      </w:r>
+      <w:r>
+        <w:rPr>
+          <w:webHidden/>
+        </w:rPr>
+      </w:r>
+      <w:r>
+        <w:rPr>
+          <w:webHidden/>
+        </w:rPr>
+        <w:fldChar w:fldCharType="separate"/>
+      </w:r>
+      <w:r>
+        <w:rPr>
+          <w:webHidden/>
+        </w:rPr>
+        <w:t>4</w:t>
+      </w:r>
+      <w:r>
+        <w:rPr>
+          <w:webHidden/>
+        </w:rPr>
+        <w:fldChar w:fldCharType="end"/>
+      </w:r>
+    </w:p>
+    <w:p>
+      <w:pPr>
+        <w:pStyle w:val="TM3"/>
+        <w:rPr>
+          <w:rFonts w:asciiTheme="minorHAnsi" w:eastAsiaTheme="minorEastAsia" w:hAnsiTheme="minorHAnsi" w:cstheme="minorBidi"/>
+          <w:kern w:val="2"/>
+          <w:sz w:val="24"/>
+          <w:szCs w:val="24"/>
+          <w:lang w:eastAsia="fr-CH"/>
+          <w14:ligatures w14:val="standardContextual"/>
+        </w:rPr>
+      </w:pPr>
+      <w:r>
+        <w:t>1.2.3</w:t>
+      </w:r>
+      <w:r>
+        <w:rPr>
+          <w:rFonts w:asciiTheme="minorHAnsi" w:eastAsiaTheme="minorEastAsia" w:hAnsiTheme="minorHAnsi" w:cstheme="minorBidi"/>
+          <w:kern w:val="2"/>
+          <w:sz w:val="24"/>
+          <w:szCs w:val="24"/>
+          <w:lang w:eastAsia="fr-CH"/>
+          <w14:ligatures w14:val="standardContextual"/>
+        </w:rPr>
+        <w:tab/>
+      </w:r>
+      <w:r>
+        <w:t>Répartition type d’une exigence (1 jour)</w:t>
+      </w:r>
+      <w:r>
+        <w:rPr>
+          <w:webHidden/>
+        </w:rPr>
+        <w:tab/>
+      </w:r>
+      <w:r>
+        <w:rPr>
+          <w:webHidden/>
+        </w:rPr>
+        <w:fldChar w:fldCharType="begin"/>
+      </w:r>
+      <w:r>
+        <w:rPr>
+          <w:webHidden/>
+        </w:rPr>
+        <w:instrText xml:space="preserve"> PAGEREF _Toc229035221 \h </w:instrText>
+      </w:r>
+      <w:r>
+        <w:rPr>
+          <w:webHidden/>
+        </w:rPr>
+      </w:r>
+      <w:r>
+        <w:rPr>
+          <w:webHidden/>
+        </w:rPr>
+        <w:fldChar w:fldCharType="separate"/>
+      </w:r>
+      <w:r>
+        <w:rPr>
+          <w:webHidden/>
+        </w:rPr>
+        <w:t>5</w:t>
+      </w:r>
+      <w:r>
+        <w:rPr>
+          <w:webHidden/>
+        </w:rPr>
+        <w:fldChar w:fldCharType="end"/>
+      </w:r>
+    </w:p>
+    <w:p>
+      <w:pPr>
         <w:pStyle w:val="TM1"/>
-        <w:tabs>
-          <w:tab w:val="clear" w:pos="9072"/>
-          <w:tab w:val="left" w:pos="435"/>
-          <w:tab w:val="right" w:leader="dot" w:pos="9060"/>
-        </w:tabs>
         <w:rPr>
           <w:rFonts w:asciiTheme="minorHAnsi" w:eastAsiaTheme="minorEastAsia" w:hAnsiTheme="minorHAnsi" w:cstheme="minorBidi"/>
           <w:b w:val="0"/>
@@ -914,176 +964,12 @@
         </w:rPr>
       </w:pPr>
       <w:r>
-        <w:t>3</w:t>
-      </w:r>
-      <w:r>
-        <w:tab/>
-      </w:r>
-      <w:r>
-        <w:t>Analyse</w:t>
-      </w:r>
-      <w:r>
-        <w:tab/>
-      </w:r>
-      <w:r>
-        <w:fldChar w:fldCharType="begin"/>
-      </w:r>
-      <w:r>
-        <w:instrText>PAGEREF  \h</w:instrText>
-      </w:r>
-      <w:r>
-        <w:fldChar w:fldCharType="separate"/>
-      </w:r>
-      <w:r>
-        <w:t>7</w:t>
-      </w:r>
-      <w:r>
-        <w:fldChar w:fldCharType="end"/>
-      </w:r>
-    </w:p>
-    <w:p>
-      <w:pPr>
-        <w:pStyle w:val="TM2"/>
-        <w:tabs>
-          <w:tab w:val="clear" w:pos="9072"/>
-          <w:tab w:val="left" w:pos="660"/>
-          <w:tab w:val="right" w:leader="dot" w:pos="9060"/>
-        </w:tabs>
-        <w:rPr>
-          <w:rFonts w:asciiTheme="minorHAnsi" w:eastAsiaTheme="minorEastAsia" w:hAnsiTheme="minorHAnsi" w:cstheme="minorBidi"/>
-          <w:kern w:val="2"/>
-          <w:sz w:val="24"/>
-          <w:szCs w:val="24"/>
-          <w:lang w:eastAsia="fr-CH"/>
-          <w14:ligatures w14:val="standardContextual"/>
-        </w:rPr>
-      </w:pPr>
-      <w:r>
-        <w:t>3.1</w:t>
-      </w:r>
-      <w:r>
-        <w:tab/>
-      </w:r>
-      <w:r>
-        <w:t>Cas d’utilisation</w:t>
-      </w:r>
-      <w:r>
-        <w:tab/>
-      </w:r>
-      <w:r>
-        <w:fldChar w:fldCharType="begin"/>
-      </w:r>
-      <w:r>
-        <w:instrText>PAGEREF  \h</w:instrText>
-      </w:r>
-      <w:r>
-        <w:fldChar w:fldCharType="separate"/>
-      </w:r>
-      <w:r>
-        <w:t>8</w:t>
-      </w:r>
-      <w:r>
-        <w:fldChar w:fldCharType="end"/>
-      </w:r>
-    </w:p>
-    <w:p>
-      <w:pPr>
-        <w:pStyle w:val="TM2"/>
-        <w:tabs>
-          <w:tab w:val="clear" w:pos="9072"/>
-          <w:tab w:val="left" w:pos="660"/>
-          <w:tab w:val="right" w:leader="dot" w:pos="9060"/>
-        </w:tabs>
-        <w:rPr>
-          <w:rFonts w:asciiTheme="minorHAnsi" w:eastAsiaTheme="minorEastAsia" w:hAnsiTheme="minorHAnsi" w:cstheme="minorBidi"/>
-          <w:kern w:val="2"/>
-          <w:sz w:val="24"/>
-          <w:szCs w:val="24"/>
-          <w:lang w:eastAsia="fr-CH"/>
-          <w14:ligatures w14:val="standardContextual"/>
-        </w:rPr>
-      </w:pPr>
-      <w:r>
-        <w:t>3.2</w:t>
-      </w:r>
-      <w:r>
-        <w:tab/>
-      </w:r>
-      <w:r>
-        <w:t>Variantes technologiques</w:t>
-      </w:r>
-      <w:r>
-        <w:tab/>
-      </w:r>
-      <w:r>
-        <w:fldChar w:fldCharType="begin"/>
-      </w:r>
-      <w:r>
-        <w:instrText>PAGEREF  \h</w:instrText>
-      </w:r>
-      <w:r>
-        <w:fldChar w:fldCharType="separate"/>
-      </w:r>
-      <w:r>
-        <w:t>8</w:t>
-      </w:r>
-      <w:r>
-        <w:fldChar w:fldCharType="end"/>
-      </w:r>
-    </w:p>
-    <w:p>
-      <w:pPr>
-        <w:pStyle w:val="TM2"/>
-        <w:tabs>
-          <w:tab w:val="clear" w:pos="9072"/>
-          <w:tab w:val="left" w:pos="660"/>
-          <w:tab w:val="right" w:leader="dot" w:pos="9060"/>
-        </w:tabs>
-        <w:rPr>
-          <w:rFonts w:asciiTheme="minorHAnsi" w:eastAsiaTheme="minorEastAsia" w:hAnsiTheme="minorHAnsi" w:cstheme="minorBidi"/>
-          <w:kern w:val="2"/>
-          <w:sz w:val="24"/>
-          <w:szCs w:val="24"/>
-          <w:lang w:eastAsia="fr-CH"/>
-          <w14:ligatures w14:val="standardContextual"/>
-        </w:rPr>
-      </w:pPr>
-      <w:r>
-        <w:t>3.3</w:t>
-      </w:r>
-      <w:r>
-        <w:tab/>
-      </w:r>
-      <w:r>
-        <w:t>Sécurité</w:t>
-      </w:r>
-      <w:r>
-        <w:tab/>
-      </w:r>
-      <w:r>
-        <w:fldChar w:fldCharType="begin"/>
-      </w:r>
-      <w:r>
-        <w:instrText>PAGEREF  \h</w:instrText>
-      </w:r>
-      <w:r>
-        <w:fldChar w:fldCharType="separate"/>
-      </w:r>
-      <w:r>
-        <w:t>8</w:t>
-      </w:r>
-      <w:r>
-        <w:fldChar w:fldCharType="end"/>
-      </w:r>
-    </w:p>
-    <w:p>
-      <w:pPr>
-        <w:pStyle w:val="TM1"/>
-        <w:tabs>
-          <w:tab w:val="clear" w:pos="9072"/>
-          <w:tab w:val="left" w:pos="435"/>
-          <w:tab w:val="right" w:leader="dot" w:pos="9060"/>
-        </w:tabs>
+        <w:rPr>
+          <w:noProof/>
+        </w:rPr>
+        <w:t>2</w:t>
+      </w:r>
+      <w:r>
         <w:rPr>
           <w:rFonts w:asciiTheme="minorHAnsi" w:eastAsiaTheme="minorEastAsia" w:hAnsiTheme="minorHAnsi" w:cstheme="minorBidi"/>
           <w:b w:val="0"/>
@@ -1095,43 +981,66 @@
           <w:lang w:eastAsia="fr-CH"/>
           <w14:ligatures w14:val="standardContextual"/>
         </w:rPr>
-      </w:pPr>
-      <w:r>
-        <w:t>4</w:t>
-      </w:r>
-      <w:r>
         <w:tab/>
       </w:r>
       <w:r>
-        <w:t>Concept</w:t>
-      </w:r>
-      <w:r>
+        <w:rPr>
+          <w:noProof/>
+        </w:rPr>
+        <w:t>Analyse</w:t>
+      </w:r>
+      <w:r>
+        <w:rPr>
+          <w:noProof/>
+          <w:webHidden/>
+        </w:rPr>
         <w:tab/>
       </w:r>
       <w:r>
+        <w:rPr>
+          <w:noProof/>
+          <w:webHidden/>
+        </w:rPr>
         <w:fldChar w:fldCharType="begin"/>
       </w:r>
       <w:r>
-        <w:instrText>PAGEREF  \h</w:instrText>
-      </w:r>
-      <w:r>
+        <w:rPr>
+          <w:noProof/>
+          <w:webHidden/>
+        </w:rPr>
+        <w:instrText xml:space="preserve"> PAGEREF _Toc229035222 \h </w:instrText>
+      </w:r>
+      <w:r>
+        <w:rPr>
+          <w:noProof/>
+          <w:webHidden/>
+        </w:rPr>
+      </w:r>
+      <w:r>
+        <w:rPr>
+          <w:noProof/>
+          <w:webHidden/>
+        </w:rPr>
         <w:fldChar w:fldCharType="separate"/>
       </w:r>
       <w:r>
-        <w:t>8</w:t>
-      </w:r>
-      <w:r>
+        <w:rPr>
+          <w:noProof/>
+          <w:webHidden/>
+        </w:rPr>
+        <w:t>7</w:t>
+      </w:r>
+      <w:r>
+        <w:rPr>
+          <w:noProof/>
+          <w:webHidden/>
+        </w:rPr>
         <w:fldChar w:fldCharType="end"/>
       </w:r>
     </w:p>
     <w:p>
       <w:pPr>
         <w:pStyle w:val="TM2"/>
-        <w:tabs>
-          <w:tab w:val="clear" w:pos="9072"/>
-          <w:tab w:val="left" w:pos="660"/>
-          <w:tab w:val="right" w:leader="dot" w:pos="9060"/>
-        </w:tabs>
         <w:rPr>
           <w:rFonts w:asciiTheme="minorHAnsi" w:eastAsiaTheme="minorEastAsia" w:hAnsiTheme="minorHAnsi" w:cstheme="minorBidi"/>
           <w:kern w:val="2"/>
@@ -1142,41 +1051,9 @@
         </w:rPr>
       </w:pPr>
       <w:r>
-        <w:t>4.1</w:t>
-      </w:r>
-      <w:r>
-        <w:tab/>
-      </w:r>
-      <w:r>
-        <w:t>Architecture du système</w:t>
-      </w:r>
-      <w:r>
-        <w:tab/>
-      </w:r>
-      <w:r>
-        <w:fldChar w:fldCharType="begin"/>
-      </w:r>
-      <w:r>
-        <w:instrText>PAGEREF  \h</w:instrText>
-      </w:r>
-      <w:r>
-        <w:fldChar w:fldCharType="separate"/>
-      </w:r>
-      <w:r>
-        <w:t>9</w:t>
-      </w:r>
-      <w:r>
-        <w:fldChar w:fldCharType="end"/>
-      </w:r>
-    </w:p>
-    <w:p>
-      <w:pPr>
-        <w:pStyle w:val="TM2"/>
-        <w:tabs>
-          <w:tab w:val="clear" w:pos="9072"/>
-          <w:tab w:val="left" w:pos="660"/>
-          <w:tab w:val="right" w:leader="dot" w:pos="9060"/>
-        </w:tabs>
+        <w:t>2.1</w:t>
+      </w:r>
+      <w:r>
         <w:rPr>
           <w:rFonts w:asciiTheme="minorHAnsi" w:eastAsiaTheme="minorEastAsia" w:hAnsiTheme="minorHAnsi" w:cstheme="minorBidi"/>
           <w:kern w:val="2"/>
@@ -1185,43 +1062,56 @@
           <w:lang w:eastAsia="fr-CH"/>
           <w14:ligatures w14:val="standardContextual"/>
         </w:rPr>
-      </w:pPr>
-      <w:r>
-        <w:t>4.2</w:t>
-      </w:r>
-      <w:r>
         <w:tab/>
       </w:r>
       <w:r>
-        <w:t>Schémas système</w:t>
-      </w:r>
-      <w:r>
+        <w:t>Analyse des besoins en virtualisation et automatisation</w:t>
+      </w:r>
+      <w:r>
+        <w:rPr>
+          <w:webHidden/>
+        </w:rPr>
         <w:tab/>
       </w:r>
       <w:r>
+        <w:rPr>
+          <w:webHidden/>
+        </w:rPr>
         <w:fldChar w:fldCharType="begin"/>
       </w:r>
       <w:r>
-        <w:instrText>PAGEREF  \h</w:instrText>
-      </w:r>
-      <w:r>
+        <w:rPr>
+          <w:webHidden/>
+        </w:rPr>
+        <w:instrText xml:space="preserve"> PAGEREF _Toc229035223 \h </w:instrText>
+      </w:r>
+      <w:r>
+        <w:rPr>
+          <w:webHidden/>
+        </w:rPr>
+      </w:r>
+      <w:r>
+        <w:rPr>
+          <w:webHidden/>
+        </w:rPr>
         <w:fldChar w:fldCharType="separate"/>
       </w:r>
       <w:r>
-        <w:t>9</w:t>
-      </w:r>
-      <w:r>
+        <w:rPr>
+          <w:webHidden/>
+        </w:rPr>
+        <w:t>7</w:t>
+      </w:r>
+      <w:r>
+        <w:rPr>
+          <w:webHidden/>
+        </w:rPr>
         <w:fldChar w:fldCharType="end"/>
       </w:r>
     </w:p>
     <w:p>
       <w:pPr>
-        <w:pStyle w:val="TM2"/>
-        <w:tabs>
-          <w:tab w:val="clear" w:pos="9072"/>
-          <w:tab w:val="left" w:pos="660"/>
-          <w:tab w:val="right" w:leader="dot" w:pos="9060"/>
-        </w:tabs>
+        <w:pStyle w:val="TM3"/>
         <w:rPr>
           <w:rFonts w:asciiTheme="minorHAnsi" w:eastAsiaTheme="minorEastAsia" w:hAnsiTheme="minorHAnsi" w:cstheme="minorBidi"/>
           <w:kern w:val="2"/>
@@ -1232,41 +1122,9 @@
         </w:rPr>
       </w:pPr>
       <w:r>
-        <w:t>4.3</w:t>
-      </w:r>
-      <w:r>
-        <w:tab/>
-      </w:r>
-      <w:r>
-        <w:t>Schémas réseau</w:t>
-      </w:r>
-      <w:r>
-        <w:tab/>
-      </w:r>
-      <w:r>
-        <w:fldChar w:fldCharType="begin"/>
-      </w:r>
-      <w:r>
-        <w:instrText>PAGEREF  \h</w:instrText>
-      </w:r>
-      <w:r>
-        <w:fldChar w:fldCharType="separate"/>
-      </w:r>
-      <w:r>
-        <w:t>9</w:t>
-      </w:r>
-      <w:r>
-        <w:fldChar w:fldCharType="end"/>
-      </w:r>
-    </w:p>
-    <w:p>
-      <w:pPr>
-        <w:pStyle w:val="TM2"/>
-        <w:tabs>
-          <w:tab w:val="clear" w:pos="9072"/>
-          <w:tab w:val="left" w:pos="660"/>
-          <w:tab w:val="right" w:leader="dot" w:pos="9060"/>
-        </w:tabs>
+        <w:t>2.1.1</w:t>
+      </w:r>
+      <w:r>
         <w:rPr>
           <w:rFonts w:asciiTheme="minorHAnsi" w:eastAsiaTheme="minorEastAsia" w:hAnsiTheme="minorHAnsi" w:cstheme="minorBidi"/>
           <w:kern w:val="2"/>
@@ -1275,43 +1133,56 @@
           <w:lang w:eastAsia="fr-CH"/>
           <w14:ligatures w14:val="standardContextual"/>
         </w:rPr>
-      </w:pPr>
-      <w:r>
-        <w:t>4.4</w:t>
-      </w:r>
-      <w:r>
         <w:tab/>
       </w:r>
       <w:r>
-        <w:t>Configurations techniques</w:t>
-      </w:r>
-      <w:r>
+        <w:t>Gestion de l’authentification</w:t>
+      </w:r>
+      <w:r>
+        <w:rPr>
+          <w:webHidden/>
+        </w:rPr>
         <w:tab/>
       </w:r>
       <w:r>
+        <w:rPr>
+          <w:webHidden/>
+        </w:rPr>
         <w:fldChar w:fldCharType="begin"/>
       </w:r>
       <w:r>
-        <w:instrText>PAGEREF  \h</w:instrText>
-      </w:r>
-      <w:r>
+        <w:rPr>
+          <w:webHidden/>
+        </w:rPr>
+        <w:instrText xml:space="preserve"> PAGEREF _Toc229035224 \h </w:instrText>
+      </w:r>
+      <w:r>
+        <w:rPr>
+          <w:webHidden/>
+        </w:rPr>
+      </w:r>
+      <w:r>
+        <w:rPr>
+          <w:webHidden/>
+        </w:rPr>
         <w:fldChar w:fldCharType="separate"/>
       </w:r>
       <w:r>
-        <w:t>9</w:t>
-      </w:r>
-      <w:r>
+        <w:rPr>
+          <w:webHidden/>
+        </w:rPr>
+        <w:t>7</w:t>
+      </w:r>
+      <w:r>
+        <w:rPr>
+          <w:webHidden/>
+        </w:rPr>
         <w:fldChar w:fldCharType="end"/>
       </w:r>
     </w:p>
     <w:p>
       <w:pPr>
-        <w:pStyle w:val="TM2"/>
-        <w:tabs>
-          <w:tab w:val="clear" w:pos="9072"/>
-          <w:tab w:val="left" w:pos="660"/>
-          <w:tab w:val="right" w:leader="dot" w:pos="9060"/>
-        </w:tabs>
+        <w:pStyle w:val="TM3"/>
         <w:rPr>
           <w:rFonts w:asciiTheme="minorHAnsi" w:eastAsiaTheme="minorEastAsia" w:hAnsiTheme="minorHAnsi" w:cstheme="minorBidi"/>
           <w:kern w:val="2"/>
@@ -1322,41 +1193,777 @@
         </w:rPr>
       </w:pPr>
       <w:r>
-        <w:t>4.5</w:t>
-      </w:r>
-      <w:r>
+        <w:t>2.1.2</w:t>
+      </w:r>
+      <w:r>
+        <w:rPr>
+          <w:rFonts w:asciiTheme="minorHAnsi" w:eastAsiaTheme="minorEastAsia" w:hAnsiTheme="minorHAnsi" w:cstheme="minorBidi"/>
+          <w:kern w:val="2"/>
+          <w:sz w:val="24"/>
+          <w:szCs w:val="24"/>
+          <w:lang w:eastAsia="fr-CH"/>
+          <w14:ligatures w14:val="standardContextual"/>
+        </w:rPr>
         <w:tab/>
       </w:r>
       <w:r>
-        <w:t>Concept de tests</w:t>
-      </w:r>
-      <w:r>
+        <w:t>Stockage rapide et efficace</w:t>
+      </w:r>
+      <w:r>
+        <w:rPr>
+          <w:webHidden/>
+        </w:rPr>
         <w:tab/>
       </w:r>
       <w:r>
+        <w:rPr>
+          <w:webHidden/>
+        </w:rPr>
         <w:fldChar w:fldCharType="begin"/>
       </w:r>
       <w:r>
-        <w:instrText>PAGEREF  \h</w:instrText>
-      </w:r>
-      <w:r>
+        <w:rPr>
+          <w:webHidden/>
+        </w:rPr>
+        <w:instrText xml:space="preserve"> PAGEREF _Toc229035225 \h </w:instrText>
+      </w:r>
+      <w:r>
+        <w:rPr>
+          <w:webHidden/>
+        </w:rPr>
+      </w:r>
+      <w:r>
+        <w:rPr>
+          <w:webHidden/>
+        </w:rPr>
         <w:fldChar w:fldCharType="separate"/>
       </w:r>
       <w:r>
-        <w:t>9</w:t>
-      </w:r>
-      <w:r>
+        <w:rPr>
+          <w:webHidden/>
+        </w:rPr>
+        <w:t>7</w:t>
+      </w:r>
+      <w:r>
+        <w:rPr>
+          <w:webHidden/>
+        </w:rPr>
         <w:fldChar w:fldCharType="end"/>
       </w:r>
     </w:p>
     <w:p>
       <w:pPr>
+        <w:pStyle w:val="TM3"/>
+        <w:rPr>
+          <w:rFonts w:asciiTheme="minorHAnsi" w:eastAsiaTheme="minorEastAsia" w:hAnsiTheme="minorHAnsi" w:cstheme="minorBidi"/>
+          <w:kern w:val="2"/>
+          <w:sz w:val="24"/>
+          <w:szCs w:val="24"/>
+          <w:lang w:eastAsia="fr-CH"/>
+          <w14:ligatures w14:val="standardContextual"/>
+        </w:rPr>
+      </w:pPr>
+      <w:r>
+        <w:t>2.1.3</w:t>
+      </w:r>
+      <w:r>
+        <w:rPr>
+          <w:rFonts w:asciiTheme="minorHAnsi" w:eastAsiaTheme="minorEastAsia" w:hAnsiTheme="minorHAnsi" w:cstheme="minorBidi"/>
+          <w:kern w:val="2"/>
+          <w:sz w:val="24"/>
+          <w:szCs w:val="24"/>
+          <w:lang w:eastAsia="fr-CH"/>
+          <w14:ligatures w14:val="standardContextual"/>
+        </w:rPr>
+        <w:tab/>
+      </w:r>
+      <w:r>
+        <w:t>Image disque de serveurs Windows avec tous les prérequis installés</w:t>
+      </w:r>
+      <w:r>
+        <w:rPr>
+          <w:webHidden/>
+        </w:rPr>
+        <w:tab/>
+      </w:r>
+      <w:r>
+        <w:rPr>
+          <w:webHidden/>
+        </w:rPr>
+        <w:fldChar w:fldCharType="begin"/>
+      </w:r>
+      <w:r>
+        <w:rPr>
+          <w:webHidden/>
+        </w:rPr>
+        <w:instrText xml:space="preserve"> PAGEREF _Toc229035226 \h </w:instrText>
+      </w:r>
+      <w:r>
+        <w:rPr>
+          <w:webHidden/>
+        </w:rPr>
+      </w:r>
+      <w:r>
+        <w:rPr>
+          <w:webHidden/>
+        </w:rPr>
+        <w:fldChar w:fldCharType="separate"/>
+      </w:r>
+      <w:r>
+        <w:rPr>
+          <w:webHidden/>
+        </w:rPr>
+        <w:t>7</w:t>
+      </w:r>
+      <w:r>
+        <w:rPr>
+          <w:webHidden/>
+        </w:rPr>
+        <w:fldChar w:fldCharType="end"/>
+      </w:r>
+    </w:p>
+    <w:p>
+      <w:pPr>
+        <w:pStyle w:val="TM3"/>
+        <w:rPr>
+          <w:rFonts w:asciiTheme="minorHAnsi" w:eastAsiaTheme="minorEastAsia" w:hAnsiTheme="minorHAnsi" w:cstheme="minorBidi"/>
+          <w:kern w:val="2"/>
+          <w:sz w:val="24"/>
+          <w:szCs w:val="24"/>
+          <w:lang w:eastAsia="fr-CH"/>
+          <w14:ligatures w14:val="standardContextual"/>
+        </w:rPr>
+      </w:pPr>
+      <w:r>
+        <w:t>2.1.4</w:t>
+      </w:r>
+      <w:r>
+        <w:rPr>
+          <w:rFonts w:asciiTheme="minorHAnsi" w:eastAsiaTheme="minorEastAsia" w:hAnsiTheme="minorHAnsi" w:cstheme="minorBidi"/>
+          <w:kern w:val="2"/>
+          <w:sz w:val="24"/>
+          <w:szCs w:val="24"/>
+          <w:lang w:eastAsia="fr-CH"/>
+          <w14:ligatures w14:val="standardContextual"/>
+        </w:rPr>
+        <w:tab/>
+      </w:r>
+      <w:r>
+        <w:t>Réseau sécurisé</w:t>
+      </w:r>
+      <w:r>
+        <w:rPr>
+          <w:webHidden/>
+        </w:rPr>
+        <w:tab/>
+      </w:r>
+      <w:r>
+        <w:rPr>
+          <w:webHidden/>
+        </w:rPr>
+        <w:fldChar w:fldCharType="begin"/>
+      </w:r>
+      <w:r>
+        <w:rPr>
+          <w:webHidden/>
+        </w:rPr>
+        <w:instrText xml:space="preserve"> PAGEREF _Toc229035227 \h </w:instrText>
+      </w:r>
+      <w:r>
+        <w:rPr>
+          <w:webHidden/>
+        </w:rPr>
+      </w:r>
+      <w:r>
+        <w:rPr>
+          <w:webHidden/>
+        </w:rPr>
+        <w:fldChar w:fldCharType="separate"/>
+      </w:r>
+      <w:r>
+        <w:rPr>
+          <w:webHidden/>
+        </w:rPr>
+        <w:t>8</w:t>
+      </w:r>
+      <w:r>
+        <w:rPr>
+          <w:webHidden/>
+        </w:rPr>
+        <w:fldChar w:fldCharType="end"/>
+      </w:r>
+    </w:p>
+    <w:p>
+      <w:pPr>
+        <w:pStyle w:val="TM3"/>
+        <w:rPr>
+          <w:rFonts w:asciiTheme="minorHAnsi" w:eastAsiaTheme="minorEastAsia" w:hAnsiTheme="minorHAnsi" w:cstheme="minorBidi"/>
+          <w:kern w:val="2"/>
+          <w:sz w:val="24"/>
+          <w:szCs w:val="24"/>
+          <w:lang w:eastAsia="fr-CH"/>
+          <w14:ligatures w14:val="standardContextual"/>
+        </w:rPr>
+      </w:pPr>
+      <w:r>
+        <w:t>2.1.5</w:t>
+      </w:r>
+      <w:r>
+        <w:rPr>
+          <w:rFonts w:asciiTheme="minorHAnsi" w:eastAsiaTheme="minorEastAsia" w:hAnsiTheme="minorHAnsi" w:cstheme="minorBidi"/>
+          <w:kern w:val="2"/>
+          <w:sz w:val="24"/>
+          <w:szCs w:val="24"/>
+          <w:lang w:eastAsia="fr-CH"/>
+          <w14:ligatures w14:val="standardContextual"/>
+        </w:rPr>
+        <w:tab/>
+      </w:r>
+      <w:r>
+        <w:t>Backup et restauration des données</w:t>
+      </w:r>
+      <w:r>
+        <w:rPr>
+          <w:webHidden/>
+        </w:rPr>
+        <w:tab/>
+      </w:r>
+      <w:r>
+        <w:rPr>
+          <w:webHidden/>
+        </w:rPr>
+        <w:fldChar w:fldCharType="begin"/>
+      </w:r>
+      <w:r>
+        <w:rPr>
+          <w:webHidden/>
+        </w:rPr>
+        <w:instrText xml:space="preserve"> PAGEREF _Toc229035228 \h </w:instrText>
+      </w:r>
+      <w:r>
+        <w:rPr>
+          <w:webHidden/>
+        </w:rPr>
+      </w:r>
+      <w:r>
+        <w:rPr>
+          <w:webHidden/>
+        </w:rPr>
+        <w:fldChar w:fldCharType="separate"/>
+      </w:r>
+      <w:r>
+        <w:rPr>
+          <w:webHidden/>
+        </w:rPr>
+        <w:t>8</w:t>
+      </w:r>
+      <w:r>
+        <w:rPr>
+          <w:webHidden/>
+        </w:rPr>
+        <w:fldChar w:fldCharType="end"/>
+      </w:r>
+    </w:p>
+    <w:p>
+      <w:pPr>
+        <w:pStyle w:val="TM2"/>
+        <w:rPr>
+          <w:rFonts w:asciiTheme="minorHAnsi" w:eastAsiaTheme="minorEastAsia" w:hAnsiTheme="minorHAnsi" w:cstheme="minorBidi"/>
+          <w:kern w:val="2"/>
+          <w:sz w:val="24"/>
+          <w:szCs w:val="24"/>
+          <w:lang w:eastAsia="fr-CH"/>
+          <w14:ligatures w14:val="standardContextual"/>
+        </w:rPr>
+      </w:pPr>
+      <w:r>
+        <w:t>2.2</w:t>
+      </w:r>
+      <w:r>
+        <w:rPr>
+          <w:rFonts w:asciiTheme="minorHAnsi" w:eastAsiaTheme="minorEastAsia" w:hAnsiTheme="minorHAnsi" w:cstheme="minorBidi"/>
+          <w:kern w:val="2"/>
+          <w:sz w:val="24"/>
+          <w:szCs w:val="24"/>
+          <w:lang w:eastAsia="fr-CH"/>
+          <w14:ligatures w14:val="standardContextual"/>
+        </w:rPr>
+        <w:tab/>
+      </w:r>
+      <w:r>
+        <w:t>Analyse de l’architecture Proxmox</w:t>
+      </w:r>
+      <w:r>
+        <w:rPr>
+          <w:webHidden/>
+        </w:rPr>
+        <w:tab/>
+      </w:r>
+      <w:r>
+        <w:rPr>
+          <w:webHidden/>
+        </w:rPr>
+        <w:fldChar w:fldCharType="begin"/>
+      </w:r>
+      <w:r>
+        <w:rPr>
+          <w:webHidden/>
+        </w:rPr>
+        <w:instrText xml:space="preserve"> PAGEREF _Toc229035229 \h </w:instrText>
+      </w:r>
+      <w:r>
+        <w:rPr>
+          <w:webHidden/>
+        </w:rPr>
+      </w:r>
+      <w:r>
+        <w:rPr>
+          <w:webHidden/>
+        </w:rPr>
+        <w:fldChar w:fldCharType="separate"/>
+      </w:r>
+      <w:r>
+        <w:rPr>
+          <w:webHidden/>
+        </w:rPr>
+        <w:t>8</w:t>
+      </w:r>
+      <w:r>
+        <w:rPr>
+          <w:webHidden/>
+        </w:rPr>
+        <w:fldChar w:fldCharType="end"/>
+      </w:r>
+    </w:p>
+    <w:p>
+      <w:pPr>
+        <w:pStyle w:val="TM3"/>
+        <w:rPr>
+          <w:rFonts w:asciiTheme="minorHAnsi" w:eastAsiaTheme="minorEastAsia" w:hAnsiTheme="minorHAnsi" w:cstheme="minorBidi"/>
+          <w:kern w:val="2"/>
+          <w:sz w:val="24"/>
+          <w:szCs w:val="24"/>
+          <w:lang w:eastAsia="fr-CH"/>
+          <w14:ligatures w14:val="standardContextual"/>
+        </w:rPr>
+      </w:pPr>
+      <w:r>
+        <w:t>2.2.1</w:t>
+      </w:r>
+      <w:r>
+        <w:rPr>
+          <w:rFonts w:asciiTheme="minorHAnsi" w:eastAsiaTheme="minorEastAsia" w:hAnsiTheme="minorHAnsi" w:cstheme="minorBidi"/>
+          <w:kern w:val="2"/>
+          <w:sz w:val="24"/>
+          <w:szCs w:val="24"/>
+          <w:lang w:eastAsia="fr-CH"/>
+          <w14:ligatures w14:val="standardContextual"/>
+        </w:rPr>
+        <w:tab/>
+      </w:r>
+      <w:r>
+        <w:t>Cluster</w:t>
+      </w:r>
+      <w:r>
+        <w:rPr>
+          <w:webHidden/>
+        </w:rPr>
+        <w:tab/>
+      </w:r>
+      <w:r>
+        <w:rPr>
+          <w:webHidden/>
+        </w:rPr>
+        <w:fldChar w:fldCharType="begin"/>
+      </w:r>
+      <w:r>
+        <w:rPr>
+          <w:webHidden/>
+        </w:rPr>
+        <w:instrText xml:space="preserve"> PAGEREF _Toc229035230 \h </w:instrText>
+      </w:r>
+      <w:r>
+        <w:rPr>
+          <w:webHidden/>
+        </w:rPr>
+      </w:r>
+      <w:r>
+        <w:rPr>
+          <w:webHidden/>
+        </w:rPr>
+        <w:fldChar w:fldCharType="separate"/>
+      </w:r>
+      <w:r>
+        <w:rPr>
+          <w:webHidden/>
+        </w:rPr>
+        <w:t>8</w:t>
+      </w:r>
+      <w:r>
+        <w:rPr>
+          <w:webHidden/>
+        </w:rPr>
+        <w:fldChar w:fldCharType="end"/>
+      </w:r>
+    </w:p>
+    <w:p>
+      <w:pPr>
+        <w:pStyle w:val="TM3"/>
+        <w:rPr>
+          <w:rFonts w:asciiTheme="minorHAnsi" w:eastAsiaTheme="minorEastAsia" w:hAnsiTheme="minorHAnsi" w:cstheme="minorBidi"/>
+          <w:kern w:val="2"/>
+          <w:sz w:val="24"/>
+          <w:szCs w:val="24"/>
+          <w:lang w:eastAsia="fr-CH"/>
+          <w14:ligatures w14:val="standardContextual"/>
+        </w:rPr>
+      </w:pPr>
+      <w:r>
+        <w:t>2.2.2</w:t>
+      </w:r>
+      <w:r>
+        <w:rPr>
+          <w:rFonts w:asciiTheme="minorHAnsi" w:eastAsiaTheme="minorEastAsia" w:hAnsiTheme="minorHAnsi" w:cstheme="minorBidi"/>
+          <w:kern w:val="2"/>
+          <w:sz w:val="24"/>
+          <w:szCs w:val="24"/>
+          <w:lang w:eastAsia="fr-CH"/>
+          <w14:ligatures w14:val="standardContextual"/>
+        </w:rPr>
+        <w:tab/>
+      </w:r>
+      <w:r>
+        <w:t>Stockage</w:t>
+      </w:r>
+      <w:r>
+        <w:rPr>
+          <w:webHidden/>
+        </w:rPr>
+        <w:tab/>
+      </w:r>
+      <w:r>
+        <w:rPr>
+          <w:webHidden/>
+        </w:rPr>
+        <w:fldChar w:fldCharType="begin"/>
+      </w:r>
+      <w:r>
+        <w:rPr>
+          <w:webHidden/>
+        </w:rPr>
+        <w:instrText xml:space="preserve"> PAGEREF _Toc229035231 \h </w:instrText>
+      </w:r>
+      <w:r>
+        <w:rPr>
+          <w:webHidden/>
+        </w:rPr>
+      </w:r>
+      <w:r>
+        <w:rPr>
+          <w:webHidden/>
+        </w:rPr>
+        <w:fldChar w:fldCharType="separate"/>
+      </w:r>
+      <w:r>
+        <w:rPr>
+          <w:webHidden/>
+        </w:rPr>
+        <w:t>8</w:t>
+      </w:r>
+      <w:r>
+        <w:rPr>
+          <w:webHidden/>
+        </w:rPr>
+        <w:fldChar w:fldCharType="end"/>
+      </w:r>
+    </w:p>
+    <w:p>
+      <w:pPr>
+        <w:pStyle w:val="TM2"/>
+        <w:rPr>
+          <w:rFonts w:asciiTheme="minorHAnsi" w:eastAsiaTheme="minorEastAsia" w:hAnsiTheme="minorHAnsi" w:cstheme="minorBidi"/>
+          <w:kern w:val="2"/>
+          <w:sz w:val="24"/>
+          <w:szCs w:val="24"/>
+          <w:lang w:eastAsia="fr-CH"/>
+          <w14:ligatures w14:val="standardContextual"/>
+        </w:rPr>
+      </w:pPr>
+      <w:r>
+        <w:t>2.3</w:t>
+      </w:r>
+      <w:r>
+        <w:rPr>
+          <w:rFonts w:asciiTheme="minorHAnsi" w:eastAsiaTheme="minorEastAsia" w:hAnsiTheme="minorHAnsi" w:cstheme="minorBidi"/>
+          <w:kern w:val="2"/>
+          <w:sz w:val="24"/>
+          <w:szCs w:val="24"/>
+          <w:lang w:eastAsia="fr-CH"/>
+          <w14:ligatures w14:val="standardContextual"/>
+        </w:rPr>
+        <w:tab/>
+      </w:r>
+      <w:r>
+        <w:t>Analyse des outils d’automatisation</w:t>
+      </w:r>
+      <w:r>
+        <w:rPr>
+          <w:webHidden/>
+        </w:rPr>
+        <w:tab/>
+      </w:r>
+      <w:r>
+        <w:rPr>
+          <w:webHidden/>
+        </w:rPr>
+        <w:fldChar w:fldCharType="begin"/>
+      </w:r>
+      <w:r>
+        <w:rPr>
+          <w:webHidden/>
+        </w:rPr>
+        <w:instrText xml:space="preserve"> PAGEREF _Toc229035232 \h </w:instrText>
+      </w:r>
+      <w:r>
+        <w:rPr>
+          <w:webHidden/>
+        </w:rPr>
+      </w:r>
+      <w:r>
+        <w:rPr>
+          <w:webHidden/>
+        </w:rPr>
+        <w:fldChar w:fldCharType="separate"/>
+      </w:r>
+      <w:r>
+        <w:rPr>
+          <w:webHidden/>
+        </w:rPr>
+        <w:t>10</w:t>
+      </w:r>
+      <w:r>
+        <w:rPr>
+          <w:webHidden/>
+        </w:rPr>
+        <w:fldChar w:fldCharType="end"/>
+      </w:r>
+    </w:p>
+    <w:p>
+      <w:pPr>
+        <w:pStyle w:val="TM3"/>
+        <w:rPr>
+          <w:rFonts w:asciiTheme="minorHAnsi" w:eastAsiaTheme="minorEastAsia" w:hAnsiTheme="minorHAnsi" w:cstheme="minorBidi"/>
+          <w:kern w:val="2"/>
+          <w:sz w:val="24"/>
+          <w:szCs w:val="24"/>
+          <w:lang w:eastAsia="fr-CH"/>
+          <w14:ligatures w14:val="standardContextual"/>
+        </w:rPr>
+      </w:pPr>
+      <w:r>
+        <w:t>2.3.1</w:t>
+      </w:r>
+      <w:r>
+        <w:rPr>
+          <w:rFonts w:asciiTheme="minorHAnsi" w:eastAsiaTheme="minorEastAsia" w:hAnsiTheme="minorHAnsi" w:cstheme="minorBidi"/>
+          <w:kern w:val="2"/>
+          <w:sz w:val="24"/>
+          <w:szCs w:val="24"/>
+          <w:lang w:eastAsia="fr-CH"/>
+          <w14:ligatures w14:val="standardContextual"/>
+        </w:rPr>
+        <w:tab/>
+      </w:r>
+      <w:r>
+        <w:t>Terraform</w:t>
+      </w:r>
+      <w:r>
+        <w:rPr>
+          <w:webHidden/>
+        </w:rPr>
+        <w:tab/>
+      </w:r>
+      <w:r>
+        <w:rPr>
+          <w:webHidden/>
+        </w:rPr>
+        <w:fldChar w:fldCharType="begin"/>
+      </w:r>
+      <w:r>
+        <w:rPr>
+          <w:webHidden/>
+        </w:rPr>
+        <w:instrText xml:space="preserve"> PAGEREF _Toc229035233 \h </w:instrText>
+      </w:r>
+      <w:r>
+        <w:rPr>
+          <w:webHidden/>
+        </w:rPr>
+      </w:r>
+      <w:r>
+        <w:rPr>
+          <w:webHidden/>
+        </w:rPr>
+        <w:fldChar w:fldCharType="separate"/>
+      </w:r>
+      <w:r>
+        <w:rPr>
+          <w:webHidden/>
+        </w:rPr>
+        <w:t>10</w:t>
+      </w:r>
+      <w:r>
+        <w:rPr>
+          <w:webHidden/>
+        </w:rPr>
+        <w:fldChar w:fldCharType="end"/>
+      </w:r>
+    </w:p>
+    <w:p>
+      <w:pPr>
+        <w:pStyle w:val="TM3"/>
+        <w:rPr>
+          <w:rFonts w:asciiTheme="minorHAnsi" w:eastAsiaTheme="minorEastAsia" w:hAnsiTheme="minorHAnsi" w:cstheme="minorBidi"/>
+          <w:kern w:val="2"/>
+          <w:sz w:val="24"/>
+          <w:szCs w:val="24"/>
+          <w:lang w:eastAsia="fr-CH"/>
+          <w14:ligatures w14:val="standardContextual"/>
+        </w:rPr>
+      </w:pPr>
+      <w:r>
+        <w:t>2.3.2</w:t>
+      </w:r>
+      <w:r>
+        <w:rPr>
+          <w:rFonts w:asciiTheme="minorHAnsi" w:eastAsiaTheme="minorEastAsia" w:hAnsiTheme="minorHAnsi" w:cstheme="minorBidi"/>
+          <w:kern w:val="2"/>
+          <w:sz w:val="24"/>
+          <w:szCs w:val="24"/>
+          <w:lang w:eastAsia="fr-CH"/>
+          <w14:ligatures w14:val="standardContextual"/>
+        </w:rPr>
+        <w:tab/>
+      </w:r>
+      <w:r>
+        <w:t>Ansible</w:t>
+      </w:r>
+      <w:r>
+        <w:rPr>
+          <w:webHidden/>
+        </w:rPr>
+        <w:tab/>
+      </w:r>
+      <w:r>
+        <w:rPr>
+          <w:webHidden/>
+        </w:rPr>
+        <w:fldChar w:fldCharType="begin"/>
+      </w:r>
+      <w:r>
+        <w:rPr>
+          <w:webHidden/>
+        </w:rPr>
+        <w:instrText xml:space="preserve"> PAGEREF _Toc229035234 \h </w:instrText>
+      </w:r>
+      <w:r>
+        <w:rPr>
+          <w:webHidden/>
+        </w:rPr>
+      </w:r>
+      <w:r>
+        <w:rPr>
+          <w:webHidden/>
+        </w:rPr>
+        <w:fldChar w:fldCharType="separate"/>
+      </w:r>
+      <w:r>
+        <w:rPr>
+          <w:webHidden/>
+        </w:rPr>
+        <w:t>11</w:t>
+      </w:r>
+      <w:r>
+        <w:rPr>
+          <w:webHidden/>
+        </w:rPr>
+        <w:fldChar w:fldCharType="end"/>
+      </w:r>
+    </w:p>
+    <w:p>
+      <w:pPr>
+        <w:pStyle w:val="TM3"/>
+        <w:rPr>
+          <w:rFonts w:asciiTheme="minorHAnsi" w:eastAsiaTheme="minorEastAsia" w:hAnsiTheme="minorHAnsi" w:cstheme="minorBidi"/>
+          <w:kern w:val="2"/>
+          <w:sz w:val="24"/>
+          <w:szCs w:val="24"/>
+          <w:lang w:eastAsia="fr-CH"/>
+          <w14:ligatures w14:val="standardContextual"/>
+        </w:rPr>
+      </w:pPr>
+      <w:r>
+        <w:t>2.3.3</w:t>
+      </w:r>
+      <w:r>
+        <w:rPr>
+          <w:rFonts w:asciiTheme="minorHAnsi" w:eastAsiaTheme="minorEastAsia" w:hAnsiTheme="minorHAnsi" w:cstheme="minorBidi"/>
+          <w:kern w:val="2"/>
+          <w:sz w:val="24"/>
+          <w:szCs w:val="24"/>
+          <w:lang w:eastAsia="fr-CH"/>
+          <w14:ligatures w14:val="standardContextual"/>
+        </w:rPr>
+        <w:tab/>
+      </w:r>
+      <w:r>
+        <w:t>Décision quant à la technologie</w:t>
+      </w:r>
+      <w:r>
+        <w:rPr>
+          <w:webHidden/>
+        </w:rPr>
+        <w:tab/>
+      </w:r>
+      <w:r>
+        <w:rPr>
+          <w:webHidden/>
+        </w:rPr>
+        <w:fldChar w:fldCharType="begin"/>
+      </w:r>
+      <w:r>
+        <w:rPr>
+          <w:webHidden/>
+        </w:rPr>
+        <w:instrText xml:space="preserve"> PAGEREF _Toc229035235 \h </w:instrText>
+      </w:r>
+      <w:r>
+        <w:rPr>
+          <w:webHidden/>
+        </w:rPr>
+      </w:r>
+      <w:r>
+        <w:rPr>
+          <w:webHidden/>
+        </w:rPr>
+        <w:fldChar w:fldCharType="separate"/>
+      </w:r>
+      <w:r>
+        <w:rPr>
+          <w:webHidden/>
+        </w:rPr>
+        <w:t>11</w:t>
+      </w:r>
+      <w:r>
+        <w:rPr>
+          <w:webHidden/>
+        </w:rPr>
+        <w:fldChar w:fldCharType="end"/>
+      </w:r>
+    </w:p>
+    <w:p>
+      <w:pPr>
         <w:pStyle w:val="TM1"/>
-        <w:tabs>
-          <w:tab w:val="clear" w:pos="9072"/>
-          <w:tab w:val="left" w:pos="435"/>
-          <w:tab w:val="right" w:leader="dot" w:pos="9060"/>
-        </w:tabs>
         <w:rPr>
           <w:rFonts w:asciiTheme="minorHAnsi" w:eastAsiaTheme="minorEastAsia" w:hAnsiTheme="minorHAnsi" w:cstheme="minorBidi"/>
           <w:b w:val="0"/>
@@ -1370,41 +1977,12 @@
         </w:rPr>
       </w:pPr>
       <w:r>
-        <w:t>5</w:t>
-      </w:r>
-      <w:r>
-        <w:tab/>
-      </w:r>
-      <w:r>
-        <w:t>Réalisation</w:t>
-      </w:r>
-      <w:r>
-        <w:tab/>
-      </w:r>
-      <w:r>
-        <w:fldChar w:fldCharType="begin"/>
-      </w:r>
-      <w:r>
-        <w:instrText>PAGEREF  \h</w:instrText>
-      </w:r>
-      <w:r>
-        <w:fldChar w:fldCharType="separate"/>
-      </w:r>
-      <w:r>
-        <w:t>9</w:t>
-      </w:r>
-      <w:r>
-        <w:fldChar w:fldCharType="end"/>
-      </w:r>
-    </w:p>
-    <w:p>
-      <w:pPr>
-        <w:pStyle w:val="TM1"/>
-        <w:tabs>
-          <w:tab w:val="clear" w:pos="9072"/>
-          <w:tab w:val="left" w:pos="435"/>
-          <w:tab w:val="right" w:leader="dot" w:pos="9060"/>
-        </w:tabs>
+        <w:rPr>
+          <w:noProof/>
+        </w:rPr>
+        <w:t>3</w:t>
+      </w:r>
+      <w:r>
         <w:rPr>
           <w:rFonts w:asciiTheme="minorHAnsi" w:eastAsiaTheme="minorEastAsia" w:hAnsiTheme="minorHAnsi" w:cstheme="minorBidi"/>
           <w:b w:val="0"/>
@@ -1416,43 +1994,66 @@
           <w:lang w:eastAsia="fr-CH"/>
           <w14:ligatures w14:val="standardContextual"/>
         </w:rPr>
-      </w:pPr>
-      <w:r>
-        <w:t>6</w:t>
-      </w:r>
-      <w:r>
         <w:tab/>
       </w:r>
       <w:r>
-        <w:t>Tests</w:t>
-      </w:r>
-      <w:r>
+        <w:rPr>
+          <w:noProof/>
+        </w:rPr>
+        <w:t>Concept</w:t>
+      </w:r>
+      <w:r>
+        <w:rPr>
+          <w:noProof/>
+          <w:webHidden/>
+        </w:rPr>
         <w:tab/>
       </w:r>
       <w:r>
+        <w:rPr>
+          <w:noProof/>
+          <w:webHidden/>
+        </w:rPr>
         <w:fldChar w:fldCharType="begin"/>
       </w:r>
       <w:r>
-        <w:instrText>PAGEREF  \h</w:instrText>
-      </w:r>
-      <w:r>
+        <w:rPr>
+          <w:noProof/>
+          <w:webHidden/>
+        </w:rPr>
+        <w:instrText xml:space="preserve"> PAGEREF _Toc229035236 \h </w:instrText>
+      </w:r>
+      <w:r>
+        <w:rPr>
+          <w:noProof/>
+          <w:webHidden/>
+        </w:rPr>
+      </w:r>
+      <w:r>
+        <w:rPr>
+          <w:noProof/>
+          <w:webHidden/>
+        </w:rPr>
         <w:fldChar w:fldCharType="separate"/>
       </w:r>
       <w:r>
-        <w:t>10</w:t>
-      </w:r>
-      <w:r>
+        <w:rPr>
+          <w:noProof/>
+          <w:webHidden/>
+        </w:rPr>
+        <w:t>12</w:t>
+      </w:r>
+      <w:r>
+        <w:rPr>
+          <w:noProof/>
+          <w:webHidden/>
+        </w:rPr>
         <w:fldChar w:fldCharType="end"/>
       </w:r>
     </w:p>
     <w:p>
       <w:pPr>
         <w:pStyle w:val="TM2"/>
-        <w:tabs>
-          <w:tab w:val="clear" w:pos="9072"/>
-          <w:tab w:val="left" w:pos="660"/>
-          <w:tab w:val="right" w:leader="dot" w:pos="9060"/>
-        </w:tabs>
         <w:rPr>
           <w:rFonts w:asciiTheme="minorHAnsi" w:eastAsiaTheme="minorEastAsia" w:hAnsiTheme="minorHAnsi" w:cstheme="minorBidi"/>
           <w:kern w:val="2"/>
@@ -1463,41 +2064,9 @@
         </w:rPr>
       </w:pPr>
       <w:r>
-        <w:t>6.1</w:t>
-      </w:r>
-      <w:r>
-        <w:tab/>
-      </w:r>
-      <w:r>
-        <w:t>Procédure de test</w:t>
-      </w:r>
-      <w:r>
-        <w:tab/>
-      </w:r>
-      <w:r>
-        <w:fldChar w:fldCharType="begin"/>
-      </w:r>
-      <w:r>
-        <w:instrText>PAGEREF  \h</w:instrText>
-      </w:r>
-      <w:r>
-        <w:fldChar w:fldCharType="separate"/>
-      </w:r>
-      <w:r>
-        <w:t>11</w:t>
-      </w:r>
-      <w:r>
-        <w:fldChar w:fldCharType="end"/>
-      </w:r>
-    </w:p>
-    <w:p>
-      <w:pPr>
-        <w:pStyle w:val="TM2"/>
-        <w:tabs>
-          <w:tab w:val="clear" w:pos="9072"/>
-          <w:tab w:val="left" w:pos="660"/>
-          <w:tab w:val="right" w:leader="dot" w:pos="9060"/>
-        </w:tabs>
+        <w:t>3.1</w:t>
+      </w:r>
+      <w:r>
         <w:rPr>
           <w:rFonts w:asciiTheme="minorHAnsi" w:eastAsiaTheme="minorEastAsia" w:hAnsiTheme="minorHAnsi" w:cstheme="minorBidi"/>
           <w:kern w:val="2"/>
@@ -1506,44 +2075,412 @@
           <w:lang w:eastAsia="fr-CH"/>
           <w14:ligatures w14:val="standardContextual"/>
         </w:rPr>
+        <w:tab/>
+      </w:r>
+      <w:r>
+        <w:t>Architecture du système</w:t>
+      </w:r>
+      <w:r>
+        <w:rPr>
+          <w:webHidden/>
+        </w:rPr>
+        <w:tab/>
+      </w:r>
+      <w:r>
+        <w:rPr>
+          <w:webHidden/>
+        </w:rPr>
+        <w:fldChar w:fldCharType="begin"/>
+      </w:r>
+      <w:r>
+        <w:rPr>
+          <w:webHidden/>
+        </w:rPr>
+        <w:instrText xml:space="preserve"> PAGEREF _Toc229035237 \h </w:instrText>
+      </w:r>
+      <w:r>
+        <w:rPr>
+          <w:webHidden/>
+        </w:rPr>
+      </w:r>
+      <w:r>
+        <w:rPr>
+          <w:webHidden/>
+        </w:rPr>
+        <w:fldChar w:fldCharType="separate"/>
+      </w:r>
+      <w:r>
+        <w:rPr>
+          <w:webHidden/>
+        </w:rPr>
+        <w:t>12</w:t>
+      </w:r>
+      <w:r>
+        <w:rPr>
+          <w:webHidden/>
+        </w:rPr>
+        <w:fldChar w:fldCharType="end"/>
+      </w:r>
+    </w:p>
+    <w:p>
+      <w:pPr>
+        <w:pStyle w:val="TM2"/>
+        <w:rPr>
+          <w:rFonts w:asciiTheme="minorHAnsi" w:eastAsiaTheme="minorEastAsia" w:hAnsiTheme="minorHAnsi" w:cstheme="minorBidi"/>
+          <w:kern w:val="2"/>
+          <w:sz w:val="24"/>
+          <w:szCs w:val="24"/>
+          <w:lang w:eastAsia="fr-CH"/>
+          <w14:ligatures w14:val="standardContextual"/>
+        </w:rPr>
       </w:pPr>
       <w:r>
         <w:lastRenderedPageBreak/>
-        <w:t>6.2</w:t>
-      </w:r>
-      <w:r>
+        <w:t>3.2</w:t>
+      </w:r>
+      <w:r>
+        <w:rPr>
+          <w:rFonts w:asciiTheme="minorHAnsi" w:eastAsiaTheme="minorEastAsia" w:hAnsiTheme="minorHAnsi" w:cstheme="minorBidi"/>
+          <w:kern w:val="2"/>
+          <w:sz w:val="24"/>
+          <w:szCs w:val="24"/>
+          <w:lang w:eastAsia="fr-CH"/>
+          <w14:ligatures w14:val="standardContextual"/>
+        </w:rPr>
         <w:tab/>
       </w:r>
       <w:r>
+        <w:t>Schémas système</w:t>
+      </w:r>
+      <w:r>
+        <w:rPr>
+          <w:webHidden/>
+        </w:rPr>
+        <w:tab/>
+      </w:r>
+      <w:r>
+        <w:rPr>
+          <w:webHidden/>
+        </w:rPr>
+        <w:fldChar w:fldCharType="begin"/>
+      </w:r>
+      <w:r>
+        <w:rPr>
+          <w:webHidden/>
+        </w:rPr>
+        <w:instrText xml:space="preserve"> PAGEREF _Toc229035238 \h </w:instrText>
+      </w:r>
+      <w:r>
+        <w:rPr>
+          <w:webHidden/>
+        </w:rPr>
+      </w:r>
+      <w:r>
+        <w:rPr>
+          <w:webHidden/>
+        </w:rPr>
+        <w:fldChar w:fldCharType="separate"/>
+      </w:r>
+      <w:r>
+        <w:rPr>
+          <w:webHidden/>
+        </w:rPr>
+        <w:t>12</w:t>
+      </w:r>
+      <w:r>
+        <w:rPr>
+          <w:webHidden/>
+        </w:rPr>
+        <w:fldChar w:fldCharType="end"/>
+      </w:r>
+    </w:p>
+    <w:p>
+      <w:pPr>
+        <w:pStyle w:val="TM2"/>
+        <w:rPr>
+          <w:rFonts w:asciiTheme="minorHAnsi" w:eastAsiaTheme="minorEastAsia" w:hAnsiTheme="minorHAnsi" w:cstheme="minorBidi"/>
+          <w:kern w:val="2"/>
+          <w:sz w:val="24"/>
+          <w:szCs w:val="24"/>
+          <w:lang w:eastAsia="fr-CH"/>
+          <w14:ligatures w14:val="standardContextual"/>
+        </w:rPr>
+      </w:pPr>
+      <w:r>
+        <w:t>3.3</w:t>
+      </w:r>
+      <w:r>
+        <w:rPr>
+          <w:rFonts w:asciiTheme="minorHAnsi" w:eastAsiaTheme="minorEastAsia" w:hAnsiTheme="minorHAnsi" w:cstheme="minorBidi"/>
+          <w:kern w:val="2"/>
+          <w:sz w:val="24"/>
+          <w:szCs w:val="24"/>
+          <w:lang w:eastAsia="fr-CH"/>
+          <w14:ligatures w14:val="standardContextual"/>
+        </w:rPr>
+        <w:tab/>
+      </w:r>
+      <w:r>
+        <w:t>Schémas réseau</w:t>
+      </w:r>
+      <w:r>
+        <w:rPr>
+          <w:webHidden/>
+        </w:rPr>
+        <w:tab/>
+      </w:r>
+      <w:r>
+        <w:rPr>
+          <w:webHidden/>
+        </w:rPr>
+        <w:fldChar w:fldCharType="begin"/>
+      </w:r>
+      <w:r>
+        <w:rPr>
+          <w:webHidden/>
+        </w:rPr>
+        <w:instrText xml:space="preserve"> PAGEREF _Toc229035239 \h </w:instrText>
+      </w:r>
+      <w:r>
+        <w:rPr>
+          <w:webHidden/>
+        </w:rPr>
+      </w:r>
+      <w:r>
+        <w:rPr>
+          <w:webHidden/>
+        </w:rPr>
+        <w:fldChar w:fldCharType="separate"/>
+      </w:r>
+      <w:r>
+        <w:rPr>
+          <w:webHidden/>
+        </w:rPr>
+        <w:t>12</w:t>
+      </w:r>
+      <w:r>
+        <w:rPr>
+          <w:webHidden/>
+        </w:rPr>
+        <w:fldChar w:fldCharType="end"/>
+      </w:r>
+    </w:p>
+    <w:p>
+      <w:pPr>
+        <w:pStyle w:val="TM2"/>
+        <w:rPr>
+          <w:rFonts w:asciiTheme="minorHAnsi" w:eastAsiaTheme="minorEastAsia" w:hAnsiTheme="minorHAnsi" w:cstheme="minorBidi"/>
+          <w:kern w:val="2"/>
+          <w:sz w:val="24"/>
+          <w:szCs w:val="24"/>
+          <w:lang w:eastAsia="fr-CH"/>
+          <w14:ligatures w14:val="standardContextual"/>
+        </w:rPr>
+      </w:pPr>
+      <w:r>
+        <w:t>3.4</w:t>
+      </w:r>
+      <w:r>
+        <w:rPr>
+          <w:rFonts w:asciiTheme="minorHAnsi" w:eastAsiaTheme="minorEastAsia" w:hAnsiTheme="minorHAnsi" w:cstheme="minorBidi"/>
+          <w:kern w:val="2"/>
+          <w:sz w:val="24"/>
+          <w:szCs w:val="24"/>
+          <w:lang w:eastAsia="fr-CH"/>
+          <w14:ligatures w14:val="standardContextual"/>
+        </w:rPr>
+        <w:tab/>
+      </w:r>
+      <w:r>
+        <w:t>Configurations techniques</w:t>
+      </w:r>
+      <w:r>
+        <w:rPr>
+          <w:webHidden/>
+        </w:rPr>
+        <w:tab/>
+      </w:r>
+      <w:r>
+        <w:rPr>
+          <w:webHidden/>
+        </w:rPr>
+        <w:fldChar w:fldCharType="begin"/>
+      </w:r>
+      <w:r>
+        <w:rPr>
+          <w:webHidden/>
+        </w:rPr>
+        <w:instrText xml:space="preserve"> PAGEREF _Toc229035240 \h </w:instrText>
+      </w:r>
+      <w:r>
+        <w:rPr>
+          <w:webHidden/>
+        </w:rPr>
+      </w:r>
+      <w:r>
+        <w:rPr>
+          <w:webHidden/>
+        </w:rPr>
+        <w:fldChar w:fldCharType="separate"/>
+      </w:r>
+      <w:r>
+        <w:rPr>
+          <w:webHidden/>
+        </w:rPr>
+        <w:t>12</w:t>
+      </w:r>
+      <w:r>
+        <w:rPr>
+          <w:webHidden/>
+        </w:rPr>
+        <w:fldChar w:fldCharType="end"/>
+      </w:r>
+    </w:p>
+    <w:p>
+      <w:pPr>
+        <w:pStyle w:val="TM2"/>
+        <w:rPr>
+          <w:rFonts w:asciiTheme="minorHAnsi" w:eastAsiaTheme="minorEastAsia" w:hAnsiTheme="minorHAnsi" w:cstheme="minorBidi"/>
+          <w:kern w:val="2"/>
+          <w:sz w:val="24"/>
+          <w:szCs w:val="24"/>
+          <w:lang w:eastAsia="fr-CH"/>
+          <w14:ligatures w14:val="standardContextual"/>
+        </w:rPr>
+      </w:pPr>
+      <w:r>
+        <w:t>3.5</w:t>
+      </w:r>
+      <w:r>
+        <w:rPr>
+          <w:rFonts w:asciiTheme="minorHAnsi" w:eastAsiaTheme="minorEastAsia" w:hAnsiTheme="minorHAnsi" w:cstheme="minorBidi"/>
+          <w:kern w:val="2"/>
+          <w:sz w:val="24"/>
+          <w:szCs w:val="24"/>
+          <w:lang w:eastAsia="fr-CH"/>
+          <w14:ligatures w14:val="standardContextual"/>
+        </w:rPr>
+        <w:tab/>
+      </w:r>
+      <w:r>
+        <w:t>Concept de tests</w:t>
+      </w:r>
+      <w:r>
+        <w:rPr>
+          <w:webHidden/>
+        </w:rPr>
+        <w:tab/>
+      </w:r>
+      <w:r>
+        <w:rPr>
+          <w:webHidden/>
+        </w:rPr>
+        <w:fldChar w:fldCharType="begin"/>
+      </w:r>
+      <w:r>
+        <w:rPr>
+          <w:webHidden/>
+        </w:rPr>
+        <w:instrText xml:space="preserve"> PAGEREF _Toc229035241 \h </w:instrText>
+      </w:r>
+      <w:r>
+        <w:rPr>
+          <w:webHidden/>
+        </w:rPr>
+      </w:r>
+      <w:r>
+        <w:rPr>
+          <w:webHidden/>
+        </w:rPr>
+        <w:fldChar w:fldCharType="separate"/>
+      </w:r>
+      <w:r>
+        <w:rPr>
+          <w:webHidden/>
+        </w:rPr>
+        <w:t>12</w:t>
+      </w:r>
+      <w:r>
+        <w:rPr>
+          <w:webHidden/>
+        </w:rPr>
+        <w:fldChar w:fldCharType="end"/>
+      </w:r>
+    </w:p>
+    <w:p>
+      <w:pPr>
+        <w:pStyle w:val="TM3"/>
+        <w:rPr>
+          <w:rFonts w:asciiTheme="minorHAnsi" w:eastAsiaTheme="minorEastAsia" w:hAnsiTheme="minorHAnsi" w:cstheme="minorBidi"/>
+          <w:kern w:val="2"/>
+          <w:sz w:val="24"/>
+          <w:szCs w:val="24"/>
+          <w:lang w:eastAsia="fr-CH"/>
+          <w14:ligatures w14:val="standardContextual"/>
+        </w:rPr>
+      </w:pPr>
+      <w:r>
+        <w:t>3.5.1</w:t>
+      </w:r>
+      <w:r>
+        <w:rPr>
+          <w:rFonts w:asciiTheme="minorHAnsi" w:eastAsiaTheme="minorEastAsia" w:hAnsiTheme="minorHAnsi" w:cstheme="minorBidi"/>
+          <w:kern w:val="2"/>
+          <w:sz w:val="24"/>
+          <w:szCs w:val="24"/>
+          <w:lang w:eastAsia="fr-CH"/>
+          <w14:ligatures w14:val="standardContextual"/>
+        </w:rPr>
+        <w:tab/>
+      </w:r>
+      <w:r>
         <w:t>Protocole de tests</w:t>
       </w:r>
       <w:r>
+        <w:rPr>
+          <w:webHidden/>
+        </w:rPr>
         <w:tab/>
       </w:r>
       <w:r>
+        <w:rPr>
+          <w:webHidden/>
+        </w:rPr>
         <w:fldChar w:fldCharType="begin"/>
       </w:r>
       <w:r>
-        <w:instrText>PAGEREF  \h</w:instrText>
-      </w:r>
-      <w:r>
+        <w:rPr>
+          <w:webHidden/>
+        </w:rPr>
+        <w:instrText xml:space="preserve"> PAGEREF _Toc229035242 \h </w:instrText>
+      </w:r>
+      <w:r>
+        <w:rPr>
+          <w:webHidden/>
+        </w:rPr>
+      </w:r>
+      <w:r>
+        <w:rPr>
+          <w:webHidden/>
+        </w:rPr>
         <w:fldChar w:fldCharType="separate"/>
       </w:r>
       <w:r>
-        <w:t>11</w:t>
-      </w:r>
-      <w:r>
+        <w:rPr>
+          <w:webHidden/>
+        </w:rPr>
+        <w:t>13</w:t>
+      </w:r>
+      <w:r>
+        <w:rPr>
+          <w:webHidden/>
+        </w:rPr>
         <w:fldChar w:fldCharType="end"/>
       </w:r>
     </w:p>
     <w:p>
       <w:pPr>
         <w:pStyle w:val="TM1"/>
-        <w:tabs>
-          <w:tab w:val="clear" w:pos="9072"/>
-          <w:tab w:val="left" w:pos="435"/>
-          <w:tab w:val="right" w:leader="dot" w:pos="9060"/>
-        </w:tabs>
         <w:rPr>
           <w:rFonts w:asciiTheme="minorHAnsi" w:eastAsiaTheme="minorEastAsia" w:hAnsiTheme="minorHAnsi" w:cstheme="minorBidi"/>
           <w:b w:val="0"/>
@@ -1557,266 +2494,12 @@
         </w:rPr>
       </w:pPr>
       <w:r>
-        <w:t>7</w:t>
-      </w:r>
-      <w:r>
-        <w:tab/>
-      </w:r>
-      <w:r>
-        <w:t>Conclusion</w:t>
-      </w:r>
-      <w:r>
-        <w:tab/>
-      </w:r>
-      <w:r>
-        <w:fldChar w:fldCharType="begin"/>
-      </w:r>
-      <w:r>
-        <w:instrText>PAGEREF  \h</w:instrText>
-      </w:r>
-      <w:r>
-        <w:fldChar w:fldCharType="separate"/>
-      </w:r>
-      <w:r>
-        <w:t>11</w:t>
-      </w:r>
-      <w:r>
-        <w:fldChar w:fldCharType="end"/>
-      </w:r>
-    </w:p>
-    <w:p>
-      <w:pPr>
-        <w:pStyle w:val="TM2"/>
-        <w:tabs>
-          <w:tab w:val="clear" w:pos="9072"/>
-          <w:tab w:val="left" w:pos="660"/>
-          <w:tab w:val="right" w:leader="dot" w:pos="9060"/>
-        </w:tabs>
-        <w:rPr>
-          <w:rFonts w:asciiTheme="minorHAnsi" w:eastAsiaTheme="minorEastAsia" w:hAnsiTheme="minorHAnsi" w:cstheme="minorBidi"/>
-          <w:kern w:val="2"/>
-          <w:sz w:val="24"/>
-          <w:szCs w:val="24"/>
-          <w:lang w:eastAsia="fr-CH"/>
-          <w14:ligatures w14:val="standardContextual"/>
-        </w:rPr>
-      </w:pPr>
-      <w:r>
-        <w:t>7.1</w:t>
-      </w:r>
-      <w:r>
-        <w:tab/>
-      </w:r>
-      <w:r>
-        <w:t>Améliorations possibles</w:t>
-      </w:r>
-      <w:r>
-        <w:tab/>
-      </w:r>
-      <w:r>
-        <w:fldChar w:fldCharType="begin"/>
-      </w:r>
-      <w:r>
-        <w:instrText>PAGEREF  \h</w:instrText>
-      </w:r>
-      <w:r>
-        <w:fldChar w:fldCharType="separate"/>
-      </w:r>
-      <w:r>
-        <w:t>12</w:t>
-      </w:r>
-      <w:r>
-        <w:fldChar w:fldCharType="end"/>
-      </w:r>
-    </w:p>
-    <w:p>
-      <w:pPr>
-        <w:pStyle w:val="TM2"/>
-        <w:tabs>
-          <w:tab w:val="clear" w:pos="9072"/>
-          <w:tab w:val="left" w:pos="660"/>
-          <w:tab w:val="right" w:leader="dot" w:pos="9060"/>
-        </w:tabs>
-        <w:rPr>
-          <w:rFonts w:asciiTheme="minorHAnsi" w:eastAsiaTheme="minorEastAsia" w:hAnsiTheme="minorHAnsi" w:cstheme="minorBidi"/>
-          <w:kern w:val="2"/>
-          <w:sz w:val="24"/>
-          <w:szCs w:val="24"/>
-          <w:lang w:eastAsia="fr-CH"/>
-          <w14:ligatures w14:val="standardContextual"/>
-        </w:rPr>
-      </w:pPr>
-      <w:r>
-        <w:t>7.2</w:t>
-      </w:r>
-      <w:r>
-        <w:tab/>
-      </w:r>
-      <w:r>
-        <w:t>Auto-évaluation</w:t>
-      </w:r>
-      <w:r>
-        <w:tab/>
-      </w:r>
-      <w:r>
-        <w:fldChar w:fldCharType="begin"/>
-      </w:r>
-      <w:r>
-        <w:instrText>PAGEREF  \h</w:instrText>
-      </w:r>
-      <w:r>
-        <w:fldChar w:fldCharType="separate"/>
-      </w:r>
-      <w:r>
-        <w:t>12</w:t>
-      </w:r>
-      <w:r>
-        <w:fldChar w:fldCharType="end"/>
-      </w:r>
-    </w:p>
-    <w:p>
-      <w:pPr>
-        <w:pStyle w:val="TM2"/>
-        <w:tabs>
-          <w:tab w:val="clear" w:pos="9072"/>
-          <w:tab w:val="left" w:pos="660"/>
-          <w:tab w:val="right" w:leader="dot" w:pos="9060"/>
-        </w:tabs>
-        <w:rPr>
-          <w:rFonts w:asciiTheme="minorHAnsi" w:eastAsiaTheme="minorEastAsia" w:hAnsiTheme="minorHAnsi" w:cstheme="minorBidi"/>
-          <w:kern w:val="2"/>
-          <w:sz w:val="24"/>
-          <w:szCs w:val="24"/>
-          <w:lang w:eastAsia="fr-CH"/>
-          <w14:ligatures w14:val="standardContextual"/>
-        </w:rPr>
-      </w:pPr>
-      <w:r>
-        <w:t>7.3</w:t>
-      </w:r>
-      <w:r>
-        <w:tab/>
-      </w:r>
-      <w:r>
-        <w:t>Conclusion du module de membre1</w:t>
-      </w:r>
-      <w:r>
-        <w:tab/>
-      </w:r>
-      <w:r>
-        <w:fldChar w:fldCharType="begin"/>
-      </w:r>
-      <w:r>
-        <w:instrText>PAGEREF  \h</w:instrText>
-      </w:r>
-      <w:r>
-        <w:fldChar w:fldCharType="separate"/>
-      </w:r>
-      <w:r>
-        <w:t>12</w:t>
-      </w:r>
-      <w:r>
-        <w:fldChar w:fldCharType="end"/>
-      </w:r>
-    </w:p>
-    <w:p>
-      <w:pPr>
-        <w:pStyle w:val="TM2"/>
-        <w:tabs>
-          <w:tab w:val="clear" w:pos="9072"/>
-          <w:tab w:val="left" w:pos="660"/>
-          <w:tab w:val="right" w:leader="dot" w:pos="9060"/>
-        </w:tabs>
-        <w:rPr>
-          <w:rFonts w:asciiTheme="minorHAnsi" w:eastAsiaTheme="minorEastAsia" w:hAnsiTheme="minorHAnsi" w:cstheme="minorBidi"/>
-          <w:kern w:val="2"/>
-          <w:sz w:val="24"/>
-          <w:szCs w:val="24"/>
-          <w:lang w:eastAsia="fr-CH"/>
-          <w14:ligatures w14:val="standardContextual"/>
-        </w:rPr>
-      </w:pPr>
-      <w:r>
-        <w:t>7.4</w:t>
-      </w:r>
-      <w:r>
-        <w:tab/>
-      </w:r>
-      <w:r>
-        <w:t>Conclusion du module de membre2</w:t>
-      </w:r>
-      <w:r>
-        <w:tab/>
-      </w:r>
-      <w:r>
-        <w:fldChar w:fldCharType="begin"/>
-      </w:r>
-      <w:r>
-        <w:instrText>PAGEREF  \h</w:instrText>
-      </w:r>
-      <w:r>
-        <w:fldChar w:fldCharType="separate"/>
-      </w:r>
-      <w:r>
-        <w:t>12</w:t>
-      </w:r>
-      <w:r>
-        <w:fldChar w:fldCharType="end"/>
-      </w:r>
-    </w:p>
-    <w:p>
-      <w:pPr>
-        <w:pStyle w:val="TM2"/>
-        <w:tabs>
-          <w:tab w:val="clear" w:pos="9072"/>
-          <w:tab w:val="left" w:pos="660"/>
-          <w:tab w:val="right" w:leader="dot" w:pos="9060"/>
-        </w:tabs>
-        <w:rPr>
-          <w:rFonts w:asciiTheme="minorHAnsi" w:eastAsiaTheme="minorEastAsia" w:hAnsiTheme="minorHAnsi" w:cstheme="minorBidi"/>
-          <w:kern w:val="2"/>
-          <w:sz w:val="24"/>
-          <w:szCs w:val="24"/>
-          <w:lang w:eastAsia="fr-CH"/>
-          <w14:ligatures w14:val="standardContextual"/>
-        </w:rPr>
-      </w:pPr>
-      <w:r>
-        <w:t>7.5</w:t>
-      </w:r>
-      <w:r>
-        <w:tab/>
-      </w:r>
-      <w:r>
-        <w:t>Conclusion du module de membre3</w:t>
-      </w:r>
-      <w:r>
-        <w:tab/>
-      </w:r>
-      <w:r>
-        <w:fldChar w:fldCharType="begin"/>
-      </w:r>
-      <w:r>
-        <w:instrText>PAGEREF  \h</w:instrText>
-      </w:r>
-      <w:r>
-        <w:fldChar w:fldCharType="separate"/>
-      </w:r>
-      <w:r>
-        <w:t>12</w:t>
-      </w:r>
-      <w:r>
-        <w:fldChar w:fldCharType="end"/>
-      </w:r>
-    </w:p>
-    <w:p>
-      <w:pPr>
-        <w:pStyle w:val="TM1"/>
-        <w:tabs>
-          <w:tab w:val="clear" w:pos="9072"/>
-          <w:tab w:val="left" w:pos="435"/>
-          <w:tab w:val="right" w:leader="dot" w:pos="9060"/>
-        </w:tabs>
+        <w:rPr>
+          <w:noProof/>
+        </w:rPr>
+        <w:t>4</w:t>
+      </w:r>
+      <w:r>
         <w:rPr>
           <w:rFonts w:asciiTheme="minorHAnsi" w:eastAsiaTheme="minorEastAsia" w:hAnsiTheme="minorHAnsi" w:cstheme="minorBidi"/>
           <w:b w:val="0"/>
@@ -1828,43 +2511,66 @@
           <w:lang w:eastAsia="fr-CH"/>
           <w14:ligatures w14:val="standardContextual"/>
         </w:rPr>
-      </w:pPr>
-      <w:r>
-        <w:t>8</w:t>
-      </w:r>
-      <w:r>
         <w:tab/>
       </w:r>
       <w:r>
-        <w:t>Bibliographie : liste des sources et références</w:t>
-      </w:r>
-      <w:r>
+        <w:rPr>
+          <w:noProof/>
+        </w:rPr>
+        <w:t>Réalisation</w:t>
+      </w:r>
+      <w:r>
+        <w:rPr>
+          <w:noProof/>
+          <w:webHidden/>
+        </w:rPr>
         <w:tab/>
       </w:r>
       <w:r>
+        <w:rPr>
+          <w:noProof/>
+          <w:webHidden/>
+        </w:rPr>
         <w:fldChar w:fldCharType="begin"/>
       </w:r>
       <w:r>
-        <w:instrText>PAGEREF  \h</w:instrText>
-      </w:r>
-      <w:r>
+        <w:rPr>
+          <w:noProof/>
+          <w:webHidden/>
+        </w:rPr>
+        <w:instrText xml:space="preserve"> PAGEREF _Toc229035243 \h </w:instrText>
+      </w:r>
+      <w:r>
+        <w:rPr>
+          <w:noProof/>
+          <w:webHidden/>
+        </w:rPr>
+      </w:r>
+      <w:r>
+        <w:rPr>
+          <w:noProof/>
+          <w:webHidden/>
+        </w:rPr>
         <w:fldChar w:fldCharType="separate"/>
       </w:r>
       <w:r>
-        <w:t>12</w:t>
-      </w:r>
-      <w:r>
+        <w:rPr>
+          <w:noProof/>
+          <w:webHidden/>
+        </w:rPr>
+        <w:t>14</w:t>
+      </w:r>
+      <w:r>
+        <w:rPr>
+          <w:noProof/>
+          <w:webHidden/>
+        </w:rPr>
         <w:fldChar w:fldCharType="end"/>
       </w:r>
     </w:p>
     <w:p>
       <w:pPr>
         <w:pStyle w:val="TM1"/>
-        <w:tabs>
-          <w:tab w:val="clear" w:pos="9072"/>
-          <w:tab w:val="left" w:pos="435"/>
-          <w:tab w:val="right" w:leader="dot" w:pos="9060"/>
-        </w:tabs>
         <w:rPr>
           <w:rFonts w:asciiTheme="minorHAnsi" w:eastAsiaTheme="minorEastAsia" w:hAnsiTheme="minorHAnsi" w:cstheme="minorBidi"/>
           <w:b w:val="0"/>
@@ -1878,32 +2584,885 @@
         </w:rPr>
       </w:pPr>
       <w:r>
-        <w:t>9</w:t>
-      </w:r>
-      <w:r>
+        <w:rPr>
+          <w:noProof/>
+        </w:rPr>
+        <w:t>5</w:t>
+      </w:r>
+      <w:r>
+        <w:rPr>
+          <w:rFonts w:asciiTheme="minorHAnsi" w:eastAsiaTheme="minorEastAsia" w:hAnsiTheme="minorHAnsi" w:cstheme="minorBidi"/>
+          <w:b w:val="0"/>
+          <w:bCs w:val="0"/>
+          <w:noProof/>
+          <w:kern w:val="2"/>
+          <w:sz w:val="24"/>
+          <w:szCs w:val="24"/>
+          <w:lang w:eastAsia="fr-CH"/>
+          <w14:ligatures w14:val="standardContextual"/>
+        </w:rPr>
         <w:tab/>
       </w:r>
       <w:r>
+        <w:rPr>
+          <w:noProof/>
+        </w:rPr>
+        <w:t>Tests</w:t>
+      </w:r>
+      <w:r>
+        <w:rPr>
+          <w:noProof/>
+          <w:webHidden/>
+        </w:rPr>
+        <w:tab/>
+      </w:r>
+      <w:r>
+        <w:rPr>
+          <w:noProof/>
+          <w:webHidden/>
+        </w:rPr>
+        <w:fldChar w:fldCharType="begin"/>
+      </w:r>
+      <w:r>
+        <w:rPr>
+          <w:noProof/>
+          <w:webHidden/>
+        </w:rPr>
+        <w:instrText xml:space="preserve"> PAGEREF _Toc229035244 \h </w:instrText>
+      </w:r>
+      <w:r>
+        <w:rPr>
+          <w:noProof/>
+          <w:webHidden/>
+        </w:rPr>
+      </w:r>
+      <w:r>
+        <w:rPr>
+          <w:noProof/>
+          <w:webHidden/>
+        </w:rPr>
+        <w:fldChar w:fldCharType="separate"/>
+      </w:r>
+      <w:r>
+        <w:rPr>
+          <w:noProof/>
+          <w:webHidden/>
+        </w:rPr>
+        <w:t>15</w:t>
+      </w:r>
+      <w:r>
+        <w:rPr>
+          <w:noProof/>
+          <w:webHidden/>
+        </w:rPr>
+        <w:fldChar w:fldCharType="end"/>
+      </w:r>
+    </w:p>
+    <w:p>
+      <w:pPr>
+        <w:pStyle w:val="TM2"/>
+        <w:rPr>
+          <w:rFonts w:asciiTheme="minorHAnsi" w:eastAsiaTheme="minorEastAsia" w:hAnsiTheme="minorHAnsi" w:cstheme="minorBidi"/>
+          <w:kern w:val="2"/>
+          <w:sz w:val="24"/>
+          <w:szCs w:val="24"/>
+          <w:lang w:eastAsia="fr-CH"/>
+          <w14:ligatures w14:val="standardContextual"/>
+        </w:rPr>
+      </w:pPr>
+      <w:r>
+        <w:t>5.1</w:t>
+      </w:r>
+      <w:r>
+        <w:rPr>
+          <w:rFonts w:asciiTheme="minorHAnsi" w:eastAsiaTheme="minorEastAsia" w:hAnsiTheme="minorHAnsi" w:cstheme="minorBidi"/>
+          <w:kern w:val="2"/>
+          <w:sz w:val="24"/>
+          <w:szCs w:val="24"/>
+          <w:lang w:eastAsia="fr-CH"/>
+          <w14:ligatures w14:val="standardContextual"/>
+        </w:rPr>
+        <w:tab/>
+      </w:r>
+      <w:r>
+        <w:t>Procédure de test</w:t>
+      </w:r>
+      <w:r>
+        <w:rPr>
+          <w:webHidden/>
+        </w:rPr>
+        <w:tab/>
+      </w:r>
+      <w:r>
+        <w:rPr>
+          <w:webHidden/>
+        </w:rPr>
+        <w:fldChar w:fldCharType="begin"/>
+      </w:r>
+      <w:r>
+        <w:rPr>
+          <w:webHidden/>
+        </w:rPr>
+        <w:instrText xml:space="preserve"> PAGEREF _Toc229035245 \h </w:instrText>
+      </w:r>
+      <w:r>
+        <w:rPr>
+          <w:webHidden/>
+        </w:rPr>
+      </w:r>
+      <w:r>
+        <w:rPr>
+          <w:webHidden/>
+        </w:rPr>
+        <w:fldChar w:fldCharType="separate"/>
+      </w:r>
+      <w:r>
+        <w:rPr>
+          <w:webHidden/>
+        </w:rPr>
+        <w:t>15</w:t>
+      </w:r>
+      <w:r>
+        <w:rPr>
+          <w:webHidden/>
+        </w:rPr>
+        <w:fldChar w:fldCharType="end"/>
+      </w:r>
+    </w:p>
+    <w:p>
+      <w:pPr>
+        <w:pStyle w:val="TM2"/>
+        <w:rPr>
+          <w:rFonts w:asciiTheme="minorHAnsi" w:eastAsiaTheme="minorEastAsia" w:hAnsiTheme="minorHAnsi" w:cstheme="minorBidi"/>
+          <w:kern w:val="2"/>
+          <w:sz w:val="24"/>
+          <w:szCs w:val="24"/>
+          <w:lang w:eastAsia="fr-CH"/>
+          <w14:ligatures w14:val="standardContextual"/>
+        </w:rPr>
+      </w:pPr>
+      <w:r>
+        <w:t>5.2</w:t>
+      </w:r>
+      <w:r>
+        <w:rPr>
+          <w:rFonts w:asciiTheme="minorHAnsi" w:eastAsiaTheme="minorEastAsia" w:hAnsiTheme="minorHAnsi" w:cstheme="minorBidi"/>
+          <w:kern w:val="2"/>
+          <w:sz w:val="24"/>
+          <w:szCs w:val="24"/>
+          <w:lang w:eastAsia="fr-CH"/>
+          <w14:ligatures w14:val="standardContextual"/>
+        </w:rPr>
+        <w:tab/>
+      </w:r>
+      <w:r>
+        <w:t>Protocole de tests</w:t>
+      </w:r>
+      <w:r>
+        <w:rPr>
+          <w:webHidden/>
+        </w:rPr>
+        <w:tab/>
+      </w:r>
+      <w:r>
+        <w:rPr>
+          <w:webHidden/>
+        </w:rPr>
+        <w:fldChar w:fldCharType="begin"/>
+      </w:r>
+      <w:r>
+        <w:rPr>
+          <w:webHidden/>
+        </w:rPr>
+        <w:instrText xml:space="preserve"> PAGEREF _Toc229035246 \h </w:instrText>
+      </w:r>
+      <w:r>
+        <w:rPr>
+          <w:webHidden/>
+        </w:rPr>
+      </w:r>
+      <w:r>
+        <w:rPr>
+          <w:webHidden/>
+        </w:rPr>
+        <w:fldChar w:fldCharType="separate"/>
+      </w:r>
+      <w:r>
+        <w:rPr>
+          <w:webHidden/>
+        </w:rPr>
+        <w:t>15</w:t>
+      </w:r>
+      <w:r>
+        <w:rPr>
+          <w:webHidden/>
+        </w:rPr>
+        <w:fldChar w:fldCharType="end"/>
+      </w:r>
+    </w:p>
+    <w:p>
+      <w:pPr>
+        <w:pStyle w:val="TM1"/>
+        <w:rPr>
+          <w:rFonts w:asciiTheme="minorHAnsi" w:eastAsiaTheme="minorEastAsia" w:hAnsiTheme="minorHAnsi" w:cstheme="minorBidi"/>
+          <w:b w:val="0"/>
+          <w:bCs w:val="0"/>
+          <w:noProof/>
+          <w:kern w:val="2"/>
+          <w:sz w:val="24"/>
+          <w:szCs w:val="24"/>
+          <w:lang w:eastAsia="fr-CH"/>
+          <w14:ligatures w14:val="standardContextual"/>
+        </w:rPr>
+      </w:pPr>
+      <w:r>
+        <w:rPr>
+          <w:noProof/>
+        </w:rPr>
+        <w:t>6</w:t>
+      </w:r>
+      <w:r>
+        <w:rPr>
+          <w:rFonts w:asciiTheme="minorHAnsi" w:eastAsiaTheme="minorEastAsia" w:hAnsiTheme="minorHAnsi" w:cstheme="minorBidi"/>
+          <w:b w:val="0"/>
+          <w:bCs w:val="0"/>
+          <w:noProof/>
+          <w:kern w:val="2"/>
+          <w:sz w:val="24"/>
+          <w:szCs w:val="24"/>
+          <w:lang w:eastAsia="fr-CH"/>
+          <w14:ligatures w14:val="standardContextual"/>
+        </w:rPr>
+        <w:tab/>
+      </w:r>
+      <w:r>
+        <w:rPr>
+          <w:noProof/>
+        </w:rPr>
+        <w:t>Conclusion</w:t>
+      </w:r>
+      <w:r>
+        <w:rPr>
+          <w:noProof/>
+          <w:webHidden/>
+        </w:rPr>
+        <w:tab/>
+      </w:r>
+      <w:r>
+        <w:rPr>
+          <w:noProof/>
+          <w:webHidden/>
+        </w:rPr>
+        <w:fldChar w:fldCharType="begin"/>
+      </w:r>
+      <w:r>
+        <w:rPr>
+          <w:noProof/>
+          <w:webHidden/>
+        </w:rPr>
+        <w:instrText xml:space="preserve"> PAGEREF _Toc229035247 \h </w:instrText>
+      </w:r>
+      <w:r>
+        <w:rPr>
+          <w:noProof/>
+          <w:webHidden/>
+        </w:rPr>
+      </w:r>
+      <w:r>
+        <w:rPr>
+          <w:noProof/>
+          <w:webHidden/>
+        </w:rPr>
+        <w:fldChar w:fldCharType="separate"/>
+      </w:r>
+      <w:r>
+        <w:rPr>
+          <w:noProof/>
+          <w:webHidden/>
+        </w:rPr>
+        <w:t>16</w:t>
+      </w:r>
+      <w:r>
+        <w:rPr>
+          <w:noProof/>
+          <w:webHidden/>
+        </w:rPr>
+        <w:fldChar w:fldCharType="end"/>
+      </w:r>
+    </w:p>
+    <w:p>
+      <w:pPr>
+        <w:pStyle w:val="TM2"/>
+        <w:rPr>
+          <w:rFonts w:asciiTheme="minorHAnsi" w:eastAsiaTheme="minorEastAsia" w:hAnsiTheme="minorHAnsi" w:cstheme="minorBidi"/>
+          <w:kern w:val="2"/>
+          <w:sz w:val="24"/>
+          <w:szCs w:val="24"/>
+          <w:lang w:eastAsia="fr-CH"/>
+          <w14:ligatures w14:val="standardContextual"/>
+        </w:rPr>
+      </w:pPr>
+      <w:r>
+        <w:t>6.1</w:t>
+      </w:r>
+      <w:r>
+        <w:rPr>
+          <w:rFonts w:asciiTheme="minorHAnsi" w:eastAsiaTheme="minorEastAsia" w:hAnsiTheme="minorHAnsi" w:cstheme="minorBidi"/>
+          <w:kern w:val="2"/>
+          <w:sz w:val="24"/>
+          <w:szCs w:val="24"/>
+          <w:lang w:eastAsia="fr-CH"/>
+          <w14:ligatures w14:val="standardContextual"/>
+        </w:rPr>
+        <w:tab/>
+      </w:r>
+      <w:r>
+        <w:t>Améliorations possibles</w:t>
+      </w:r>
+      <w:r>
+        <w:rPr>
+          <w:webHidden/>
+        </w:rPr>
+        <w:tab/>
+      </w:r>
+      <w:r>
+        <w:rPr>
+          <w:webHidden/>
+        </w:rPr>
+        <w:fldChar w:fldCharType="begin"/>
+      </w:r>
+      <w:r>
+        <w:rPr>
+          <w:webHidden/>
+        </w:rPr>
+        <w:instrText xml:space="preserve"> PAGEREF _Toc229035248 \h </w:instrText>
+      </w:r>
+      <w:r>
+        <w:rPr>
+          <w:webHidden/>
+        </w:rPr>
+      </w:r>
+      <w:r>
+        <w:rPr>
+          <w:webHidden/>
+        </w:rPr>
+        <w:fldChar w:fldCharType="separate"/>
+      </w:r>
+      <w:r>
+        <w:rPr>
+          <w:webHidden/>
+        </w:rPr>
+        <w:t>16</w:t>
+      </w:r>
+      <w:r>
+        <w:rPr>
+          <w:webHidden/>
+        </w:rPr>
+        <w:fldChar w:fldCharType="end"/>
+      </w:r>
+    </w:p>
+    <w:p>
+      <w:pPr>
+        <w:pStyle w:val="TM2"/>
+        <w:rPr>
+          <w:rFonts w:asciiTheme="minorHAnsi" w:eastAsiaTheme="minorEastAsia" w:hAnsiTheme="minorHAnsi" w:cstheme="minorBidi"/>
+          <w:kern w:val="2"/>
+          <w:sz w:val="24"/>
+          <w:szCs w:val="24"/>
+          <w:lang w:eastAsia="fr-CH"/>
+          <w14:ligatures w14:val="standardContextual"/>
+        </w:rPr>
+      </w:pPr>
+      <w:r>
+        <w:t>6.2</w:t>
+      </w:r>
+      <w:r>
+        <w:rPr>
+          <w:rFonts w:asciiTheme="minorHAnsi" w:eastAsiaTheme="minorEastAsia" w:hAnsiTheme="minorHAnsi" w:cstheme="minorBidi"/>
+          <w:kern w:val="2"/>
+          <w:sz w:val="24"/>
+          <w:szCs w:val="24"/>
+          <w:lang w:eastAsia="fr-CH"/>
+          <w14:ligatures w14:val="standardContextual"/>
+        </w:rPr>
+        <w:tab/>
+      </w:r>
+      <w:r>
+        <w:t>Auto-évaluation</w:t>
+      </w:r>
+      <w:r>
+        <w:rPr>
+          <w:webHidden/>
+        </w:rPr>
+        <w:tab/>
+      </w:r>
+      <w:r>
+        <w:rPr>
+          <w:webHidden/>
+        </w:rPr>
+        <w:fldChar w:fldCharType="begin"/>
+      </w:r>
+      <w:r>
+        <w:rPr>
+          <w:webHidden/>
+        </w:rPr>
+        <w:instrText xml:space="preserve"> PAGEREF _Toc229035249 \h </w:instrText>
+      </w:r>
+      <w:r>
+        <w:rPr>
+          <w:webHidden/>
+        </w:rPr>
+      </w:r>
+      <w:r>
+        <w:rPr>
+          <w:webHidden/>
+        </w:rPr>
+        <w:fldChar w:fldCharType="separate"/>
+      </w:r>
+      <w:r>
+        <w:rPr>
+          <w:webHidden/>
+        </w:rPr>
+        <w:t>16</w:t>
+      </w:r>
+      <w:r>
+        <w:rPr>
+          <w:webHidden/>
+        </w:rPr>
+        <w:fldChar w:fldCharType="end"/>
+      </w:r>
+    </w:p>
+    <w:p>
+      <w:pPr>
+        <w:pStyle w:val="TM2"/>
+        <w:rPr>
+          <w:rFonts w:asciiTheme="minorHAnsi" w:eastAsiaTheme="minorEastAsia" w:hAnsiTheme="minorHAnsi" w:cstheme="minorBidi"/>
+          <w:kern w:val="2"/>
+          <w:sz w:val="24"/>
+          <w:szCs w:val="24"/>
+          <w:lang w:eastAsia="fr-CH"/>
+          <w14:ligatures w14:val="standardContextual"/>
+        </w:rPr>
+      </w:pPr>
+      <w:r>
+        <w:t>6.3</w:t>
+      </w:r>
+      <w:r>
+        <w:rPr>
+          <w:rFonts w:asciiTheme="minorHAnsi" w:eastAsiaTheme="minorEastAsia" w:hAnsiTheme="minorHAnsi" w:cstheme="minorBidi"/>
+          <w:kern w:val="2"/>
+          <w:sz w:val="24"/>
+          <w:szCs w:val="24"/>
+          <w:lang w:eastAsia="fr-CH"/>
+          <w14:ligatures w14:val="standardContextual"/>
+        </w:rPr>
+        <w:tab/>
+      </w:r>
+      <w:r>
+        <w:t xml:space="preserve">Conclusion du module de </w:t>
+      </w:r>
+      <w:r>
+        <w:rPr>
+          <w:highlight w:val="yellow"/>
+        </w:rPr>
+        <w:t>membre1</w:t>
+      </w:r>
+      <w:r>
+        <w:rPr>
+          <w:webHidden/>
+        </w:rPr>
+        <w:tab/>
+      </w:r>
+      <w:r>
+        <w:rPr>
+          <w:webHidden/>
+        </w:rPr>
+        <w:fldChar w:fldCharType="begin"/>
+      </w:r>
+      <w:r>
+        <w:rPr>
+          <w:webHidden/>
+        </w:rPr>
+        <w:instrText xml:space="preserve"> PAGEREF _Toc229035250 \h </w:instrText>
+      </w:r>
+      <w:r>
+        <w:rPr>
+          <w:webHidden/>
+        </w:rPr>
+      </w:r>
+      <w:r>
+        <w:rPr>
+          <w:webHidden/>
+        </w:rPr>
+        <w:fldChar w:fldCharType="separate"/>
+      </w:r>
+      <w:r>
+        <w:rPr>
+          <w:webHidden/>
+        </w:rPr>
+        <w:t>16</w:t>
+      </w:r>
+      <w:r>
+        <w:rPr>
+          <w:webHidden/>
+        </w:rPr>
+        <w:fldChar w:fldCharType="end"/>
+      </w:r>
+    </w:p>
+    <w:p>
+      <w:pPr>
+        <w:pStyle w:val="TM2"/>
+        <w:rPr>
+          <w:rFonts w:asciiTheme="minorHAnsi" w:eastAsiaTheme="minorEastAsia" w:hAnsiTheme="minorHAnsi" w:cstheme="minorBidi"/>
+          <w:kern w:val="2"/>
+          <w:sz w:val="24"/>
+          <w:szCs w:val="24"/>
+          <w:lang w:eastAsia="fr-CH"/>
+          <w14:ligatures w14:val="standardContextual"/>
+        </w:rPr>
+      </w:pPr>
+      <w:r>
+        <w:t>6.4</w:t>
+      </w:r>
+      <w:r>
+        <w:rPr>
+          <w:rFonts w:asciiTheme="minorHAnsi" w:eastAsiaTheme="minorEastAsia" w:hAnsiTheme="minorHAnsi" w:cstheme="minorBidi"/>
+          <w:kern w:val="2"/>
+          <w:sz w:val="24"/>
+          <w:szCs w:val="24"/>
+          <w:lang w:eastAsia="fr-CH"/>
+          <w14:ligatures w14:val="standardContextual"/>
+        </w:rPr>
+        <w:tab/>
+      </w:r>
+      <w:r>
+        <w:t xml:space="preserve">Conclusion du module de </w:t>
+      </w:r>
+      <w:r>
+        <w:rPr>
+          <w:highlight w:val="yellow"/>
+        </w:rPr>
+        <w:t>membre2</w:t>
+      </w:r>
+      <w:r>
+        <w:rPr>
+          <w:webHidden/>
+        </w:rPr>
+        <w:tab/>
+      </w:r>
+      <w:r>
+        <w:rPr>
+          <w:webHidden/>
+        </w:rPr>
+        <w:fldChar w:fldCharType="begin"/>
+      </w:r>
+      <w:r>
+        <w:rPr>
+          <w:webHidden/>
+        </w:rPr>
+        <w:instrText xml:space="preserve"> PAGEREF _Toc229035251 \h </w:instrText>
+      </w:r>
+      <w:r>
+        <w:rPr>
+          <w:webHidden/>
+        </w:rPr>
+      </w:r>
+      <w:r>
+        <w:rPr>
+          <w:webHidden/>
+        </w:rPr>
+        <w:fldChar w:fldCharType="separate"/>
+      </w:r>
+      <w:r>
+        <w:rPr>
+          <w:webHidden/>
+        </w:rPr>
+        <w:t>16</w:t>
+      </w:r>
+      <w:r>
+        <w:rPr>
+          <w:webHidden/>
+        </w:rPr>
+        <w:fldChar w:fldCharType="end"/>
+      </w:r>
+    </w:p>
+    <w:p>
+      <w:pPr>
+        <w:pStyle w:val="TM2"/>
+        <w:rPr>
+          <w:rFonts w:asciiTheme="minorHAnsi" w:eastAsiaTheme="minorEastAsia" w:hAnsiTheme="minorHAnsi" w:cstheme="minorBidi"/>
+          <w:kern w:val="2"/>
+          <w:sz w:val="24"/>
+          <w:szCs w:val="24"/>
+          <w:lang w:eastAsia="fr-CH"/>
+          <w14:ligatures w14:val="standardContextual"/>
+        </w:rPr>
+      </w:pPr>
+      <w:r>
+        <w:t>6.5</w:t>
+      </w:r>
+      <w:r>
+        <w:rPr>
+          <w:rFonts w:asciiTheme="minorHAnsi" w:eastAsiaTheme="minorEastAsia" w:hAnsiTheme="minorHAnsi" w:cstheme="minorBidi"/>
+          <w:kern w:val="2"/>
+          <w:sz w:val="24"/>
+          <w:szCs w:val="24"/>
+          <w:lang w:eastAsia="fr-CH"/>
+          <w14:ligatures w14:val="standardContextual"/>
+        </w:rPr>
+        <w:tab/>
+      </w:r>
+      <w:r>
+        <w:t xml:space="preserve">Conclusion du module de </w:t>
+      </w:r>
+      <w:r>
+        <w:rPr>
+          <w:highlight w:val="yellow"/>
+        </w:rPr>
+        <w:t>membre3</w:t>
+      </w:r>
+      <w:r>
+        <w:rPr>
+          <w:webHidden/>
+        </w:rPr>
+        <w:tab/>
+      </w:r>
+      <w:r>
+        <w:rPr>
+          <w:webHidden/>
+        </w:rPr>
+        <w:fldChar w:fldCharType="begin"/>
+      </w:r>
+      <w:r>
+        <w:rPr>
+          <w:webHidden/>
+        </w:rPr>
+        <w:instrText xml:space="preserve"> PAGEREF _Toc229035252 \h </w:instrText>
+      </w:r>
+      <w:r>
+        <w:rPr>
+          <w:webHidden/>
+        </w:rPr>
+      </w:r>
+      <w:r>
+        <w:rPr>
+          <w:webHidden/>
+        </w:rPr>
+        <w:fldChar w:fldCharType="separate"/>
+      </w:r>
+      <w:r>
+        <w:rPr>
+          <w:webHidden/>
+        </w:rPr>
+        <w:t>16</w:t>
+      </w:r>
+      <w:r>
+        <w:rPr>
+          <w:webHidden/>
+        </w:rPr>
+        <w:fldChar w:fldCharType="end"/>
+      </w:r>
+    </w:p>
+    <w:p>
+      <w:pPr>
+        <w:pStyle w:val="TM1"/>
+        <w:rPr>
+          <w:rFonts w:asciiTheme="minorHAnsi" w:eastAsiaTheme="minorEastAsia" w:hAnsiTheme="minorHAnsi" w:cstheme="minorBidi"/>
+          <w:b w:val="0"/>
+          <w:bCs w:val="0"/>
+          <w:noProof/>
+          <w:kern w:val="2"/>
+          <w:sz w:val="24"/>
+          <w:szCs w:val="24"/>
+          <w:lang w:eastAsia="fr-CH"/>
+          <w14:ligatures w14:val="standardContextual"/>
+        </w:rPr>
+      </w:pPr>
+      <w:r>
+        <w:rPr>
+          <w:noProof/>
+        </w:rPr>
+        <w:t>7</w:t>
+      </w:r>
+      <w:r>
+        <w:rPr>
+          <w:rFonts w:asciiTheme="minorHAnsi" w:eastAsiaTheme="minorEastAsia" w:hAnsiTheme="minorHAnsi" w:cstheme="minorBidi"/>
+          <w:b w:val="0"/>
+          <w:bCs w:val="0"/>
+          <w:noProof/>
+          <w:kern w:val="2"/>
+          <w:sz w:val="24"/>
+          <w:szCs w:val="24"/>
+          <w:lang w:eastAsia="fr-CH"/>
+          <w14:ligatures w14:val="standardContextual"/>
+        </w:rPr>
+        <w:tab/>
+      </w:r>
+      <w:r>
+        <w:rPr>
+          <w:noProof/>
+        </w:rPr>
+        <w:t>Bibliographie : liste des sources et références</w:t>
+      </w:r>
+      <w:r>
+        <w:rPr>
+          <w:noProof/>
+          <w:webHidden/>
+        </w:rPr>
+        <w:tab/>
+      </w:r>
+      <w:r>
+        <w:rPr>
+          <w:noProof/>
+          <w:webHidden/>
+        </w:rPr>
+        <w:fldChar w:fldCharType="begin"/>
+      </w:r>
+      <w:r>
+        <w:rPr>
+          <w:noProof/>
+          <w:webHidden/>
+        </w:rPr>
+        <w:instrText xml:space="preserve"> PAGEREF _Toc229035253 \h </w:instrText>
+      </w:r>
+      <w:r>
+        <w:rPr>
+          <w:noProof/>
+          <w:webHidden/>
+        </w:rPr>
+      </w:r>
+      <w:r>
+        <w:rPr>
+          <w:noProof/>
+          <w:webHidden/>
+        </w:rPr>
+        <w:fldChar w:fldCharType="separate"/>
+      </w:r>
+      <w:r>
+        <w:rPr>
+          <w:noProof/>
+          <w:webHidden/>
+        </w:rPr>
+        <w:t>17</w:t>
+      </w:r>
+      <w:r>
+        <w:rPr>
+          <w:noProof/>
+          <w:webHidden/>
+        </w:rPr>
+        <w:fldChar w:fldCharType="end"/>
+      </w:r>
+    </w:p>
+    <w:p>
+      <w:pPr>
+        <w:pStyle w:val="TM1"/>
+        <w:rPr>
+          <w:rFonts w:asciiTheme="minorHAnsi" w:eastAsiaTheme="minorEastAsia" w:hAnsiTheme="minorHAnsi" w:cstheme="minorBidi"/>
+          <w:b w:val="0"/>
+          <w:bCs w:val="0"/>
+          <w:noProof/>
+          <w:kern w:val="2"/>
+          <w:sz w:val="24"/>
+          <w:szCs w:val="24"/>
+          <w:lang w:eastAsia="fr-CH"/>
+          <w14:ligatures w14:val="standardContextual"/>
+        </w:rPr>
+      </w:pPr>
+      <w:r>
+        <w:rPr>
+          <w:noProof/>
+        </w:rPr>
+        <w:t>8</w:t>
+      </w:r>
+      <w:r>
+        <w:rPr>
+          <w:rFonts w:asciiTheme="minorHAnsi" w:eastAsiaTheme="minorEastAsia" w:hAnsiTheme="minorHAnsi" w:cstheme="minorBidi"/>
+          <w:b w:val="0"/>
+          <w:bCs w:val="0"/>
+          <w:noProof/>
+          <w:kern w:val="2"/>
+          <w:sz w:val="24"/>
+          <w:szCs w:val="24"/>
+          <w:lang w:eastAsia="fr-CH"/>
+          <w14:ligatures w14:val="standardContextual"/>
+        </w:rPr>
+        <w:tab/>
+      </w:r>
+      <w:r>
+        <w:rPr>
+          <w:noProof/>
+        </w:rPr>
         <w:t>Glossaire</w:t>
       </w:r>
       <w:r>
+        <w:rPr>
+          <w:noProof/>
+          <w:webHidden/>
+        </w:rPr>
         <w:tab/>
       </w:r>
       <w:r>
+        <w:rPr>
+          <w:noProof/>
+          <w:webHidden/>
+        </w:rPr>
         <w:fldChar w:fldCharType="begin"/>
       </w:r>
       <w:r>
-        <w:instrText>PAGEREF  \h</w:instrText>
-      </w:r>
-      <w:r>
+        <w:rPr>
+          <w:noProof/>
+          <w:webHidden/>
+        </w:rPr>
+        <w:instrText xml:space="preserve"> PAGEREF _Toc229035254 \h </w:instrText>
+      </w:r>
+      <w:r>
+        <w:rPr>
+          <w:noProof/>
+          <w:webHidden/>
+        </w:rPr>
+      </w:r>
+      <w:r>
+        <w:rPr>
+          <w:noProof/>
+          <w:webHidden/>
+        </w:rPr>
         <w:fldChar w:fldCharType="separate"/>
       </w:r>
       <w:r>
-        <w:t>13</w:t>
-      </w:r>
-      <w:r>
+        <w:rPr>
+          <w:noProof/>
+          <w:webHidden/>
+        </w:rPr>
+        <w:t>18</w:t>
+      </w:r>
+      <w:r>
+        <w:rPr>
+          <w:noProof/>
+          <w:webHidden/>
+        </w:rPr>
         <w:fldChar w:fldCharType="end"/>
       </w:r>
+    </w:p>
+    <w:p>
+      <w:pPr>
+        <w:pStyle w:val="TM1"/>
+        <w:tabs>
+          <w:tab w:val="clear" w:pos="9072"/>
+          <w:tab w:val="left" w:pos="435"/>
+          <w:tab w:val="right" w:leader="dot" w:pos="9060"/>
+        </w:tabs>
+        <w:rPr>
+          <w:rFonts w:asciiTheme="minorHAnsi" w:eastAsiaTheme="minorEastAsia" w:hAnsiTheme="minorHAnsi" w:cstheme="minorBidi"/>
+          <w:b w:val="0"/>
+          <w:bCs w:val="0"/>
+          <w:noProof/>
+          <w:kern w:val="2"/>
+          <w:sz w:val="24"/>
+          <w:szCs w:val="24"/>
+          <w:lang w:eastAsia="fr-CH"/>
+          <w14:ligatures w14:val="standardContextual"/>
+        </w:rPr>
+      </w:pPr>
       <w:r>
         <w:fldChar w:fldCharType="end"/>
       </w:r>
@@ -2042,34 +3601,38 @@
           <w:numId w:val="8"/>
         </w:numPr>
       </w:pPr>
-      <w:bookmarkStart w:id="1" w:name="_Toc250790969"/>
-      <w:bookmarkStart w:id="2" w:name="_Toc216163733"/>
+      <w:bookmarkStart w:id="2" w:name="_Toc250790969"/>
+      <w:bookmarkStart w:id="3" w:name="_Toc216163733"/>
+      <w:bookmarkStart w:id="4" w:name="_Toc229035216"/>
       <w:r>
         <w:lastRenderedPageBreak/>
         <w:t>Les grandes lignes du projet</w:t>
       </w:r>
-      <w:bookmarkEnd w:id="1"/>
       <w:bookmarkEnd w:id="2"/>
+      <w:bookmarkEnd w:id="3"/>
+      <w:bookmarkEnd w:id="4"/>
     </w:p>
     <w:p>
       <w:pPr>
         <w:pStyle w:val="Titre2"/>
       </w:pPr>
-      <w:bookmarkStart w:id="3" w:name="_Toc114965594"/>
-      <w:bookmarkStart w:id="4" w:name="_Toc250790970"/>
-      <w:bookmarkStart w:id="5" w:name="_Toc216163734"/>
+      <w:bookmarkStart w:id="5" w:name="_Toc114965594"/>
+      <w:bookmarkStart w:id="6" w:name="_Toc250790970"/>
+      <w:bookmarkStart w:id="7" w:name="_Toc216163734"/>
+      <w:bookmarkStart w:id="8" w:name="_Toc229035217"/>
       <w:r>
         <w:t xml:space="preserve">Analyse </w:t>
       </w:r>
-      <w:bookmarkEnd w:id="3"/>
+      <w:bookmarkEnd w:id="5"/>
       <w:r>
         <w:t xml:space="preserve">de </w:t>
       </w:r>
-      <w:bookmarkEnd w:id="4"/>
+      <w:bookmarkEnd w:id="6"/>
       <w:r>
         <w:t>la situation initiale</w:t>
       </w:r>
-      <w:bookmarkEnd w:id="5"/>
+      <w:bookmarkEnd w:id="7"/>
+      <w:bookmarkEnd w:id="8"/>
     </w:p>
     <w:p>
       <w:pPr>
@@ -2125,26 +3688,30 @@
         </w:tabs>
         <w:ind w:left="567" w:hanging="567"/>
       </w:pPr>
-      <w:bookmarkStart w:id="6" w:name="_Toc114965595"/>
-      <w:bookmarkStart w:id="7" w:name="_Toc250790971"/>
-      <w:bookmarkStart w:id="8" w:name="_Toc216163735"/>
+      <w:bookmarkStart w:id="9" w:name="_Toc114965595"/>
+      <w:bookmarkStart w:id="10" w:name="_Toc250790971"/>
+      <w:bookmarkStart w:id="11" w:name="_Toc216163735"/>
+      <w:bookmarkStart w:id="12" w:name="_Toc229035218"/>
       <w:r>
         <w:t xml:space="preserve">Analyse </w:t>
       </w:r>
-      <w:bookmarkEnd w:id="6"/>
+      <w:bookmarkEnd w:id="9"/>
       <w:r>
         <w:t>de l’état désiré</w:t>
       </w:r>
-      <w:bookmarkEnd w:id="7"/>
-      <w:bookmarkEnd w:id="8"/>
+      <w:bookmarkEnd w:id="10"/>
+      <w:bookmarkEnd w:id="11"/>
+      <w:bookmarkEnd w:id="12"/>
     </w:p>
     <w:p>
       <w:pPr>
         <w:pStyle w:val="Titre3"/>
       </w:pPr>
+      <w:bookmarkStart w:id="13" w:name="_Toc229035219"/>
       <w:r>
         <w:t>Description et objectif du projet</w:t>
       </w:r>
+      <w:bookmarkEnd w:id="13"/>
     </w:p>
     <w:p>
       <w:pPr>
@@ -2202,9 +3769,11 @@
       <w:pPr>
         <w:pStyle w:val="Titre3"/>
       </w:pPr>
+      <w:bookmarkStart w:id="14" w:name="_Toc229035220"/>
       <w:r>
         <w:t>Exigences fonctionnelles</w:t>
       </w:r>
+      <w:bookmarkEnd w:id="14"/>
     </w:p>
     <w:tbl>
       <w:tblPr>
@@ -2908,9 +4477,11 @@
       <w:pPr>
         <w:pStyle w:val="Titre3"/>
       </w:pPr>
+      <w:bookmarkStart w:id="15" w:name="_Toc229035221"/>
       <w:r>
         <w:t>Répartition type d’une exigence (1 jour)</w:t>
       </w:r>
+      <w:bookmarkEnd w:id="15"/>
     </w:p>
     <w:p>
       <w:pPr>
@@ -3159,22 +4730,26 @@
       <w:pPr>
         <w:pStyle w:val="Titre1"/>
       </w:pPr>
-      <w:bookmarkStart w:id="9" w:name="_Toc250790973"/>
-      <w:bookmarkStart w:id="10" w:name="_Toc216163738"/>
+      <w:bookmarkStart w:id="16" w:name="_Toc250790973"/>
+      <w:bookmarkStart w:id="17" w:name="_Toc216163738"/>
+      <w:bookmarkStart w:id="18" w:name="_Toc229035222"/>
       <w:r>
         <w:lastRenderedPageBreak/>
         <w:t>Analyse</w:t>
       </w:r>
-      <w:bookmarkEnd w:id="9"/>
-      <w:bookmarkEnd w:id="10"/>
+      <w:bookmarkEnd w:id="16"/>
+      <w:bookmarkEnd w:id="17"/>
+      <w:bookmarkEnd w:id="18"/>
     </w:p>
     <w:p>
       <w:pPr>
         <w:pStyle w:val="Titre2"/>
       </w:pPr>
+      <w:bookmarkStart w:id="19" w:name="_Toc229035223"/>
       <w:r>
         <w:t>Analyse des besoins en virtualisation et automatisation</w:t>
       </w:r>
+      <w:bookmarkEnd w:id="19"/>
     </w:p>
     <w:p>
       <w:pPr>
@@ -3208,9 +4783,11 @@
       <w:pPr>
         <w:pStyle w:val="Titre3"/>
       </w:pPr>
+      <w:bookmarkStart w:id="20" w:name="_Toc229035224"/>
       <w:r>
         <w:t>Gestion de l’authentification</w:t>
       </w:r>
+      <w:bookmarkEnd w:id="20"/>
     </w:p>
     <w:p>
       <w:pPr>
@@ -3241,7 +4818,6 @@
             <w:docPart w:val="DefaultPlaceholder_-1854013440"/>
           </w:placeholder>
         </w:sdtPr>
-        <w:sdtEndPr/>
         <w:sdtContent>
           <w:r>
             <w:rPr>
@@ -3278,14 +4854,94 @@
           <w:rFonts w:eastAsia="Arial" w:cs="Arial"/>
           <w:color w:val="000000" w:themeColor="text1"/>
         </w:rPr>
-        <w:t>Proxmox authentication server, de profiter d’un serveur de login Microsoft Active Directory, que l’EMF a déjà en place via le Ci</w:t>
-      </w:r>
+        <w:t xml:space="preserve">Proxmox </w:t>
+      </w:r>
+      <w:proofErr w:type="spellStart"/>
       <w:r>
         <w:rPr>
           <w:rFonts w:eastAsia="Arial" w:cs="Arial"/>
           <w:color w:val="000000" w:themeColor="text1"/>
         </w:rPr>
-        <w:t xml:space="preserve">TeL et finalement un serveur OpenID Connect tel que, par exemple, Authetik. </w:t>
+        <w:t>authentication</w:t>
+      </w:r>
+      <w:proofErr w:type="spellEnd"/>
+      <w:r>
+        <w:rPr>
+          <w:rFonts w:eastAsia="Arial" w:cs="Arial"/>
+          <w:color w:val="000000" w:themeColor="text1"/>
+        </w:rPr>
+        <w:t xml:space="preserve"> server, de profiter d’un serveur de login Microsoft Active Directory, que l’EMF a déjà en place via le </w:t>
+      </w:r>
+      <w:proofErr w:type="spellStart"/>
+      <w:r>
+        <w:rPr>
+          <w:rFonts w:eastAsia="Arial" w:cs="Arial"/>
+          <w:color w:val="000000" w:themeColor="text1"/>
+        </w:rPr>
+        <w:t>Ci</w:t>
+      </w:r>
+      <w:r>
+        <w:rPr>
+          <w:rFonts w:eastAsia="Arial" w:cs="Arial"/>
+          <w:color w:val="000000" w:themeColor="text1"/>
+        </w:rPr>
+        <w:t>TeL</w:t>
+      </w:r>
+      <w:proofErr w:type="spellEnd"/>
+      <w:r>
+        <w:rPr>
+          <w:rFonts w:eastAsia="Arial" w:cs="Arial"/>
+          <w:color w:val="000000" w:themeColor="text1"/>
+        </w:rPr>
+        <w:t xml:space="preserve"> et finalement un serveur </w:t>
+      </w:r>
+      <w:proofErr w:type="spellStart"/>
+      <w:r>
+        <w:rPr>
+          <w:rFonts w:eastAsia="Arial" w:cs="Arial"/>
+          <w:color w:val="000000" w:themeColor="text1"/>
+        </w:rPr>
+        <w:t>OpenID</w:t>
+      </w:r>
+      <w:proofErr w:type="spellEnd"/>
+      <w:r>
+        <w:rPr>
+          <w:rFonts w:eastAsia="Arial" w:cs="Arial"/>
+          <w:color w:val="000000" w:themeColor="text1"/>
+        </w:rPr>
+        <w:t xml:space="preserve"> </w:t>
+      </w:r>
+      <w:proofErr w:type="spellStart"/>
+      <w:r>
+        <w:rPr>
+          <w:rFonts w:eastAsia="Arial" w:cs="Arial"/>
+          <w:color w:val="000000" w:themeColor="text1"/>
+        </w:rPr>
+        <w:t>Connect</w:t>
+      </w:r>
+      <w:proofErr w:type="spellEnd"/>
+      <w:r>
+        <w:rPr>
+          <w:rFonts w:eastAsia="Arial" w:cs="Arial"/>
+          <w:color w:val="000000" w:themeColor="text1"/>
+        </w:rPr>
+        <w:t xml:space="preserve"> tel que, par exemple, </w:t>
+      </w:r>
+      <w:proofErr w:type="spellStart"/>
+      <w:r>
+        <w:rPr>
+          <w:rFonts w:eastAsia="Arial" w:cs="Arial"/>
+          <w:color w:val="000000" w:themeColor="text1"/>
+        </w:rPr>
+        <w:t>Authetik</w:t>
+      </w:r>
+      <w:proofErr w:type="spellEnd"/>
+      <w:r>
+        <w:rPr>
+          <w:rFonts w:eastAsia="Arial" w:cs="Arial"/>
+          <w:color w:val="000000" w:themeColor="text1"/>
+        </w:rPr>
+        <w:t xml:space="preserve">. </w:t>
       </w:r>
       <w:sdt>
         <w:sdtPr>
@@ -3337,30 +4993,76 @@
           <w:rFonts w:eastAsia="Arial" w:cs="Arial"/>
           <w:color w:val="000000" w:themeColor="text1"/>
         </w:rPr>
-        <w:t>, mon avis personnel étant de mettre en place la version interne à ProxMox via PAM</w:t>
-      </w:r>
+        <w:t xml:space="preserve">, mon avis personnel étant de mettre en place la version interne à </w:t>
+      </w:r>
+      <w:proofErr w:type="spellStart"/>
       <w:r>
         <w:rPr>
           <w:rFonts w:eastAsia="Arial" w:cs="Arial"/>
           <w:color w:val="000000" w:themeColor="text1"/>
         </w:rPr>
-        <w:t>.</w:t>
-      </w:r>
+        <w:t>ProxMox</w:t>
+      </w:r>
+      <w:proofErr w:type="spellEnd"/>
       <w:r>
         <w:rPr>
           <w:rFonts w:eastAsia="Arial" w:cs="Arial"/>
           <w:color w:val="000000" w:themeColor="text1"/>
         </w:rPr>
-        <w:t xml:space="preserve"> Cet avis est basé sur le temps de mise en place nécessaire, sachant que le lien avec un server LDAP externe m’est inconnu et que l’installation de Authentik est pour le moins complexe d’expérience personnelle.</w:t>
+        <w:t xml:space="preserve"> via </w:t>
+      </w:r>
+      <w:r>
+        <w:rPr>
+          <w:rFonts w:eastAsia="Arial" w:cs="Arial"/>
+          <w:color w:val="000000" w:themeColor="text1"/>
+        </w:rPr>
+        <w:t>PVE</w:t>
+      </w:r>
+      <w:r>
+        <w:rPr>
+          <w:rFonts w:eastAsia="Arial" w:cs="Arial"/>
+          <w:color w:val="000000" w:themeColor="text1"/>
+        </w:rPr>
+        <w:t>.</w:t>
+      </w:r>
+      <w:r>
+        <w:rPr>
+          <w:rFonts w:eastAsia="Arial" w:cs="Arial"/>
+          <w:color w:val="000000" w:themeColor="text1"/>
+        </w:rPr>
+        <w:t xml:space="preserve"> Cet avis est basé sur le temps de mise en place nécessaire, sachant que le lien avec un server LDAP externe m’est inconnu</w:t>
+      </w:r>
+      <w:r>
+        <w:rPr>
+          <w:rFonts w:eastAsia="Arial" w:cs="Arial"/>
+          <w:color w:val="000000" w:themeColor="text1"/>
+        </w:rPr>
+        <w:t xml:space="preserve">, et </w:t>
+      </w:r>
+      <w:r>
+        <w:rPr>
+          <w:rFonts w:eastAsia="Arial" w:cs="Arial"/>
+          <w:color w:val="000000" w:themeColor="text1"/>
+        </w:rPr>
+        <w:t>qu’il ne me sera sûrement pas</w:t>
+      </w:r>
+      <w:r>
+        <w:rPr>
+          <w:rFonts w:eastAsia="Arial" w:cs="Arial"/>
+          <w:color w:val="000000" w:themeColor="text1"/>
+        </w:rPr>
+        <w:t xml:space="preserve"> permis d’utiliser celui de production.</w:t>
       </w:r>
     </w:p>
     <w:p>
       <w:pPr>
         <w:pStyle w:val="Titre3"/>
       </w:pPr>
+      <w:bookmarkStart w:id="21" w:name="_Toc229035225"/>
       <w:r>
         <w:t>Stockage rapide et efficace</w:t>
       </w:r>
+      <w:bookmarkEnd w:id="21"/>
     </w:p>
     <w:p>
       <w:pPr>
@@ -3384,10 +5086,26 @@
         <w:pStyle w:val="BITTextkrper"/>
       </w:pPr>
       <w:r>
-        <w:t xml:space="preserve">Il faut aussi considérer de mettre en place un service de stockage externe au cluster, afin que si une node tombe en panne, </w:t>
-      </w:r>
-      <w:r>
-        <w:t xml:space="preserve">ou bien doit passer en maintenance, les données stockées sur la node en question soient encore accessibles. </w:t>
+        <w:t xml:space="preserve">Il faut aussi considérer de mettre en place un service de stockage externe au cluster, afin que si une </w:t>
+      </w:r>
+      <w:proofErr w:type="spellStart"/>
+      <w:r>
+        <w:t>node</w:t>
+      </w:r>
+      <w:proofErr w:type="spellEnd"/>
+      <w:r>
+        <w:t xml:space="preserve"> tombe en panne, </w:t>
+      </w:r>
+      <w:r>
+        <w:t xml:space="preserve">ou bien doit passer en maintenance, les données stockées sur la </w:t>
+      </w:r>
+      <w:proofErr w:type="spellStart"/>
+      <w:r>
+        <w:t>node</w:t>
+      </w:r>
+      <w:proofErr w:type="spellEnd"/>
+      <w:r>
+        <w:t xml:space="preserve"> en question soient encore accessibles. </w:t>
       </w:r>
       <w:r>
         <w:t xml:space="preserve">C’est d’ailleurs ce que conseil </w:t>
@@ -3404,7 +5122,6 @@
             <w:docPart w:val="DefaultPlaceholder_-1854013440"/>
           </w:placeholder>
         </w:sdtPr>
-        <w:sdtEndPr/>
         <w:sdtContent>
           <w:r>
             <w:rPr>
@@ -3416,16 +5133,42 @@
         </w:sdtContent>
       </w:sdt>
       <w:r>
-        <w:t>, il appellant ça ”shared storage”.</w:t>
+        <w:t xml:space="preserve">, il </w:t>
+      </w:r>
+      <w:proofErr w:type="spellStart"/>
+      <w:r>
+        <w:t>appellant</w:t>
+      </w:r>
+      <w:proofErr w:type="spellEnd"/>
+      <w:r>
+        <w:t xml:space="preserve"> ça ”</w:t>
+      </w:r>
+      <w:proofErr w:type="spellStart"/>
+      <w:r>
+        <w:t>shared</w:t>
+      </w:r>
+      <w:proofErr w:type="spellEnd"/>
+      <w:r>
+        <w:t xml:space="preserve"> </w:t>
+      </w:r>
+      <w:proofErr w:type="spellStart"/>
+      <w:r>
+        <w:t>storage</w:t>
+      </w:r>
+      <w:proofErr w:type="spellEnd"/>
+      <w:r>
+        <w:t>”.</w:t>
       </w:r>
     </w:p>
     <w:p>
       <w:pPr>
         <w:pStyle w:val="Titre3"/>
       </w:pPr>
+      <w:bookmarkStart w:id="22" w:name="_Toc229035226"/>
       <w:r>
         <w:t>Image disque de serveurs Windows avec tous les prérequis installés</w:t>
       </w:r>
+      <w:bookmarkEnd w:id="22"/>
     </w:p>
     <w:p>
       <w:pPr>
@@ -3462,7 +5205,6 @@
             <w:docPart w:val="DefaultPlaceholder_-1854013440"/>
           </w:placeholder>
         </w:sdtPr>
-        <w:sdtEndPr/>
         <w:sdtContent>
           <w:r>
             <w:rPr>
@@ -3485,16 +5227,42 @@
       <w:pPr>
         <w:pStyle w:val="Titre3"/>
       </w:pPr>
+      <w:bookmarkStart w:id="23" w:name="_Toc229035227"/>
       <w:r>
         <w:t>Réseau sécurisé</w:t>
       </w:r>
+      <w:bookmarkEnd w:id="23"/>
     </w:p>
     <w:p>
       <w:pPr>
         <w:pStyle w:val="BITTextkrper"/>
       </w:pPr>
       <w:r>
-        <w:t>Afin d’avoir un réseau sécurisé, il est demandé par l’EMF que ledit réseau soit ségmenté, à minima entre VMs et Managment. Je propose d’ajouter une autre séparation pour le stockage, si le cho</w:t>
+        <w:t xml:space="preserve">Afin d’avoir un réseau sécurisé, il est demandé par l’EMF que ledit réseau soit </w:t>
+      </w:r>
+      <w:proofErr w:type="spellStart"/>
+      <w:r>
+        <w:t>ségmenté</w:t>
+      </w:r>
+      <w:proofErr w:type="spellEnd"/>
+      <w:r>
+        <w:t xml:space="preserve">, à minima entre </w:t>
+      </w:r>
+      <w:proofErr w:type="spellStart"/>
+      <w:r>
+        <w:t>VMs</w:t>
+      </w:r>
+      <w:proofErr w:type="spellEnd"/>
+      <w:r>
+        <w:t xml:space="preserve"> et </w:t>
+      </w:r>
+      <w:proofErr w:type="spellStart"/>
+      <w:r>
+        <w:t>Managment</w:t>
+      </w:r>
+      <w:proofErr w:type="spellEnd"/>
+      <w:r>
+        <w:t>. Je propose d’ajouter une autre séparation pour le stockage, si le cho</w:t>
       </w:r>
       <w:r>
         <w:t>ix est posé de partir sur un SAN.</w:t>
@@ -3504,9 +5272,11 @@
       <w:pPr>
         <w:pStyle w:val="Titre3"/>
       </w:pPr>
+      <w:bookmarkStart w:id="24" w:name="_Toc229035228"/>
       <w:r>
         <w:t>Backup et restauration des données</w:t>
       </w:r>
+      <w:bookmarkEnd w:id="24"/>
     </w:p>
     <w:p>
       <w:pPr>
@@ -3516,7 +5286,15 @@
         <w:t>La sauvegarde des données et leurs restaurations en cas de perte de données doit être discutée avec les clients. Il existe plusieurs manières de procéder, cependant, Proxmox</w:t>
       </w:r>
       <w:r>
-        <w:t xml:space="preserve"> met en place une solution de backups eux-même que je pense être la meilleure solution si d’aventure il faudrait penser à sauvegarder les données</w:t>
+        <w:t xml:space="preserve"> met en place une solution de backups </w:t>
+      </w:r>
+      <w:proofErr w:type="spellStart"/>
+      <w:r>
+        <w:t>eux-même</w:t>
+      </w:r>
+      <w:proofErr w:type="spellEnd"/>
+      <w:r>
+        <w:t xml:space="preserve"> que je pense être la meilleure solution si d’aventure il faudrait penser à sauvegarder les données</w:t>
       </w:r>
       <w:r>
         <w:t xml:space="preserve"> </w:t>
@@ -3533,7 +5311,6 @@
             <w:docPart w:val="DefaultPlaceholder_-1854013440"/>
           </w:placeholder>
         </w:sdtPr>
-        <w:sdtEndPr/>
         <w:sdtContent>
           <w:r>
             <w:rPr>
@@ -3556,24 +5333,39 @@
         <w:pStyle w:val="BITTextkrper"/>
       </w:pPr>
       <w:r>
-        <w:t>Je ne pense cependant pas qu’il soit nécessaire de faire des grosses sauvegardes de ces VMs étant donné qu’elles doivent exister au maximum 5 semaines.</w:t>
+        <w:t xml:space="preserve">Je ne pense cependant pas qu’il soit nécessaire de faire des grosses sauvegardes de ces </w:t>
+      </w:r>
+      <w:proofErr w:type="spellStart"/>
+      <w:r>
+        <w:t>VMs</w:t>
+      </w:r>
+      <w:proofErr w:type="spellEnd"/>
+      <w:r>
+        <w:t xml:space="preserve"> étant donné qu’elles doivent exister au maximum 5 semaines.</w:t>
       </w:r>
     </w:p>
     <w:p>
       <w:pPr>
         <w:pStyle w:val="Titre2"/>
       </w:pPr>
-      <w:r>
-        <w:t xml:space="preserve">Analyse de l’architecture Proxmox </w:t>
+      <w:bookmarkStart w:id="25" w:name="_Toc229035229"/>
+      <w:r>
+        <w:t>Analyse de l’architecture Proxmox</w:t>
+      </w:r>
+      <w:bookmarkEnd w:id="25"/>
+      <w:r>
+        <w:t xml:space="preserve"> </w:t>
       </w:r>
     </w:p>
     <w:p>
       <w:pPr>
         <w:pStyle w:val="Titre3"/>
       </w:pPr>
+      <w:bookmarkStart w:id="26" w:name="_Toc229035230"/>
       <w:r>
         <w:t>Cluster</w:t>
       </w:r>
+      <w:bookmarkEnd w:id="26"/>
     </w:p>
     <w:p>
       <w:pPr>
@@ -3584,7 +5376,15 @@
         </w:rPr>
       </w:pPr>
       <w:r>
-        <w:t xml:space="preserve">L’EMF souhaite avoir un cluster de trois nodes Proxmox installées sur des </w:t>
+        <w:t xml:space="preserve">L’EMF souhaite avoir un cluster de trois </w:t>
+      </w:r>
+      <w:proofErr w:type="spellStart"/>
+      <w:r>
+        <w:t>nodes</w:t>
+      </w:r>
+      <w:proofErr w:type="spellEnd"/>
+      <w:r>
+        <w:t xml:space="preserve"> Proxmox installées sur des </w:t>
       </w:r>
       <w:r>
         <w:rPr>
@@ -3598,25 +5398,59 @@
           <w:rFonts w:eastAsia="Arial" w:cs="Arial"/>
           <w:lang w:val="fr-CH"/>
         </w:rPr>
-        <w:t>des réseaux partagés entre les trois nodes, ainsi que des utilisateurs des nodes.</w:t>
-      </w:r>
-    </w:p>
-    <w:p>
-      <w:pPr>
-        <w:pStyle w:val="BITTextkrper"/>
+        <w:t xml:space="preserve">des réseaux partagés entre les trois </w:t>
+      </w:r>
+      <w:proofErr w:type="spellStart"/>
+      <w:r>
         <w:rPr>
           <w:rFonts w:eastAsia="Arial" w:cs="Arial"/>
           <w:lang w:val="fr-CH"/>
         </w:rPr>
+        <w:t>nodes</w:t>
+      </w:r>
+      <w:proofErr w:type="spellEnd"/>
+      <w:r>
+        <w:rPr>
+          <w:rFonts w:eastAsia="Arial" w:cs="Arial"/>
+          <w:lang w:val="fr-CH"/>
+        </w:rPr>
+        <w:t xml:space="preserve">, ainsi que des utilisateurs des </w:t>
+      </w:r>
+      <w:proofErr w:type="spellStart"/>
+      <w:r>
+        <w:rPr>
+          <w:rFonts w:eastAsia="Arial" w:cs="Arial"/>
+          <w:lang w:val="fr-CH"/>
+        </w:rPr>
+        <w:t>nodes</w:t>
+      </w:r>
+      <w:proofErr w:type="spellEnd"/>
+      <w:r>
+        <w:rPr>
+          <w:rFonts w:eastAsia="Arial" w:cs="Arial"/>
+          <w:lang w:val="fr-CH"/>
+        </w:rPr>
+        <w:t>.</w:t>
+      </w:r>
+    </w:p>
+    <w:p>
+      <w:pPr>
+        <w:pStyle w:val="BITTextkrper"/>
+        <w:rPr>
+          <w:rFonts w:eastAsia="Arial" w:cs="Arial"/>
+          <w:lang w:val="fr-CH"/>
+        </w:rPr>
       </w:pPr>
     </w:p>
     <w:p>
       <w:pPr>
         <w:pStyle w:val="Titre3"/>
       </w:pPr>
+      <w:bookmarkStart w:id="27" w:name="_Toc229035231"/>
       <w:r>
         <w:t>Stockage</w:t>
       </w:r>
+      <w:bookmarkEnd w:id="27"/>
     </w:p>
     <w:p>
       <w:pPr>
@@ -3637,7 +5471,6 @@
             <w:docPart w:val="DefaultPlaceholder_-1854013440"/>
           </w:placeholder>
         </w:sdtPr>
-        <w:sdtEndPr/>
         <w:sdtContent>
           <w:r>
             <w:rPr>
@@ -3711,8 +5544,13 @@
               <w:jc w:val="center"/>
               <w:cnfStyle w:val="100000000000" w:firstRow="1" w:lastRow="0" w:firstColumn="0" w:lastColumn="0" w:oddVBand="0" w:evenVBand="0" w:oddHBand="0" w:evenHBand="0" w:firstRowFirstColumn="0" w:firstRowLastColumn="0" w:lastRowFirstColumn="0" w:lastRowLastColumn="0"/>
             </w:pPr>
-            <w:r>
-              <w:t xml:space="preserve">Level </w:t>
+            <w:proofErr w:type="spellStart"/>
+            <w:r>
+              <w:t>Level</w:t>
+            </w:r>
+            <w:proofErr w:type="spellEnd"/>
+            <w:r>
+              <w:t xml:space="preserve"> </w:t>
             </w:r>
           </w:p>
         </w:tc>
@@ -3726,9 +5564,11 @@
               <w:jc w:val="center"/>
               <w:cnfStyle w:val="100000000000" w:firstRow="1" w:lastRow="0" w:firstColumn="0" w:lastColumn="0" w:oddVBand="0" w:evenVBand="0" w:oddHBand="0" w:evenHBand="0" w:firstRowFirstColumn="0" w:firstRowLastColumn="0" w:lastRowFirstColumn="0" w:lastRowLastColumn="0"/>
             </w:pPr>
+            <w:proofErr w:type="spellStart"/>
             <w:r>
               <w:t>Shared</w:t>
             </w:r>
+            <w:proofErr w:type="spellEnd"/>
           </w:p>
         </w:tc>
         <w:tc>
@@ -3789,9 +5629,13 @@
               <w:spacing w:before="0" w:after="0"/>
               <w:cnfStyle w:val="000000000000" w:firstRow="0" w:lastRow="0" w:firstColumn="0" w:lastColumn="0" w:oddVBand="0" w:evenVBand="0" w:oddHBand="0" w:evenHBand="0" w:firstRowFirstColumn="0" w:firstRowLastColumn="0" w:lastRowFirstColumn="0" w:lastRowLastColumn="0"/>
             </w:pPr>
+            <w:proofErr w:type="spellStart"/>
+            <w:proofErr w:type="gramStart"/>
             <w:r>
               <w:t>zfspool</w:t>
             </w:r>
+            <w:proofErr w:type="spellEnd"/>
+            <w:proofErr w:type="gramEnd"/>
           </w:p>
         </w:tc>
         <w:tc>
@@ -3803,9 +5647,11 @@
               <w:spacing w:before="0" w:after="0"/>
               <w:cnfStyle w:val="000000000000" w:firstRow="0" w:lastRow="0" w:firstColumn="0" w:lastColumn="0" w:oddVBand="0" w:evenVBand="0" w:oddHBand="0" w:evenHBand="0" w:firstRowFirstColumn="0" w:firstRowLastColumn="0" w:lastRowFirstColumn="0" w:lastRowLastColumn="0"/>
             </w:pPr>
+            <w:proofErr w:type="gramStart"/>
             <w:r>
               <w:t>both</w:t>
             </w:r>
+            <w:proofErr w:type="gramEnd"/>
             <w:r>
               <w:rPr>
                 <w:vertAlign w:val="superscript"/>
@@ -3823,9 +5669,11 @@
               <w:spacing w:before="0" w:after="0"/>
               <w:cnfStyle w:val="000000000000" w:firstRow="0" w:lastRow="0" w:firstColumn="0" w:lastColumn="0" w:oddVBand="0" w:evenVBand="0" w:oddHBand="0" w:evenHBand="0" w:firstRowFirstColumn="0" w:firstRowLastColumn="0" w:lastRowFirstColumn="0" w:lastRowLastColumn="0"/>
             </w:pPr>
+            <w:proofErr w:type="gramStart"/>
             <w:r>
               <w:t>no</w:t>
             </w:r>
+            <w:proofErr w:type="gramEnd"/>
           </w:p>
         </w:tc>
         <w:tc>
@@ -3837,9 +5685,11 @@
               <w:spacing w:before="0" w:after="0"/>
               <w:cnfStyle w:val="000000000000" w:firstRow="0" w:lastRow="0" w:firstColumn="0" w:lastColumn="0" w:oddVBand="0" w:evenVBand="0" w:oddHBand="0" w:evenHBand="0" w:firstRowFirstColumn="0" w:firstRowLastColumn="0" w:lastRowFirstColumn="0" w:lastRowLastColumn="0"/>
             </w:pPr>
+            <w:proofErr w:type="gramStart"/>
             <w:r>
               <w:t>yes</w:t>
             </w:r>
+            <w:proofErr w:type="gramEnd"/>
           </w:p>
         </w:tc>
         <w:tc>
@@ -3851,9 +5701,11 @@
               <w:spacing w:before="0" w:after="0"/>
               <w:cnfStyle w:val="000000000000" w:firstRow="0" w:lastRow="0" w:firstColumn="0" w:lastColumn="0" w:oddVBand="0" w:evenVBand="0" w:oddHBand="0" w:evenHBand="0" w:firstRowFirstColumn="0" w:firstRowLastColumn="0" w:lastRowFirstColumn="0" w:lastRowLastColumn="0"/>
             </w:pPr>
+            <w:proofErr w:type="gramStart"/>
             <w:r>
               <w:t>yes</w:t>
             </w:r>
+            <w:proofErr w:type="gramEnd"/>
           </w:p>
         </w:tc>
       </w:tr>
@@ -3884,9 +5736,13 @@
               <w:spacing w:before="0" w:after="0"/>
               <w:cnfStyle w:val="000000000000" w:firstRow="0" w:lastRow="0" w:firstColumn="0" w:lastColumn="0" w:oddVBand="0" w:evenVBand="0" w:oddHBand="0" w:evenHBand="0" w:firstRowFirstColumn="0" w:firstRowLastColumn="0" w:lastRowFirstColumn="0" w:lastRowLastColumn="0"/>
             </w:pPr>
+            <w:proofErr w:type="spellStart"/>
+            <w:proofErr w:type="gramStart"/>
             <w:r>
               <w:t>dir</w:t>
             </w:r>
+            <w:proofErr w:type="spellEnd"/>
+            <w:proofErr w:type="gramEnd"/>
           </w:p>
         </w:tc>
         <w:tc>
@@ -3898,9 +5754,11 @@
               <w:spacing w:before="0" w:after="0"/>
               <w:cnfStyle w:val="000000000000" w:firstRow="0" w:lastRow="0" w:firstColumn="0" w:lastColumn="0" w:oddVBand="0" w:evenVBand="0" w:oddHBand="0" w:evenHBand="0" w:firstRowFirstColumn="0" w:firstRowLastColumn="0" w:lastRowFirstColumn="0" w:lastRowLastColumn="0"/>
             </w:pPr>
+            <w:proofErr w:type="gramStart"/>
             <w:r>
               <w:t>file</w:t>
             </w:r>
+            <w:proofErr w:type="gramEnd"/>
           </w:p>
         </w:tc>
         <w:tc>
@@ -3912,9 +5770,11 @@
               <w:spacing w:before="0" w:after="0"/>
               <w:cnfStyle w:val="000000000000" w:firstRow="0" w:lastRow="0" w:firstColumn="0" w:lastColumn="0" w:oddVBand="0" w:evenVBand="0" w:oddHBand="0" w:evenHBand="0" w:firstRowFirstColumn="0" w:firstRowLastColumn="0" w:lastRowFirstColumn="0" w:lastRowLastColumn="0"/>
             </w:pPr>
+            <w:proofErr w:type="gramStart"/>
             <w:r>
               <w:t>no</w:t>
             </w:r>
+            <w:proofErr w:type="gramEnd"/>
           </w:p>
         </w:tc>
         <w:tc>
@@ -3926,9 +5786,11 @@
               <w:spacing w:before="0" w:after="0"/>
               <w:cnfStyle w:val="000000000000" w:firstRow="0" w:lastRow="0" w:firstColumn="0" w:lastColumn="0" w:oddVBand="0" w:evenVBand="0" w:oddHBand="0" w:evenHBand="0" w:firstRowFirstColumn="0" w:firstRowLastColumn="0" w:lastRowFirstColumn="0" w:lastRowLastColumn="0"/>
             </w:pPr>
+            <w:proofErr w:type="gramStart"/>
             <w:r>
               <w:t>yes</w:t>
             </w:r>
+            <w:proofErr w:type="gramEnd"/>
             <w:r>
               <w:rPr>
                 <w:vertAlign w:val="superscript"/>
@@ -3946,9 +5808,11 @@
               <w:spacing w:before="0" w:after="0"/>
               <w:cnfStyle w:val="000000000000" w:firstRow="0" w:lastRow="0" w:firstColumn="0" w:lastColumn="0" w:oddVBand="0" w:evenVBand="0" w:oddHBand="0" w:evenHBand="0" w:firstRowFirstColumn="0" w:firstRowLastColumn="0" w:lastRowFirstColumn="0" w:lastRowLastColumn="0"/>
             </w:pPr>
+            <w:proofErr w:type="gramStart"/>
             <w:r>
               <w:t>yes</w:t>
             </w:r>
+            <w:proofErr w:type="gramEnd"/>
           </w:p>
         </w:tc>
       </w:tr>
@@ -3979,9 +5843,13 @@
               <w:spacing w:before="0" w:after="0"/>
               <w:cnfStyle w:val="000000000000" w:firstRow="0" w:lastRow="0" w:firstColumn="0" w:lastColumn="0" w:oddVBand="0" w:evenVBand="0" w:oddHBand="0" w:evenHBand="0" w:firstRowFirstColumn="0" w:firstRowLastColumn="0" w:lastRowFirstColumn="0" w:lastRowLastColumn="0"/>
             </w:pPr>
+            <w:proofErr w:type="spellStart"/>
+            <w:proofErr w:type="gramStart"/>
             <w:r>
               <w:t>btrfs</w:t>
             </w:r>
+            <w:proofErr w:type="spellEnd"/>
+            <w:proofErr w:type="gramEnd"/>
           </w:p>
         </w:tc>
         <w:tc>
@@ -3993,9 +5861,11 @@
               <w:spacing w:before="0" w:after="0"/>
               <w:cnfStyle w:val="000000000000" w:firstRow="0" w:lastRow="0" w:firstColumn="0" w:lastColumn="0" w:oddVBand="0" w:evenVBand="0" w:oddHBand="0" w:evenHBand="0" w:firstRowFirstColumn="0" w:firstRowLastColumn="0" w:lastRowFirstColumn="0" w:lastRowLastColumn="0"/>
             </w:pPr>
+            <w:proofErr w:type="gramStart"/>
             <w:r>
               <w:t>file</w:t>
             </w:r>
+            <w:proofErr w:type="gramEnd"/>
           </w:p>
         </w:tc>
         <w:tc>
@@ -4007,9 +5877,11 @@
               <w:spacing w:before="0" w:after="0"/>
               <w:cnfStyle w:val="000000000000" w:firstRow="0" w:lastRow="0" w:firstColumn="0" w:lastColumn="0" w:oddVBand="0" w:evenVBand="0" w:oddHBand="0" w:evenHBand="0" w:firstRowFirstColumn="0" w:firstRowLastColumn="0" w:lastRowFirstColumn="0" w:lastRowLastColumn="0"/>
             </w:pPr>
+            <w:proofErr w:type="gramStart"/>
             <w:r>
               <w:t>no</w:t>
             </w:r>
+            <w:proofErr w:type="gramEnd"/>
           </w:p>
         </w:tc>
         <w:tc>
@@ -4021,9 +5893,11 @@
               <w:spacing w:before="0" w:after="0"/>
               <w:cnfStyle w:val="000000000000" w:firstRow="0" w:lastRow="0" w:firstColumn="0" w:lastColumn="0" w:oddVBand="0" w:evenVBand="0" w:oddHBand="0" w:evenHBand="0" w:firstRowFirstColumn="0" w:firstRowLastColumn="0" w:lastRowFirstColumn="0" w:lastRowLastColumn="0"/>
             </w:pPr>
+            <w:proofErr w:type="gramStart"/>
             <w:r>
               <w:t>yes</w:t>
             </w:r>
+            <w:proofErr w:type="gramEnd"/>
           </w:p>
         </w:tc>
         <w:tc>
@@ -4074,9 +5948,13 @@
               <w:spacing w:before="0" w:after="0"/>
               <w:cnfStyle w:val="000000000000" w:firstRow="0" w:lastRow="0" w:firstColumn="0" w:lastColumn="0" w:oddVBand="0" w:evenVBand="0" w:oddHBand="0" w:evenHBand="0" w:firstRowFirstColumn="0" w:firstRowLastColumn="0" w:lastRowFirstColumn="0" w:lastRowLastColumn="0"/>
             </w:pPr>
+            <w:proofErr w:type="spellStart"/>
+            <w:proofErr w:type="gramStart"/>
             <w:r>
               <w:t>nfs</w:t>
             </w:r>
+            <w:proofErr w:type="spellEnd"/>
+            <w:proofErr w:type="gramEnd"/>
           </w:p>
         </w:tc>
         <w:tc>
@@ -4088,9 +5966,11 @@
               <w:spacing w:before="0" w:after="0"/>
               <w:cnfStyle w:val="000000000000" w:firstRow="0" w:lastRow="0" w:firstColumn="0" w:lastColumn="0" w:oddVBand="0" w:evenVBand="0" w:oddHBand="0" w:evenHBand="0" w:firstRowFirstColumn="0" w:firstRowLastColumn="0" w:lastRowFirstColumn="0" w:lastRowLastColumn="0"/>
             </w:pPr>
+            <w:proofErr w:type="gramStart"/>
             <w:r>
               <w:t>file</w:t>
             </w:r>
+            <w:proofErr w:type="gramEnd"/>
           </w:p>
         </w:tc>
         <w:tc>
@@ -4102,9 +5982,11 @@
               <w:spacing w:before="0" w:after="0"/>
               <w:cnfStyle w:val="000000000000" w:firstRow="0" w:lastRow="0" w:firstColumn="0" w:lastColumn="0" w:oddVBand="0" w:evenVBand="0" w:oddHBand="0" w:evenHBand="0" w:firstRowFirstColumn="0" w:firstRowLastColumn="0" w:lastRowFirstColumn="0" w:lastRowLastColumn="0"/>
             </w:pPr>
+            <w:proofErr w:type="gramStart"/>
             <w:r>
               <w:t>yes</w:t>
             </w:r>
+            <w:proofErr w:type="gramEnd"/>
           </w:p>
         </w:tc>
         <w:tc>
@@ -4116,9 +5998,11 @@
               <w:spacing w:before="0" w:after="0"/>
               <w:cnfStyle w:val="000000000000" w:firstRow="0" w:lastRow="0" w:firstColumn="0" w:lastColumn="0" w:oddVBand="0" w:evenVBand="0" w:oddHBand="0" w:evenHBand="0" w:firstRowFirstColumn="0" w:firstRowLastColumn="0" w:lastRowFirstColumn="0" w:lastRowLastColumn="0"/>
             </w:pPr>
+            <w:proofErr w:type="gramStart"/>
             <w:r>
               <w:t>yes</w:t>
             </w:r>
+            <w:proofErr w:type="gramEnd"/>
             <w:r>
               <w:rPr>
                 <w:vertAlign w:val="superscript"/>
@@ -4136,9 +6020,11 @@
               <w:spacing w:before="0" w:after="0"/>
               <w:cnfStyle w:val="000000000000" w:firstRow="0" w:lastRow="0" w:firstColumn="0" w:lastColumn="0" w:oddVBand="0" w:evenVBand="0" w:oddHBand="0" w:evenHBand="0" w:firstRowFirstColumn="0" w:firstRowLastColumn="0" w:lastRowFirstColumn="0" w:lastRowLastColumn="0"/>
             </w:pPr>
+            <w:proofErr w:type="gramStart"/>
             <w:r>
               <w:t>yes</w:t>
             </w:r>
+            <w:proofErr w:type="gramEnd"/>
           </w:p>
         </w:tc>
       </w:tr>
@@ -4169,9 +6055,13 @@
               <w:spacing w:before="0" w:after="0"/>
               <w:cnfStyle w:val="000000000000" w:firstRow="0" w:lastRow="0" w:firstColumn="0" w:lastColumn="0" w:oddVBand="0" w:evenVBand="0" w:oddHBand="0" w:evenHBand="0" w:firstRowFirstColumn="0" w:firstRowLastColumn="0" w:lastRowFirstColumn="0" w:lastRowLastColumn="0"/>
             </w:pPr>
+            <w:proofErr w:type="spellStart"/>
+            <w:proofErr w:type="gramStart"/>
             <w:r>
               <w:t>cifs</w:t>
             </w:r>
+            <w:proofErr w:type="spellEnd"/>
+            <w:proofErr w:type="gramEnd"/>
           </w:p>
         </w:tc>
         <w:tc>
@@ -4183,9 +6073,11 @@
               <w:spacing w:before="0" w:after="0"/>
               <w:cnfStyle w:val="000000000000" w:firstRow="0" w:lastRow="0" w:firstColumn="0" w:lastColumn="0" w:oddVBand="0" w:evenVBand="0" w:oddHBand="0" w:evenHBand="0" w:firstRowFirstColumn="0" w:firstRowLastColumn="0" w:lastRowFirstColumn="0" w:lastRowLastColumn="0"/>
             </w:pPr>
+            <w:proofErr w:type="gramStart"/>
             <w:r>
               <w:t>file</w:t>
             </w:r>
+            <w:proofErr w:type="gramEnd"/>
           </w:p>
         </w:tc>
         <w:tc>
@@ -4197,9 +6089,11 @@
               <w:spacing w:before="0" w:after="0"/>
               <w:cnfStyle w:val="000000000000" w:firstRow="0" w:lastRow="0" w:firstColumn="0" w:lastColumn="0" w:oddVBand="0" w:evenVBand="0" w:oddHBand="0" w:evenHBand="0" w:firstRowFirstColumn="0" w:firstRowLastColumn="0" w:lastRowFirstColumn="0" w:lastRowLastColumn="0"/>
             </w:pPr>
+            <w:proofErr w:type="gramStart"/>
             <w:r>
               <w:t>yes</w:t>
             </w:r>
+            <w:proofErr w:type="gramEnd"/>
           </w:p>
         </w:tc>
         <w:tc>
@@ -4211,9 +6105,11 @@
               <w:spacing w:before="0" w:after="0"/>
               <w:cnfStyle w:val="000000000000" w:firstRow="0" w:lastRow="0" w:firstColumn="0" w:lastColumn="0" w:oddVBand="0" w:evenVBand="0" w:oddHBand="0" w:evenHBand="0" w:firstRowFirstColumn="0" w:firstRowLastColumn="0" w:lastRowFirstColumn="0" w:lastRowLastColumn="0"/>
             </w:pPr>
+            <w:proofErr w:type="gramStart"/>
             <w:r>
               <w:t>yes</w:t>
             </w:r>
+            <w:proofErr w:type="gramEnd"/>
             <w:r>
               <w:rPr>
                 <w:vertAlign w:val="superscript"/>
@@ -4231,9 +6127,11 @@
               <w:spacing w:before="0" w:after="0"/>
               <w:cnfStyle w:val="000000000000" w:firstRow="0" w:lastRow="0" w:firstColumn="0" w:lastColumn="0" w:oddVBand="0" w:evenVBand="0" w:oddHBand="0" w:evenHBand="0" w:firstRowFirstColumn="0" w:firstRowLastColumn="0" w:lastRowFirstColumn="0" w:lastRowLastColumn="0"/>
             </w:pPr>
+            <w:proofErr w:type="gramStart"/>
             <w:r>
               <w:t>yes</w:t>
             </w:r>
+            <w:proofErr w:type="gramEnd"/>
           </w:p>
         </w:tc>
       </w:tr>
@@ -4264,9 +6162,11 @@
               <w:spacing w:before="0" w:after="0"/>
               <w:cnfStyle w:val="000000000000" w:firstRow="0" w:lastRow="0" w:firstColumn="0" w:lastColumn="0" w:oddVBand="0" w:evenVBand="0" w:oddHBand="0" w:evenHBand="0" w:firstRowFirstColumn="0" w:firstRowLastColumn="0" w:lastRowFirstColumn="0" w:lastRowLastColumn="0"/>
             </w:pPr>
+            <w:proofErr w:type="gramStart"/>
             <w:r>
               <w:t>pbs</w:t>
             </w:r>
+            <w:proofErr w:type="gramEnd"/>
           </w:p>
         </w:tc>
         <w:tc>
@@ -4278,9 +6178,13 @@
               <w:spacing w:before="0" w:after="0"/>
               <w:cnfStyle w:val="000000000000" w:firstRow="0" w:lastRow="0" w:firstColumn="0" w:lastColumn="0" w:oddVBand="0" w:evenVBand="0" w:oddHBand="0" w:evenHBand="0" w:firstRowFirstColumn="0" w:firstRowLastColumn="0" w:lastRowFirstColumn="0" w:lastRowLastColumn="0"/>
             </w:pPr>
+            <w:proofErr w:type="spellStart"/>
+            <w:proofErr w:type="gramStart"/>
             <w:r>
               <w:t>both</w:t>
             </w:r>
+            <w:proofErr w:type="spellEnd"/>
+            <w:proofErr w:type="gramEnd"/>
           </w:p>
         </w:tc>
         <w:tc>
@@ -4292,9 +6196,11 @@
               <w:spacing w:before="0" w:after="0"/>
               <w:cnfStyle w:val="000000000000" w:firstRow="0" w:lastRow="0" w:firstColumn="0" w:lastColumn="0" w:oddVBand="0" w:evenVBand="0" w:oddHBand="0" w:evenHBand="0" w:firstRowFirstColumn="0" w:firstRowLastColumn="0" w:lastRowFirstColumn="0" w:lastRowLastColumn="0"/>
             </w:pPr>
+            <w:proofErr w:type="gramStart"/>
             <w:r>
               <w:t>yes</w:t>
             </w:r>
+            <w:proofErr w:type="gramEnd"/>
           </w:p>
         </w:tc>
         <w:tc>
@@ -4306,8 +6212,13 @@
               <w:spacing w:before="0" w:after="0"/>
               <w:cnfStyle w:val="000000000000" w:firstRow="0" w:lastRow="0" w:firstColumn="0" w:lastColumn="0" w:oddVBand="0" w:evenVBand="0" w:oddHBand="0" w:evenHBand="0" w:firstRowFirstColumn="0" w:firstRowLastColumn="0" w:lastRowFirstColumn="0" w:lastRowLastColumn="0"/>
             </w:pPr>
-            <w:r>
-              <w:t>n/a</w:t>
+            <w:proofErr w:type="gramStart"/>
+            <w:r>
+              <w:t>n</w:t>
+            </w:r>
+            <w:proofErr w:type="gramEnd"/>
+            <w:r>
+              <w:t>/a</w:t>
             </w:r>
           </w:p>
         </w:tc>
@@ -4320,9 +6231,11 @@
               <w:spacing w:before="0" w:after="0"/>
               <w:cnfStyle w:val="000000000000" w:firstRow="0" w:lastRow="0" w:firstColumn="0" w:lastColumn="0" w:oddVBand="0" w:evenVBand="0" w:oddHBand="0" w:evenHBand="0" w:firstRowFirstColumn="0" w:firstRowLastColumn="0" w:lastRowFirstColumn="0" w:lastRowLastColumn="0"/>
             </w:pPr>
+            <w:proofErr w:type="gramStart"/>
             <w:r>
               <w:t>yes</w:t>
             </w:r>
+            <w:proofErr w:type="gramEnd"/>
           </w:p>
         </w:tc>
       </w:tr>
@@ -4339,10 +6252,12 @@
             <w:pPr>
               <w:spacing w:before="0" w:after="0"/>
             </w:pPr>
+            <w:proofErr w:type="spellStart"/>
             <w:r>
               <w:lastRenderedPageBreak/>
               <w:t>CephFS</w:t>
             </w:r>
+            <w:proofErr w:type="spellEnd"/>
           </w:p>
         </w:tc>
         <w:tc>
@@ -4354,9 +6269,13 @@
               <w:spacing w:before="0" w:after="0"/>
               <w:cnfStyle w:val="000000000000" w:firstRow="0" w:lastRow="0" w:firstColumn="0" w:lastColumn="0" w:oddVBand="0" w:evenVBand="0" w:oddHBand="0" w:evenHBand="0" w:firstRowFirstColumn="0" w:firstRowLastColumn="0" w:lastRowFirstColumn="0" w:lastRowLastColumn="0"/>
             </w:pPr>
+            <w:proofErr w:type="spellStart"/>
+            <w:proofErr w:type="gramStart"/>
             <w:r>
               <w:t>cephfs</w:t>
             </w:r>
+            <w:proofErr w:type="spellEnd"/>
+            <w:proofErr w:type="gramEnd"/>
           </w:p>
         </w:tc>
         <w:tc>
@@ -4368,9 +6287,11 @@
               <w:spacing w:before="0" w:after="0"/>
               <w:cnfStyle w:val="000000000000" w:firstRow="0" w:lastRow="0" w:firstColumn="0" w:lastColumn="0" w:oddVBand="0" w:evenVBand="0" w:oddHBand="0" w:evenHBand="0" w:firstRowFirstColumn="0" w:firstRowLastColumn="0" w:lastRowFirstColumn="0" w:lastRowLastColumn="0"/>
             </w:pPr>
+            <w:proofErr w:type="gramStart"/>
             <w:r>
               <w:t>file</w:t>
             </w:r>
+            <w:proofErr w:type="gramEnd"/>
           </w:p>
         </w:tc>
         <w:tc>
@@ -4382,9 +6303,11 @@
               <w:spacing w:before="0" w:after="0"/>
               <w:cnfStyle w:val="000000000000" w:firstRow="0" w:lastRow="0" w:firstColumn="0" w:lastColumn="0" w:oddVBand="0" w:evenVBand="0" w:oddHBand="0" w:evenHBand="0" w:firstRowFirstColumn="0" w:firstRowLastColumn="0" w:lastRowFirstColumn="0" w:lastRowLastColumn="0"/>
             </w:pPr>
+            <w:proofErr w:type="gramStart"/>
             <w:r>
               <w:t>yes</w:t>
             </w:r>
+            <w:proofErr w:type="gramEnd"/>
           </w:p>
         </w:tc>
         <w:tc>
@@ -4396,9 +6319,11 @@
               <w:spacing w:before="0" w:after="0"/>
               <w:cnfStyle w:val="000000000000" w:firstRow="0" w:lastRow="0" w:firstColumn="0" w:lastColumn="0" w:oddVBand="0" w:evenVBand="0" w:oddHBand="0" w:evenHBand="0" w:firstRowFirstColumn="0" w:firstRowLastColumn="0" w:lastRowFirstColumn="0" w:lastRowLastColumn="0"/>
             </w:pPr>
+            <w:proofErr w:type="gramStart"/>
             <w:r>
               <w:t>yes</w:t>
             </w:r>
+            <w:proofErr w:type="gramEnd"/>
           </w:p>
         </w:tc>
         <w:tc>
@@ -4410,9 +6335,11 @@
               <w:spacing w:before="0" w:after="0"/>
               <w:cnfStyle w:val="000000000000" w:firstRow="0" w:lastRow="0" w:firstColumn="0" w:lastColumn="0" w:oddVBand="0" w:evenVBand="0" w:oddHBand="0" w:evenHBand="0" w:firstRowFirstColumn="0" w:firstRowLastColumn="0" w:lastRowFirstColumn="0" w:lastRowLastColumn="0"/>
             </w:pPr>
+            <w:proofErr w:type="gramStart"/>
             <w:r>
               <w:t>yes</w:t>
             </w:r>
+            <w:proofErr w:type="gramEnd"/>
           </w:p>
         </w:tc>
       </w:tr>
@@ -4443,9 +6370,13 @@
               <w:spacing w:before="0" w:after="0"/>
               <w:cnfStyle w:val="000000000000" w:firstRow="0" w:lastRow="0" w:firstColumn="0" w:lastColumn="0" w:oddVBand="0" w:evenVBand="0" w:oddHBand="0" w:evenHBand="0" w:firstRowFirstColumn="0" w:firstRowLastColumn="0" w:lastRowFirstColumn="0" w:lastRowLastColumn="0"/>
             </w:pPr>
+            <w:proofErr w:type="spellStart"/>
+            <w:proofErr w:type="gramStart"/>
             <w:r>
               <w:t>lvm</w:t>
             </w:r>
+            <w:proofErr w:type="spellEnd"/>
+            <w:proofErr w:type="gramEnd"/>
           </w:p>
         </w:tc>
         <w:tc>
@@ -4457,9 +6388,11 @@
               <w:spacing w:before="0" w:after="0"/>
               <w:cnfStyle w:val="000000000000" w:firstRow="0" w:lastRow="0" w:firstColumn="0" w:lastColumn="0" w:oddVBand="0" w:evenVBand="0" w:oddHBand="0" w:evenHBand="0" w:firstRowFirstColumn="0" w:firstRowLastColumn="0" w:lastRowFirstColumn="0" w:lastRowLastColumn="0"/>
             </w:pPr>
+            <w:proofErr w:type="gramStart"/>
             <w:r>
               <w:t>block</w:t>
             </w:r>
+            <w:proofErr w:type="gramEnd"/>
           </w:p>
         </w:tc>
         <w:tc>
@@ -4471,9 +6404,11 @@
               <w:spacing w:before="0" w:after="0"/>
               <w:cnfStyle w:val="000000000000" w:firstRow="0" w:lastRow="0" w:firstColumn="0" w:lastColumn="0" w:oddVBand="0" w:evenVBand="0" w:oddHBand="0" w:evenHBand="0" w:firstRowFirstColumn="0" w:firstRowLastColumn="0" w:lastRowFirstColumn="0" w:lastRowLastColumn="0"/>
             </w:pPr>
+            <w:proofErr w:type="gramStart"/>
             <w:r>
               <w:t>no</w:t>
             </w:r>
+            <w:proofErr w:type="gramEnd"/>
             <w:r>
               <w:rPr>
                 <w:vertAlign w:val="superscript"/>
@@ -4491,9 +6426,11 @@
               <w:spacing w:before="0" w:after="0"/>
               <w:cnfStyle w:val="000000000000" w:firstRow="0" w:lastRow="0" w:firstColumn="0" w:lastColumn="0" w:oddVBand="0" w:evenVBand="0" w:oddHBand="0" w:evenHBand="0" w:firstRowFirstColumn="0" w:firstRowLastColumn="0" w:lastRowFirstColumn="0" w:lastRowLastColumn="0"/>
             </w:pPr>
+            <w:proofErr w:type="gramStart"/>
             <w:r>
               <w:t>yes</w:t>
             </w:r>
+            <w:proofErr w:type="gramEnd"/>
             <w:r>
               <w:rPr>
                 <w:vertAlign w:val="superscript"/>
@@ -4511,9 +6448,11 @@
               <w:spacing w:before="0" w:after="0"/>
               <w:cnfStyle w:val="000000000000" w:firstRow="0" w:lastRow="0" w:firstColumn="0" w:lastColumn="0" w:oddVBand="0" w:evenVBand="0" w:oddHBand="0" w:evenHBand="0" w:firstRowFirstColumn="0" w:firstRowLastColumn="0" w:lastRowFirstColumn="0" w:lastRowLastColumn="0"/>
             </w:pPr>
+            <w:proofErr w:type="gramStart"/>
             <w:r>
               <w:t>yes</w:t>
             </w:r>
+            <w:proofErr w:type="gramEnd"/>
           </w:p>
         </w:tc>
       </w:tr>
@@ -4531,8 +6470,13 @@
               <w:spacing w:before="0" w:after="0"/>
             </w:pPr>
             <w:r>
-              <w:t>LVM-thin</w:t>
-            </w:r>
+              <w:t>LVM-</w:t>
+            </w:r>
+            <w:proofErr w:type="spellStart"/>
+            <w:r>
+              <w:t>thin</w:t>
+            </w:r>
+            <w:proofErr w:type="spellEnd"/>
           </w:p>
         </w:tc>
         <w:tc>
@@ -4544,9 +6488,13 @@
               <w:spacing w:before="0" w:after="0"/>
               <w:cnfStyle w:val="000000000000" w:firstRow="0" w:lastRow="0" w:firstColumn="0" w:lastColumn="0" w:oddVBand="0" w:evenVBand="0" w:oddHBand="0" w:evenHBand="0" w:firstRowFirstColumn="0" w:firstRowLastColumn="0" w:lastRowFirstColumn="0" w:lastRowLastColumn="0"/>
             </w:pPr>
+            <w:proofErr w:type="spellStart"/>
+            <w:proofErr w:type="gramStart"/>
             <w:r>
               <w:t>lvmthin</w:t>
             </w:r>
+            <w:proofErr w:type="spellEnd"/>
+            <w:proofErr w:type="gramEnd"/>
           </w:p>
         </w:tc>
         <w:tc>
@@ -4558,9 +6506,11 @@
               <w:spacing w:before="0" w:after="0"/>
               <w:cnfStyle w:val="000000000000" w:firstRow="0" w:lastRow="0" w:firstColumn="0" w:lastColumn="0" w:oddVBand="0" w:evenVBand="0" w:oddHBand="0" w:evenHBand="0" w:firstRowFirstColumn="0" w:firstRowLastColumn="0" w:lastRowFirstColumn="0" w:lastRowLastColumn="0"/>
             </w:pPr>
+            <w:proofErr w:type="gramStart"/>
             <w:r>
               <w:t>block</w:t>
             </w:r>
+            <w:proofErr w:type="gramEnd"/>
           </w:p>
         </w:tc>
         <w:tc>
@@ -4572,9 +6522,11 @@
               <w:spacing w:before="0" w:after="0"/>
               <w:cnfStyle w:val="000000000000" w:firstRow="0" w:lastRow="0" w:firstColumn="0" w:lastColumn="0" w:oddVBand="0" w:evenVBand="0" w:oddHBand="0" w:evenHBand="0" w:firstRowFirstColumn="0" w:firstRowLastColumn="0" w:lastRowFirstColumn="0" w:lastRowLastColumn="0"/>
             </w:pPr>
+            <w:proofErr w:type="gramStart"/>
             <w:r>
               <w:t>no</w:t>
             </w:r>
+            <w:proofErr w:type="gramEnd"/>
           </w:p>
         </w:tc>
         <w:tc>
@@ -4586,9 +6538,11 @@
               <w:spacing w:before="0" w:after="0"/>
               <w:cnfStyle w:val="000000000000" w:firstRow="0" w:lastRow="0" w:firstColumn="0" w:lastColumn="0" w:oddVBand="0" w:evenVBand="0" w:oddHBand="0" w:evenHBand="0" w:firstRowFirstColumn="0" w:firstRowLastColumn="0" w:lastRowFirstColumn="0" w:lastRowLastColumn="0"/>
             </w:pPr>
+            <w:proofErr w:type="gramStart"/>
             <w:r>
               <w:t>yes</w:t>
             </w:r>
+            <w:proofErr w:type="gramEnd"/>
           </w:p>
         </w:tc>
         <w:tc>
@@ -4600,9 +6554,11 @@
               <w:spacing w:before="0" w:after="0"/>
               <w:cnfStyle w:val="000000000000" w:firstRow="0" w:lastRow="0" w:firstColumn="0" w:lastColumn="0" w:oddVBand="0" w:evenVBand="0" w:oddHBand="0" w:evenHBand="0" w:firstRowFirstColumn="0" w:firstRowLastColumn="0" w:lastRowFirstColumn="0" w:lastRowLastColumn="0"/>
             </w:pPr>
+            <w:proofErr w:type="gramStart"/>
             <w:r>
               <w:t>yes</w:t>
             </w:r>
+            <w:proofErr w:type="gramEnd"/>
           </w:p>
         </w:tc>
       </w:tr>
@@ -4633,9 +6589,13 @@
               <w:spacing w:before="0" w:after="0"/>
               <w:cnfStyle w:val="000000000000" w:firstRow="0" w:lastRow="0" w:firstColumn="0" w:lastColumn="0" w:oddVBand="0" w:evenVBand="0" w:oddHBand="0" w:evenHBand="0" w:firstRowFirstColumn="0" w:firstRowLastColumn="0" w:lastRowFirstColumn="0" w:lastRowLastColumn="0"/>
             </w:pPr>
+            <w:proofErr w:type="spellStart"/>
+            <w:proofErr w:type="gramStart"/>
             <w:r>
               <w:t>iscsi</w:t>
             </w:r>
+            <w:proofErr w:type="spellEnd"/>
+            <w:proofErr w:type="gramEnd"/>
           </w:p>
         </w:tc>
         <w:tc>
@@ -4647,9 +6607,11 @@
               <w:spacing w:before="0" w:after="0"/>
               <w:cnfStyle w:val="000000000000" w:firstRow="0" w:lastRow="0" w:firstColumn="0" w:lastColumn="0" w:oddVBand="0" w:evenVBand="0" w:oddHBand="0" w:evenHBand="0" w:firstRowFirstColumn="0" w:firstRowLastColumn="0" w:lastRowFirstColumn="0" w:lastRowLastColumn="0"/>
             </w:pPr>
+            <w:proofErr w:type="gramStart"/>
             <w:r>
               <w:t>block</w:t>
             </w:r>
+            <w:proofErr w:type="gramEnd"/>
           </w:p>
         </w:tc>
         <w:tc>
@@ -4661,9 +6623,11 @@
               <w:spacing w:before="0" w:after="0"/>
               <w:cnfStyle w:val="000000000000" w:firstRow="0" w:lastRow="0" w:firstColumn="0" w:lastColumn="0" w:oddVBand="0" w:evenVBand="0" w:oddHBand="0" w:evenHBand="0" w:firstRowFirstColumn="0" w:firstRowLastColumn="0" w:lastRowFirstColumn="0" w:lastRowLastColumn="0"/>
             </w:pPr>
+            <w:proofErr w:type="gramStart"/>
             <w:r>
               <w:t>yes</w:t>
             </w:r>
+            <w:proofErr w:type="gramEnd"/>
           </w:p>
         </w:tc>
         <w:tc>
@@ -4675,9 +6639,11 @@
               <w:spacing w:before="0" w:after="0"/>
               <w:cnfStyle w:val="000000000000" w:firstRow="0" w:lastRow="0" w:firstColumn="0" w:lastColumn="0" w:oddVBand="0" w:evenVBand="0" w:oddHBand="0" w:evenHBand="0" w:firstRowFirstColumn="0" w:firstRowLastColumn="0" w:lastRowFirstColumn="0" w:lastRowLastColumn="0"/>
             </w:pPr>
+            <w:proofErr w:type="gramStart"/>
             <w:r>
               <w:t>no</w:t>
             </w:r>
+            <w:proofErr w:type="gramEnd"/>
           </w:p>
         </w:tc>
         <w:tc>
@@ -4689,9 +6655,11 @@
               <w:spacing w:before="0" w:after="0"/>
               <w:cnfStyle w:val="000000000000" w:firstRow="0" w:lastRow="0" w:firstColumn="0" w:lastColumn="0" w:oddVBand="0" w:evenVBand="0" w:oddHBand="0" w:evenHBand="0" w:firstRowFirstColumn="0" w:firstRowLastColumn="0" w:lastRowFirstColumn="0" w:lastRowLastColumn="0"/>
             </w:pPr>
+            <w:proofErr w:type="gramStart"/>
             <w:r>
               <w:t>yes</w:t>
             </w:r>
+            <w:proofErr w:type="gramEnd"/>
           </w:p>
         </w:tc>
       </w:tr>
@@ -4709,8 +6677,13 @@
               <w:spacing w:before="0" w:after="0"/>
             </w:pPr>
             <w:r>
-              <w:t>iSCSI/libiscsi</w:t>
-            </w:r>
+              <w:t>iSCSI/</w:t>
+            </w:r>
+            <w:proofErr w:type="spellStart"/>
+            <w:r>
+              <w:t>libiscsi</w:t>
+            </w:r>
+            <w:proofErr w:type="spellEnd"/>
           </w:p>
         </w:tc>
         <w:tc>
@@ -4722,9 +6695,13 @@
               <w:spacing w:before="0" w:after="0"/>
               <w:cnfStyle w:val="000000000000" w:firstRow="0" w:lastRow="0" w:firstColumn="0" w:lastColumn="0" w:oddVBand="0" w:evenVBand="0" w:oddHBand="0" w:evenHBand="0" w:firstRowFirstColumn="0" w:firstRowLastColumn="0" w:lastRowFirstColumn="0" w:lastRowLastColumn="0"/>
             </w:pPr>
+            <w:proofErr w:type="spellStart"/>
+            <w:proofErr w:type="gramStart"/>
             <w:r>
               <w:t>iscsidirect</w:t>
             </w:r>
+            <w:proofErr w:type="spellEnd"/>
+            <w:proofErr w:type="gramEnd"/>
           </w:p>
         </w:tc>
         <w:tc>
@@ -4736,9 +6713,11 @@
               <w:spacing w:before="0" w:after="0"/>
               <w:cnfStyle w:val="000000000000" w:firstRow="0" w:lastRow="0" w:firstColumn="0" w:lastColumn="0" w:oddVBand="0" w:evenVBand="0" w:oddHBand="0" w:evenHBand="0" w:firstRowFirstColumn="0" w:firstRowLastColumn="0" w:lastRowFirstColumn="0" w:lastRowLastColumn="0"/>
             </w:pPr>
+            <w:proofErr w:type="gramStart"/>
             <w:r>
               <w:t>block</w:t>
             </w:r>
+            <w:proofErr w:type="gramEnd"/>
           </w:p>
         </w:tc>
         <w:tc>
@@ -4750,9 +6729,11 @@
               <w:spacing w:before="0" w:after="0"/>
               <w:cnfStyle w:val="000000000000" w:firstRow="0" w:lastRow="0" w:firstColumn="0" w:lastColumn="0" w:oddVBand="0" w:evenVBand="0" w:oddHBand="0" w:evenHBand="0" w:firstRowFirstColumn="0" w:firstRowLastColumn="0" w:lastRowFirstColumn="0" w:lastRowLastColumn="0"/>
             </w:pPr>
+            <w:proofErr w:type="gramStart"/>
             <w:r>
               <w:t>yes</w:t>
             </w:r>
+            <w:proofErr w:type="gramEnd"/>
           </w:p>
         </w:tc>
         <w:tc>
@@ -4764,9 +6745,11 @@
               <w:spacing w:before="0" w:after="0"/>
               <w:cnfStyle w:val="000000000000" w:firstRow="0" w:lastRow="0" w:firstColumn="0" w:lastColumn="0" w:oddVBand="0" w:evenVBand="0" w:oddHBand="0" w:evenHBand="0" w:firstRowFirstColumn="0" w:firstRowLastColumn="0" w:lastRowFirstColumn="0" w:lastRowLastColumn="0"/>
             </w:pPr>
+            <w:proofErr w:type="gramStart"/>
             <w:r>
               <w:t>no</w:t>
             </w:r>
+            <w:proofErr w:type="gramEnd"/>
           </w:p>
         </w:tc>
         <w:tc>
@@ -4778,9 +6761,11 @@
               <w:spacing w:before="0" w:after="0"/>
               <w:cnfStyle w:val="000000000000" w:firstRow="0" w:lastRow="0" w:firstColumn="0" w:lastColumn="0" w:oddVBand="0" w:evenVBand="0" w:oddHBand="0" w:evenHBand="0" w:firstRowFirstColumn="0" w:firstRowLastColumn="0" w:lastRowFirstColumn="0" w:lastRowLastColumn="0"/>
             </w:pPr>
+            <w:proofErr w:type="gramStart"/>
             <w:r>
               <w:t>yes</w:t>
             </w:r>
+            <w:proofErr w:type="gramEnd"/>
           </w:p>
         </w:tc>
       </w:tr>
@@ -4797,8 +6782,13 @@
             <w:pPr>
               <w:spacing w:before="0" w:after="0"/>
             </w:pPr>
-            <w:r>
-              <w:t>Ceph/RBD</w:t>
+            <w:proofErr w:type="spellStart"/>
+            <w:r>
+              <w:t>Ceph</w:t>
+            </w:r>
+            <w:proofErr w:type="spellEnd"/>
+            <w:r>
+              <w:t>/RBD</w:t>
             </w:r>
           </w:p>
         </w:tc>
@@ -4811,9 +6801,13 @@
               <w:spacing w:before="0" w:after="0"/>
               <w:cnfStyle w:val="000000000000" w:firstRow="0" w:lastRow="0" w:firstColumn="0" w:lastColumn="0" w:oddVBand="0" w:evenVBand="0" w:oddHBand="0" w:evenHBand="0" w:firstRowFirstColumn="0" w:firstRowLastColumn="0" w:lastRowFirstColumn="0" w:lastRowLastColumn="0"/>
             </w:pPr>
+            <w:proofErr w:type="spellStart"/>
+            <w:proofErr w:type="gramStart"/>
             <w:r>
               <w:t>rbd</w:t>
             </w:r>
+            <w:proofErr w:type="spellEnd"/>
+            <w:proofErr w:type="gramEnd"/>
           </w:p>
         </w:tc>
         <w:tc>
@@ -4825,9 +6819,11 @@
               <w:spacing w:before="0" w:after="0"/>
               <w:cnfStyle w:val="000000000000" w:firstRow="0" w:lastRow="0" w:firstColumn="0" w:lastColumn="0" w:oddVBand="0" w:evenVBand="0" w:oddHBand="0" w:evenHBand="0" w:firstRowFirstColumn="0" w:firstRowLastColumn="0" w:lastRowFirstColumn="0" w:lastRowLastColumn="0"/>
             </w:pPr>
+            <w:proofErr w:type="gramStart"/>
             <w:r>
               <w:t>block</w:t>
             </w:r>
+            <w:proofErr w:type="gramEnd"/>
           </w:p>
         </w:tc>
         <w:tc>
@@ -4839,9 +6835,11 @@
               <w:spacing w:before="0" w:after="0"/>
               <w:cnfStyle w:val="000000000000" w:firstRow="0" w:lastRow="0" w:firstColumn="0" w:lastColumn="0" w:oddVBand="0" w:evenVBand="0" w:oddHBand="0" w:evenHBand="0" w:firstRowFirstColumn="0" w:firstRowLastColumn="0" w:lastRowFirstColumn="0" w:lastRowLastColumn="0"/>
             </w:pPr>
+            <w:proofErr w:type="gramStart"/>
             <w:r>
               <w:t>yes</w:t>
             </w:r>
+            <w:proofErr w:type="gramEnd"/>
           </w:p>
         </w:tc>
         <w:tc>
@@ -4853,9 +6851,11 @@
               <w:spacing w:before="0" w:after="0"/>
               <w:cnfStyle w:val="000000000000" w:firstRow="0" w:lastRow="0" w:firstColumn="0" w:lastColumn="0" w:oddVBand="0" w:evenVBand="0" w:oddHBand="0" w:evenHBand="0" w:firstRowFirstColumn="0" w:firstRowLastColumn="0" w:lastRowFirstColumn="0" w:lastRowLastColumn="0"/>
             </w:pPr>
+            <w:proofErr w:type="gramStart"/>
             <w:r>
               <w:t>yes</w:t>
             </w:r>
+            <w:proofErr w:type="gramEnd"/>
           </w:p>
         </w:tc>
         <w:tc>
@@ -4867,9 +6867,11 @@
               <w:spacing w:before="0" w:after="0"/>
               <w:cnfStyle w:val="000000000000" w:firstRow="0" w:lastRow="0" w:firstColumn="0" w:lastColumn="0" w:oddVBand="0" w:evenVBand="0" w:oddHBand="0" w:evenHBand="0" w:firstRowFirstColumn="0" w:firstRowLastColumn="0" w:lastRowFirstColumn="0" w:lastRowLastColumn="0"/>
             </w:pPr>
+            <w:proofErr w:type="gramStart"/>
             <w:r>
               <w:t>yes</w:t>
             </w:r>
+            <w:proofErr w:type="gramEnd"/>
           </w:p>
         </w:tc>
       </w:tr>
@@ -4900,9 +6902,13 @@
               <w:spacing w:before="0" w:after="0"/>
               <w:cnfStyle w:val="000000000000" w:firstRow="0" w:lastRow="0" w:firstColumn="0" w:lastColumn="0" w:oddVBand="0" w:evenVBand="0" w:oddHBand="0" w:evenHBand="0" w:firstRowFirstColumn="0" w:firstRowLastColumn="0" w:lastRowFirstColumn="0" w:lastRowLastColumn="0"/>
             </w:pPr>
+            <w:proofErr w:type="spellStart"/>
+            <w:proofErr w:type="gramStart"/>
             <w:r>
               <w:t>zfs</w:t>
             </w:r>
+            <w:proofErr w:type="spellEnd"/>
+            <w:proofErr w:type="gramEnd"/>
           </w:p>
         </w:tc>
         <w:tc>
@@ -4914,9 +6920,11 @@
               <w:spacing w:before="0" w:after="0"/>
               <w:cnfStyle w:val="000000000000" w:firstRow="0" w:lastRow="0" w:firstColumn="0" w:lastColumn="0" w:oddVBand="0" w:evenVBand="0" w:oddHBand="0" w:evenHBand="0" w:firstRowFirstColumn="0" w:firstRowLastColumn="0" w:lastRowFirstColumn="0" w:lastRowLastColumn="0"/>
             </w:pPr>
+            <w:proofErr w:type="gramStart"/>
             <w:r>
               <w:t>block</w:t>
             </w:r>
+            <w:proofErr w:type="gramEnd"/>
           </w:p>
         </w:tc>
         <w:tc>
@@ -4928,9 +6936,11 @@
               <w:spacing w:before="0" w:after="0"/>
               <w:cnfStyle w:val="000000000000" w:firstRow="0" w:lastRow="0" w:firstColumn="0" w:lastColumn="0" w:oddVBand="0" w:evenVBand="0" w:oddHBand="0" w:evenHBand="0" w:firstRowFirstColumn="0" w:firstRowLastColumn="0" w:lastRowFirstColumn="0" w:lastRowLastColumn="0"/>
             </w:pPr>
+            <w:proofErr w:type="gramStart"/>
             <w:r>
               <w:t>yes</w:t>
             </w:r>
+            <w:proofErr w:type="gramEnd"/>
           </w:p>
         </w:tc>
         <w:tc>
@@ -4942,9 +6952,11 @@
               <w:spacing w:before="0" w:after="0"/>
               <w:cnfStyle w:val="000000000000" w:firstRow="0" w:lastRow="0" w:firstColumn="0" w:lastColumn="0" w:oddVBand="0" w:evenVBand="0" w:oddHBand="0" w:evenHBand="0" w:firstRowFirstColumn="0" w:firstRowLastColumn="0" w:lastRowFirstColumn="0" w:lastRowLastColumn="0"/>
             </w:pPr>
+            <w:proofErr w:type="gramStart"/>
             <w:r>
               <w:t>yes</w:t>
             </w:r>
+            <w:proofErr w:type="gramEnd"/>
           </w:p>
         </w:tc>
         <w:tc>
@@ -4956,9 +6968,11 @@
               <w:spacing w:before="0" w:after="0"/>
               <w:cnfStyle w:val="000000000000" w:firstRow="0" w:lastRow="0" w:firstColumn="0" w:lastColumn="0" w:oddVBand="0" w:evenVBand="0" w:oddHBand="0" w:evenHBand="0" w:firstRowFirstColumn="0" w:firstRowLastColumn="0" w:lastRowFirstColumn="0" w:lastRowLastColumn="0"/>
             </w:pPr>
+            <w:proofErr w:type="gramStart"/>
             <w:r>
               <w:t>yes</w:t>
             </w:r>
+            <w:proofErr w:type="gramEnd"/>
           </w:p>
         </w:tc>
       </w:tr>
@@ -4985,13 +6999,34 @@
         <w:t>e l’installation, qui risque de rapidement se retrouver en manque de stockage, comme les serveur HPE mis à disposition n’ont pas une immense place pour les données.</w:t>
       </w:r>
       <w:r>
-        <w:t xml:space="preserve"> Pour contrer cela, c’est Ceph qui entre en jeu. Ceph est une fonctionnalité de Proxmox permettant l</w:t>
+        <w:t xml:space="preserve"> Pour contrer cela, c’est </w:t>
+      </w:r>
+      <w:proofErr w:type="spellStart"/>
+      <w:r>
+        <w:t>Ceph</w:t>
+      </w:r>
+      <w:proofErr w:type="spellEnd"/>
+      <w:r>
+        <w:t xml:space="preserve"> qui entre en jeu. </w:t>
+      </w:r>
+      <w:proofErr w:type="spellStart"/>
+      <w:r>
+        <w:t>Ceph</w:t>
+      </w:r>
+      <w:proofErr w:type="spellEnd"/>
+      <w:r>
+        <w:t xml:space="preserve"> est une fonctionnalité de Proxmox permettant l</w:t>
       </w:r>
       <w:r>
         <w:t xml:space="preserve">a </w:t>
       </w:r>
-      <w:r>
-        <w:t>convergeance des stockages locaux d</w:t>
+      <w:proofErr w:type="spellStart"/>
+      <w:r>
+        <w:t>convergeance</w:t>
+      </w:r>
+      <w:proofErr w:type="spellEnd"/>
+      <w:r>
+        <w:t xml:space="preserve"> des stockages locaux d</w:t>
       </w:r>
       <w:r>
         <w:t>e Proxmox</w:t>
@@ -5091,27 +7126,38 @@
       <w:pPr>
         <w:pStyle w:val="Titre2"/>
       </w:pPr>
-      <w:bookmarkStart w:id="11" w:name="_Analyse_des_outils"/>
+      <w:bookmarkStart w:id="28" w:name="_Analyse_des_outils"/>
+      <w:bookmarkStart w:id="29" w:name="_Toc229035232"/>
       <w:r>
         <w:lastRenderedPageBreak/>
         <w:t>Analyse des outils d’automatisation</w:t>
       </w:r>
-      <w:bookmarkEnd w:id="11"/>
+      <w:bookmarkEnd w:id="28"/>
+      <w:bookmarkEnd w:id="29"/>
     </w:p>
     <w:p>
       <w:pPr>
         <w:pStyle w:val="Titre3"/>
       </w:pPr>
+      <w:bookmarkStart w:id="30" w:name="_Toc229035233"/>
+      <w:proofErr w:type="spellStart"/>
       <w:r>
         <w:t>Terraform</w:t>
       </w:r>
+      <w:bookmarkEnd w:id="30"/>
+      <w:proofErr w:type="spellEnd"/>
     </w:p>
     <w:p>
       <w:pPr>
         <w:pStyle w:val="BITTextkrper"/>
       </w:pPr>
-      <w:r>
-        <w:t xml:space="preserve">Terraform est un outil de d’infrastructure sous forme de code. Il permet de rapidement déployer des </w:t>
+      <w:proofErr w:type="spellStart"/>
+      <w:r>
+        <w:t>Terraform</w:t>
+      </w:r>
+      <w:proofErr w:type="spellEnd"/>
+      <w:r>
+        <w:t xml:space="preserve"> est un outil de d’infrastructure sous forme de code. Il permet de rapidement déployer des </w:t>
       </w:r>
       <w:r>
         <w:t xml:space="preserve">machines virtuelles </w:t>
@@ -5123,7 +7169,15 @@
         <w:t xml:space="preserve">conteneurs </w:t>
       </w:r>
       <w:r>
-        <w:t xml:space="preserve">sur des plateformes de cloud, ou alors sur du matériel “on-premise”. Cet outil peut gérer toutes les étapes </w:t>
+        <w:t>sur des plateformes de cloud, ou alors sur du matériel “on-</w:t>
+      </w:r>
+      <w:proofErr w:type="spellStart"/>
+      <w:r>
+        <w:t>premise</w:t>
+      </w:r>
+      <w:proofErr w:type="spellEnd"/>
+      <w:r>
+        <w:t xml:space="preserve">”. Cet outil peut gérer toutes les étapes </w:t>
       </w:r>
       <w:r>
         <w:t>de la virtualisation d’une machine.</w:t>
@@ -5134,7 +7188,15 @@
         <w:pStyle w:val="BITTextkrper"/>
       </w:pPr>
       <w:r>
-        <w:t xml:space="preserve">Cependant, Hashicorp mentionne bien les limites de leur </w:t>
+        <w:t xml:space="preserve">Cependant, </w:t>
+      </w:r>
+      <w:proofErr w:type="spellStart"/>
+      <w:r>
+        <w:t>Hashicorp</w:t>
+      </w:r>
+      <w:proofErr w:type="spellEnd"/>
+      <w:r>
+        <w:t xml:space="preserve"> mentionne bien les limites de leur </w:t>
       </w:r>
       <w:r>
         <w:t>programme :</w:t>
@@ -5144,6 +7206,9 @@
       <w:pPr>
         <w:pStyle w:val="Citation"/>
         <w:spacing w:before="0" w:after="240"/>
+        <w:rPr>
+          <w:lang w:val="en-US"/>
+        </w:rPr>
       </w:pPr>
       <w:r>
         <w:rPr>
@@ -5186,14 +7251,45 @@
             <w:docPart w:val="DefaultPlaceholder_-1854013440"/>
           </w:placeholder>
         </w:sdtPr>
-        <w:sdtEndPr/>
         <w:sdtContent>
           <w:r>
             <w:rPr>
               <w:rFonts w:eastAsia="Arial" w:cs="Arial"/>
               <w:color w:val="000000"/>
             </w:rPr>
-            <w:t>(Hashicorp, n.d.)</w:t>
+            <w:t>(</w:t>
+          </w:r>
+          <w:proofErr w:type="spellStart"/>
+          <w:r>
+            <w:rPr>
+              <w:rFonts w:eastAsia="Arial" w:cs="Arial"/>
+              <w:color w:val="000000"/>
+            </w:rPr>
+            <w:t>Hashicorp</w:t>
+          </w:r>
+          <w:proofErr w:type="spellEnd"/>
+          <w:r>
+            <w:rPr>
+              <w:rFonts w:eastAsia="Arial" w:cs="Arial"/>
+              <w:color w:val="000000"/>
+            </w:rPr>
+            <w:t xml:space="preserve">, </w:t>
+          </w:r>
+          <w:proofErr w:type="spellStart"/>
+          <w:r>
+            <w:rPr>
+              <w:rFonts w:eastAsia="Arial" w:cs="Arial"/>
+              <w:color w:val="000000"/>
+            </w:rPr>
+            <w:t>n.d</w:t>
+          </w:r>
+          <w:proofErr w:type="spellEnd"/>
+          <w:r>
+            <w:rPr>
+              <w:rFonts w:eastAsia="Arial" w:cs="Arial"/>
+              <w:color w:val="000000"/>
+            </w:rPr>
+            <w:t>.)</w:t>
           </w:r>
         </w:sdtContent>
       </w:sdt>
@@ -5205,7 +7301,15 @@
         </w:tabs>
       </w:pPr>
       <w:r>
-        <w:t xml:space="preserve">Comme mentionné par Hashicorp, </w:t>
+        <w:t xml:space="preserve">Comme mentionné par </w:t>
+      </w:r>
+      <w:proofErr w:type="spellStart"/>
+      <w:r>
+        <w:t>Hashicorp</w:t>
+      </w:r>
+      <w:proofErr w:type="spellEnd"/>
+      <w:r>
+        <w:t xml:space="preserve">, </w:t>
       </w:r>
       <w:r>
         <w:t>l’installation post-création de VM n’est pas leur domaine d’application</w:t>
@@ -5225,7 +7329,15 @@
         </w:rPr>
       </w:pPr>
       <w:r>
-        <w:t xml:space="preserve">Sur le site internet de Terraform, </w:t>
+        <w:t xml:space="preserve">Sur le site internet de </w:t>
+      </w:r>
+      <w:proofErr w:type="spellStart"/>
+      <w:r>
+        <w:t>Terraform</w:t>
+      </w:r>
+      <w:proofErr w:type="spellEnd"/>
+      <w:r>
+        <w:t xml:space="preserve">, </w:t>
       </w:r>
       <w:sdt>
         <w:sdtPr>
@@ -5239,8 +7351,8 @@
             <w:docPart w:val="DefaultPlaceholder_-1854013440"/>
           </w:placeholder>
         </w:sdtPr>
-        <w:sdtEndPr/>
         <w:sdtContent>
+          <w:proofErr w:type="spellStart"/>
           <w:r>
             <w:rPr>
               <w:rFonts w:eastAsia="Arial" w:cs="Arial"/>
@@ -5248,6 +7360,7 @@
             </w:rPr>
             <w:t>Hashicorp</w:t>
           </w:r>
+          <w:proofErr w:type="spellEnd"/>
         </w:sdtContent>
       </w:sdt>
       <w:r>
@@ -5262,7 +7375,23 @@
           <w:rFonts w:eastAsia="Arial" w:cs="Arial"/>
           <w:color w:val="000000" w:themeColor="text1"/>
         </w:rPr>
-        <w:t>différentes classes de créer leurs VMs de manière automatisée et respectant les standards d’entreprise.</w:t>
+        <w:t xml:space="preserve">différentes classes de créer leurs </w:t>
+      </w:r>
+      <w:proofErr w:type="spellStart"/>
+      <w:r>
+        <w:rPr>
+          <w:rFonts w:eastAsia="Arial" w:cs="Arial"/>
+          <w:color w:val="000000" w:themeColor="text1"/>
+        </w:rPr>
+        <w:t>VMs</w:t>
+      </w:r>
+      <w:proofErr w:type="spellEnd"/>
+      <w:r>
+        <w:rPr>
+          <w:rFonts w:eastAsia="Arial" w:cs="Arial"/>
+          <w:color w:val="000000" w:themeColor="text1"/>
+        </w:rPr>
+        <w:t xml:space="preserve"> de manière automatisée et respectant les standards d’entreprise.</w:t>
       </w:r>
     </w:p>
     <w:p>
@@ -5271,6 +7400,9 @@
         <w:tabs>
           <w:tab w:val="left" w:pos="7110"/>
         </w:tabs>
+        <w:rPr>
+          <w:lang w:val="en-US"/>
+        </w:rPr>
       </w:pPr>
       <w:r>
         <w:rPr>
@@ -5287,7 +7419,6 @@
         <w:rPr>
           <w:rFonts w:eastAsia="Arial" w:cs="Arial"/>
           <w:color w:val="000000" w:themeColor="text1"/>
-          <w:lang w:val="en-US"/>
         </w:rPr>
       </w:pPr>
       <w:sdt>
@@ -5302,15 +7433,45 @@
             <w:docPart w:val="DefaultPlaceholder_-1854013440"/>
           </w:placeholder>
         </w:sdtPr>
-        <w:sdtEndPr/>
         <w:sdtContent>
           <w:r>
             <w:rPr>
               <w:rFonts w:eastAsia="Arial" w:cs="Arial"/>
               <w:color w:val="000000"/>
-              <w:lang w:val="en-US"/>
             </w:rPr>
-            <w:t>(Hashicorp, n.d.)</w:t>
+            <w:t>(</w:t>
+          </w:r>
+          <w:proofErr w:type="spellStart"/>
+          <w:r>
+            <w:rPr>
+              <w:rFonts w:eastAsia="Arial" w:cs="Arial"/>
+              <w:color w:val="000000"/>
+            </w:rPr>
+            <w:t>Hashicorp</w:t>
+          </w:r>
+          <w:proofErr w:type="spellEnd"/>
+          <w:r>
+            <w:rPr>
+              <w:rFonts w:eastAsia="Arial" w:cs="Arial"/>
+              <w:color w:val="000000"/>
+            </w:rPr>
+            <w:t xml:space="preserve">, </w:t>
+          </w:r>
+          <w:proofErr w:type="spellStart"/>
+          <w:r>
+            <w:rPr>
+              <w:rFonts w:eastAsia="Arial" w:cs="Arial"/>
+              <w:color w:val="000000"/>
+            </w:rPr>
+            <w:t>n.d</w:t>
+          </w:r>
+          <w:proofErr w:type="spellEnd"/>
+          <w:r>
+            <w:rPr>
+              <w:rFonts w:eastAsia="Arial" w:cs="Arial"/>
+              <w:color w:val="000000"/>
+            </w:rPr>
+            <w:t>.)</w:t>
           </w:r>
         </w:sdtContent>
       </w:sdt>
@@ -5340,7 +7501,43 @@
           <w:color w:val="000000" w:themeColor="text1"/>
           <w:lang w:val="fr-FR"/>
         </w:rPr>
-        <w:t>-40 VMs sans prendre le risque de commettre une erreur lors de la création. C’est pourquoi Terraform est indiqué pour ce projet.</w:t>
+        <w:t xml:space="preserve">-40 </w:t>
+      </w:r>
+      <w:proofErr w:type="spellStart"/>
+      <w:r>
+        <w:rPr>
+          <w:rFonts w:eastAsia="Arial" w:cs="Arial"/>
+          <w:color w:val="000000" w:themeColor="text1"/>
+          <w:lang w:val="fr-FR"/>
+        </w:rPr>
+        <w:t>VMs</w:t>
+      </w:r>
+      <w:proofErr w:type="spellEnd"/>
+      <w:r>
+        <w:rPr>
+          <w:rFonts w:eastAsia="Arial" w:cs="Arial"/>
+          <w:color w:val="000000" w:themeColor="text1"/>
+          <w:lang w:val="fr-FR"/>
+        </w:rPr>
+        <w:t xml:space="preserve"> sans prendre le risque de commettre une erreur lors de la création. C’est pourquoi </w:t>
+      </w:r>
+      <w:proofErr w:type="spellStart"/>
+      <w:r>
+        <w:rPr>
+          <w:rFonts w:eastAsia="Arial" w:cs="Arial"/>
+          <w:color w:val="000000" w:themeColor="text1"/>
+          <w:lang w:val="fr-FR"/>
+        </w:rPr>
+        <w:t>Terraform</w:t>
+      </w:r>
+      <w:proofErr w:type="spellEnd"/>
+      <w:r>
+        <w:rPr>
+          <w:rFonts w:eastAsia="Arial" w:cs="Arial"/>
+          <w:color w:val="000000" w:themeColor="text1"/>
+          <w:lang w:val="fr-FR"/>
+        </w:rPr>
+        <w:t xml:space="preserve"> est indiqué pour ce projet.</w:t>
       </w:r>
     </w:p>
     <w:p>
@@ -5354,42 +7551,73 @@
           <w:lang w:val="fr-FR"/>
         </w:rPr>
       </w:pPr>
+      <w:proofErr w:type="spellStart"/>
       <w:r>
         <w:rPr>
           <w:rFonts w:eastAsia="Arial" w:cs="Arial"/>
           <w:color w:val="000000" w:themeColor="text1"/>
           <w:lang w:val="fr-FR"/>
         </w:rPr>
-        <w:t>Hashicorp ne propose pas de provider natif pour Proxmox. Il faudrait donc se reposer sur des providers communautaires, qui sont possiblement un</w:t>
-      </w:r>
+        <w:t>Hashicorp</w:t>
+      </w:r>
+      <w:proofErr w:type="spellEnd"/>
       <w:r>
         <w:rPr>
           <w:rFonts w:eastAsia="Arial" w:cs="Arial"/>
           <w:color w:val="000000" w:themeColor="text1"/>
           <w:lang w:val="fr-FR"/>
         </w:rPr>
-        <w:t xml:space="preserve"> risque de sécurité.</w:t>
-      </w:r>
-    </w:p>
-    <w:p>
+        <w:t xml:space="preserve"> ne propose pas de provider natif pour Proxmox. Il faudrait donc se reposer sur des providers communautaires, qui sont possiblement un</w:t>
+      </w:r>
       <w:r>
         <w:rPr>
           <w:rFonts w:eastAsia="Arial" w:cs="Arial"/>
           <w:color w:val="000000" w:themeColor="text1"/>
           <w:lang w:val="fr-FR"/>
         </w:rPr>
-        <w:t>Il existe deux principaux providers,</w:t>
-      </w:r>
+        <w:t xml:space="preserve"> risque de sécurité.</w:t>
+      </w:r>
+    </w:p>
+    <w:p>
       <w:r>
         <w:rPr>
           <w:rFonts w:eastAsia="Arial" w:cs="Arial"/>
           <w:color w:val="000000" w:themeColor="text1"/>
           <w:lang w:val="fr-FR"/>
         </w:rPr>
+        <w:t>Il existe deux principaux providers,</w:t>
+      </w:r>
+      <w:r>
+        <w:rPr>
+          <w:rFonts w:eastAsia="Arial" w:cs="Arial"/>
+          <w:color w:val="000000" w:themeColor="text1"/>
+          <w:lang w:val="fr-FR"/>
+        </w:rPr>
         <w:t xml:space="preserve"> </w:t>
       </w:r>
-      <w:r>
-        <w:t xml:space="preserve">bgp/terraform-provider-proxmox </w:t>
+      <w:proofErr w:type="spellStart"/>
+      <w:r>
+        <w:t>bgp</w:t>
+      </w:r>
+      <w:proofErr w:type="spellEnd"/>
+      <w:r>
+        <w:t>/</w:t>
+      </w:r>
+      <w:proofErr w:type="spellStart"/>
+      <w:r>
+        <w:t>terraform</w:t>
+      </w:r>
+      <w:proofErr w:type="spellEnd"/>
+      <w:r>
+        <w:t>-provider-</w:t>
+      </w:r>
+      <w:proofErr w:type="spellStart"/>
+      <w:r>
+        <w:t>proxmox</w:t>
+      </w:r>
+      <w:proofErr w:type="spellEnd"/>
+      <w:r>
+        <w:t xml:space="preserve"> </w:t>
       </w:r>
       <w:sdt>
         <w:sdtPr>
@@ -5403,19 +7631,50 @@
             <w:docPart w:val="DefaultPlaceholder_-1854013440"/>
           </w:placeholder>
         </w:sdtPr>
-        <w:sdtEndPr/>
         <w:sdtContent>
           <w:r>
             <w:rPr>
               <w:rFonts w:cs="Arial"/>
               <w:color w:val="000000"/>
             </w:rPr>
-            <w:t>(bpg &amp; 153 contributeurs, 2019)</w:t>
+            <w:t>(</w:t>
+          </w:r>
+          <w:proofErr w:type="spellStart"/>
+          <w:r>
+            <w:rPr>
+              <w:rFonts w:cs="Arial"/>
+              <w:color w:val="000000"/>
+            </w:rPr>
+            <w:t>bpg</w:t>
+          </w:r>
+          <w:proofErr w:type="spellEnd"/>
+          <w:r>
+            <w:rPr>
+              <w:rFonts w:cs="Arial"/>
+              <w:color w:val="000000"/>
+            </w:rPr>
+            <w:t xml:space="preserve"> &amp; 153 contributeurs, 2019)</w:t>
           </w:r>
         </w:sdtContent>
       </w:sdt>
       <w:r>
-        <w:t xml:space="preserve"> ainsi que Telmate/proxmox-api-go </w:t>
+        <w:t xml:space="preserve"> ainsi que </w:t>
+      </w:r>
+      <w:proofErr w:type="spellStart"/>
+      <w:r>
+        <w:t>Telmate</w:t>
+      </w:r>
+      <w:proofErr w:type="spellEnd"/>
+      <w:r>
+        <w:t>/</w:t>
+      </w:r>
+      <w:proofErr w:type="spellStart"/>
+      <w:r>
+        <w:t>proxmox</w:t>
+      </w:r>
+      <w:proofErr w:type="spellEnd"/>
+      <w:r>
+        <w:t xml:space="preserve">-api-go </w:t>
       </w:r>
       <w:sdt>
         <w:sdtPr>
@@ -5429,22 +7688,53 @@
             <w:docPart w:val="DefaultPlaceholder_-1854013440"/>
           </w:placeholder>
         </w:sdtPr>
-        <w:sdtEndPr/>
         <w:sdtContent>
           <w:r>
             <w:rPr>
               <w:rFonts w:cs="Arial"/>
               <w:color w:val="000000"/>
             </w:rPr>
-            <w:t>(Telmate &amp; 108 contributeurs, 2017)</w:t>
+            <w:t>(</w:t>
+          </w:r>
+          <w:proofErr w:type="spellStart"/>
+          <w:r>
+            <w:rPr>
+              <w:rFonts w:cs="Arial"/>
+              <w:color w:val="000000"/>
+            </w:rPr>
+            <w:t>Telmate</w:t>
+          </w:r>
+          <w:proofErr w:type="spellEnd"/>
+          <w:r>
+            <w:rPr>
+              <w:rFonts w:cs="Arial"/>
+              <w:color w:val="000000"/>
+            </w:rPr>
+            <w:t xml:space="preserve"> &amp; 108 contributeurs, 2017)</w:t>
           </w:r>
         </w:sdtContent>
       </w:sdt>
       <w:r>
-        <w:t xml:space="preserve">. Les deux compatibles avec Proxmox 9.X, cependant, Telmate ne met pas en place la nouvelle API haute disponibilité de Proxmox, ce qui </w:t>
-      </w:r>
-      <w:r>
-        <w:t xml:space="preserve">fait pencher la balance vers bgp, d’autant plus que ce dernier permet nettement plus de gestion des réseaux et sous-réseaux. Il sera donc encore plus simple de </w:t>
+        <w:t xml:space="preserve">. Les deux compatibles avec Proxmox 9.X, cependant, </w:t>
+      </w:r>
+      <w:proofErr w:type="spellStart"/>
+      <w:r>
+        <w:t>Telmate</w:t>
+      </w:r>
+      <w:proofErr w:type="spellEnd"/>
+      <w:r>
+        <w:t xml:space="preserve"> ne met pas en place la nouvelle API haute disponibilité de Proxmox, ce qui </w:t>
+      </w:r>
+      <w:r>
+        <w:t xml:space="preserve">fait pencher la balance vers </w:t>
+      </w:r>
+      <w:proofErr w:type="spellStart"/>
+      <w:r>
+        <w:t>bgp</w:t>
+      </w:r>
+      <w:proofErr w:type="spellEnd"/>
+      <w:r>
+        <w:t xml:space="preserve">, d’autant plus que ce dernier permet nettement plus de gestion des réseaux et sous-réseaux. Il sera donc encore plus simple de </w:t>
       </w:r>
       <w:r>
         <w:t xml:space="preserve">gérer les machines. </w:t>
@@ -5454,10 +7744,12 @@
       <w:pPr>
         <w:pStyle w:val="Titre3"/>
       </w:pPr>
+      <w:bookmarkStart w:id="31" w:name="_Toc229035234"/>
       <w:r>
         <w:lastRenderedPageBreak/>
         <w:t>Ansible</w:t>
       </w:r>
+      <w:bookmarkEnd w:id="31"/>
     </w:p>
     <w:p>
       <w:pPr>
@@ -5486,8 +7778,33 @@
           <w:rFonts w:eastAsia="Arial" w:cs="Arial"/>
           <w:color w:val="000000" w:themeColor="text1"/>
         </w:rPr>
-        <w:t>aussi droit dans le thème, étant donné que l’on cherche à ajouter des VMs à un OS pré-existant</w:t>
-      </w:r>
+        <w:t xml:space="preserve">aussi droit dans le thème, étant donné que l’on cherche à ajouter des </w:t>
+      </w:r>
+      <w:proofErr w:type="spellStart"/>
+      <w:r>
+        <w:rPr>
+          <w:rFonts w:eastAsia="Arial" w:cs="Arial"/>
+          <w:color w:val="000000" w:themeColor="text1"/>
+        </w:rPr>
+        <w:t>VMs</w:t>
+      </w:r>
+      <w:proofErr w:type="spellEnd"/>
+      <w:r>
+        <w:rPr>
+          <w:rFonts w:eastAsia="Arial" w:cs="Arial"/>
+          <w:color w:val="000000" w:themeColor="text1"/>
+        </w:rPr>
+        <w:t xml:space="preserve"> à un OS </w:t>
+      </w:r>
+      <w:proofErr w:type="spellStart"/>
+      <w:r>
+        <w:rPr>
+          <w:rFonts w:eastAsia="Arial" w:cs="Arial"/>
+          <w:color w:val="000000" w:themeColor="text1"/>
+        </w:rPr>
+        <w:t>pré-existant</w:t>
+      </w:r>
+      <w:proofErr w:type="spellEnd"/>
       <w:r>
         <w:rPr>
           <w:rFonts w:eastAsia="Arial" w:cs="Arial"/>
@@ -5513,7 +7830,23 @@
               <w:rFonts w:eastAsia="Arial" w:cs="Arial"/>
               <w:color w:val="000000"/>
             </w:rPr>
-            <w:t>(Red Hat - Inc, 2022)</w:t>
+            <w:t xml:space="preserve">(Red Hat - </w:t>
+          </w:r>
+          <w:proofErr w:type="spellStart"/>
+          <w:r>
+            <w:rPr>
+              <w:rFonts w:eastAsia="Arial" w:cs="Arial"/>
+              <w:color w:val="000000"/>
+            </w:rPr>
+            <w:t>Inc</w:t>
+          </w:r>
+          <w:proofErr w:type="spellEnd"/>
+          <w:r>
+            <w:rPr>
+              <w:rFonts w:eastAsia="Arial" w:cs="Arial"/>
+              <w:color w:val="000000"/>
+            </w:rPr>
+            <w:t>, 2022)</w:t>
           </w:r>
         </w:sdtContent>
       </w:sdt>
@@ -5535,8 +7868,14 @@
     <w:p>
       <w:pPr>
         <w:pStyle w:val="Citationintense"/>
-      </w:pPr>
-      <w:r>
+        <w:rPr>
+          <w:lang w:val="en-US"/>
+        </w:rPr>
+      </w:pPr>
+      <w:r>
+        <w:rPr>
+          <w:lang w:val="en-US"/>
+        </w:rPr>
         <w:t>Ansible is an IT automation tool. It can configure systems, deploy software, and orchestrate more advanced IT tasks such as continuous deployments or zero downtime rolling updates.</w:t>
       </w:r>
     </w:p>
@@ -5565,7 +7904,23 @@
               <w:rFonts w:cs="Arial"/>
               <w:color w:val="000000"/>
             </w:rPr>
-            <w:t>Red Hat - Inc (2022)</w:t>
+            <w:t xml:space="preserve">Red Hat - </w:t>
+          </w:r>
+          <w:proofErr w:type="spellStart"/>
+          <w:r>
+            <w:rPr>
+              <w:rFonts w:cs="Arial"/>
+              <w:color w:val="000000"/>
+            </w:rPr>
+            <w:t>Inc</w:t>
+          </w:r>
+          <w:proofErr w:type="spellEnd"/>
+          <w:r>
+            <w:rPr>
+              <w:rFonts w:cs="Arial"/>
+              <w:color w:val="000000"/>
+            </w:rPr>
+            <w:t xml:space="preserve"> (2022)</w:t>
           </w:r>
         </w:sdtContent>
       </w:sdt>
@@ -5635,7 +7990,23 @@
           <w:rFonts w:eastAsia="Arial" w:cs="Arial"/>
           <w:color w:val="000000" w:themeColor="text1"/>
         </w:rPr>
-        <w:t>Un des grands avantages de Ansible est le YAML, un language de configuration très simple à lire, bien que possiblement vite ennuyeux à mettre en page.</w:t>
+        <w:t xml:space="preserve">Un des grands avantages de Ansible est le YAML, un </w:t>
+      </w:r>
+      <w:proofErr w:type="spellStart"/>
+      <w:r>
+        <w:rPr>
+          <w:rFonts w:eastAsia="Arial" w:cs="Arial"/>
+          <w:color w:val="000000" w:themeColor="text1"/>
+        </w:rPr>
+        <w:t>language</w:t>
+      </w:r>
+      <w:proofErr w:type="spellEnd"/>
+      <w:r>
+        <w:rPr>
+          <w:rFonts w:eastAsia="Arial" w:cs="Arial"/>
+          <w:color w:val="000000" w:themeColor="text1"/>
+        </w:rPr>
+        <w:t xml:space="preserve"> de configuration très simple à lire, bien que possiblement vite ennuyeux à mettre en page.</w:t>
       </w:r>
     </w:p>
     <w:p>
@@ -5683,12 +8054,37 @@
         </w:rPr>
         <w:t xml:space="preserve">, concerne le parallélisme. Suivant le </w:t>
       </w:r>
+      <w:proofErr w:type="spellStart"/>
       <w:r>
         <w:rPr>
           <w:rFonts w:eastAsia="Arial" w:cs="Arial"/>
           <w:color w:val="000000" w:themeColor="text1"/>
         </w:rPr>
-        <w:t>playbook en question, quand plusieurs processus tentent de lire un template en même temps, un seul y a accès, les autres finissent en time-out. Ce n’est pas difficile à prendre en compte, mais il faut y</w:t>
+        <w:t>playbook</w:t>
+      </w:r>
+      <w:proofErr w:type="spellEnd"/>
+      <w:r>
+        <w:rPr>
+          <w:rFonts w:eastAsia="Arial" w:cs="Arial"/>
+          <w:color w:val="000000" w:themeColor="text1"/>
+        </w:rPr>
+        <w:t xml:space="preserve"> en question, quand plusieurs processus tentent de lire un </w:t>
+      </w:r>
+      <w:proofErr w:type="spellStart"/>
+      <w:r>
+        <w:rPr>
+          <w:rFonts w:eastAsia="Arial" w:cs="Arial"/>
+          <w:color w:val="000000" w:themeColor="text1"/>
+        </w:rPr>
+        <w:t>template</w:t>
+      </w:r>
+      <w:proofErr w:type="spellEnd"/>
+      <w:r>
+        <w:rPr>
+          <w:rFonts w:eastAsia="Arial" w:cs="Arial"/>
+          <w:color w:val="000000" w:themeColor="text1"/>
+        </w:rPr>
+        <w:t xml:space="preserve"> en même temps, un seul y a accès, les autres finissent en time-out. Ce n’est pas difficile à prendre en compte, mais il faut y</w:t>
       </w:r>
       <w:r>
         <w:rPr>
@@ -5738,8 +8134,17 @@
           <w:rFonts w:eastAsia="Arial" w:cs="Arial"/>
           <w:color w:val="000000" w:themeColor="text1"/>
         </w:rPr>
-        <w:t xml:space="preserve"> d’un template</w:t>
-      </w:r>
+        <w:t xml:space="preserve"> d’un </w:t>
+      </w:r>
+      <w:proofErr w:type="spellStart"/>
+      <w:r>
+        <w:rPr>
+          <w:rFonts w:eastAsia="Arial" w:cs="Arial"/>
+          <w:color w:val="000000" w:themeColor="text1"/>
+        </w:rPr>
+        <w:t>template</w:t>
+      </w:r>
+      <w:proofErr w:type="spellEnd"/>
       <w:r>
         <w:rPr>
           <w:rFonts w:eastAsia="Arial" w:cs="Arial"/>
@@ -5802,10 +8207,12 @@
       <w:pPr>
         <w:pStyle w:val="Titre3"/>
       </w:pPr>
-      <w:bookmarkStart w:id="12" w:name="_Toc250790980"/>
+      <w:bookmarkStart w:id="32" w:name="_Toc229035235"/>
+      <w:bookmarkStart w:id="33" w:name="_Toc250790980"/>
       <w:r>
         <w:t>Décision quant à la technologie</w:t>
       </w:r>
+      <w:bookmarkEnd w:id="32"/>
     </w:p>
     <w:p>
       <w:pPr>
@@ -5852,7 +8259,21 @@
         <w:rPr>
           <w:lang w:val="fr-CH"/>
         </w:rPr>
-        <w:t>Il en revient donc plus à un choix personnel qu’autre chose, cependant, je dois noter que le YAML est bien plus lisible que le pseudo JSON de Terraform. Je compte donc parti</w:t>
+        <w:t xml:space="preserve">Il en revient donc plus à un choix personnel qu’autre chose, cependant, je dois noter que le YAML est bien plus lisible que le pseudo JSON de </w:t>
+      </w:r>
+      <w:proofErr w:type="spellStart"/>
+      <w:r>
+        <w:rPr>
+          <w:lang w:val="fr-CH"/>
+        </w:rPr>
+        <w:t>Terraform</w:t>
+      </w:r>
+      <w:proofErr w:type="spellEnd"/>
+      <w:r>
+        <w:rPr>
+          <w:lang w:val="fr-CH"/>
+        </w:rPr>
+        <w:t>. Je compte donc parti</w:t>
       </w:r>
       <w:r>
         <w:rPr>
@@ -5869,13 +8290,15 @@
           <w:numId w:val="4"/>
         </w:numPr>
       </w:pPr>
-      <w:bookmarkStart w:id="13" w:name="_Toc216163747"/>
+      <w:bookmarkStart w:id="34" w:name="_Toc216163747"/>
+      <w:bookmarkStart w:id="35" w:name="_Toc229035236"/>
       <w:r>
         <w:lastRenderedPageBreak/>
         <w:t>Concept</w:t>
       </w:r>
-      <w:bookmarkEnd w:id="12"/>
-      <w:bookmarkEnd w:id="13"/>
+      <w:bookmarkEnd w:id="33"/>
+      <w:bookmarkEnd w:id="34"/>
+      <w:bookmarkEnd w:id="35"/>
     </w:p>
     <w:p>
       <w:pPr>
@@ -5885,23 +8308,27 @@
           <w:numId w:val="4"/>
         </w:numPr>
       </w:pPr>
-      <w:bookmarkStart w:id="14" w:name="_Toc250790982"/>
-      <w:bookmarkStart w:id="15" w:name="_Toc216163748"/>
+      <w:bookmarkStart w:id="36" w:name="_Toc250790982"/>
+      <w:bookmarkStart w:id="37" w:name="_Toc216163748"/>
+      <w:bookmarkStart w:id="38" w:name="_Toc229035237"/>
       <w:r>
         <w:t>Architecture du système</w:t>
       </w:r>
-      <w:bookmarkEnd w:id="14"/>
-      <w:bookmarkEnd w:id="15"/>
+      <w:bookmarkEnd w:id="36"/>
+      <w:bookmarkEnd w:id="37"/>
+      <w:bookmarkEnd w:id="38"/>
     </w:p>
     <w:p>
       <w:pPr>
         <w:pStyle w:val="Titre2"/>
       </w:pPr>
-      <w:bookmarkStart w:id="16" w:name="_Toc216163749"/>
+      <w:bookmarkStart w:id="39" w:name="_Toc216163749"/>
+      <w:bookmarkStart w:id="40" w:name="_Toc229035238"/>
       <w:r>
         <w:t>Schémas système</w:t>
       </w:r>
-      <w:bookmarkEnd w:id="16"/>
+      <w:bookmarkEnd w:id="39"/>
+      <w:bookmarkEnd w:id="40"/>
       <w:r>
         <w:t xml:space="preserve"> </w:t>
       </w:r>
@@ -5910,21 +8337,25 @@
       <w:pPr>
         <w:pStyle w:val="Titre2"/>
       </w:pPr>
-      <w:bookmarkStart w:id="17" w:name="_Toc216163750"/>
+      <w:bookmarkStart w:id="41" w:name="_Toc216163750"/>
+      <w:bookmarkStart w:id="42" w:name="_Toc229035239"/>
       <w:r>
         <w:t>Schémas réseau</w:t>
       </w:r>
-      <w:bookmarkEnd w:id="17"/>
+      <w:bookmarkEnd w:id="41"/>
+      <w:bookmarkEnd w:id="42"/>
     </w:p>
     <w:p>
       <w:pPr>
         <w:pStyle w:val="Titre2"/>
       </w:pPr>
-      <w:bookmarkStart w:id="18" w:name="_Toc216163751"/>
+      <w:bookmarkStart w:id="43" w:name="_Toc216163751"/>
+      <w:bookmarkStart w:id="44" w:name="_Toc229035240"/>
       <w:r>
         <w:t>Configurations techniques</w:t>
       </w:r>
-      <w:bookmarkEnd w:id="18"/>
+      <w:bookmarkEnd w:id="43"/>
+      <w:bookmarkEnd w:id="44"/>
     </w:p>
     <w:p>
       <w:pPr>
@@ -5934,13 +8365,15 @@
           <w:numId w:val="4"/>
         </w:numPr>
       </w:pPr>
-      <w:bookmarkStart w:id="19" w:name="_Toc250790986"/>
-      <w:bookmarkStart w:id="20" w:name="_Toc216163752"/>
+      <w:bookmarkStart w:id="45" w:name="_Toc250790986"/>
+      <w:bookmarkStart w:id="46" w:name="_Toc216163752"/>
+      <w:bookmarkStart w:id="47" w:name="_Toc229035241"/>
       <w:r>
         <w:t>Concept de tests</w:t>
       </w:r>
-      <w:bookmarkEnd w:id="19"/>
-      <w:bookmarkEnd w:id="20"/>
+      <w:bookmarkEnd w:id="45"/>
+      <w:bookmarkEnd w:id="46"/>
+      <w:bookmarkEnd w:id="47"/>
     </w:p>
     <w:p>
       <w:pPr>
@@ -6099,14 +8532,22 @@
         <w:rPr>
           <w:lang w:val="fr-CH"/>
         </w:rPr>
-        <w:t>Déploiement dans les bonnes node</w:t>
-      </w:r>
+        <w:t xml:space="preserve">Déploiement dans les bonnes </w:t>
+      </w:r>
+      <w:proofErr w:type="spellStart"/>
       <w:r>
         <w:rPr>
           <w:lang w:val="fr-CH"/>
         </w:rPr>
+        <w:t>node</w:t>
+      </w:r>
+      <w:r>
+        <w:rPr>
+          <w:lang w:val="fr-CH"/>
+        </w:rPr>
         <w:t>s</w:t>
       </w:r>
+      <w:proofErr w:type="spellEnd"/>
     </w:p>
     <w:p>
       <w:pPr>
@@ -6123,7 +8564,21 @@
         <w:rPr>
           <w:lang w:val="fr-CH"/>
         </w:rPr>
-        <w:t>Les logs sont claires pour un enseignant</w:t>
+        <w:t xml:space="preserve">Les logs sont </w:t>
+      </w:r>
+      <w:proofErr w:type="gramStart"/>
+      <w:r>
+        <w:rPr>
+          <w:lang w:val="fr-CH"/>
+        </w:rPr>
+        <w:t>claires</w:t>
+      </w:r>
+      <w:proofErr w:type="gramEnd"/>
+      <w:r>
+        <w:rPr>
+          <w:lang w:val="fr-CH"/>
+        </w:rPr>
+        <w:t xml:space="preserve"> pour un enseignant</w:t>
       </w:r>
     </w:p>
     <w:p>
@@ -6203,12 +8658,14 @@
           <w:lang w:val="fr-CH"/>
         </w:rPr>
       </w:pPr>
+      <w:proofErr w:type="spellStart"/>
       <w:r>
         <w:rPr>
           <w:lang w:val="fr-CH"/>
         </w:rPr>
         <w:t>VMs</w:t>
       </w:r>
+      <w:proofErr w:type="spellEnd"/>
     </w:p>
     <w:p>
       <w:pPr>
@@ -6221,11 +8678,19 @@
           <w:lang w:val="fr-CH"/>
         </w:rPr>
       </w:pPr>
+      <w:proofErr w:type="spellStart"/>
       <w:r>
         <w:rPr>
           <w:lang w:val="fr-CH"/>
         </w:rPr>
-        <w:t>CloudBase init effectue bien les configurations nécessaires</w:t>
+        <w:t>CloudBase</w:t>
+      </w:r>
+      <w:proofErr w:type="spellEnd"/>
+      <w:r>
+        <w:rPr>
+          <w:lang w:val="fr-CH"/>
+        </w:rPr>
+        <w:t xml:space="preserve"> init effectue bien les configurations nécessaires</w:t>
       </w:r>
     </w:p>
     <w:p>
@@ -6243,7 +8708,21 @@
         <w:rPr>
           <w:lang w:val="fr-CH"/>
         </w:rPr>
-        <w:t>Les VMs reçoivent les bonnes configurations</w:t>
+        <w:t xml:space="preserve">Les </w:t>
+      </w:r>
+      <w:proofErr w:type="spellStart"/>
+      <w:r>
+        <w:rPr>
+          <w:lang w:val="fr-CH"/>
+        </w:rPr>
+        <w:t>VMs</w:t>
+      </w:r>
+      <w:proofErr w:type="spellEnd"/>
+      <w:r>
+        <w:rPr>
+          <w:lang w:val="fr-CH"/>
+        </w:rPr>
+        <w:t xml:space="preserve"> reçoivent les bonnes configurations</w:t>
       </w:r>
     </w:p>
     <w:p>
@@ -6327,9 +8806,11 @@
       <w:pPr>
         <w:pStyle w:val="Titre3"/>
       </w:pPr>
+      <w:bookmarkStart w:id="48" w:name="_Toc229035242"/>
       <w:r>
         <w:t>Protocole de tests</w:t>
       </w:r>
+      <w:bookmarkEnd w:id="48"/>
     </w:p>
     <w:p>
       <w:pPr>
@@ -6339,14 +8820,16 @@
           <w:numId w:val="4"/>
         </w:numPr>
       </w:pPr>
-      <w:bookmarkStart w:id="21" w:name="_Toc250790988"/>
-      <w:bookmarkStart w:id="22" w:name="_Toc216163753"/>
+      <w:bookmarkStart w:id="49" w:name="_Toc250790988"/>
+      <w:bookmarkStart w:id="50" w:name="_Toc216163753"/>
+      <w:bookmarkStart w:id="51" w:name="_Toc229035243"/>
       <w:r>
         <w:lastRenderedPageBreak/>
         <w:t>Réalisation</w:t>
       </w:r>
-      <w:bookmarkEnd w:id="21"/>
-      <w:bookmarkEnd w:id="22"/>
+      <w:bookmarkEnd w:id="49"/>
+      <w:bookmarkEnd w:id="50"/>
+      <w:bookmarkEnd w:id="51"/>
     </w:p>
     <w:p>
       <w:pPr>
@@ -6356,20 +8839,22 @@
           <w:numId w:val="4"/>
         </w:numPr>
       </w:pPr>
-      <w:bookmarkStart w:id="23" w:name="_Toc114965607"/>
-      <w:bookmarkStart w:id="24" w:name="_Toc250790992"/>
-      <w:bookmarkStart w:id="25" w:name="_Toc216163754"/>
+      <w:bookmarkStart w:id="52" w:name="_Toc114965607"/>
+      <w:bookmarkStart w:id="53" w:name="_Toc250790992"/>
+      <w:bookmarkStart w:id="54" w:name="_Toc216163754"/>
+      <w:bookmarkStart w:id="55" w:name="_Toc229035244"/>
       <w:r>
         <w:lastRenderedPageBreak/>
         <w:t>Test</w:t>
       </w:r>
-      <w:bookmarkEnd w:id="23"/>
-      <w:bookmarkEnd w:id="24"/>
+      <w:bookmarkEnd w:id="52"/>
+      <w:bookmarkEnd w:id="53"/>
       <w:r>
         <w:t>s</w:t>
       </w:r>
-      <w:bookmarkStart w:id="26" w:name="_Toc114965614"/>
-      <w:bookmarkEnd w:id="25"/>
+      <w:bookmarkStart w:id="56" w:name="_Toc114965614"/>
+      <w:bookmarkEnd w:id="54"/>
+      <w:bookmarkEnd w:id="55"/>
     </w:p>
     <w:p>
       <w:pPr>
@@ -6379,13 +8864,15 @@
           <w:numId w:val="4"/>
         </w:numPr>
       </w:pPr>
-      <w:bookmarkStart w:id="27" w:name="_Toc250790993"/>
-      <w:bookmarkStart w:id="28" w:name="_Toc216163755"/>
+      <w:bookmarkStart w:id="57" w:name="_Toc250790993"/>
+      <w:bookmarkStart w:id="58" w:name="_Toc216163755"/>
+      <w:bookmarkStart w:id="59" w:name="_Toc229035245"/>
       <w:r>
         <w:t>Procédure de test</w:t>
       </w:r>
-      <w:bookmarkEnd w:id="27"/>
-      <w:bookmarkEnd w:id="28"/>
+      <w:bookmarkEnd w:id="57"/>
+      <w:bookmarkEnd w:id="58"/>
+      <w:bookmarkEnd w:id="59"/>
     </w:p>
     <w:p>
       <w:pPr>
@@ -6403,8 +8890,9 @@
           <w:numId w:val="4"/>
         </w:numPr>
       </w:pPr>
-      <w:bookmarkStart w:id="29" w:name="_Toc250790994"/>
-      <w:bookmarkStart w:id="30" w:name="_Toc216163756"/>
+      <w:bookmarkStart w:id="60" w:name="_Toc250790994"/>
+      <w:bookmarkStart w:id="61" w:name="_Toc216163756"/>
+      <w:bookmarkStart w:id="62" w:name="_Toc229035246"/>
       <w:r>
         <w:t>Protocol</w:t>
       </w:r>
@@ -6414,11 +8902,12 @@
       <w:r>
         <w:t xml:space="preserve"> de test</w:t>
       </w:r>
-      <w:bookmarkEnd w:id="29"/>
+      <w:bookmarkEnd w:id="60"/>
       <w:r>
         <w:t>s</w:t>
       </w:r>
-      <w:bookmarkEnd w:id="30"/>
+      <w:bookmarkEnd w:id="61"/>
+      <w:bookmarkEnd w:id="62"/>
     </w:p>
     <w:tbl>
       <w:tblPr>
@@ -6735,7 +9224,21 @@
               <w:rPr>
                 <w:rStyle w:val="Cgras"/>
               </w:rPr>
-              <w:t>Résultat obt.</w:t>
+              <w:t xml:space="preserve">Résultat </w:t>
+            </w:r>
+            <w:proofErr w:type="spellStart"/>
+            <w:r>
+              <w:rPr>
+                <w:rStyle w:val="Cgras"/>
+              </w:rPr>
+              <w:t>obt</w:t>
+            </w:r>
+            <w:proofErr w:type="spellEnd"/>
+            <w:r>
+              <w:rPr>
+                <w:rStyle w:val="Cgras"/>
+              </w:rPr>
+              <w:t>.</w:t>
             </w:r>
             <w:r>
               <w:rPr>
@@ -7133,7 +9636,21 @@
               <w:rPr>
                 <w:rStyle w:val="Cgras"/>
               </w:rPr>
-              <w:t>Résultat obt.</w:t>
+              <w:t xml:space="preserve">Résultat </w:t>
+            </w:r>
+            <w:proofErr w:type="spellStart"/>
+            <w:r>
+              <w:rPr>
+                <w:rStyle w:val="Cgras"/>
+              </w:rPr>
+              <w:t>obt</w:t>
+            </w:r>
+            <w:proofErr w:type="spellEnd"/>
+            <w:r>
+              <w:rPr>
+                <w:rStyle w:val="Cgras"/>
+              </w:rPr>
+              <w:t>.</w:t>
             </w:r>
             <w:r>
               <w:rPr>
@@ -7241,23 +9758,27 @@
       <w:pPr>
         <w:pStyle w:val="Titre1"/>
       </w:pPr>
-      <w:bookmarkStart w:id="31" w:name="_Toc216163757"/>
-      <w:bookmarkStart w:id="32" w:name="_Toc250790996"/>
+      <w:bookmarkStart w:id="63" w:name="_Toc216163757"/>
+      <w:bookmarkStart w:id="64" w:name="_Toc229035247"/>
+      <w:bookmarkStart w:id="65" w:name="_Toc250790996"/>
       <w:r>
         <w:lastRenderedPageBreak/>
         <w:t>Conclusion</w:t>
       </w:r>
-      <w:bookmarkEnd w:id="31"/>
+      <w:bookmarkEnd w:id="63"/>
+      <w:bookmarkEnd w:id="64"/>
     </w:p>
     <w:p>
       <w:pPr>
         <w:pStyle w:val="Titre2"/>
       </w:pPr>
-      <w:bookmarkStart w:id="33" w:name="_Toc216163758"/>
+      <w:bookmarkStart w:id="66" w:name="_Toc216163758"/>
+      <w:bookmarkStart w:id="67" w:name="_Toc229035248"/>
       <w:r>
         <w:t>Améliorations possibles</w:t>
       </w:r>
-      <w:bookmarkEnd w:id="33"/>
+      <w:bookmarkEnd w:id="66"/>
+      <w:bookmarkEnd w:id="67"/>
     </w:p>
     <w:p>
       <w:pPr>
@@ -7271,11 +9792,13 @@
       <w:pPr>
         <w:pStyle w:val="Titre2"/>
       </w:pPr>
-      <w:bookmarkStart w:id="34" w:name="_Toc216163759"/>
+      <w:bookmarkStart w:id="68" w:name="_Toc216163759"/>
+      <w:bookmarkStart w:id="69" w:name="_Toc229035249"/>
       <w:r>
         <w:t>Auto-évaluation</w:t>
       </w:r>
-      <w:bookmarkEnd w:id="34"/>
+      <w:bookmarkEnd w:id="68"/>
+      <w:bookmarkEnd w:id="69"/>
     </w:p>
     <w:p>
       <w:pPr>
@@ -7289,7 +9812,8 @@
       <w:pPr>
         <w:pStyle w:val="Titre2"/>
       </w:pPr>
-      <w:bookmarkStart w:id="35" w:name="_Toc216163760"/>
+      <w:bookmarkStart w:id="70" w:name="_Toc216163760"/>
+      <w:bookmarkStart w:id="71" w:name="_Toc229035250"/>
       <w:r>
         <w:t xml:space="preserve">Conclusion du module de </w:t>
       </w:r>
@@ -7299,13 +9823,15 @@
         </w:rPr>
         <w:t>membre1</w:t>
       </w:r>
-      <w:bookmarkEnd w:id="35"/>
+      <w:bookmarkEnd w:id="70"/>
+      <w:bookmarkEnd w:id="71"/>
     </w:p>
     <w:p>
       <w:pPr>
         <w:pStyle w:val="Titre2"/>
       </w:pPr>
-      <w:bookmarkStart w:id="36" w:name="_Toc216163761"/>
+      <w:bookmarkStart w:id="72" w:name="_Toc216163761"/>
+      <w:bookmarkStart w:id="73" w:name="_Toc229035251"/>
       <w:r>
         <w:t xml:space="preserve">Conclusion du module de </w:t>
       </w:r>
@@ -7321,13 +9847,15 @@
         </w:rPr>
         <w:t>2</w:t>
       </w:r>
-      <w:bookmarkEnd w:id="36"/>
+      <w:bookmarkEnd w:id="72"/>
+      <w:bookmarkEnd w:id="73"/>
     </w:p>
     <w:p>
       <w:pPr>
         <w:pStyle w:val="Titre2"/>
       </w:pPr>
-      <w:bookmarkStart w:id="37" w:name="_Toc216163762"/>
+      <w:bookmarkStart w:id="74" w:name="_Toc216163762"/>
+      <w:bookmarkStart w:id="75" w:name="_Toc229035252"/>
       <w:r>
         <w:t xml:space="preserve">Conclusion du module de </w:t>
       </w:r>
@@ -7343,7 +9871,8 @@
         </w:rPr>
         <w:t>e3</w:t>
       </w:r>
-      <w:bookmarkEnd w:id="37"/>
+      <w:bookmarkEnd w:id="74"/>
+      <w:bookmarkEnd w:id="75"/>
     </w:p>
     <w:p>
       <w:pPr>
@@ -7361,7 +9890,8 @@
           <w:numId w:val="4"/>
         </w:numPr>
       </w:pPr>
-      <w:bookmarkStart w:id="38" w:name="_Toc216163763"/>
+      <w:bookmarkStart w:id="76" w:name="_Toc216163763"/>
+      <w:bookmarkStart w:id="77" w:name="_Toc229035253"/>
       <w:r>
         <w:lastRenderedPageBreak/>
         <w:t>Bibliographie :</w:t>
@@ -7372,16 +9902,18 @@
       <w:r>
         <w:t>iste des sources et références</w:t>
       </w:r>
-      <w:bookmarkStart w:id="39" w:name="_Toc114965612"/>
-      <w:bookmarkStart w:id="40" w:name="_Toc250790997"/>
-      <w:bookmarkEnd w:id="32"/>
-      <w:bookmarkEnd w:id="38"/>
+      <w:bookmarkStart w:id="78" w:name="_Toc114965612"/>
+      <w:bookmarkStart w:id="79" w:name="_Toc250790997"/>
+      <w:bookmarkEnd w:id="65"/>
+      <w:bookmarkEnd w:id="76"/>
+      <w:bookmarkEnd w:id="77"/>
     </w:p>
     <w:sdt>
       <w:sdtPr>
         <w:rPr>
           <w:rFonts w:cs="Arial"/>
           <w:color w:val="000000"/>
+          <w:lang w:val="fr-FR"/>
         </w:rPr>
         <w:tag w:val="MENDELEY_BIBLIOGRAPHY"/>
         <w:id w:val="1778751264"/>
@@ -7400,28 +9932,116 @@
               <w:rFonts w:cs="Arial"/>
               <w:color w:val="000000"/>
               <w:szCs w:val="24"/>
+              <w:lang w:val="en-US"/>
             </w:rPr>
           </w:pPr>
+          <w:proofErr w:type="spellStart"/>
           <w:r>
             <w:rPr>
               <w:rFonts w:cs="Arial"/>
               <w:color w:val="000000"/>
+              <w:lang w:val="en-US"/>
             </w:rPr>
-            <w:t xml:space="preserve">bpg, &amp; 153 contributeurs. (2019, December 7). </w:t>
+            <w:t>bpg</w:t>
           </w:r>
+          <w:proofErr w:type="spellEnd"/>
+          <w:r>
+            <w:rPr>
+              <w:rFonts w:cs="Arial"/>
+              <w:color w:val="000000"/>
+              <w:lang w:val="en-US"/>
+            </w:rPr>
+            <w:t xml:space="preserve">, &amp; 153 </w:t>
+          </w:r>
+          <w:proofErr w:type="spellStart"/>
+          <w:r>
+            <w:rPr>
+              <w:rFonts w:cs="Arial"/>
+              <w:color w:val="000000"/>
+              <w:lang w:val="en-US"/>
+            </w:rPr>
+            <w:t>contributeurs</w:t>
+          </w:r>
+          <w:proofErr w:type="spellEnd"/>
+          <w:r>
+            <w:rPr>
+              <w:rFonts w:cs="Arial"/>
+              <w:color w:val="000000"/>
+              <w:lang w:val="en-US"/>
+            </w:rPr>
+            <w:t xml:space="preserve">. (2019, December 7). </w:t>
+          </w:r>
+          <w:proofErr w:type="spellStart"/>
           <w:r>
             <w:rPr>
               <w:rFonts w:cs="Arial"/>
               <w:i/>
               <w:iCs/>
               <w:color w:val="000000"/>
+              <w:lang w:val="en-US"/>
             </w:rPr>
-            <w:t>bpg/terraform-provider-proxmox: Terraform / OpenTofu Provider for Proxmox VE</w:t>
+            <w:t>bpg</w:t>
+          </w:r>
+          <w:proofErr w:type="spellEnd"/>
+          <w:r>
+            <w:rPr>
+              <w:rFonts w:cs="Arial"/>
+              <w:i/>
+              <w:iCs/>
+              <w:color w:val="000000"/>
+              <w:lang w:val="en-US"/>
+            </w:rPr>
+            <w:t>/terraform-provider-</w:t>
+          </w:r>
+          <w:proofErr w:type="spellStart"/>
+          <w:r>
+            <w:rPr>
+              <w:rFonts w:cs="Arial"/>
+              <w:i/>
+              <w:iCs/>
+              <w:color w:val="000000"/>
+              <w:lang w:val="en-US"/>
+            </w:rPr>
+            <w:t>proxmox</w:t>
+          </w:r>
+          <w:proofErr w:type="spellEnd"/>
+          <w:r>
+            <w:rPr>
+              <w:rFonts w:cs="Arial"/>
+              <w:i/>
+              <w:iCs/>
+              <w:color w:val="000000"/>
+              <w:lang w:val="en-US"/>
+            </w:rPr>
+            <w:t xml:space="preserve">: Terraform / </w:t>
+          </w:r>
+          <w:proofErr w:type="spellStart"/>
+          <w:r>
+            <w:rPr>
+              <w:rFonts w:cs="Arial"/>
+              <w:i/>
+              <w:iCs/>
+              <w:color w:val="000000"/>
+              <w:lang w:val="en-US"/>
+            </w:rPr>
+            <w:t>OpenTofu</w:t>
+          </w:r>
+          <w:proofErr w:type="spellEnd"/>
+          <w:r>
+            <w:rPr>
+              <w:rFonts w:cs="Arial"/>
+              <w:i/>
+              <w:iCs/>
+              <w:color w:val="000000"/>
+              <w:lang w:val="en-US"/>
+            </w:rPr>
+            <w:t xml:space="preserve"> Provider for Proxmox VE</w:t>
           </w:r>
           <w:r>
             <w:rPr>
               <w:rFonts w:cs="Arial"/>
               <w:color w:val="000000"/>
+              <w:lang w:val="en-US"/>
             </w:rPr>
             <w:t>. https://github.com/bpg/terraform-provider-proxmox</w:t>
           </w:r>
@@ -7435,15 +10055,26 @@
             <w:rPr>
               <w:rFonts w:cs="Arial"/>
               <w:color w:val="000000"/>
-              <w:lang w:val="de-CH"/>
+              <w:lang w:val="en-US"/>
             </w:rPr>
           </w:pPr>
+          <w:proofErr w:type="spellStart"/>
           <w:r>
             <w:rPr>
               <w:rFonts w:cs="Arial"/>
               <w:color w:val="000000"/>
+              <w:lang w:val="en-US"/>
             </w:rPr>
-            <w:t xml:space="preserve">Hashicorp. (n.d.). </w:t>
+            <w:t>Hashicorp</w:t>
+          </w:r>
+          <w:proofErr w:type="spellEnd"/>
+          <w:r>
+            <w:rPr>
+              <w:rFonts w:cs="Arial"/>
+              <w:color w:val="000000"/>
+              <w:lang w:val="en-US"/>
+            </w:rPr>
+            <w:t xml:space="preserve">. (n.d.). </w:t>
           </w:r>
           <w:r>
             <w:rPr>
@@ -7451,23 +10082,39 @@
               <w:i/>
               <w:iCs/>
               <w:color w:val="000000"/>
+              <w:lang w:val="en-US"/>
             </w:rPr>
-            <w:t>Terraform overview | Terraform | HashiCorp Developer</w:t>
+            <w:t xml:space="preserve">Terraform overview | Terraform | </w:t>
+          </w:r>
+          <w:proofErr w:type="spellStart"/>
+          <w:r>
+            <w:rPr>
+              <w:rFonts w:cs="Arial"/>
+              <w:i/>
+              <w:iCs/>
+              <w:color w:val="000000"/>
+              <w:lang w:val="en-US"/>
+            </w:rPr>
+            <w:t>HashiCorp</w:t>
+          </w:r>
+          <w:proofErr w:type="spellEnd"/>
+          <w:r>
+            <w:rPr>
+              <w:rFonts w:cs="Arial"/>
+              <w:i/>
+              <w:iCs/>
+              <w:color w:val="000000"/>
+              <w:lang w:val="en-US"/>
+            </w:rPr>
+            <w:t xml:space="preserve"> Developer</w:t>
           </w:r>
           <w:r>
             <w:rPr>
               <w:rFonts w:cs="Arial"/>
               <w:color w:val="000000"/>
+              <w:lang w:val="en-US"/>
             </w:rPr>
-            <w:t xml:space="preserve">. </w:t>
-          </w:r>
-          <w:r>
-            <w:rPr>
-              <w:rFonts w:cs="Arial"/>
-              <w:color w:val="000000"/>
-              <w:lang w:val="de-CH"/>
-            </w:rPr>
-            <w:t>Retrieved March 31, 2026, from https://developer.hashicorp.com/terraform/docs</w:t>
+            <w:t>. Retrieved March 31, 2026, from https://developer.hashicorp.com/terraform/docs</w:t>
           </w:r>
         </w:p>
         <w:p>
@@ -7479,22 +10126,16 @@
             <w:rPr>
               <w:rFonts w:cs="Arial"/>
               <w:color w:val="000000"/>
+              <w:lang w:val="en-US"/>
             </w:rPr>
           </w:pPr>
           <w:r>
             <w:rPr>
               <w:rFonts w:cs="Arial"/>
               <w:color w:val="000000"/>
-              <w:lang w:val="de-CH"/>
+              <w:lang w:val="en-US"/>
             </w:rPr>
-            <w:t xml:space="preserve">Proxmox. </w:t>
-          </w:r>
-          <w:r>
-            <w:rPr>
-              <w:rFonts w:cs="Arial"/>
-              <w:color w:val="000000"/>
-            </w:rPr>
-            <w:t xml:space="preserve">(2025a, December 12). </w:t>
+            <w:t xml:space="preserve">Proxmox. (2025a, December 12). </w:t>
           </w:r>
           <w:r>
             <w:rPr>
@@ -7502,6 +10143,7 @@
               <w:i/>
               <w:iCs/>
               <w:color w:val="000000"/>
+              <w:lang w:val="en-US"/>
             </w:rPr>
             <w:t>Proxmox Backup Server - Open-Source Enterprise Backup Solution</w:t>
           </w:r>
@@ -7509,6 +10151,7 @@
             <w:rPr>
               <w:rFonts w:cs="Arial"/>
               <w:color w:val="000000"/>
+              <w:lang w:val="en-US"/>
             </w:rPr>
             <w:t>. https://proxmox.com/en/products/proxmox-backup-server/overview</w:t>
           </w:r>
@@ -7522,12 +10165,14 @@
             <w:rPr>
               <w:rFonts w:cs="Arial"/>
               <w:color w:val="000000"/>
+              <w:lang w:val="en-US"/>
             </w:rPr>
           </w:pPr>
           <w:r>
             <w:rPr>
               <w:rFonts w:cs="Arial"/>
               <w:color w:val="000000"/>
+              <w:lang w:val="en-US"/>
             </w:rPr>
             <w:t xml:space="preserve">Proxmox. (2025b, December 12). </w:t>
           </w:r>
@@ -7537,6 +10182,7 @@
               <w:i/>
               <w:iCs/>
               <w:color w:val="000000"/>
+              <w:lang w:val="en-US"/>
             </w:rPr>
             <w:t>Proxmox VE Storage</w:t>
           </w:r>
@@ -7544,6 +10190,7 @@
             <w:rPr>
               <w:rFonts w:cs="Arial"/>
               <w:color w:val="000000"/>
+              <w:lang w:val="en-US"/>
             </w:rPr>
             <w:t>. Proxmox VE Administration Guide. https://pve.proxmox.com/pve-docs/chapter-pvesm.html</w:t>
           </w:r>
@@ -7557,12 +10204,14 @@
             <w:rPr>
               <w:rFonts w:cs="Arial"/>
               <w:color w:val="000000"/>
+              <w:lang w:val="en-US"/>
             </w:rPr>
           </w:pPr>
           <w:r>
             <w:rPr>
               <w:rFonts w:cs="Arial"/>
               <w:color w:val="000000"/>
+              <w:lang w:val="en-US"/>
             </w:rPr>
             <w:t xml:space="preserve">Proxmox. (2025c, December 12). </w:t>
           </w:r>
@@ -7572,6 +10221,7 @@
               <w:i/>
               <w:iCs/>
               <w:color w:val="000000"/>
+              <w:lang w:val="en-US"/>
             </w:rPr>
             <w:t>QEMU/KVM Virtual Machines</w:t>
           </w:r>
@@ -7579,6 +10229,7 @@
             <w:rPr>
               <w:rFonts w:cs="Arial"/>
               <w:color w:val="000000"/>
+              <w:lang w:val="en-US"/>
             </w:rPr>
             <w:t>. https://pve.proxmox.com/pve-docs/chapter-qm.html</w:t>
           </w:r>
@@ -7598,6 +10249,7 @@
             <w:rPr>
               <w:rFonts w:cs="Arial"/>
               <w:color w:val="000000"/>
+              <w:lang w:val="en-US"/>
             </w:rPr>
             <w:t xml:space="preserve">Proxmox. (2025d, December 12). </w:t>
           </w:r>
@@ -7607,6 +10259,7 @@
               <w:i/>
               <w:iCs/>
               <w:color w:val="000000"/>
+              <w:lang w:val="en-US"/>
             </w:rPr>
             <w:t>User Management</w:t>
           </w:r>
@@ -7614,8 +10267,16 @@
             <w:rPr>
               <w:rFonts w:cs="Arial"/>
               <w:color w:val="000000"/>
+              <w:lang w:val="en-US"/>
             </w:rPr>
-            <w:t>. Proxmox VE Administration Guide. https://pve.proxmox.com/pve-docs/chapter-pveum.html</w:t>
+            <w:t xml:space="preserve">. </w:t>
+          </w:r>
+          <w:r>
+            <w:rPr>
+              <w:rFonts w:cs="Arial"/>
+              <w:color w:val="000000"/>
+            </w:rPr>
+            <w:t>Proxmox VE Administration Guide. https://pve.proxmox.com/pve-docs/chapter-pveum.html</w:t>
           </w:r>
         </w:p>
         <w:p>
@@ -7627,28 +10288,104 @@
             <w:rPr>
               <w:rFonts w:cs="Arial"/>
               <w:color w:val="000000"/>
+              <w:lang w:val="en-US"/>
             </w:rPr>
           </w:pPr>
+          <w:proofErr w:type="spellStart"/>
           <w:r>
             <w:rPr>
               <w:rFonts w:cs="Arial"/>
               <w:color w:val="000000"/>
             </w:rPr>
-            <w:t xml:space="preserve">Telmate, &amp; 108 contributeurs. (2017, February 7). </w:t>
+            <w:t>Telmate</w:t>
           </w:r>
+          <w:proofErr w:type="spellEnd"/>
+          <w:r>
+            <w:rPr>
+              <w:rFonts w:cs="Arial"/>
+              <w:color w:val="000000"/>
+            </w:rPr>
+            <w:t xml:space="preserve">, &amp; 108 contributeurs. </w:t>
+          </w:r>
+          <w:r>
+            <w:rPr>
+              <w:rFonts w:cs="Arial"/>
+              <w:color w:val="000000"/>
+              <w:lang w:val="en-US"/>
+            </w:rPr>
+            <w:t xml:space="preserve">(2017, February 7). </w:t>
+          </w:r>
+          <w:proofErr w:type="spellStart"/>
           <w:r>
             <w:rPr>
               <w:rFonts w:cs="Arial"/>
               <w:i/>
               <w:iCs/>
               <w:color w:val="000000"/>
+              <w:lang w:val="en-US"/>
             </w:rPr>
-            <w:t>Telmate/proxmox-api-go</w:t>
+            <w:t>Telmate</w:t>
+          </w:r>
+          <w:proofErr w:type="spellEnd"/>
+          <w:r>
+            <w:rPr>
+              <w:rFonts w:cs="Arial"/>
+              <w:i/>
+              <w:iCs/>
+              <w:color w:val="000000"/>
+              <w:lang w:val="en-US"/>
+            </w:rPr>
+            <w:t>/</w:t>
+          </w:r>
+          <w:proofErr w:type="spellStart"/>
+          <w:r>
+            <w:rPr>
+              <w:rFonts w:cs="Arial"/>
+              <w:i/>
+              <w:iCs/>
+              <w:color w:val="000000"/>
+              <w:lang w:val="en-US"/>
+            </w:rPr>
+            <w:t>proxmox</w:t>
+          </w:r>
+          <w:proofErr w:type="spellEnd"/>
+          <w:r>
+            <w:rPr>
+              <w:rFonts w:cs="Arial"/>
+              <w:i/>
+              <w:iCs/>
+              <w:color w:val="000000"/>
+              <w:lang w:val="en-US"/>
+            </w:rPr>
+            <w:t>-</w:t>
+          </w:r>
+          <w:proofErr w:type="spellStart"/>
+          <w:r>
+            <w:rPr>
+              <w:rFonts w:cs="Arial"/>
+              <w:i/>
+              <w:iCs/>
+              <w:color w:val="000000"/>
+              <w:lang w:val="en-US"/>
+            </w:rPr>
+            <w:t>api</w:t>
+          </w:r>
+          <w:proofErr w:type="spellEnd"/>
+          <w:r>
+            <w:rPr>
+              <w:rFonts w:cs="Arial"/>
+              <w:i/>
+              <w:iCs/>
+              <w:color w:val="000000"/>
+              <w:lang w:val="en-US"/>
+            </w:rPr>
+            <w:t>-go</w:t>
           </w:r>
           <w:r>
             <w:rPr>
               <w:rFonts w:cs="Arial"/>
               <w:color w:val="000000"/>
+              <w:lang w:val="en-US"/>
             </w:rPr>
             <w:t>. https://github.com/Telmate/proxmox-api-go</w:t>
           </w:r>
@@ -7664,6 +10401,7 @@
             <w:rPr>
               <w:rFonts w:cs="Arial"/>
               <w:color w:val="000000"/>
+              <w:lang w:val="en-US"/>
             </w:rPr>
             <w:t> </w:t>
           </w:r>
@@ -7678,7 +10416,8 @@
           <w:numId w:val="4"/>
         </w:numPr>
       </w:pPr>
-      <w:bookmarkStart w:id="41" w:name="_Toc216163764"/>
+      <w:bookmarkStart w:id="80" w:name="_Toc216163764"/>
+      <w:bookmarkStart w:id="81" w:name="_Toc229035254"/>
       <w:r>
         <w:lastRenderedPageBreak/>
         <w:t>Glossa</w:t>
@@ -7689,12 +10428,13 @@
       <w:r>
         <w:t>r</w:t>
       </w:r>
-      <w:bookmarkEnd w:id="39"/>
+      <w:bookmarkEnd w:id="78"/>
       <w:r>
         <w:t>e</w:t>
       </w:r>
-      <w:bookmarkEnd w:id="40"/>
-      <w:bookmarkEnd w:id="41"/>
+      <w:bookmarkEnd w:id="79"/>
+      <w:bookmarkEnd w:id="80"/>
+      <w:bookmarkEnd w:id="81"/>
     </w:p>
     <w:tbl>
       <w:tblPr>
@@ -8034,7 +10774,7 @@
     </w:tbl>
     <w:p/>
     <w:p/>
-    <w:bookmarkEnd w:id="26"/>
+    <w:bookmarkEnd w:id="56"/>
     <w:p/>
     <w:p>
       <w:pPr>
@@ -8070,14 +10810,18 @@
   <w:endnote w:type="continuationSeparator" w:id="0">
     <w:p/>
     <w:p>
+      <w:proofErr w:type="spellStart"/>
       <w:r>
         <w:t>Haupttitel</w:t>
       </w:r>
-    </w:p>
-    <w:p>
+      <w:proofErr w:type="spellEnd"/>
+    </w:p>
+    <w:p>
+      <w:proofErr w:type="spellStart"/>
       <w:r>
         <w:t>Haupttitel</w:t>
       </w:r>
+      <w:proofErr w:type="spellEnd"/>
     </w:p>
   </w:endnote>
   <w:endnote w:type="continuationNotice" w:id="1">
@@ -8148,7 +10892,6 @@
                 <w:dataBinding w:prefixMappings="xmlns:ns0='http://purl.org/dc/elements/1.1/' xmlns:ns1='http://schemas.openxmlformats.org/package/2006/metadata/core-properties' " w:xpath="/ns1:coreProperties[1]/ns0:creator[1]" w:storeItemID="{6C3C8BC8-F283-45AE-878A-BAB7291924A1}"/>
                 <w:text/>
               </w:sdtPr>
-              <w:sdtEndPr/>
               <w:sdtContent>
                 <w:tc>
                   <w:tcPr>
@@ -8163,7 +10906,7 @@
                       </w:tabs>
                     </w:pPr>
                     <w:r>
-                      <w:t>Projet 306</w:t>
+                      <w:t>Voeffray Lucielle</w:t>
                     </w:r>
                   </w:p>
                 </w:tc>
@@ -8235,7 +10978,7 @@
                   <w:fldChar w:fldCharType="separate"/>
                 </w:r>
                 <w:r>
-                  <w:t>26.04.2026 18:39</w:t>
+                  <w:t>07.05.2026 09:42</w:t>
                 </w:r>
                 <w:r>
                   <w:fldChar w:fldCharType="end"/>
@@ -8292,7 +11035,7 @@
       <w:fldChar w:fldCharType="separate"/>
     </w:r>
     <w:r>
-      <w:instrText>3</w:instrText>
+      <w:instrText>4</w:instrText>
     </w:r>
     <w:r>
       <w:fldChar w:fldCharType="end"/>
@@ -8304,7 +11047,7 @@
       <w:fldChar w:fldCharType="separate"/>
     </w:r>
     <w:r>
-      <w:instrText>3</w:instrText>
+      <w:instrText>4</w:instrText>
     </w:r>
     <w:r>
       <w:fldChar w:fldCharType="end"/>
@@ -8315,11 +11058,11 @@
     <w:r>
       <w:fldChar w:fldCharType="separate"/>
     </w:r>
-    <w:bookmarkStart w:id="0" w:name="PagesS2"/>
+    <w:bookmarkStart w:id="1" w:name="PagesS2"/>
     <w:r>
-      <w:t>3</w:t>
+      <w:t>4</w:t>
     </w:r>
-    <w:bookmarkEnd w:id="0"/>
+    <w:bookmarkEnd w:id="1"/>
     <w:r>
       <w:fldChar w:fldCharType="end"/>
     </w:r>
@@ -8401,7 +11144,6 @@
                 <w:dataBinding w:prefixMappings="xmlns:ns0='http://purl.org/dc/elements/1.1/' xmlns:ns1='http://schemas.openxmlformats.org/package/2006/metadata/core-properties' " w:xpath="/ns1:coreProperties[1]/ns0:creator[1]" w:storeItemID="{6C3C8BC8-F283-45AE-878A-BAB7291924A1}"/>
                 <w:text/>
               </w:sdtPr>
-              <w:sdtEndPr/>
               <w:sdtContent>
                 <w:tc>
                   <w:tcPr>
@@ -8416,7 +11158,7 @@
                       </w:tabs>
                     </w:pPr>
                     <w:r>
-                      <w:t>Projet 306</w:t>
+                      <w:t>Voeffray Lucielle</w:t>
                     </w:r>
                   </w:p>
                 </w:tc>
@@ -8488,7 +11230,7 @@
                   <w:fldChar w:fldCharType="separate"/>
                 </w:r>
                 <w:r>
-                  <w:t>26.04.2026 18:39</w:t>
+                  <w:t>07.05.2026 09:42</w:t>
                 </w:r>
                 <w:r>
                   <w:fldChar w:fldCharType="end"/>
@@ -8570,7 +11312,6 @@
                 <w:dataBinding w:prefixMappings="xmlns:ns0='http://purl.org/dc/elements/1.1/' xmlns:ns1='http://schemas.openxmlformats.org/package/2006/metadata/core-properties' " w:xpath="/ns1:coreProperties[1]/ns0:creator[1]" w:storeItemID="{6C3C8BC8-F283-45AE-878A-BAB7291924A1}"/>
                 <w:text/>
               </w:sdtPr>
-              <w:sdtEndPr/>
               <w:sdtContent>
                 <w:tc>
                   <w:tcPr>
@@ -8585,7 +11326,7 @@
                       </w:tabs>
                     </w:pPr>
                     <w:r>
-                      <w:t>Projet 306</w:t>
+                      <w:t>Voeffray Lucielle</w:t>
                     </w:r>
                   </w:p>
                 </w:tc>
@@ -8657,7 +11398,7 @@
                   <w:fldChar w:fldCharType="separate"/>
                 </w:r>
                 <w:r>
-                  <w:t>26.04.2026 18:39</w:t>
+                  <w:t>07.05.2026 09:42</w:t>
                 </w:r>
                 <w:r>
                   <w:fldChar w:fldCharType="end"/>
@@ -11257,8 +13998,7 @@
     <w:name w:val="toc 3"/>
     <w:basedOn w:val="Normal"/>
     <w:next w:val="Normal"/>
-    <w:uiPriority w:val="1"/>
-    <w:semiHidden/>
+    <w:uiPriority w:val="39"/>
     <w:rsid w:val="5AB80748"/>
     <w:pPr>
       <w:tabs>
@@ -12205,6 +14945,7 @@
     <w:sig w:usb0="E00006FF" w:usb1="420024FF" w:usb2="02000000" w:usb3="00000000" w:csb0="0000019F" w:csb1="00000000"/>
   </w:font>
   <w:font w:name="Aptos">
+    <w:altName w:val="Calibri"/>
     <w:charset w:val="00"/>
     <w:family w:val="swiss"/>
     <w:pitch w:val="variable"/>
@@ -12260,6 +15001,7 @@
     <w:rsid w:val="001B6698"/>
     <w:rsid w:val="001F0E21"/>
     <w:rsid w:val="002139DC"/>
+    <w:rsid w:val="00253E52"/>
     <w:rsid w:val="00254CFE"/>
     <w:rsid w:val="00254FF1"/>
     <w:rsid w:val="00266B9C"/>
@@ -12285,6 +15027,7 @@
     <w:rsid w:val="00831DD5"/>
     <w:rsid w:val="008351A8"/>
     <w:rsid w:val="008E6739"/>
+    <w:rsid w:val="009F2B58"/>
     <w:rsid w:val="00A22FB8"/>
     <w:rsid w:val="00A30BED"/>
     <w:rsid w:val="00A419DC"/>
@@ -12296,9 +15039,11 @@
     <w:rsid w:val="00BC344B"/>
     <w:rsid w:val="00C279C2"/>
     <w:rsid w:val="00C41AE2"/>
+    <w:rsid w:val="00C46DD5"/>
     <w:rsid w:val="00CA05B4"/>
     <w:rsid w:val="00CB1F5C"/>
     <w:rsid w:val="00CD3F22"/>
+    <w:rsid w:val="00CD71B6"/>
     <w:rsid w:val="00CE2A4B"/>
     <w:rsid w:val="00D4063C"/>
     <w:rsid w:val="00DB4EF5"/>
@@ -12311,6 +15056,7 @@
     <w:rsid w:val="00EC4AC7"/>
     <w:rsid w:val="00EF2AD9"/>
     <w:rsid w:val="00F5157F"/>
+    <w:rsid w:val="00F80A4B"/>
     <w:rsid w:val="00F8402B"/>
     <w:rsid w:val="00F96DD0"/>
     <w:rsid w:val="00FE7EB8"/>
@@ -13077,7 +15823,7 @@
 
 <file path=word/webextensions/taskpanes.xml><?xml version="1.0" encoding="utf-8"?>
 <wetp:taskpanes xmlns:wetp="http://schemas.microsoft.com/office/webextensions/taskpanes/2010/11">
-  <wetp:taskpane dockstate="right" visibility="1" width="350" row="1">
+  <wetp:taskpane dockstate="right" visibility="1" width="350" row="0">
     <wetp:webextensionref xmlns:r="http://schemas.openxmlformats.org/officeDocument/2006/relationships" r:id="rId1"/>
   </wetp:taskpane>
 </wetp:taskpanes>
@@ -13092,7 +15838,7 @@
   <we:properties>
     <we:property name="MENDELEY_BIBLIOGRAPHY_IS_DIRTY" value="true"/>
     <we:property name="MENDELEY_BIBLIOGRAPHY_LAST_MODIFIED" value="1773577132301"/>
-    <we:property name="MENDELEY_CITATIONS" value="[{&quot;citationID&quot;:&quot;MENDELEY_CITATION_47f92176-29dd-4ccd-8a37-3b94b6c53ade&quot;,&quot;properties&quot;:{&quot;noteIndex&quot;:0},&quot;isEdited&quot;:false,&quot;manualOverride&quot;:{&quot;isManuallyOverridden&quot;:false,&quot;citeprocText&quot;:&quot;(Proxmox, 2025d)&quot;,&quot;manualOverrideText&quot;:&quot;&quot;},&quot;citationTag&quot;:&quot;MENDELEY_CITATION_v3_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&quot;,&quot;citationItems&quot;:[{&quot;id&quot;:&quot;5e3c2b87-91df-3b53-8f91-ec815062d987&quot;,&quot;itemData&quot;:{&quot;type&quot;:&quot;webpage&quot;,&quot;id&quot;:&quot;5e3c2b87-91df-3b53-8f91-ec815062d987&quot;,&quot;title&quot;:&quot;User Management&quot;,&quot;author&quot;:[{&quot;family&quot;:&quot;Proxmox&quot;,&quot;given&quot;:&quot;&quot;,&quot;parse-names&quot;:false,&quot;dropping-particle&quot;:&quot;&quot;,&quot;non-dropping-particle&quot;:&quot;&quot;}],&quot;container-title&quot;:&quot;Proxmox VE Administration Guide&quot;,&quot;accessed&quot;:{&quot;date-parts&quot;:[[2026,3,15]]},&quot;URL&quot;:&quot;https://pve.proxmox.com/pve-docs/chapter-pveum.html&quot;,&quot;issued&quot;:{&quot;date-parts&quot;:[[2025,12,12]]},&quot;abstract&quot;:&quot;\n\nProxmox VE supports multiple authentication sources, for example Linux PAM, an integrated Proxmox VE authentication server, LDAP, Microsoft Active Directory and OpenID Connect.\n\nBy using role-based user and permission management for all objects (VMs, Storage, nodes, etc.), granular access can be defined.&quot;,&quot;container-title-short&quot;:&quot;&quot;},&quot;isTemporary&quot;:false,&quot;suppress-author&quot;:false,&quot;composite&quot;:false,&quot;author-only&quot;:false}]},{&quot;citationID&quot;:&quot;MENDELEY_CITATION_0030b1d4-77a7-4b95-909e-e536c0acdcae&quot;,&quot;properties&quot;:{&quot;noteIndex&quot;:0},&quot;isEdited&quot;:false,&quot;manualOverride&quot;:{&quot;isManuallyOverridden&quot;:false,&quot;citeprocText&quot;:&quot;(Proxmox, 2025d)&quot;,&quot;manualOverrideText&quot;:&quot;&quot;},&quot;citationTag&quot;:&quot;MENDELEY_CITATION_v3_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&quot;,&quot;citationItems&quot;:[{&quot;id&quot;:&quot;5e3c2b87-91df-3b53-8f91-ec815062d987&quot;,&quot;itemData&quot;:{&quot;type&quot;:&quot;webpage&quot;,&quot;id&quot;:&quot;5e3c2b87-91df-3b53-8f91-ec815062d987&quot;,&quot;title&quot;:&quot;User Management&quot;,&quot;author&quot;:[{&quot;family&quot;:&quot;Proxmox&quot;,&quot;given&quot;:&quot;&quot;,&quot;parse-names&quot;:false,&quot;dropping-particle&quot;:&quot;&quot;,&quot;non-dropping-particle&quot;:&quot;&quot;}],&quot;container-title&quot;:&quot;Proxmox VE Administration Guide&quot;,&quot;accessed&quot;:{&quot;date-parts&quot;:[[2026,3,15]]},&quot;URL&quot;:&quot;https://pve.proxmox.com/pve-docs/chapter-pveum.html&quot;,&quot;issued&quot;:{&quot;date-parts&quot;:[[2025,12,12]]},&quot;abstract&quot;:&quot;\n\nProxmox VE supports multiple authentication sources, for example Linux PAM, an integrated Proxmox VE authentication server, LDAP, Microsoft Active Directory and OpenID Connect.\n\nBy using role-based user and permission management for all objects (VMs, Storage, nodes, etc.), granular access can be defined.&quot;,&quot;container-title-short&quot;:&quot;&quot;},&quot;isTemporary&quot;:false,&quot;suppress-author&quot;:false,&quot;composite&quot;:false,&quot;author-only&quot;:false}]},{&quot;citationID&quot;:&quot;MENDELEY_CITATION_f9a42ccd-cc40-42f8-afd0-e7ccb5a93cda&quot;,&quot;properties&quot;:{&quot;noteIndex&quot;:0,&quot;mode&quot;:&quot;composite&quot;},&quot;isEdited&quot;:false,&quot;manualOverride&quot;:{&quot;isManuallyOverridden&quot;:false,&quot;citeprocText&quot;:&quot;Proxmox (2025b)&quot;,&quot;manualOverrideText&quot;:&quot;&quot;},&quot;citationTag&quot;:&quot;MENDELEY_CITATION_v3_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&quot;,&quot;citationItems&quot;:[{&quot;id&quot;:&quot;66de0b29-8c25-3bfb-9d36-3528c1be4578&quot;,&quot;itemData&quot;:{&quot;type&quot;:&quot;webpage&quot;,&quot;id&quot;:&quot;66de0b29-8c25-3bfb-9d36-3528c1be4578&quot;,&quot;title&quot;:&quot;Proxmox VE Storage&quot;,&quot;author&quot;:[{&quot;family&quot;:&quot;Proxmox&quot;,&quot;given&quot;:&quot;&quot;,&quot;parse-names&quot;:false,&quot;dropping-particle&quot;:&quot;&quot;,&quot;non-dropping-particle&quot;:&quot;&quot;}],&quot;container-title&quot;:&quot;Proxmox VE Administration Guide&quot;,&quot;accessed&quot;:{&quot;date-parts&quot;:[[2026,3,15]]},&quot;URL&quot;:&quot;https://pve.proxmox.com/pve-docs/chapter-pvesm.html&quot;,&quot;issued&quot;:{&quot;date-parts&quot;:[[2025,12,12]]},&quot;language&quot;:&quot;English&quot;,&quot;abstract&quot;:&quot;\n\nThe Proxmox VE storage model is very flexible. Virtual machine images can either be stored on one or several local storages, or on shared storage like NFS or iSCSI (NAS, SAN). There are no limits, and you may configure as many storage pools as you like. You can use all storage technologies available for Debian Linux.\n\nOne major benefit of storing VMs on shared storage is the ability to live-migrate running machines without any downtime, as all nodes in the cluster have direct access to VM disk images. There is no need to copy VM image data, so live migration is very fast in that case.\n&quot;,&quot;container-title-short&quot;:&quot;&quot;},&quot;isTemporary&quot;:false,&quot;displayAs&quot;:&quot;composite&quot;,&quot;suppress-author&quot;:false,&quot;composite&quot;:true,&quot;author-only&quot;:false}]},{&quot;citationID&quot;:&quot;MENDELEY_CITATION_2737dd90-779e-48f0-b2eb-9ab282600970&quot;,&quot;properties&quot;:{&quot;noteIndex&quot;:0,&quot;mode&quot;:&quot;composite&quot;},&quot;isEdited&quot;:false,&quot;manualOverride&quot;:{&quot;isManuallyOverridden&quot;:false,&quot;citeprocText&quot;:&quot;Proxmox (2025c)&quot;,&quot;manualOverrideText&quot;:&quot;&quot;},&quot;citationTag&quot;:&quot;MENDELEY_CITATION_v3_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&quot;,&quot;citationItems&quot;:[{&quot;id&quot;:&quot;4bf5c8ec-d6e5-35ca-a7be-7cacfe503104&quot;,&quot;itemData&quot;:{&quot;type&quot;:&quot;webpage&quot;,&quot;id&quot;:&quot;4bf5c8ec-d6e5-35ca-a7be-7cacfe503104&quot;,&quot;title&quot;:&quot;QEMU/KVM Virtual Machines&quot;,&quot;author&quot;:[{&quot;family&quot;:&quot;Proxmox&quot;,&quot;given&quot;:&quot;&quot;,&quot;parse-names&quot;:false,&quot;dropping-particle&quot;:&quot;&quot;,&quot;non-dropping-particle&quot;:&quot;&quot;}],&quot;accessed&quot;:{&quot;date-parts&quot;:[[2026,3,15]]},&quot;URL&quot;:&quot;https://pve.proxmox.com/pve-docs/chapter-qm.html&quot;,&quot;issued&quot;:{&quot;date-parts&quot;:[[2025,12,12]]},&quot;container-title-short&quot;:&quot;&quot;},&quot;isTemporary&quot;:false,&quot;displayAs&quot;:&quot;composite&quot;,&quot;suppress-author&quot;:false,&quot;composite&quot;:true,&quot;author-only&quot;:false}]},{&quot;citationID&quot;:&quot;MENDELEY_CITATION_c8e801c7-b845-4fca-9b62-88c50f1fb1a3&quot;,&quot;properties&quot;:{&quot;noteIndex&quot;:0},&quot;isEdited&quot;:false,&quot;manualOverride&quot;:{&quot;isManuallyOverridden&quot;:false,&quot;citeprocText&quot;:&quot;(Proxmox, 2025a)&quot;,&quot;manualOverrideText&quot;:&quot;&quot;},&quot;citationTag&quot;:&quot;MENDELEY_CITATION_v3_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&quot;,&quot;citationItems&quot;:[{&quot;id&quot;:&quot;5f81b516-2e41-3be6-a2e4-140a8c98714f&quot;,&quot;itemData&quot;:{&quot;type&quot;:&quot;webpage&quot;,&quot;id&quot;:&quot;5f81b516-2e41-3be6-a2e4-140a8c98714f&quot;,&quot;title&quot;:&quot;Proxmox Backup Server - Open-Source Enterprise Backup Solution&quot;,&quot;author&quot;:[{&quot;family&quot;:&quot;Proxmox&quot;,&quot;given&quot;:&quot;&quot;,&quot;parse-names&quot;:false,&quot;dropping-particle&quot;:&quot;&quot;,&quot;non-dropping-particle&quot;:&quot;&quot;}],&quot;accessed&quot;:{&quot;date-parts&quot;:[[2026,3,15]]},&quot;URL&quot;:&quot;https://proxmox.com/en/products/proxmox-backup-server/overview&quot;,&quot;issued&quot;:{&quot;date-parts&quot;:[[2025,12,12]]},&quot;container-title-short&quot;:&quot;&quot;},&quot;isTemporary&quot;:false,&quot;suppress-author&quot;:false,&quot;composite&quot;:false,&quot;author-only&quot;:false}]},{&quot;citationID&quot;:&quot;MENDELEY_CITATION_5f1b51f1-245b-42ad-a131-ea4733c560a0&quot;,&quot;properties&quot;:{&quot;noteIndex&quot;:0,&quot;mode&quot;:&quot;composite&quot;},&quot;isEdited&quot;:false,&quot;manualOverride&quot;:{&quot;isManuallyOverridden&quot;:false,&quot;citeprocText&quot;:&quot;Proxmox (2025b)&quot;,&quot;manualOverrideText&quot;:&quot;&quot;},&quot;citationTag&quot;:&quot;MENDELEY_CITATION_v3_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&quot;,&quot;citationItems&quot;:[{&quot;id&quot;:&quot;66de0b29-8c25-3bfb-9d36-3528c1be4578&quot;,&quot;itemData&quot;:{&quot;type&quot;:&quot;webpage&quot;,&quot;id&quot;:&quot;66de0b29-8c25-3bfb-9d36-3528c1be4578&quot;,&quot;title&quot;:&quot;Proxmox VE Storage&quot;,&quot;author&quot;:[{&quot;family&quot;:&quot;Proxmox&quot;,&quot;given&quot;:&quot;&quot;,&quot;parse-names&quot;:false,&quot;dropping-particle&quot;:&quot;&quot;,&quot;non-dropping-particle&quot;:&quot;&quot;}],&quot;container-title&quot;:&quot;Proxmox VE Administration Guide&quot;,&quot;accessed&quot;:{&quot;date-parts&quot;:[[2026,3,15]]},&quot;URL&quot;:&quot;https://pve.proxmox.com/pve-docs/chapter-pvesm.html&quot;,&quot;issued&quot;:{&quot;date-parts&quot;:[[2025,12,12]]},&quot;language&quot;:&quot;English&quot;,&quot;abstract&quot;:&quot;\n\nThe Proxmox VE storage model is very flexible. Virtual machine images can either be stored on one or several local storages, or on shared storage like NFS or iSCSI (NAS, SAN). There are no limits, and you may configure as many storage pools as you like. You can use all storage technologies available for Debian Linux.\n\nOne major benefit of storing VMs on shared storage is the ability to live-migrate running machines without any downtime, as all nodes in the cluster have direct access to VM disk images. There is no need to copy VM image data, so live migration is very fast in that case.\n&quot;,&quot;container-title-short&quot;:&quot;&quot;},&quot;isTemporary&quot;:false,&quot;displayAs&quot;:&quot;composite&quot;,&quot;suppress-author&quot;:false,&quot;composite&quot;:true,&quot;author-only&quot;:false}]},{&quot;citationID&quot;:&quot;MENDELEY_CITATION_9db2a729-0951-4c17-9e01-ff0581195c25&quot;,&quot;properties&quot;:{&quot;noteIndex&quot;:0,&quot;mode&quot;:&quot;composite&quot;},&quot;isEdited&quot;:false,&quot;manualOverride&quot;:{&quot;isManuallyOverridden&quot;:false,&quot;citeprocText&quot;:&quot;Josh Noll (2024)&quot;,&quot;manualOverrideText&quot;:&quot;&quot;},&quot;citationTag&quot;:&quot;MENDELEY_CITATION_v3_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&quot;,&quot;citationItems&quot;:[{&quot;id&quot;:&quot;2282350d-c4a4-38ed-ba6b-d9ebe871ce5d&quot;,&quot;itemData&quot;:{&quot;type&quot;:&quot;webpage&quot;,&quot;id&quot;:&quot;2282350d-c4a4-38ed-ba6b-d9ebe871ce5d&quot;,&quot;title&quot;:&quot;Deploying Proxmox VMs with Ansible — Josh Noll&quot;,&quot;author&quot;:[{&quot;family&quot;:&quot;Josh Noll&quot;,&quot;given&quot;:&quot;&quot;,&quot;parse-names&quot;:false,&quot;dropping-particle&quot;:&quot;&quot;,&quot;non-dropping-particle&quot;:&quot;&quot;}],&quot;accessed&quot;:{&quot;date-parts&quot;:[[2026,4,21]]},&quot;URL&quot;:&quot;https://joshrnoll.com/deploying-proxmox-vms-with-ansible/&quot;,&quot;issued&quot;:{&quot;date-parts&quot;:[[2024,1,16]]}},&quot;isTemporary&quot;:false,&quot;displayAs&quot;:&quot;composite&quot;,&quot;suppress-author&quot;:false,&quot;composite&quot;:true,&quot;author-only&quot;:false}]},{&quot;citationID&quot;:&quot;MENDELEY_CITATION_b8b52be9-11b1-494e-a400-df219641471a&quot;,&quot;properties&quot;:{&quot;noteIndex&quot;:0},&quot;isEdited&quot;:false,&quot;manualOverride&quot;:{&quot;isManuallyOverridden&quot;:false,&quot;citeprocText&quot;:&quot;(Hashicorp, n.d.)&quot;,&quot;manualOverrideText&quot;:&quot;&quot;},&quot;citationTag&quot;:&quot;MENDELEY_CITATION_v3_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&quot;,&quot;citationItems&quot;:[{&quot;id&quot;:&quot;a587371a-4b08-3208-ab4f-dbf256de27d2&quot;,&quot;itemData&quot;:{&quot;type&quot;:&quot;webpage&quot;,&quot;id&quot;:&quot;a587371a-4b08-3208-ab4f-dbf256de27d2&quot;,&quot;title&quot;:&quot;Terraform overview | Terraform | HashiCorp Developer&quot;,&quot;author&quot;:[{&quot;family&quot;:&quot;Hashicorp&quot;,&quot;given&quot;:&quot;&quot;,&quot;parse-names&quot;:false,&quot;dropping-particle&quot;:&quot;&quot;,&quot;non-dropping-particle&quot;:&quot;&quot;}],&quot;accessed&quot;:{&quot;date-parts&quot;:[[2026,3,31]]},&quot;URL&quot;:&quot;https://developer.hashicorp.com/terraform/docs&quot;,&quot;container-title-short&quot;:&quot;&quot;},&quot;isTemporary&quot;:false,&quot;suppress-author&quot;:false,&quot;composite&quot;:false,&quot;author-only&quot;:false}]},{&quot;citationID&quot;:&quot;MENDELEY_CITATION_be5a949b-c2c9-43e2-89e6-f32e2854e848&quot;,&quot;properties&quot;:{&quot;noteIndex&quot;:0,&quot;mode&quot;:&quot;author-only&quot;},&quot;isEdited&quot;:false,&quot;manualOverride&quot;:{&quot;isManuallyOverridden&quot;:false,&quot;citeprocText&quot;:&quot;Hashicorp&quot;,&quot;manualOverrideText&quot;:&quot;&quot;},&quot;citationTag&quot;:&quot;MENDELEY_CITATION_v3_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&quot;,&quot;citationItems&quot;:[{&quot;id&quot;:&quot;a587371a-4b08-3208-ab4f-dbf256de27d2&quot;,&quot;itemData&quot;:{&quot;type&quot;:&quot;webpage&quot;,&quot;id&quot;:&quot;a587371a-4b08-3208-ab4f-dbf256de27d2&quot;,&quot;title&quot;:&quot;Terraform overview | Terraform | HashiCorp Developer&quot;,&quot;author&quot;:[{&quot;family&quot;:&quot;Hashicorp&quot;,&quot;given&quot;:&quot;&quot;,&quot;parse-names&quot;:false,&quot;dropping-particle&quot;:&quot;&quot;,&quot;non-dropping-particle&quot;:&quot;&quot;}],&quot;accessed&quot;:{&quot;date-parts&quot;:[[2026,3,31]]},&quot;URL&quot;:&quot;https://developer.hashicorp.com/terraform/docs&quot;,&quot;container-title-short&quot;:&quot;&quot;},&quot;isTemporary&quot;:false,&quot;displayAs&quot;:&quot;author-only&quot;,&quot;suppress-author&quot;:false,&quot;composite&quot;:false,&quot;author-only&quot;:true}]},{&quot;citationID&quot;:&quot;MENDELEY_CITATION_50e60e3f-273d-4874-9fd6-c4e9022312a9&quot;,&quot;properties&quot;:{&quot;noteIndex&quot;:0},&quot;isEdited&quot;:false,&quot;manualOverride&quot;:{&quot;isManuallyOverridden&quot;:false,&quot;citeprocText&quot;:&quot;(Hashicorp, n.d.)&quot;,&quot;manualOverrideText&quot;:&quot;&quot;},&quot;citationTag&quot;:&quot;MENDELEY_CITATION_v3_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&quot;,&quot;citationItems&quot;:[{&quot;id&quot;:&quot;a587371a-4b08-3208-ab4f-dbf256de27d2&quot;,&quot;itemData&quot;:{&quot;type&quot;:&quot;webpage&quot;,&quot;id&quot;:&quot;a587371a-4b08-3208-ab4f-dbf256de27d2&quot;,&quot;title&quot;:&quot;Terraform overview | Terraform | HashiCorp Developer&quot;,&quot;author&quot;:[{&quot;family&quot;:&quot;Hashicorp&quot;,&quot;given&quot;:&quot;&quot;,&quot;parse-names&quot;:false,&quot;dropping-particle&quot;:&quot;&quot;,&quot;non-dropping-particle&quot;:&quot;&quot;}],&quot;accessed&quot;:{&quot;date-parts&quot;:[[2026,3,31]]},&quot;URL&quot;:&quot;https://developer.hashicorp.com/terraform/docs&quot;,&quot;container-title-short&quot;:&quot;&quot;},&quot;isTemporary&quot;:false,&quot;suppress-author&quot;:false,&quot;composite&quot;:false,&quot;author-only&quot;:false}]},{&quot;citationID&quot;:&quot;MENDELEY_CITATION_1bd58bbd-9bad-4f3e-b531-5f20774b6d4c&quot;,&quot;properties&quot;:{&quot;noteIndex&quot;:0},&quot;isEdited&quot;:false,&quot;manualOverride&quot;:{&quot;isManuallyOverridden&quot;:false,&quot;citeprocText&quot;:&quot;(bpg &amp;#38; 153 contributeurs, 2019)&quot;,&quot;manualOverrideText&quot;:&quot;&quot;},&quot;citationTag&quot;:&quot;MENDELEY_CITATION_v3_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&quot;,&quot;citationItems&quot;:[{&quot;id&quot;:&quot;2de4f9e7-8d77-3ebb-8f15-e34da454be73&quot;,&quot;itemData&quot;:{&quot;type&quot;:&quot;webpage&quot;,&quot;id&quot;:&quot;2de4f9e7-8d77-3ebb-8f15-e34da454be73&quot;,&quot;title&quot;:&quot;bpg/terraform-provider-proxmox: Terraform / OpenTofu Provider for Proxmox VE&quot;,&quot;author&quot;:[{&quot;family&quot;:&quot;bpg&quot;,&quot;given&quot;:&quot;&quot;,&quot;parse-names&quot;:false,&quot;dropping-particle&quot;:&quot;&quot;,&quot;non-dropping-particle&quot;:&quot;&quot;},{&quot;family&quot;:&quot;153 contributeurs&quot;,&quot;given&quot;:&quot;&quot;,&quot;parse-names&quot;:false,&quot;dropping-particle&quot;:&quot;&quot;,&quot;non-dropping-particle&quot;:&quot;&quot;}],&quot;accessed&quot;:{&quot;date-parts&quot;:[[2026,3,31]]},&quot;URL&quot;:&quot;https://github.com/bpg/terraform-provider-proxmox&quot;,&quot;issued&quot;:{&quot;date-parts&quot;:[[2019,12,7]]},&quot;container-title-short&quot;:&quot;&quot;},&quot;isTemporary&quot;:false,&quot;suppress-author&quot;:false,&quot;composite&quot;:false,&quot;author-only&quot;:false}]},{&quot;citationID&quot;:&quot;MENDELEY_CITATION_eb22053c-78e7-4e7f-a15a-c93e8bb779a8&quot;,&quot;properties&quot;:{&quot;noteIndex&quot;:0},&quot;isEdited&quot;:false,&quot;manualOverride&quot;:{&quot;isManuallyOverridden&quot;:false,&quot;citeprocText&quot;:&quot;(Telmate &amp;#38; 108 contributeurs, 2017)&quot;,&quot;manualOverrideText&quot;:&quot;&quot;},&quot;citationTag&quot;:&quot;MENDELEY_CITATION_v3_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&quot;,&quot;citationItems&quot;:[{&quot;id&quot;:&quot;02618d2f-c0c6-3e51-852c-6ab354020533&quot;,&quot;itemData&quot;:{&quot;type&quot;:&quot;webpage&quot;,&quot;id&quot;:&quot;02618d2f-c0c6-3e51-852c-6ab354020533&quot;,&quot;title&quot;:&quot;Telmate/proxmox-api-go&quot;,&quot;author&quot;:[{&quot;family&quot;:&quot;Telmate&quot;,&quot;given&quot;:&quot;&quot;,&quot;parse-names&quot;:false,&quot;dropping-particle&quot;:&quot;&quot;,&quot;non-dropping-particle&quot;:&quot;&quot;},{&quot;family&quot;:&quot;108 contributeurs&quot;,&quot;given&quot;:&quot;&quot;,&quot;parse-names&quot;:false,&quot;dropping-particle&quot;:&quot;&quot;,&quot;non-dropping-particle&quot;:&quot;&quot;}],&quot;accessed&quot;:{&quot;date-parts&quot;:[[2026,3,31]]},&quot;URL&quot;:&quot;https://github.com/Telmate/proxmox-api-go&quot;,&quot;issued&quot;:{&quot;date-parts&quot;:[[2017,2,7]]},&quot;container-title-short&quot;:&quot;&quot;},&quot;isTemporary&quot;:false,&quot;suppress-author&quot;:false,&quot;composite&quot;:false,&quot;author-only&quot;:false}]},{&quot;citationID&quot;:&quot;MENDELEY_CITATION_32a35c09-55b7-48ef-bcc8-00932a651399&quot;,&quot;properties&quot;:{&quot;noteIndex&quot;:0},&quot;isEdited&quot;:false,&quot;manualOverride&quot;:{&quot;isManuallyOverridden&quot;:false,&quot;citeprocText&quot;:&quot;(Red Hat - Inc, 2022)&quot;,&quot;manualOverrideText&quot;:&quot;&quot;},&quot;citationTag&quot;:&quot;MENDELEY_CITATION_v3_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&quot;,&quot;citationItems&quot;:[{&quot;id&quot;:&quot;c68a136d-10bd-345e-a6c5-60fb634fe4a2&quot;,&quot;itemData&quot;:{&quot;type&quot;:&quot;webpage&quot;,&quot;id&quot;:&quot;c68a136d-10bd-345e-a6c5-60fb634fe4a2&quot;,&quot;title&quot;:&quot;Ansible Documentation — Ansible Documentation&quot;,&quot;author&quot;:[{&quot;family&quot;:&quot;Red Hat - Inc&quot;,&quot;given&quot;:&quot;&quot;,&quot;parse-names&quot;:false,&quot;dropping-particle&quot;:&quot;&quot;,&quot;non-dropping-particle&quot;:&quot;&quot;}],&quot;accessed&quot;:{&quot;date-parts&quot;:[[2026,4,21]]},&quot;URL&quot;:&quot;https://docs.ansible.com/projects/ansible/2.9/?utm_source=chatgpt.com&quot;,&quot;issued&quot;:{&quot;date-parts&quot;:[[2022,5,27]]},&quot;container-title-short&quot;:&quot;&quot;},&quot;isTemporary&quot;:false,&quot;suppress-author&quot;:false,&quot;composite&quot;:false,&quot;author-only&quot;:false}]},{&quot;citationID&quot;:&quot;MENDELEY_CITATION_b61e7e31-7658-430b-990c-ad89e26637d0&quot;,&quot;properties&quot;:{&quot;noteIndex&quot;:0,&quot;mode&quot;:&quot;composite&quot;},&quot;isEdited&quot;:false,&quot;manualOverride&quot;:{&quot;isManuallyOverridden&quot;:false,&quot;citeprocText&quot;:&quot;Red Hat - Inc (2022)&quot;,&quot;manualOverrideText&quot;:&quot;&quot;},&quot;citationTag&quot;:&quot;MENDELEY_CITATION_v3_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&quot;,&quot;citationItems&quot;:[{&quot;id&quot;:&quot;c68a136d-10bd-345e-a6c5-60fb634fe4a2&quot;,&quot;itemData&quot;:{&quot;type&quot;:&quot;webpage&quot;,&quot;id&quot;:&quot;c68a136d-10bd-345e-a6c5-60fb634fe4a2&quot;,&quot;title&quot;:&quot;Ansible Documentation — Ansible Documentation&quot;,&quot;author&quot;:[{&quot;family&quot;:&quot;Red Hat - Inc&quot;,&quot;given&quot;:&quot;&quot;,&quot;parse-names&quot;:false,&quot;dropping-particle&quot;:&quot;&quot;,&quot;non-dropping-particle&quot;:&quot;&quot;}],&quot;accessed&quot;:{&quot;date-parts&quot;:[[2026,4,21]]},&quot;URL&quot;:&quot;https://docs.ansible.com/projects/ansible/2.9/?utm_source=chatgpt.com&quot;,&quot;issued&quot;:{&quot;date-parts&quot;:[[2022,5,27]]}},&quot;isTemporary&quot;:false,&quot;displayAs&quot;:&quot;composite&quot;,&quot;suppress-author&quot;:false,&quot;composite&quot;:true,&quot;author-only&quot;:false}]},{&quot;citationID&quot;:&quot;MENDELEY_CITATION_ee4fcb49-8585-4e37-a686-d28ceb9f4b0c&quot;,&quot;properties&quot;:{&quot;noteIndex&quot;:0,&quot;mode&quot;:&quot;composite&quot;},&quot;isEdited&quot;:false,&quot;manualOverride&quot;:{&quot;isManuallyOverridden&quot;:false,&quot;citeprocText&quot;:&quot;Josh Noll (2024)&quot;,&quot;manualOverrideText&quot;:&quot;&quot;},&quot;citationTag&quot;:&quot;MENDELEY_CITATION_v3_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&quot;,&quot;citationItems&quot;:[{&quot;id&quot;:&quot;2282350d-c4a4-38ed-ba6b-d9ebe871ce5d&quot;,&quot;itemData&quot;:{&quot;type&quot;:&quot;webpage&quot;,&quot;id&quot;:&quot;2282350d-c4a4-38ed-ba6b-d9ebe871ce5d&quot;,&quot;title&quot;:&quot;Deploying Proxmox VMs with Ansible — Josh Noll&quot;,&quot;author&quot;:[{&quot;family&quot;:&quot;Josh Noll&quot;,&quot;given&quot;:&quot;&quot;,&quot;parse-names&quot;:false,&quot;dropping-particle&quot;:&quot;&quot;,&quot;non-dropping-particle&quot;:&quot;&quot;}],&quot;accessed&quot;:{&quot;date-parts&quot;:[[2026,4,21]]},&quot;URL&quot;:&quot;https://joshrnoll.com/deploying-proxmox-vms-with-ansible/&quot;,&quot;issued&quot;:{&quot;date-parts&quot;:[[2024,1,16]]},&quot;container-title-short&quot;:&quot;&quot;},&quot;isTemporary&quot;:false,&quot;displayAs&quot;:&quot;composite&quot;,&quot;suppress-author&quot;:false,&quot;composite&quot;:true,&quot;author-only&quot;:false}]},{&quot;citationID&quot;:&quot;MENDELEY_CITATION_6e20f74d-9c90-4ab4-9c43-833e4c2352f6&quot;,&quot;properties&quot;:{&quot;noteIndex&quot;:0,&quot;mode&quot;:&quot;composite&quot;},&quot;isEdited&quot;:false,&quot;manualOverride&quot;:{&quot;isManuallyOverridden&quot;:false,&quot;citeprocText&quot;:&quot;Josh Noll (2024)&quot;,&quot;manualOverrideText&quot;:&quot;&quot;},&quot;citationTag&quot;:&quot;MENDELEY_CITATION_v3_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&quot;,&quot;citationItems&quot;:[{&quot;id&quot;:&quot;2282350d-c4a4-38ed-ba6b-d9ebe871ce5d&quot;,&quot;itemData&quot;:{&quot;type&quot;:&quot;webpage&quot;,&quot;id&quot;:&quot;2282350d-c4a4-38ed-ba6b-d9ebe871ce5d&quot;,&quot;title&quot;:&quot;Deploying Proxmox VMs with Ansible — Josh Noll&quot;,&quot;author&quot;:[{&quot;family&quot;:&quot;Josh Noll&quot;,&quot;given&quot;:&quot;&quot;,&quot;parse-names&quot;:false,&quot;dropping-particle&quot;:&quot;&quot;,&quot;non-dropping-particle&quot;:&quot;&quot;}],&quot;accessed&quot;:{&quot;date-parts&quot;:[[2026,4,21]]},&quot;URL&quot;:&quot;https://joshrnoll.com/deploying-proxmox-vms-with-ansible/&quot;,&quot;issued&quot;:{&quot;date-parts&quot;:[[2024,1,16]]}},&quot;isTemporary&quot;:false,&quot;displayAs&quot;:&quot;composite&quot;,&quot;suppress-author&quot;:false,&quot;composite&quot;:true,&quot;author-only&quot;:false}]},{&quot;citationID&quot;:&quot;MENDELEY_CITATION_34a55d00-3943-40a6-9fd1-2f71dc1c096b&quot;,&quot;properties&quot;:{&quot;noteIndex&quot;:0,&quot;mode&quot;:&quot;composite&quot;},&quot;isEdited&quot;:false,&quot;manualOverride&quot;:{&quot;isManuallyOverridden&quot;:false,&quot;citeprocText&quot;:&quot;Josh Noll (2024)&quot;,&quot;manualOverrideText&quot;:&quot;&quot;},&quot;citationTag&quot;:&quot;MENDELEY_CITATION_v3_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&quot;,&quot;citationItems&quot;:[{&quot;id&quot;:&quot;2282350d-c4a4-38ed-ba6b-d9ebe871ce5d&quot;,&quot;itemData&quot;:{&quot;type&quot;:&quot;webpage&quot;,&quot;id&quot;:&quot;2282350d-c4a4-38ed-ba6b-d9ebe871ce5d&quot;,&quot;title&quot;:&quot;Deploying Proxmox VMs with Ansible — Josh Noll&quot;,&quot;author&quot;:[{&quot;family&quot;:&quot;Josh Noll&quot;,&quot;given&quot;:&quot;&quot;,&quot;parse-names&quot;:false,&quot;dropping-particle&quot;:&quot;&quot;,&quot;non-dropping-particle&quot;:&quot;&quot;}],&quot;accessed&quot;:{&quot;date-parts&quot;:[[2026,4,21]]},&quot;URL&quot;:&quot;https://joshrnoll.com/deploying-proxmox-vms-with-ansible/&quot;,&quot;issued&quot;:{&quot;date-parts&quot;:[[2024,1,16]]},&quot;container-title-short&quot;:&quot;&quot;},&quot;isTemporary&quot;:false,&quot;displayAs&quot;:&quot;composite&quot;,&quot;suppress-author&quot;:false,&quot;composite&quot;:true,&quot;author-only&quot;:false}]},{&quot;citationID&quot;:&quot;MENDELEY_CITATION_748c1f61-b366-4c8c-adb0-d334d15706be&quot;,&quot;properties&quot;:{&quot;noteIndex&quot;:0},&quot;isEdited&quot;:false,&quot;manualOverride&quot;:{&quot;isManuallyOverridden&quot;:false,&quot;citeprocText&quot;:&quot;(Jurka007, 2023)&quot;,&quot;manualOverrideText&quot;:&quot;&quot;},&quot;citationTag&quot;:&quot;MENDELEY_CITATION_v3_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&quot;,&quot;citationItems&quot;:[{&quot;id&quot;:&quot;155ccf57-7754-39a1-9356-ef2342de96dc&quot;,&quot;itemData&quot;:{&quot;type&quot;:&quot;webpage&quot;,&quot;id&quot;:&quot;155ccf57-7754-39a1-9356-ef2342de96dc&quot;,&quot;title&quot;:&quot;Proxmox: \&quot;net\&quot; do not configure network card · Issue #21 · ansible-collections/community.proxmox&quot;,&quot;author&quot;:[{&quot;family&quot;:&quot;Jurka007&quot;,&quot;given&quot;:&quot;&quot;,&quot;parse-names&quot;:false,&quot;dropping-particle&quot;:&quot;&quot;,&quot;non-dropping-particle&quot;:&quot;&quot;}],&quot;container-title&quot;:&quot;Github&quot;,&quot;accessed&quot;:{&quot;date-parts&quot;:[[2026,4,21]]},&quot;URL&quot;:&quot;https://github.com/ansible-collections/community.proxmox/issues/21#issuecomment-2884820921&quot;,&quot;issued&quot;:{&quot;date-parts&quot;:[[2023,6,23]]},&quot;container-title-short&quot;:&quot;&quot;},&quot;isTemporary&quot;:false,&quot;suppress-author&quot;:false,&quot;composite&quot;:false,&quot;author-only&quot;:false}]}]"/>
+    <we:property name="MENDELEY_CITATIONS" value="[{&quot;citationID&quot;:&quot;MENDELEY_CITATION_47f92176-29dd-4ccd-8a37-3b94b6c53ade&quot;,&quot;properties&quot;:{&quot;noteIndex&quot;:0},&quot;isEdited&quot;:false,&quot;manualOverride&quot;:{&quot;isManuallyOverridden&quot;:false,&quot;citeprocText&quot;:&quot;(Proxmox, 2025d)&quot;,&quot;manualOverrideText&quot;:&quot;&quot;},&quot;citationItems&quot;:[{&quot;id&quot;:&quot;5e3c2b87-91df-3b53-8f91-ec815062d987&quot;,&quot;itemData&quot;:{&quot;type&quot;:&quot;webpage&quot;,&quot;id&quot;:&quot;5e3c2b87-91df-3b53-8f91-ec815062d987&quot;,&quot;title&quot;:&quot;User Management&quot;,&quot;author&quot;:[{&quot;family&quot;:&quot;Proxmox&quot;,&quot;given&quot;:&quot;&quot;,&quot;parse-names&quot;:false,&quot;dropping-particle&quot;:&quot;&quot;,&quot;non-dropping-particle&quot;:&quot;&quot;}],&quot;container-title&quot;:&quot;Proxmox VE Administration Guide&quot;,&quot;accessed&quot;:{&quot;date-parts&quot;:[[2026,3,15]]},&quot;URL&quot;:&quot;https://pve.proxmox.com/pve-docs/chapter-pveum.html&quot;,&quot;issued&quot;:{&quot;date-parts&quot;:[[2025,12,12]]},&quot;abstract&quot;:&quot;\n\nProxmox VE supports multiple authentication sources, for example Linux PAM, an integrated Proxmox VE authentication server, LDAP, Microsoft Active Directory and OpenID Connect.\n\nBy using role-based user and permission management for all objects (VMs, Storage, nodes, etc.), granular access can be defined.&quot;,&quot;container-title-short&quot;:&quot;&quot;},&quot;isTemporary&quot;:false,&quot;suppress-author&quot;:false,&quot;composite&quot;:false,&quot;author-only&quot;:false}],&quot;citationTag&quot;:&quot;MENDELEY_CITATION_v3_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&quot;},{&quot;citationID&quot;:&quot;MENDELEY_CITATION_0030b1d4-77a7-4b95-909e-e536c0acdcae&quot;,&quot;properties&quot;:{&quot;noteIndex&quot;:0},&quot;isEdited&quot;:false,&quot;manualOverride&quot;:{&quot;isManuallyOverridden&quot;:false,&quot;citeprocText&quot;:&quot;(Proxmox, 2025d)&quot;,&quot;manualOverrideText&quot;:&quot;&quot;},&quot;citationItems&quot;:[{&quot;id&quot;:&quot;5e3c2b87-91df-3b53-8f91-ec815062d987&quot;,&quot;itemData&quot;:{&quot;type&quot;:&quot;webpage&quot;,&quot;id&quot;:&quot;5e3c2b87-91df-3b53-8f91-ec815062d987&quot;,&quot;title&quot;:&quot;User Management&quot;,&quot;author&quot;:[{&quot;family&quot;:&quot;Proxmox&quot;,&quot;given&quot;:&quot;&quot;,&quot;parse-names&quot;:false,&quot;dropping-particle&quot;:&quot;&quot;,&quot;non-dropping-particle&quot;:&quot;&quot;}],&quot;container-title&quot;:&quot;Proxmox VE Administration Guide&quot;,&quot;accessed&quot;:{&quot;date-parts&quot;:[[2026,3,15]]},&quot;URL&quot;:&quot;https://pve.proxmox.com/pve-docs/chapter-pveum.html&quot;,&quot;issued&quot;:{&quot;date-parts&quot;:[[2025,12,12]]},&quot;abstract&quot;:&quot;\n\nProxmox VE supports multiple authentication sources, for example Linux PAM, an integrated Proxmox VE authentication server, LDAP, Microsoft Active Directory and OpenID Connect.\n\nBy using role-based user and permission management for all objects (VMs, Storage, nodes, etc.), granular access can be defined.&quot;,&quot;container-title-short&quot;:&quot;&quot;},&quot;isTemporary&quot;:false,&quot;suppress-author&quot;:false,&quot;composite&quot;:false,&quot;author-only&quot;:false}],&quot;citationTag&quot;:&quot;MENDELEY_CITATION_v3_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&quot;},{&quot;citationID&quot;:&quot;MENDELEY_CITATION_f9a42ccd-cc40-42f8-afd0-e7ccb5a93cda&quot;,&quot;properties&quot;:{&quot;noteIndex&quot;:0,&quot;mode&quot;:&quot;composite&quot;},&quot;isEdited&quot;:false,&quot;manualOverride&quot;:{&quot;isManuallyOverridden&quot;:false,&quot;citeprocText&quot;:&quot;Proxmox (2025b)&quot;,&quot;manualOverrideText&quot;:&quot;&quot;},&quot;citationItems&quot;:[{&quot;id&quot;:&quot;66de0b29-8c25-3bfb-9d36-3528c1be4578&quot;,&quot;itemData&quot;:{&quot;type&quot;:&quot;webpage&quot;,&quot;id&quot;:&quot;66de0b29-8c25-3bfb-9d36-3528c1be4578&quot;,&quot;title&quot;:&quot;Proxmox VE Storage&quot;,&quot;author&quot;:[{&quot;family&quot;:&quot;Proxmox&quot;,&quot;given&quot;:&quot;&quot;,&quot;parse-names&quot;:false,&quot;dropping-particle&quot;:&quot;&quot;,&quot;non-dropping-particle&quot;:&quot;&quot;}],&quot;container-title&quot;:&quot;Proxmox VE Administration Guide&quot;,&quot;accessed&quot;:{&quot;date-parts&quot;:[[2026,3,15]]},&quot;URL&quot;:&quot;https://pve.proxmox.com/pve-docs/chapter-pvesm.html&quot;,&quot;issued&quot;:{&quot;date-parts&quot;:[[2025,12,12]]},&quot;language&quot;:&quot;English&quot;,&quot;abstract&quot;:&quot;\n\nThe Proxmox VE storage model is very flexible. Virtual machine images can either be stored on one or several local storages, or on shared storage like NFS or iSCSI (NAS, SAN). There are no limits, and you may configure as many storage pools as you like. You can use all storage technologies available for Debian Linux.\n\nOne major benefit of storing VMs on shared storage is the ability to live-migrate running machines without any downtime, as all nodes in the cluster have direct access to VM disk images. There is no need to copy VM image data, so live migration is very fast in that case.\n&quot;,&quot;container-title-short&quot;:&quot;&quot;},&quot;isTemporary&quot;:false,&quot;displayAs&quot;:&quot;composite&quot;,&quot;suppress-author&quot;:false,&quot;composite&quot;:true,&quot;author-only&quot;:false}],&quot;citationTag&quot;:&quot;MENDELEY_CITATION_v3_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&quot;},{&quot;citationID&quot;:&quot;MENDELEY_CITATION_2737dd90-779e-48f0-b2eb-9ab282600970&quot;,&quot;properties&quot;:{&quot;noteIndex&quot;:0,&quot;mode&quot;:&quot;composite&quot;},&quot;isEdited&quot;:false,&quot;manualOverride&quot;:{&quot;isManuallyOverridden&quot;:false,&quot;citeprocText&quot;:&quot;Proxmox (2025c)&quot;,&quot;manualOverrideText&quot;:&quot;&quot;},&quot;citationItems&quot;:[{&quot;id&quot;:&quot;4bf5c8ec-d6e5-35ca-a7be-7cacfe503104&quot;,&quot;itemData&quot;:{&quot;type&quot;:&quot;webpage&quot;,&quot;id&quot;:&quot;4bf5c8ec-d6e5-35ca-a7be-7cacfe503104&quot;,&quot;title&quot;:&quot;QEMU/KVM Virtual Machines&quot;,&quot;author&quot;:[{&quot;family&quot;:&quot;Proxmox&quot;,&quot;given&quot;:&quot;&quot;,&quot;parse-names&quot;:false,&quot;dropping-particle&quot;:&quot;&quot;,&quot;non-dropping-particle&quot;:&quot;&quot;}],&quot;accessed&quot;:{&quot;date-parts&quot;:[[2026,3,15]]},&quot;URL&quot;:&quot;https://pve.proxmox.com/pve-docs/chapter-qm.html&quot;,&quot;issued&quot;:{&quot;date-parts&quot;:[[2025,12,12]]},&quot;container-title-short&quot;:&quot;&quot;},&quot;isTemporary&quot;:false,&quot;displayAs&quot;:&quot;composite&quot;,&quot;suppress-author&quot;:false,&quot;composite&quot;:true,&quot;author-only&quot;:false}],&quot;citationTag&quot;:&quot;MENDELEY_CITATION_v3_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&quot;},{&quot;citationID&quot;:&quot;MENDELEY_CITATION_c8e801c7-b845-4fca-9b62-88c50f1fb1a3&quot;,&quot;properties&quot;:{&quot;noteIndex&quot;:0},&quot;isEdited&quot;:false,&quot;manualOverride&quot;:{&quot;isManuallyOverridden&quot;:false,&quot;citeprocText&quot;:&quot;(Proxmox, 2025a)&quot;,&quot;manualOverrideText&quot;:&quot;&quot;},&quot;citationItems&quot;:[{&quot;id&quot;:&quot;5f81b516-2e41-3be6-a2e4-140a8c98714f&quot;,&quot;itemData&quot;:{&quot;type&quot;:&quot;webpage&quot;,&quot;id&quot;:&quot;5f81b516-2e41-3be6-a2e4-140a8c98714f&quot;,&quot;title&quot;:&quot;Proxmox Backup Server - Open-Source Enterprise Backup Solution&quot;,&quot;author&quot;:[{&quot;family&quot;:&quot;Proxmox&quot;,&quot;given&quot;:&quot;&quot;,&quot;parse-names&quot;:false,&quot;dropping-particle&quot;:&quot;&quot;,&quot;non-dropping-particle&quot;:&quot;&quot;}],&quot;accessed&quot;:{&quot;date-parts&quot;:[[2026,3,15]]},&quot;URL&quot;:&quot;https://proxmox.com/en/products/proxmox-backup-server/overview&quot;,&quot;issued&quot;:{&quot;date-parts&quot;:[[2025,12,12]]},&quot;container-title-short&quot;:&quot;&quot;},&quot;isTemporary&quot;:false,&quot;suppress-author&quot;:false,&quot;composite&quot;:false,&quot;author-only&quot;:false}],&quot;citationTag&quot;:&quot;MENDELEY_CITATION_v3_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&quot;},{&quot;citationID&quot;:&quot;MENDELEY_CITATION_5f1b51f1-245b-42ad-a131-ea4733c560a0&quot;,&quot;properties&quot;:{&quot;noteIndex&quot;:0,&quot;mode&quot;:&quot;composite&quot;},&quot;isEdited&quot;:false,&quot;manualOverride&quot;:{&quot;isManuallyOverridden&quot;:false,&quot;citeprocText&quot;:&quot;Proxmox (2025b)&quot;,&quot;manualOverrideText&quot;:&quot;&quot;},&quot;citationItems&quot;:[{&quot;id&quot;:&quot;66de0b29-8c25-3bfb-9d36-3528c1be4578&quot;,&quot;itemData&quot;:{&quot;type&quot;:&quot;webpage&quot;,&quot;id&quot;:&quot;66de0b29-8c25-3bfb-9d36-3528c1be4578&quot;,&quot;title&quot;:&quot;Proxmox VE Storage&quot;,&quot;author&quot;:[{&quot;family&quot;:&quot;Proxmox&quot;,&quot;given&quot;:&quot;&quot;,&quot;parse-names&quot;:false,&quot;dropping-particle&quot;:&quot;&quot;,&quot;non-dropping-particle&quot;:&quot;&quot;}],&quot;container-title&quot;:&quot;Proxmox VE Administration Guide&quot;,&quot;accessed&quot;:{&quot;date-parts&quot;:[[2026,3,15]]},&quot;URL&quot;:&quot;https://pve.proxmox.com/pve-docs/chapter-pvesm.html&quot;,&quot;issued&quot;:{&quot;date-parts&quot;:[[2025,12,12]]},&quot;language&quot;:&quot;English&quot;,&quot;abstract&quot;:&quot;\n\nThe Proxmox VE storage model is very flexible. Virtual machine images can either be stored on one or several local storages, or on shared storage like NFS or iSCSI (NAS, SAN). There are no limits, and you may configure as many storage pools as you like. You can use all storage technologies available for Debian Linux.\n\nOne major benefit of storing VMs on shared storage is the ability to live-migrate running machines without any downtime, as all nodes in the cluster have direct access to VM disk images. There is no need to copy VM image data, so live migration is very fast in that case.\n&quot;,&quot;container-title-short&quot;:&quot;&quot;},&quot;isTemporary&quot;:false,&quot;displayAs&quot;:&quot;composite&quot;,&quot;suppress-author&quot;:false,&quot;composite&quot;:true,&quot;author-only&quot;:false}],&quot;citationTag&quot;:&quot;MENDELEY_CITATION_v3_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&quot;},{&quot;citationID&quot;:&quot;MENDELEY_CITATION_9db2a729-0951-4c17-9e01-ff0581195c25&quot;,&quot;properties&quot;:{&quot;noteIndex&quot;:0,&quot;mode&quot;:&quot;composite&quot;},&quot;isEdited&quot;:false,&quot;manualOverride&quot;:{&quot;isManuallyOverridden&quot;:false,&quot;citeprocText&quot;:&quot;Josh Noll (2024)&quot;,&quot;manualOverrideText&quot;:&quot;&quot;},&quot;citationItems&quot;:[{&quot;id&quot;:&quot;2282350d-c4a4-38ed-ba6b-d9ebe871ce5d&quot;,&quot;itemData&quot;:{&quot;type&quot;:&quot;webpage&quot;,&quot;id&quot;:&quot;2282350d-c4a4-38ed-ba6b-d9ebe871ce5d&quot;,&quot;title&quot;:&quot;Deploying Proxmox VMs with Ansible — Josh Noll&quot;,&quot;author&quot;:[{&quot;family&quot;:&quot;Josh Noll&quot;,&quot;given&quot;:&quot;&quot;,&quot;parse-names&quot;:false,&quot;dropping-particle&quot;:&quot;&quot;,&quot;non-dropping-particle&quot;:&quot;&quot;}],&quot;accessed&quot;:{&quot;date-parts&quot;:[[2026,4,21]]},&quot;URL&quot;:&quot;https://joshrnoll.com/deploying-proxmox-vms-with-ansible/&quot;,&quot;issued&quot;:{&quot;date-parts&quot;:[[2024,1,16]]}},&quot;isTemporary&quot;:false,&quot;displayAs&quot;:&quot;composite&quot;,&quot;suppress-author&quot;:false,&quot;composite&quot;:true,&quot;author-only&quot;:false}],&quot;citationTag&quot;:&quot;MENDELEY_CITATION_v3_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&quot;},{&quot;citationID&quot;:&quot;MENDELEY_CITATION_b8b52be9-11b1-494e-a400-df219641471a&quot;,&quot;properties&quot;:{&quot;noteIndex&quot;:0},&quot;isEdited&quot;:false,&quot;manualOverride&quot;:{&quot;isManuallyOverridden&quot;:false,&quot;citeprocText&quot;:&quot;(Hashicorp, n.d.)&quot;,&quot;manualOverrideText&quot;:&quot;&quot;},&quot;citationItems&quot;:[{&quot;id&quot;:&quot;a587371a-4b08-3208-ab4f-dbf256de27d2&quot;,&quot;itemData&quot;:{&quot;type&quot;:&quot;webpage&quot;,&quot;id&quot;:&quot;a587371a-4b08-3208-ab4f-dbf256de27d2&quot;,&quot;title&quot;:&quot;Terraform overview | Terraform | HashiCorp Developer&quot;,&quot;author&quot;:[{&quot;family&quot;:&quot;Hashicorp&quot;,&quot;given&quot;:&quot;&quot;,&quot;parse-names&quot;:false,&quot;dropping-particle&quot;:&quot;&quot;,&quot;non-dropping-particle&quot;:&quot;&quot;}],&quot;accessed&quot;:{&quot;date-parts&quot;:[[2026,3,31]]},&quot;URL&quot;:&quot;https://developer.hashicorp.com/terraform/docs&quot;,&quot;container-title-short&quot;:&quot;&quot;},&quot;isTemporary&quot;:false,&quot;suppress-author&quot;:false,&quot;composite&quot;:false,&quot;author-only&quot;:false}],&quot;citationTag&quot;:&quot;MENDELEY_CITATION_v3_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&quot;},{&quot;citationID&quot;:&quot;MENDELEY_CITATION_be5a949b-c2c9-43e2-89e6-f32e2854e848&quot;,&quot;properties&quot;:{&quot;noteIndex&quot;:0,&quot;mode&quot;:&quot;author-only&quot;},&quot;isEdited&quot;:false,&quot;manualOverride&quot;:{&quot;isManuallyOverridden&quot;:false,&quot;citeprocText&quot;:&quot;Hashicorp&quot;,&quot;manualOverrideText&quot;:&quot;&quot;},&quot;citationItems&quot;:[{&quot;id&quot;:&quot;a587371a-4b08-3208-ab4f-dbf256de27d2&quot;,&quot;itemData&quot;:{&quot;type&quot;:&quot;webpage&quot;,&quot;id&quot;:&quot;a587371a-4b08-3208-ab4f-dbf256de27d2&quot;,&quot;title&quot;:&quot;Terraform overview | Terraform | HashiCorp Developer&quot;,&quot;author&quot;:[{&quot;family&quot;:&quot;Hashicorp&quot;,&quot;given&quot;:&quot;&quot;,&quot;parse-names&quot;:false,&quot;dropping-particle&quot;:&quot;&quot;,&quot;non-dropping-particle&quot;:&quot;&quot;}],&quot;accessed&quot;:{&quot;date-parts&quot;:[[2026,3,31]]},&quot;URL&quot;:&quot;https://developer.hashicorp.com/terraform/docs&quot;,&quot;container-title-short&quot;:&quot;&quot;},&quot;isTemporary&quot;:false,&quot;displayAs&quot;:&quot;author-only&quot;,&quot;suppress-author&quot;:false,&quot;composite&quot;:false,&quot;author-only&quot;:true}],&quot;citationTag&quot;:&quot;MENDELEY_CITATION_v3_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&quot;},{&quot;citationID&quot;:&quot;MENDELEY_CITATION_50e60e3f-273d-4874-9fd6-c4e9022312a9&quot;,&quot;properties&quot;:{&quot;noteIndex&quot;:0},&quot;isEdited&quot;:false,&quot;manualOverride&quot;:{&quot;isManuallyOverridden&quot;:false,&quot;citeprocText&quot;:&quot;(Hashicorp, n.d.)&quot;,&quot;manualOverrideText&quot;:&quot;&quot;},&quot;citationItems&quot;:[{&quot;id&quot;:&quot;a587371a-4b08-3208-ab4f-dbf256de27d2&quot;,&quot;itemData&quot;:{&quot;type&quot;:&quot;webpage&quot;,&quot;id&quot;:&quot;a587371a-4b08-3208-ab4f-dbf256de27d2&quot;,&quot;title&quot;:&quot;Terraform overview | Terraform | HashiCorp Developer&quot;,&quot;author&quot;:[{&quot;family&quot;:&quot;Hashicorp&quot;,&quot;given&quot;:&quot;&quot;,&quot;parse-names&quot;:false,&quot;dropping-particle&quot;:&quot;&quot;,&quot;non-dropping-particle&quot;:&quot;&quot;}],&quot;accessed&quot;:{&quot;date-parts&quot;:[[2026,3,31]]},&quot;URL&quot;:&quot;https://developer.hashicorp.com/terraform/docs&quot;,&quot;container-title-short&quot;:&quot;&quot;},&quot;isTemporary&quot;:false,&quot;suppress-author&quot;:false,&quot;composite&quot;:false,&quot;author-only&quot;:false}],&quot;citationTag&quot;:&quot;MENDELEY_CITATION_v3_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&quot;},{&quot;citationID&quot;:&quot;MENDELEY_CITATION_1bd58bbd-9bad-4f3e-b531-5f20774b6d4c&quot;,&quot;properties&quot;:{&quot;noteIndex&quot;:0},&quot;isEdited&quot;:false,&quot;manualOverride&quot;:{&quot;isManuallyOverridden&quot;:false,&quot;citeprocText&quot;:&quot;(bpg &amp;#38; 153 contributeurs, 2019)&quot;,&quot;manualOverrideText&quot;:&quot;&quot;},&quot;citationItems&quot;:[{&quot;id&quot;:&quot;2de4f9e7-8d77-3ebb-8f15-e34da454be73&quot;,&quot;itemData&quot;:{&quot;type&quot;:&quot;webpage&quot;,&quot;id&quot;:&quot;2de4f9e7-8d77-3ebb-8f15-e34da454be73&quot;,&quot;title&quot;:&quot;bpg/terraform-provider-proxmox: Terraform / OpenTofu Provider for Proxmox VE&quot;,&quot;author&quot;:[{&quot;family&quot;:&quot;bpg&quot;,&quot;given&quot;:&quot;&quot;,&quot;parse-names&quot;:false,&quot;dropping-particle&quot;:&quot;&quot;,&quot;non-dropping-particle&quot;:&quot;&quot;},{&quot;family&quot;:&quot;153 contributeurs&quot;,&quot;given&quot;:&quot;&quot;,&quot;parse-names&quot;:false,&quot;dropping-particle&quot;:&quot;&quot;,&quot;non-dropping-particle&quot;:&quot;&quot;}],&quot;accessed&quot;:{&quot;date-parts&quot;:[[2026,3,31]]},&quot;URL&quot;:&quot;https://github.com/bpg/terraform-provider-proxmox&quot;,&quot;issued&quot;:{&quot;date-parts&quot;:[[2019,12,7]]},&quot;container-title-short&quot;:&quot;&quot;},&quot;isTemporary&quot;:false,&quot;suppress-author&quot;:false,&quot;composite&quot;:false,&quot;author-only&quot;:false}],&quot;citationTag&quot;:&quot;MENDELEY_CITATION_v3_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&quot;},{&quot;citationID&quot;:&quot;MENDELEY_CITATION_eb22053c-78e7-4e7f-a15a-c93e8bb779a8&quot;,&quot;properties&quot;:{&quot;noteIndex&quot;:0},&quot;isEdited&quot;:false,&quot;manualOverride&quot;:{&quot;isManuallyOverridden&quot;:false,&quot;citeprocText&quot;:&quot;(Telmate &amp;#38; 108 contributeurs, 2017)&quot;,&quot;manualOverrideText&quot;:&quot;&quot;},&quot;citationItems&quot;:[{&quot;id&quot;:&quot;02618d2f-c0c6-3e51-852c-6ab354020533&quot;,&quot;itemData&quot;:{&quot;type&quot;:&quot;webpage&quot;,&quot;id&quot;:&quot;02618d2f-c0c6-3e51-852c-6ab354020533&quot;,&quot;title&quot;:&quot;Telmate/proxmox-api-go&quot;,&quot;author&quot;:[{&quot;family&quot;:&quot;Telmate&quot;,&quot;given&quot;:&quot;&quot;,&quot;parse-names&quot;:false,&quot;dropping-particle&quot;:&quot;&quot;,&quot;non-dropping-particle&quot;:&quot;&quot;},{&quot;family&quot;:&quot;108 contributeurs&quot;,&quot;given&quot;:&quot;&quot;,&quot;parse-names&quot;:false,&quot;dropping-particle&quot;:&quot;&quot;,&quot;non-dropping-particle&quot;:&quot;&quot;}],&quot;accessed&quot;:{&quot;date-parts&quot;:[[2026,3,31]]},&quot;URL&quot;:&quot;https://github.com/Telmate/proxmox-api-go&quot;,&quot;issued&quot;:{&quot;date-parts&quot;:[[2017,2,7]]},&quot;container-title-short&quot;:&quot;&quot;},&quot;isTemporary&quot;:false,&quot;suppress-author&quot;:false,&quot;composite&quot;:false,&quot;author-only&quot;:false}],&quot;citationTag&quot;:&quot;MENDELEY_CITATION_v3_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&quot;},{&quot;citationID&quot;:&quot;MENDELEY_CITATION_32a35c09-55b7-48ef-bcc8-00932a651399&quot;,&quot;properties&quot;:{&quot;noteIndex&quot;:0},&quot;isEdited&quot;:false,&quot;manualOverride&quot;:{&quot;isManuallyOverridden&quot;:false,&quot;citeprocText&quot;:&quot;(Red Hat - Inc, 2022)&quot;,&quot;manualOverrideText&quot;:&quot;&quot;},&quot;citationItems&quot;:[{&quot;id&quot;:&quot;c68a136d-10bd-345e-a6c5-60fb634fe4a2&quot;,&quot;itemData&quot;:{&quot;type&quot;:&quot;webpage&quot;,&quot;id&quot;:&quot;c68a136d-10bd-345e-a6c5-60fb634fe4a2&quot;,&quot;title&quot;:&quot;Ansible Documentation — Ansible Documentation&quot;,&quot;author&quot;:[{&quot;family&quot;:&quot;Red Hat - Inc&quot;,&quot;given&quot;:&quot;&quot;,&quot;parse-names&quot;:false,&quot;dropping-particle&quot;:&quot;&quot;,&quot;non-dropping-particle&quot;:&quot;&quot;}],&quot;accessed&quot;:{&quot;date-parts&quot;:[[2026,4,21]]},&quot;URL&quot;:&quot;https://docs.ansible.com/projects/ansible/2.9/?utm_source=chatgpt.com&quot;,&quot;issued&quot;:{&quot;date-parts&quot;:[[2022,5,27]]},&quot;container-title-short&quot;:&quot;&quot;},&quot;isTemporary&quot;:false,&quot;suppress-author&quot;:false,&quot;composite&quot;:false,&quot;author-only&quot;:false}],&quot;citationTag&quot;:&quot;MENDELEY_CITATION_v3_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&quot;},{&quot;citationID&quot;:&quot;MENDELEY_CITATION_b61e7e31-7658-430b-990c-ad89e26637d0&quot;,&quot;properties&quot;:{&quot;noteIndex&quot;:0,&quot;mode&quot;:&quot;composite&quot;},&quot;isEdited&quot;:false,&quot;manualOverride&quot;:{&quot;isManuallyOverridden&quot;:false,&quot;citeprocText&quot;:&quot;Red Hat - Inc (2022)&quot;,&quot;manualOverrideText&quot;:&quot;&quot;},&quot;citationItems&quot;:[{&quot;id&quot;:&quot;c68a136d-10bd-345e-a6c5-60fb634fe4a2&quot;,&quot;itemData&quot;:{&quot;type&quot;:&quot;webpage&quot;,&quot;id&quot;:&quot;c68a136d-10bd-345e-a6c5-60fb634fe4a2&quot;,&quot;title&quot;:&quot;Ansible Documentation — Ansible Documentation&quot;,&quot;author&quot;:[{&quot;family&quot;:&quot;Red Hat - Inc&quot;,&quot;given&quot;:&quot;&quot;,&quot;parse-names&quot;:false,&quot;dropping-particle&quot;:&quot;&quot;,&quot;non-dropping-particle&quot;:&quot;&quot;}],&quot;accessed&quot;:{&quot;date-parts&quot;:[[2026,4,21]]},&quot;URL&quot;:&quot;https://docs.ansible.com/projects/ansible/2.9/?utm_source=chatgpt.com&quot;,&quot;issued&quot;:{&quot;date-parts&quot;:[[2022,5,27]]}},&quot;isTemporary&quot;:false,&quot;displayAs&quot;:&quot;composite&quot;,&quot;suppress-author&quot;:false,&quot;composite&quot;:true,&quot;author-only&quot;:false}],&quot;citationTag&quot;:&quot;MENDELEY_CITATION_v3_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&quot;},{&quot;citationID&quot;:&quot;MENDELEY_CITATION_ee4fcb49-8585-4e37-a686-d28ceb9f4b0c&quot;,&quot;properties&quot;:{&quot;noteIndex&quot;:0,&quot;mode&quot;:&quot;composite&quot;},&quot;isEdited&quot;:false,&quot;manualOverride&quot;:{&quot;isManuallyOverridden&quot;:false,&quot;citeprocText&quot;:&quot;Josh Noll (2024)&quot;,&quot;manualOverrideText&quot;:&quot;&quot;},&quot;citationItems&quot;:[{&quot;id&quot;:&quot;2282350d-c4a4-38ed-ba6b-d9ebe871ce5d&quot;,&quot;itemData&quot;:{&quot;type&quot;:&quot;webpage&quot;,&quot;id&quot;:&quot;2282350d-c4a4-38ed-ba6b-d9ebe871ce5d&quot;,&quot;title&quot;:&quot;Deploying Proxmox VMs with Ansible — Josh Noll&quot;,&quot;author&quot;:[{&quot;family&quot;:&quot;Josh Noll&quot;,&quot;given&quot;:&quot;&quot;,&quot;parse-names&quot;:false,&quot;dropping-particle&quot;:&quot;&quot;,&quot;non-dropping-particle&quot;:&quot;&quot;}],&quot;accessed&quot;:{&quot;date-parts&quot;:[[2026,4,21]]},&quot;URL&quot;:&quot;https://joshrnoll.com/deploying-proxmox-vms-with-ansible/&quot;,&quot;issued&quot;:{&quot;date-parts&quot;:[[2024,1,16]]},&quot;container-title-short&quot;:&quot;&quot;},&quot;isTemporary&quot;:false,&quot;displayAs&quot;:&quot;composite&quot;,&quot;suppress-author&quot;:false,&quot;composite&quot;:true,&quot;author-only&quot;:false}],&quot;citationTag&quot;:&quot;MENDELEY_CITATION_v3_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&quot;},{&quot;citationID&quot;:&quot;MENDELEY_CITATION_6e20f74d-9c90-4ab4-9c43-833e4c2352f6&quot;,&quot;properties&quot;:{&quot;noteIndex&quot;:0,&quot;mode&quot;:&quot;composite&quot;},&quot;isEdited&quot;:false,&quot;manualOverride&quot;:{&quot;isManuallyOverridden&quot;:false,&quot;citeprocText&quot;:&quot;Josh Noll (2024)&quot;,&quot;manualOverrideText&quot;:&quot;&quot;},&quot;citationItems&quot;:[{&quot;id&quot;:&quot;2282350d-c4a4-38ed-ba6b-d9ebe871ce5d&quot;,&quot;itemData&quot;:{&quot;type&quot;:&quot;webpage&quot;,&quot;id&quot;:&quot;2282350d-c4a4-38ed-ba6b-d9ebe871ce5d&quot;,&quot;title&quot;:&quot;Deploying Proxmox VMs with Ansible — Josh Noll&quot;,&quot;author&quot;:[{&quot;family&quot;:&quot;Josh Noll&quot;,&quot;given&quot;:&quot;&quot;,&quot;parse-names&quot;:false,&quot;dropping-particle&quot;:&quot;&quot;,&quot;non-dropping-particle&quot;:&quot;&quot;}],&quot;accessed&quot;:{&quot;date-parts&quot;:[[2026,4,21]]},&quot;URL&quot;:&quot;https://joshrnoll.com/deploying-proxmox-vms-with-ansible/&quot;,&quot;issued&quot;:{&quot;date-parts&quot;:[[2024,1,16]]}},&quot;isTemporary&quot;:false,&quot;displayAs&quot;:&quot;composite&quot;,&quot;suppress-author&quot;:false,&quot;composite&quot;:true,&quot;author-only&quot;:false}],&quot;citationTag&quot;:&quot;MENDELEY_CITATION_v3_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&quot;},{&quot;citationID&quot;:&quot;MENDELEY_CITATION_34a55d00-3943-40a6-9fd1-2f71dc1c096b&quot;,&quot;properties&quot;:{&quot;noteIndex&quot;:0,&quot;mode&quot;:&quot;composite&quot;},&quot;isEdited&quot;:false,&quot;manualOverride&quot;:{&quot;isManuallyOverridden&quot;:false,&quot;citeprocText&quot;:&quot;Josh Noll (2024)&quot;,&quot;manualOverrideText&quot;:&quot;&quot;},&quot;citationItems&quot;:[{&quot;id&quot;:&quot;2282350d-c4a4-38ed-ba6b-d9ebe871ce5d&quot;,&quot;itemData&quot;:{&quot;type&quot;:&quot;webpage&quot;,&quot;id&quot;:&quot;2282350d-c4a4-38ed-ba6b-d9ebe871ce5d&quot;,&quot;title&quot;:&quot;Deploying Proxmox VMs with Ansible — Josh Noll&quot;,&quot;author&quot;:[{&quot;family&quot;:&quot;Josh Noll&quot;,&quot;given&quot;:&quot;&quot;,&quot;parse-names&quot;:false,&quot;dropping-particle&quot;:&quot;&quot;,&quot;non-dropping-particle&quot;:&quot;&quot;}],&quot;accessed&quot;:{&quot;date-parts&quot;:[[2026,4,21]]},&quot;URL&quot;:&quot;https://joshrnoll.com/deploying-proxmox-vms-with-ansible/&quot;,&quot;issued&quot;:{&quot;date-parts&quot;:[[2024,1,16]]},&quot;container-title-short&quot;:&quot;&quot;},&quot;isTemporary&quot;:false,&quot;displayAs&quot;:&quot;composite&quot;,&quot;suppress-author&quot;:false,&quot;composite&quot;:true,&quot;author-only&quot;:false}],&quot;citationTag&quot;:&quot;MENDELEY_CITATION_v3_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&quot;},{&quot;citationID&quot;:&quot;MENDELEY_CITATION_748c1f61-b366-4c8c-adb0-d334d15706be&quot;,&quot;properties&quot;:{&quot;noteIndex&quot;:0},&quot;isEdited&quot;:false,&quot;manualOverride&quot;:{&quot;isManuallyOverridden&quot;:false,&quot;citeprocText&quot;:&quot;(Jurka007, 2023)&quot;,&quot;manualOverrideText&quot;:&quot;&quot;},&quot;citationItems&quot;:[{&quot;id&quot;:&quot;155ccf57-7754-39a1-9356-ef2342de96dc&quot;,&quot;itemData&quot;:{&quot;type&quot;:&quot;webpage&quot;,&quot;id&quot;:&quot;155ccf57-7754-39a1-9356-ef2342de96dc&quot;,&quot;title&quot;:&quot;Proxmox: \&quot;net\&quot; do not configure network card · Issue #21 · ansible-collections/community.proxmox&quot;,&quot;author&quot;:[{&quot;family&quot;:&quot;Jurka007&quot;,&quot;given&quot;:&quot;&quot;,&quot;parse-names&quot;:false,&quot;dropping-particle&quot;:&quot;&quot;,&quot;non-dropping-particle&quot;:&quot;&quot;}],&quot;container-title&quot;:&quot;Github&quot;,&quot;accessed&quot;:{&quot;date-parts&quot;:[[2026,4,21]]},&quot;URL&quot;:&quot;https://github.com/ansible-collections/community.proxmox/issues/21#issuecomment-2884820921&quot;,&quot;issued&quot;:{&quot;date-parts&quot;:[[2023,6,23]]},&quot;container-title-short&quot;:&quot;&quot;},&quot;isTemporary&quot;:false,&quot;suppress-author&quot;:false,&quot;composite&quot;:false,&quot;author-only&quot;:false}],&quot;citationTag&quot;:&quot;MENDELEY_CITATION_v3_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&quot;}]"/>
     <we:property name="MENDELEY_CITATIONS_STYLE" value="{&quot;id&quot;:&quot;https://www.zotero.org/styles/apa&quot;,&quot;title&quot;:&quot;APA Style 7th edition&quot;,&quot;format&quot;:&quot;author-date&quot;,&quot;defaultLocale&quot;:null,&quot;isLocaleCodeValid&quot;:true}"/>
   </we:properties>
   <we:bindings/>
@@ -13101,19 +15847,6 @@
 </file>
 
 <file path=customXml/item1.xml><?xml version="1.0" encoding="utf-8"?>
-<?mso-contentType ?>
-<FormTemplates xmlns="http://schemas.microsoft.com/sharepoint/v3/contenttype/forms">
-  <Display>DocumentLibraryForm</Display>
-  <Edit>DocumentLibraryForm</Edit>
-  <New>DocumentLibraryForm</New>
-</FormTemplates>
-</file>
-
-<file path=customXml/item2.xml><?xml version="1.0" encoding="utf-8"?>
-<b:Sources xmlns:b="http://schemas.openxmlformats.org/officeDocument/2006/bibliography" xmlns="http://schemas.openxmlformats.org/officeDocument/2006/bibliography" SelectedStyle="\APA.XSL" StyleName="APA"/>
-</file>
-
-<file path=customXml/item3.xml><?xml version="1.0" encoding="utf-8"?>
 <p:properties xmlns:p="http://schemas.microsoft.com/office/2006/metadata/properties" xmlns:xsi="http://www.w3.org/2001/XMLSchema-instance" xmlns:pc="http://schemas.microsoft.com/office/infopath/2007/PartnerControls">
   <documentManagement>
     <TaxCatchAll xmlns="0cf7b220-7c42-448a-95f6-a1717fd9a6c3" xsi:nil="true"/>
@@ -13125,7 +15858,7 @@
 </p:properties>
 </file>
 
-<file path=customXml/item4.xml><?xml version="1.0" encoding="utf-8"?>
+<file path=customXml/item2.xml><?xml version="1.0" encoding="utf-8"?>
 <ct:contentTypeSchema xmlns:ct="http://schemas.microsoft.com/office/2006/metadata/contentType" xmlns:ma="http://schemas.microsoft.com/office/2006/metadata/properties/metaAttributes" ct:_="" ma:_="" ma:contentTypeName="Document" ma:contentTypeID="0x010100D0AA7D97CDE18F468B8E4D9E4F360E28" ma:contentTypeVersion="14" ma:contentTypeDescription="Crée un document." ma:contentTypeScope="" ma:versionID="8f7ade07dfd364a5f17e03d7111e3b9f">
   <xsd:schema xmlns:xsd="http://www.w3.org/2001/XMLSchema" xmlns:xs="http://www.w3.org/2001/XMLSchema" xmlns:p="http://schemas.microsoft.com/office/2006/metadata/properties" xmlns:ns2="e371bd75-3892-44a7-8dbd-4f4a55fef504" xmlns:ns3="0cf7b220-7c42-448a-95f6-a1717fd9a6c3" targetNamespace="http://schemas.microsoft.com/office/2006/metadata/properties" ma:root="true" ma:fieldsID="d337ce6ec9dfc228c228c529efa65869" ns2:_="" ns3:_="">
     <xsd:import namespace="e371bd75-3892-44a7-8dbd-4f4a55fef504"/>
@@ -13340,23 +16073,20 @@
 </ct:contentTypeSchema>
 </file>
 
-<file path=customXml/itemProps1.xml><?xml version="1.0" encoding="utf-8"?>
-<ds:datastoreItem xmlns:ds="http://schemas.openxmlformats.org/officeDocument/2006/customXml" ds:itemID="{CD9CF65B-E976-4366-ABF1-FFF701348A82}">
-  <ds:schemaRefs>
-    <ds:schemaRef ds:uri="http://schemas.microsoft.com/sharepoint/v3/contenttype/forms"/>
-  </ds:schemaRefs>
-</ds:datastoreItem>
+<file path=customXml/item3.xml><?xml version="1.0" encoding="utf-8"?>
+<?mso-contentType ?>
+<FormTemplates xmlns="http://schemas.microsoft.com/sharepoint/v3/contenttype/forms">
+  <Display>DocumentLibraryForm</Display>
+  <Edit>DocumentLibraryForm</Edit>
+  <New>DocumentLibraryForm</New>
+</FormTemplates>
 </file>
 
-<file path=customXml/itemProps2.xml><?xml version="1.0" encoding="utf-8"?>
-<ds:datastoreItem xmlns:ds="http://schemas.openxmlformats.org/officeDocument/2006/customXml" ds:itemID="{24CE9B96-CE69-4CAD-8279-54FE096978CA}">
-  <ds:schemaRefs>
-    <ds:schemaRef ds:uri="http://schemas.openxmlformats.org/officeDocument/2006/bibliography"/>
-  </ds:schemaRefs>
-</ds:datastoreItem>
+<file path=customXml/item4.xml><?xml version="1.0" encoding="utf-8"?>
+<b:Sources xmlns:b="http://schemas.openxmlformats.org/officeDocument/2006/bibliography" xmlns="http://schemas.openxmlformats.org/officeDocument/2006/bibliography" SelectedStyle="\APA.XSL" StyleName="APA"/>
 </file>
 
-<file path=customXml/itemProps3.xml><?xml version="1.0" encoding="utf-8"?>
+<file path=customXml/itemProps1.xml><?xml version="1.0" encoding="utf-8"?>
 <ds:datastoreItem xmlns:ds="http://schemas.openxmlformats.org/officeDocument/2006/customXml" ds:itemID="{87BD4D27-DE21-478F-B2A3-BCBB930E7930}">
   <ds:schemaRefs>
     <ds:schemaRef ds:uri="http://schemas.microsoft.com/office/2006/metadata/properties"/>
@@ -13367,7 +16097,7 @@
 </ds:datastoreItem>
 </file>
 
-<file path=customXml/itemProps4.xml><?xml version="1.0" encoding="utf-8"?>
+<file path=customXml/itemProps2.xml><?xml version="1.0" encoding="utf-8"?>
 <ds:datastoreItem xmlns:ds="http://schemas.openxmlformats.org/officeDocument/2006/customXml" ds:itemID="{6DD25136-3C37-4776-834C-74D1925613EC}">
   <ds:schemaRefs>
     <ds:schemaRef ds:uri="http://schemas.microsoft.com/office/2006/metadata/contentType"/>
@@ -13384,4 +16114,20 @@
     <ds:schemaRef ds:uri="http://schemas.microsoft.com/internal/obd"/>
   </ds:schemaRefs>
 </ds:datastoreItem>
+</file>
+
+<file path=customXml/itemProps3.xml><?xml version="1.0" encoding="utf-8"?>
+<ds:datastoreItem xmlns:ds="http://schemas.openxmlformats.org/officeDocument/2006/customXml" ds:itemID="{CD9CF65B-E976-4366-ABF1-FFF701348A82}">
+  <ds:schemaRefs>
+    <ds:schemaRef ds:uri="http://schemas.microsoft.com/sharepoint/v3/contenttype/forms"/>
+  </ds:schemaRefs>
+</ds:datastoreItem>
+</file>
+
+<file path=customXml/itemProps4.xml><?xml version="1.0" encoding="utf-8"?>
+<ds:datastoreItem xmlns:ds="http://schemas.openxmlformats.org/officeDocument/2006/customXml" ds:itemID="{24CE9B96-CE69-4CAD-8279-54FE096978CA}">
+  <ds:schemaRefs>
+    <ds:schemaRef ds:uri="http://schemas.openxmlformats.org/officeDocument/2006/bibliography"/>
+  </ds:schemaRefs>
+</ds:datastoreItem>
 </file>
--- a/Doc/3_Documentation_ProjetSYS.docx
+++ b/Doc/3_Documentation_ProjetSYS.docx
@@ -424,7 +424,7 @@
         </w:numPr>
         <w:ind w:left="720" w:hanging="720"/>
       </w:pPr>
-      <w:bookmarkStart w:id="0" w:name="_Toc229035215"/>
+      <w:bookmarkStart w:id="0" w:name="_Toc229131398"/>
       <w:r>
         <w:t>Sommaire</w:t>
       </w:r>
@@ -445,7 +445,7 @@
           <w:kern w:val="2"/>
           <w:sz w:val="24"/>
           <w:szCs w:val="24"/>
-          <w:lang w:eastAsia="fr-CH"/>
+          <w:lang w:eastAsia="ja-JP"/>
           <w14:ligatures w14:val="standardContextual"/>
         </w:rPr>
       </w:pPr>
@@ -477,7 +477,7 @@
         <w:rPr>
           <w:webHidden/>
         </w:rPr>
-        <w:instrText xml:space="preserve"> PAGEREF _Toc229035215 \h </w:instrText>
+        <w:instrText xml:space="preserve"> PAGEREF _Toc229131398 \h </w:instrText>
       </w:r>
       <w:r>
         <w:rPr>
@@ -514,7 +514,7 @@
           <w:kern w:val="2"/>
           <w:sz w:val="24"/>
           <w:szCs w:val="24"/>
-          <w:lang w:eastAsia="fr-CH"/>
+          <w:lang w:eastAsia="ja-JP"/>
           <w14:ligatures w14:val="standardContextual"/>
         </w:rPr>
       </w:pPr>
@@ -533,7 +533,7 @@
           <w:kern w:val="2"/>
           <w:sz w:val="24"/>
           <w:szCs w:val="24"/>
-          <w:lang w:eastAsia="fr-CH"/>
+          <w:lang w:eastAsia="ja-JP"/>
           <w14:ligatures w14:val="standardContextual"/>
         </w:rPr>
         <w:tab/>
@@ -563,7 +563,7 @@
           <w:noProof/>
           <w:webHidden/>
         </w:rPr>
-        <w:instrText xml:space="preserve"> PAGEREF _Toc229035216 \h </w:instrText>
+        <w:instrText xml:space="preserve"> PAGEREF _Toc229131399 \h </w:instrText>
       </w:r>
       <w:r>
         <w:rPr>
@@ -601,7 +601,7 @@
           <w:kern w:val="2"/>
           <w:sz w:val="24"/>
           <w:szCs w:val="24"/>
-          <w:lang w:eastAsia="fr-CH"/>
+          <w:lang w:eastAsia="ja-JP"/>
           <w14:ligatures w14:val="standardContextual"/>
         </w:rPr>
       </w:pPr>
@@ -614,7 +614,7 @@
           <w:kern w:val="2"/>
           <w:sz w:val="24"/>
           <w:szCs w:val="24"/>
-          <w:lang w:eastAsia="fr-CH"/>
+          <w:lang w:eastAsia="ja-JP"/>
           <w14:ligatures w14:val="standardContextual"/>
         </w:rPr>
         <w:tab/>
@@ -638,7 +638,7 @@
         <w:rPr>
           <w:webHidden/>
         </w:rPr>
-        <w:instrText xml:space="preserve"> PAGEREF _Toc229035217 \h </w:instrText>
+        <w:instrText xml:space="preserve"> PAGEREF _Toc229131400 \h </w:instrText>
       </w:r>
       <w:r>
         <w:rPr>
@@ -672,7 +672,7 @@
           <w:kern w:val="2"/>
           <w:sz w:val="24"/>
           <w:szCs w:val="24"/>
-          <w:lang w:eastAsia="fr-CH"/>
+          <w:lang w:eastAsia="ja-JP"/>
           <w14:ligatures w14:val="standardContextual"/>
         </w:rPr>
       </w:pPr>
@@ -685,7 +685,7 @@
           <w:kern w:val="2"/>
           <w:sz w:val="24"/>
           <w:szCs w:val="24"/>
-          <w:lang w:eastAsia="fr-CH"/>
+          <w:lang w:eastAsia="ja-JP"/>
           <w14:ligatures w14:val="standardContextual"/>
         </w:rPr>
         <w:tab/>
@@ -709,7 +709,7 @@
         <w:rPr>
           <w:webHidden/>
         </w:rPr>
-        <w:instrText xml:space="preserve"> PAGEREF _Toc229035218 \h </w:instrText>
+        <w:instrText xml:space="preserve"> PAGEREF _Toc229131401 \h </w:instrText>
       </w:r>
       <w:r>
         <w:rPr>
@@ -743,7 +743,7 @@
           <w:kern w:val="2"/>
           <w:sz w:val="24"/>
           <w:szCs w:val="24"/>
-          <w:lang w:eastAsia="fr-CH"/>
+          <w:lang w:eastAsia="ja-JP"/>
           <w14:ligatures w14:val="standardContextual"/>
         </w:rPr>
       </w:pPr>
@@ -756,7 +756,7 @@
           <w:kern w:val="2"/>
           <w:sz w:val="24"/>
           <w:szCs w:val="24"/>
-          <w:lang w:eastAsia="fr-CH"/>
+          <w:lang w:eastAsia="ja-JP"/>
           <w14:ligatures w14:val="standardContextual"/>
         </w:rPr>
         <w:tab/>
@@ -780,7 +780,7 @@
         <w:rPr>
           <w:webHidden/>
         </w:rPr>
-        <w:instrText xml:space="preserve"> PAGEREF _Toc229035219 \h </w:instrText>
+        <w:instrText xml:space="preserve"> PAGEREF _Toc229131402 \h </w:instrText>
       </w:r>
       <w:r>
         <w:rPr>
@@ -814,7 +814,7 @@
           <w:kern w:val="2"/>
           <w:sz w:val="24"/>
           <w:szCs w:val="24"/>
-          <w:lang w:eastAsia="fr-CH"/>
+          <w:lang w:eastAsia="ja-JP"/>
           <w14:ligatures w14:val="standardContextual"/>
         </w:rPr>
       </w:pPr>
@@ -827,7 +827,7 @@
           <w:kern w:val="2"/>
           <w:sz w:val="24"/>
           <w:szCs w:val="24"/>
-          <w:lang w:eastAsia="fr-CH"/>
+          <w:lang w:eastAsia="ja-JP"/>
           <w14:ligatures w14:val="standardContextual"/>
         </w:rPr>
         <w:tab/>
@@ -851,7 +851,7 @@
         <w:rPr>
           <w:webHidden/>
         </w:rPr>
-        <w:instrText xml:space="preserve"> PAGEREF _Toc229035220 \h </w:instrText>
+        <w:instrText xml:space="preserve"> PAGEREF _Toc229131403 \h </w:instrText>
       </w:r>
       <w:r>
         <w:rPr>
@@ -885,7 +885,7 @@
           <w:kern w:val="2"/>
           <w:sz w:val="24"/>
           <w:szCs w:val="24"/>
-          <w:lang w:eastAsia="fr-CH"/>
+          <w:lang w:eastAsia="ja-JP"/>
           <w14:ligatures w14:val="standardContextual"/>
         </w:rPr>
       </w:pPr>
@@ -898,7 +898,7 @@
           <w:kern w:val="2"/>
           <w:sz w:val="24"/>
           <w:szCs w:val="24"/>
-          <w:lang w:eastAsia="fr-CH"/>
+          <w:lang w:eastAsia="ja-JP"/>
           <w14:ligatures w14:val="standardContextual"/>
         </w:rPr>
         <w:tab/>
@@ -922,7 +922,7 @@
         <w:rPr>
           <w:webHidden/>
         </w:rPr>
-        <w:instrText xml:space="preserve"> PAGEREF _Toc229035221 \h </w:instrText>
+        <w:instrText xml:space="preserve"> PAGEREF _Toc229131404 \h </w:instrText>
       </w:r>
       <w:r>
         <w:rPr>
@@ -959,7 +959,7 @@
           <w:kern w:val="2"/>
           <w:sz w:val="24"/>
           <w:szCs w:val="24"/>
-          <w:lang w:eastAsia="fr-CH"/>
+          <w:lang w:eastAsia="ja-JP"/>
           <w14:ligatures w14:val="standardContextual"/>
         </w:rPr>
       </w:pPr>
@@ -978,7 +978,7 @@
           <w:kern w:val="2"/>
           <w:sz w:val="24"/>
           <w:szCs w:val="24"/>
-          <w:lang w:eastAsia="fr-CH"/>
+          <w:lang w:eastAsia="ja-JP"/>
           <w14:ligatures w14:val="standardContextual"/>
         </w:rPr>
         <w:tab/>
@@ -1008,7 +1008,7 @@
           <w:noProof/>
           <w:webHidden/>
         </w:rPr>
-        <w:instrText xml:space="preserve"> PAGEREF _Toc229035222 \h </w:instrText>
+        <w:instrText xml:space="preserve"> PAGEREF _Toc229131405 \h </w:instrText>
       </w:r>
       <w:r>
         <w:rPr>
@@ -1046,7 +1046,7 @@
           <w:kern w:val="2"/>
           <w:sz w:val="24"/>
           <w:szCs w:val="24"/>
-          <w:lang w:eastAsia="fr-CH"/>
+          <w:lang w:eastAsia="ja-JP"/>
           <w14:ligatures w14:val="standardContextual"/>
         </w:rPr>
       </w:pPr>
@@ -1059,7 +1059,7 @@
           <w:kern w:val="2"/>
           <w:sz w:val="24"/>
           <w:szCs w:val="24"/>
-          <w:lang w:eastAsia="fr-CH"/>
+          <w:lang w:eastAsia="ja-JP"/>
           <w14:ligatures w14:val="standardContextual"/>
         </w:rPr>
         <w:tab/>
@@ -1083,7 +1083,7 @@
         <w:rPr>
           <w:webHidden/>
         </w:rPr>
-        <w:instrText xml:space="preserve"> PAGEREF _Toc229035223 \h </w:instrText>
+        <w:instrText xml:space="preserve"> PAGEREF _Toc229131406 \h </w:instrText>
       </w:r>
       <w:r>
         <w:rPr>
@@ -1117,7 +1117,7 @@
           <w:kern w:val="2"/>
           <w:sz w:val="24"/>
           <w:szCs w:val="24"/>
-          <w:lang w:eastAsia="fr-CH"/>
+          <w:lang w:eastAsia="ja-JP"/>
           <w14:ligatures w14:val="standardContextual"/>
         </w:rPr>
       </w:pPr>
@@ -1130,7 +1130,7 @@
           <w:kern w:val="2"/>
           <w:sz w:val="24"/>
           <w:szCs w:val="24"/>
-          <w:lang w:eastAsia="fr-CH"/>
+          <w:lang w:eastAsia="ja-JP"/>
           <w14:ligatures w14:val="standardContextual"/>
         </w:rPr>
         <w:tab/>
@@ -1154,7 +1154,7 @@
         <w:rPr>
           <w:webHidden/>
         </w:rPr>
-        <w:instrText xml:space="preserve"> PAGEREF _Toc229035224 \h </w:instrText>
+        <w:instrText xml:space="preserve"> PAGEREF _Toc229131407 \h </w:instrText>
       </w:r>
       <w:r>
         <w:rPr>
@@ -1188,7 +1188,7 @@
           <w:kern w:val="2"/>
           <w:sz w:val="24"/>
           <w:szCs w:val="24"/>
-          <w:lang w:eastAsia="fr-CH"/>
+          <w:lang w:eastAsia="ja-JP"/>
           <w14:ligatures w14:val="standardContextual"/>
         </w:rPr>
       </w:pPr>
@@ -1201,7 +1201,7 @@
           <w:kern w:val="2"/>
           <w:sz w:val="24"/>
           <w:szCs w:val="24"/>
-          <w:lang w:eastAsia="fr-CH"/>
+          <w:lang w:eastAsia="ja-JP"/>
           <w14:ligatures w14:val="standardContextual"/>
         </w:rPr>
         <w:tab/>
@@ -1225,7 +1225,7 @@
         <w:rPr>
           <w:webHidden/>
         </w:rPr>
-        <w:instrText xml:space="preserve"> PAGEREF _Toc229035225 \h </w:instrText>
+        <w:instrText xml:space="preserve"> PAGEREF _Toc229131408 \h </w:instrText>
       </w:r>
       <w:r>
         <w:rPr>
@@ -1259,7 +1259,7 @@
           <w:kern w:val="2"/>
           <w:sz w:val="24"/>
           <w:szCs w:val="24"/>
-          <w:lang w:eastAsia="fr-CH"/>
+          <w:lang w:eastAsia="ja-JP"/>
           <w14:ligatures w14:val="standardContextual"/>
         </w:rPr>
       </w:pPr>
@@ -1272,7 +1272,7 @@
           <w:kern w:val="2"/>
           <w:sz w:val="24"/>
           <w:szCs w:val="24"/>
-          <w:lang w:eastAsia="fr-CH"/>
+          <w:lang w:eastAsia="ja-JP"/>
           <w14:ligatures w14:val="standardContextual"/>
         </w:rPr>
         <w:tab/>
@@ -1296,7 +1296,7 @@
         <w:rPr>
           <w:webHidden/>
         </w:rPr>
-        <w:instrText xml:space="preserve"> PAGEREF _Toc229035226 \h </w:instrText>
+        <w:instrText xml:space="preserve"> PAGEREF _Toc229131409 \h </w:instrText>
       </w:r>
       <w:r>
         <w:rPr>
@@ -1330,7 +1330,7 @@
           <w:kern w:val="2"/>
           <w:sz w:val="24"/>
           <w:szCs w:val="24"/>
-          <w:lang w:eastAsia="fr-CH"/>
+          <w:lang w:eastAsia="ja-JP"/>
           <w14:ligatures w14:val="standardContextual"/>
         </w:rPr>
       </w:pPr>
@@ -1343,7 +1343,7 @@
           <w:kern w:val="2"/>
           <w:sz w:val="24"/>
           <w:szCs w:val="24"/>
-          <w:lang w:eastAsia="fr-CH"/>
+          <w:lang w:eastAsia="ja-JP"/>
           <w14:ligatures w14:val="standardContextual"/>
         </w:rPr>
         <w:tab/>
@@ -1367,7 +1367,7 @@
         <w:rPr>
           <w:webHidden/>
         </w:rPr>
-        <w:instrText xml:space="preserve"> PAGEREF _Toc229035227 \h </w:instrText>
+        <w:instrText xml:space="preserve"> PAGEREF _Toc229131410 \h </w:instrText>
       </w:r>
       <w:r>
         <w:rPr>
@@ -1401,7 +1401,7 @@
           <w:kern w:val="2"/>
           <w:sz w:val="24"/>
           <w:szCs w:val="24"/>
-          <w:lang w:eastAsia="fr-CH"/>
+          <w:lang w:eastAsia="ja-JP"/>
           <w14:ligatures w14:val="standardContextual"/>
         </w:rPr>
       </w:pPr>
@@ -1414,7 +1414,7 @@
           <w:kern w:val="2"/>
           <w:sz w:val="24"/>
           <w:szCs w:val="24"/>
-          <w:lang w:eastAsia="fr-CH"/>
+          <w:lang w:eastAsia="ja-JP"/>
           <w14:ligatures w14:val="standardContextual"/>
         </w:rPr>
         <w:tab/>
@@ -1438,7 +1438,7 @@
         <w:rPr>
           <w:webHidden/>
         </w:rPr>
-        <w:instrText xml:space="preserve"> PAGEREF _Toc229035228 \h </w:instrText>
+        <w:instrText xml:space="preserve"> PAGEREF _Toc229131411 \h </w:instrText>
       </w:r>
       <w:r>
         <w:rPr>
@@ -1472,7 +1472,7 @@
           <w:kern w:val="2"/>
           <w:sz w:val="24"/>
           <w:szCs w:val="24"/>
-          <w:lang w:eastAsia="fr-CH"/>
+          <w:lang w:eastAsia="ja-JP"/>
           <w14:ligatures w14:val="standardContextual"/>
         </w:rPr>
       </w:pPr>
@@ -1485,7 +1485,7 @@
           <w:kern w:val="2"/>
           <w:sz w:val="24"/>
           <w:szCs w:val="24"/>
-          <w:lang w:eastAsia="fr-CH"/>
+          <w:lang w:eastAsia="ja-JP"/>
           <w14:ligatures w14:val="standardContextual"/>
         </w:rPr>
         <w:tab/>
@@ -1509,7 +1509,7 @@
         <w:rPr>
           <w:webHidden/>
         </w:rPr>
-        <w:instrText xml:space="preserve"> PAGEREF _Toc229035229 \h </w:instrText>
+        <w:instrText xml:space="preserve"> PAGEREF _Toc229131412 \h </w:instrText>
       </w:r>
       <w:r>
         <w:rPr>
@@ -1543,7 +1543,7 @@
           <w:kern w:val="2"/>
           <w:sz w:val="24"/>
           <w:szCs w:val="24"/>
-          <w:lang w:eastAsia="fr-CH"/>
+          <w:lang w:eastAsia="ja-JP"/>
           <w14:ligatures w14:val="standardContextual"/>
         </w:rPr>
       </w:pPr>
@@ -1556,7 +1556,7 @@
           <w:kern w:val="2"/>
           <w:sz w:val="24"/>
           <w:szCs w:val="24"/>
-          <w:lang w:eastAsia="fr-CH"/>
+          <w:lang w:eastAsia="ja-JP"/>
           <w14:ligatures w14:val="standardContextual"/>
         </w:rPr>
         <w:tab/>
@@ -1580,7 +1580,7 @@
         <w:rPr>
           <w:webHidden/>
         </w:rPr>
-        <w:instrText xml:space="preserve"> PAGEREF _Toc229035230 \h </w:instrText>
+        <w:instrText xml:space="preserve"> PAGEREF _Toc229131413 \h </w:instrText>
       </w:r>
       <w:r>
         <w:rPr>
@@ -1614,7 +1614,7 @@
           <w:kern w:val="2"/>
           <w:sz w:val="24"/>
           <w:szCs w:val="24"/>
-          <w:lang w:eastAsia="fr-CH"/>
+          <w:lang w:eastAsia="ja-JP"/>
           <w14:ligatures w14:val="standardContextual"/>
         </w:rPr>
       </w:pPr>
@@ -1627,7 +1627,7 @@
           <w:kern w:val="2"/>
           <w:sz w:val="24"/>
           <w:szCs w:val="24"/>
-          <w:lang w:eastAsia="fr-CH"/>
+          <w:lang w:eastAsia="ja-JP"/>
           <w14:ligatures w14:val="standardContextual"/>
         </w:rPr>
         <w:tab/>
@@ -1651,7 +1651,7 @@
         <w:rPr>
           <w:webHidden/>
         </w:rPr>
-        <w:instrText xml:space="preserve"> PAGEREF _Toc229035231 \h </w:instrText>
+        <w:instrText xml:space="preserve"> PAGEREF _Toc229131414 \h </w:instrText>
       </w:r>
       <w:r>
         <w:rPr>
@@ -1685,7 +1685,7 @@
           <w:kern w:val="2"/>
           <w:sz w:val="24"/>
           <w:szCs w:val="24"/>
-          <w:lang w:eastAsia="fr-CH"/>
+          <w:lang w:eastAsia="ja-JP"/>
           <w14:ligatures w14:val="standardContextual"/>
         </w:rPr>
       </w:pPr>
@@ -1698,7 +1698,7 @@
           <w:kern w:val="2"/>
           <w:sz w:val="24"/>
           <w:szCs w:val="24"/>
-          <w:lang w:eastAsia="fr-CH"/>
+          <w:lang w:eastAsia="ja-JP"/>
           <w14:ligatures w14:val="standardContextual"/>
         </w:rPr>
         <w:tab/>
@@ -1722,7 +1722,7 @@
         <w:rPr>
           <w:webHidden/>
         </w:rPr>
-        <w:instrText xml:space="preserve"> PAGEREF _Toc229035232 \h </w:instrText>
+        <w:instrText xml:space="preserve"> PAGEREF _Toc229131415 \h </w:instrText>
       </w:r>
       <w:r>
         <w:rPr>
@@ -1756,7 +1756,7 @@
           <w:kern w:val="2"/>
           <w:sz w:val="24"/>
           <w:szCs w:val="24"/>
-          <w:lang w:eastAsia="fr-CH"/>
+          <w:lang w:eastAsia="ja-JP"/>
           <w14:ligatures w14:val="standardContextual"/>
         </w:rPr>
       </w:pPr>
@@ -1769,7 +1769,7 @@
           <w:kern w:val="2"/>
           <w:sz w:val="24"/>
           <w:szCs w:val="24"/>
-          <w:lang w:eastAsia="fr-CH"/>
+          <w:lang w:eastAsia="ja-JP"/>
           <w14:ligatures w14:val="standardContextual"/>
         </w:rPr>
         <w:tab/>
@@ -1793,7 +1793,7 @@
         <w:rPr>
           <w:webHidden/>
         </w:rPr>
-        <w:instrText xml:space="preserve"> PAGEREF _Toc229035233 \h </w:instrText>
+        <w:instrText xml:space="preserve"> PAGEREF _Toc229131416 \h </w:instrText>
       </w:r>
       <w:r>
         <w:rPr>
@@ -1827,7 +1827,7 @@
           <w:kern w:val="2"/>
           <w:sz w:val="24"/>
           <w:szCs w:val="24"/>
-          <w:lang w:eastAsia="fr-CH"/>
+          <w:lang w:eastAsia="ja-JP"/>
           <w14:ligatures w14:val="standardContextual"/>
         </w:rPr>
       </w:pPr>
@@ -1840,7 +1840,7 @@
           <w:kern w:val="2"/>
           <w:sz w:val="24"/>
           <w:szCs w:val="24"/>
-          <w:lang w:eastAsia="fr-CH"/>
+          <w:lang w:eastAsia="ja-JP"/>
           <w14:ligatures w14:val="standardContextual"/>
         </w:rPr>
         <w:tab/>
@@ -1864,7 +1864,7 @@
         <w:rPr>
           <w:webHidden/>
         </w:rPr>
-        <w:instrText xml:space="preserve"> PAGEREF _Toc229035234 \h </w:instrText>
+        <w:instrText xml:space="preserve"> PAGEREF _Toc229131417 \h </w:instrText>
       </w:r>
       <w:r>
         <w:rPr>
@@ -1898,7 +1898,7 @@
           <w:kern w:val="2"/>
           <w:sz w:val="24"/>
           <w:szCs w:val="24"/>
-          <w:lang w:eastAsia="fr-CH"/>
+          <w:lang w:eastAsia="ja-JP"/>
           <w14:ligatures w14:val="standardContextual"/>
         </w:rPr>
       </w:pPr>
@@ -1911,7 +1911,7 @@
           <w:kern w:val="2"/>
           <w:sz w:val="24"/>
           <w:szCs w:val="24"/>
-          <w:lang w:eastAsia="fr-CH"/>
+          <w:lang w:eastAsia="ja-JP"/>
           <w14:ligatures w14:val="standardContextual"/>
         </w:rPr>
         <w:tab/>
@@ -1935,7 +1935,7 @@
         <w:rPr>
           <w:webHidden/>
         </w:rPr>
-        <w:instrText xml:space="preserve"> PAGEREF _Toc229035235 \h </w:instrText>
+        <w:instrText xml:space="preserve"> PAGEREF _Toc229131418 \h </w:instrText>
       </w:r>
       <w:r>
         <w:rPr>
@@ -1972,7 +1972,7 @@
           <w:kern w:val="2"/>
           <w:sz w:val="24"/>
           <w:szCs w:val="24"/>
-          <w:lang w:eastAsia="fr-CH"/>
+          <w:lang w:eastAsia="ja-JP"/>
           <w14:ligatures w14:val="standardContextual"/>
         </w:rPr>
       </w:pPr>
@@ -1991,7 +1991,7 @@
           <w:kern w:val="2"/>
           <w:sz w:val="24"/>
           <w:szCs w:val="24"/>
-          <w:lang w:eastAsia="fr-CH"/>
+          <w:lang w:eastAsia="ja-JP"/>
           <w14:ligatures w14:val="standardContextual"/>
         </w:rPr>
         <w:tab/>
@@ -2021,7 +2021,7 @@
           <w:noProof/>
           <w:webHidden/>
         </w:rPr>
-        <w:instrText xml:space="preserve"> PAGEREF _Toc229035236 \h </w:instrText>
+        <w:instrText xml:space="preserve"> PAGEREF _Toc229131419 \h </w:instrText>
       </w:r>
       <w:r>
         <w:rPr>
@@ -2059,7 +2059,7 @@
           <w:kern w:val="2"/>
           <w:sz w:val="24"/>
           <w:szCs w:val="24"/>
-          <w:lang w:eastAsia="fr-CH"/>
+          <w:lang w:eastAsia="ja-JP"/>
           <w14:ligatures w14:val="standardContextual"/>
         </w:rPr>
       </w:pPr>
@@ -2072,7 +2072,7 @@
           <w:kern w:val="2"/>
           <w:sz w:val="24"/>
           <w:szCs w:val="24"/>
-          <w:lang w:eastAsia="fr-CH"/>
+          <w:lang w:eastAsia="ja-JP"/>
           <w14:ligatures w14:val="standardContextual"/>
         </w:rPr>
         <w:tab/>
@@ -2096,7 +2096,7 @@
         <w:rPr>
           <w:webHidden/>
         </w:rPr>
-        <w:instrText xml:space="preserve"> PAGEREF _Toc229035237 \h </w:instrText>
+        <w:instrText xml:space="preserve"> PAGEREF _Toc229131420 \h </w:instrText>
       </w:r>
       <w:r>
         <w:rPr>
@@ -2130,7 +2130,7 @@
           <w:kern w:val="2"/>
           <w:sz w:val="24"/>
           <w:szCs w:val="24"/>
-          <w:lang w:eastAsia="fr-CH"/>
+          <w:lang w:eastAsia="ja-JP"/>
           <w14:ligatures w14:val="standardContextual"/>
         </w:rPr>
       </w:pPr>
@@ -2144,7 +2144,7 @@
           <w:kern w:val="2"/>
           <w:sz w:val="24"/>
           <w:szCs w:val="24"/>
-          <w:lang w:eastAsia="fr-CH"/>
+          <w:lang w:eastAsia="ja-JP"/>
           <w14:ligatures w14:val="standardContextual"/>
         </w:rPr>
         <w:tab/>
@@ -2168,7 +2168,7 @@
         <w:rPr>
           <w:webHidden/>
         </w:rPr>
-        <w:instrText xml:space="preserve"> PAGEREF _Toc229035238 \h </w:instrText>
+        <w:instrText xml:space="preserve"> PAGEREF _Toc229131421 \h </w:instrText>
       </w:r>
       <w:r>
         <w:rPr>
@@ -2202,7 +2202,7 @@
           <w:kern w:val="2"/>
           <w:sz w:val="24"/>
           <w:szCs w:val="24"/>
-          <w:lang w:eastAsia="fr-CH"/>
+          <w:lang w:eastAsia="ja-JP"/>
           <w14:ligatures w14:val="standardContextual"/>
         </w:rPr>
       </w:pPr>
@@ -2215,7 +2215,7 @@
           <w:kern w:val="2"/>
           <w:sz w:val="24"/>
           <w:szCs w:val="24"/>
-          <w:lang w:eastAsia="fr-CH"/>
+          <w:lang w:eastAsia="ja-JP"/>
           <w14:ligatures w14:val="standardContextual"/>
         </w:rPr>
         <w:tab/>
@@ -2239,7 +2239,7 @@
         <w:rPr>
           <w:webHidden/>
         </w:rPr>
-        <w:instrText xml:space="preserve"> PAGEREF _Toc229035239 \h </w:instrText>
+        <w:instrText xml:space="preserve"> PAGEREF _Toc229131422 \h </w:instrText>
       </w:r>
       <w:r>
         <w:rPr>
@@ -2273,7 +2273,7 @@
           <w:kern w:val="2"/>
           <w:sz w:val="24"/>
           <w:szCs w:val="24"/>
-          <w:lang w:eastAsia="fr-CH"/>
+          <w:lang w:eastAsia="ja-JP"/>
           <w14:ligatures w14:val="standardContextual"/>
         </w:rPr>
       </w:pPr>
@@ -2286,7 +2286,7 @@
           <w:kern w:val="2"/>
           <w:sz w:val="24"/>
           <w:szCs w:val="24"/>
-          <w:lang w:eastAsia="fr-CH"/>
+          <w:lang w:eastAsia="ja-JP"/>
           <w14:ligatures w14:val="standardContextual"/>
         </w:rPr>
         <w:tab/>
@@ -2310,7 +2310,7 @@
         <w:rPr>
           <w:webHidden/>
         </w:rPr>
-        <w:instrText xml:space="preserve"> PAGEREF _Toc229035240 \h </w:instrText>
+        <w:instrText xml:space="preserve"> PAGEREF _Toc229131423 \h </w:instrText>
       </w:r>
       <w:r>
         <w:rPr>
@@ -2344,7 +2344,7 @@
           <w:kern w:val="2"/>
           <w:sz w:val="24"/>
           <w:szCs w:val="24"/>
-          <w:lang w:eastAsia="fr-CH"/>
+          <w:lang w:eastAsia="ja-JP"/>
           <w14:ligatures w14:val="standardContextual"/>
         </w:rPr>
       </w:pPr>
@@ -2357,7 +2357,7 @@
           <w:kern w:val="2"/>
           <w:sz w:val="24"/>
           <w:szCs w:val="24"/>
-          <w:lang w:eastAsia="fr-CH"/>
+          <w:lang w:eastAsia="ja-JP"/>
           <w14:ligatures w14:val="standardContextual"/>
         </w:rPr>
         <w:tab/>
@@ -2381,7 +2381,7 @@
         <w:rPr>
           <w:webHidden/>
         </w:rPr>
-        <w:instrText xml:space="preserve"> PAGEREF _Toc229035241 \h </w:instrText>
+        <w:instrText xml:space="preserve"> PAGEREF _Toc229131424 \h </w:instrText>
       </w:r>
       <w:r>
         <w:rPr>
@@ -2415,7 +2415,7 @@
           <w:kern w:val="2"/>
           <w:sz w:val="24"/>
           <w:szCs w:val="24"/>
-          <w:lang w:eastAsia="fr-CH"/>
+          <w:lang w:eastAsia="ja-JP"/>
           <w14:ligatures w14:val="standardContextual"/>
         </w:rPr>
       </w:pPr>
@@ -2428,7 +2428,7 @@
           <w:kern w:val="2"/>
           <w:sz w:val="24"/>
           <w:szCs w:val="24"/>
-          <w:lang w:eastAsia="fr-CH"/>
+          <w:lang w:eastAsia="ja-JP"/>
           <w14:ligatures w14:val="standardContextual"/>
         </w:rPr>
         <w:tab/>
@@ -2452,7 +2452,7 @@
         <w:rPr>
           <w:webHidden/>
         </w:rPr>
-        <w:instrText xml:space="preserve"> PAGEREF _Toc229035242 \h </w:instrText>
+        <w:instrText xml:space="preserve"> PAGEREF _Toc229131425 \h </w:instrText>
       </w:r>
       <w:r>
         <w:rPr>
@@ -2489,7 +2489,7 @@
           <w:kern w:val="2"/>
           <w:sz w:val="24"/>
           <w:szCs w:val="24"/>
-          <w:lang w:eastAsia="fr-CH"/>
+          <w:lang w:eastAsia="ja-JP"/>
           <w14:ligatures w14:val="standardContextual"/>
         </w:rPr>
       </w:pPr>
@@ -2508,7 +2508,7 @@
           <w:kern w:val="2"/>
           <w:sz w:val="24"/>
           <w:szCs w:val="24"/>
-          <w:lang w:eastAsia="fr-CH"/>
+          <w:lang w:eastAsia="ja-JP"/>
           <w14:ligatures w14:val="standardContextual"/>
         </w:rPr>
         <w:tab/>
@@ -2538,7 +2538,7 @@
           <w:noProof/>
           <w:webHidden/>
         </w:rPr>
-        <w:instrText xml:space="preserve"> PAGEREF _Toc229035243 \h </w:instrText>
+        <w:instrText xml:space="preserve"> PAGEREF _Toc229131426 \h </w:instrText>
       </w:r>
       <w:r>
         <w:rPr>
@@ -2579,7 +2579,7 @@
           <w:kern w:val="2"/>
           <w:sz w:val="24"/>
           <w:szCs w:val="24"/>
-          <w:lang w:eastAsia="fr-CH"/>
+          <w:lang w:eastAsia="ja-JP"/>
           <w14:ligatures w14:val="standardContextual"/>
         </w:rPr>
       </w:pPr>
@@ -2598,7 +2598,7 @@
           <w:kern w:val="2"/>
           <w:sz w:val="24"/>
           <w:szCs w:val="24"/>
-          <w:lang w:eastAsia="fr-CH"/>
+          <w:lang w:eastAsia="ja-JP"/>
           <w14:ligatures w14:val="standardContextual"/>
         </w:rPr>
         <w:tab/>
@@ -2628,7 +2628,7 @@
           <w:noProof/>
           <w:webHidden/>
         </w:rPr>
-        <w:instrText xml:space="preserve"> PAGEREF _Toc229035244 \h </w:instrText>
+        <w:instrText xml:space="preserve"> PAGEREF _Toc229131427 \h </w:instrText>
       </w:r>
       <w:r>
         <w:rPr>
@@ -2666,7 +2666,7 @@
           <w:kern w:val="2"/>
           <w:sz w:val="24"/>
           <w:szCs w:val="24"/>
-          <w:lang w:eastAsia="fr-CH"/>
+          <w:lang w:eastAsia="ja-JP"/>
           <w14:ligatures w14:val="standardContextual"/>
         </w:rPr>
       </w:pPr>
@@ -2679,7 +2679,7 @@
           <w:kern w:val="2"/>
           <w:sz w:val="24"/>
           <w:szCs w:val="24"/>
-          <w:lang w:eastAsia="fr-CH"/>
+          <w:lang w:eastAsia="ja-JP"/>
           <w14:ligatures w14:val="standardContextual"/>
         </w:rPr>
         <w:tab/>
@@ -2703,7 +2703,7 @@
         <w:rPr>
           <w:webHidden/>
         </w:rPr>
-        <w:instrText xml:space="preserve"> PAGEREF _Toc229035245 \h </w:instrText>
+        <w:instrText xml:space="preserve"> PAGEREF _Toc229131428 \h </w:instrText>
       </w:r>
       <w:r>
         <w:rPr>
@@ -2737,7 +2737,7 @@
           <w:kern w:val="2"/>
           <w:sz w:val="24"/>
           <w:szCs w:val="24"/>
-          <w:lang w:eastAsia="fr-CH"/>
+          <w:lang w:eastAsia="ja-JP"/>
           <w14:ligatures w14:val="standardContextual"/>
         </w:rPr>
       </w:pPr>
@@ -2750,7 +2750,7 @@
           <w:kern w:val="2"/>
           <w:sz w:val="24"/>
           <w:szCs w:val="24"/>
-          <w:lang w:eastAsia="fr-CH"/>
+          <w:lang w:eastAsia="ja-JP"/>
           <w14:ligatures w14:val="standardContextual"/>
         </w:rPr>
         <w:tab/>
@@ -2774,7 +2774,7 @@
         <w:rPr>
           <w:webHidden/>
         </w:rPr>
-        <w:instrText xml:space="preserve"> PAGEREF _Toc229035246 \h </w:instrText>
+        <w:instrText xml:space="preserve"> PAGEREF _Toc229131429 \h </w:instrText>
       </w:r>
       <w:r>
         <w:rPr>
@@ -2811,7 +2811,7 @@
           <w:kern w:val="2"/>
           <w:sz w:val="24"/>
           <w:szCs w:val="24"/>
-          <w:lang w:eastAsia="fr-CH"/>
+          <w:lang w:eastAsia="ja-JP"/>
           <w14:ligatures w14:val="standardContextual"/>
         </w:rPr>
       </w:pPr>
@@ -2830,7 +2830,7 @@
           <w:kern w:val="2"/>
           <w:sz w:val="24"/>
           <w:szCs w:val="24"/>
-          <w:lang w:eastAsia="fr-CH"/>
+          <w:lang w:eastAsia="ja-JP"/>
           <w14:ligatures w14:val="standardContextual"/>
         </w:rPr>
         <w:tab/>
@@ -2860,7 +2860,7 @@
           <w:noProof/>
           <w:webHidden/>
         </w:rPr>
-        <w:instrText xml:space="preserve"> PAGEREF _Toc229035247 \h </w:instrText>
+        <w:instrText xml:space="preserve"> PAGEREF _Toc229131430 \h </w:instrText>
       </w:r>
       <w:r>
         <w:rPr>
@@ -2898,7 +2898,7 @@
           <w:kern w:val="2"/>
           <w:sz w:val="24"/>
           <w:szCs w:val="24"/>
-          <w:lang w:eastAsia="fr-CH"/>
+          <w:lang w:eastAsia="ja-JP"/>
           <w14:ligatures w14:val="standardContextual"/>
         </w:rPr>
       </w:pPr>
@@ -2911,7 +2911,7 @@
           <w:kern w:val="2"/>
           <w:sz w:val="24"/>
           <w:szCs w:val="24"/>
-          <w:lang w:eastAsia="fr-CH"/>
+          <w:lang w:eastAsia="ja-JP"/>
           <w14:ligatures w14:val="standardContextual"/>
         </w:rPr>
         <w:tab/>
@@ -2935,7 +2935,7 @@
         <w:rPr>
           <w:webHidden/>
         </w:rPr>
-        <w:instrText xml:space="preserve"> PAGEREF _Toc229035248 \h </w:instrText>
+        <w:instrText xml:space="preserve"> PAGEREF _Toc229131431 \h </w:instrText>
       </w:r>
       <w:r>
         <w:rPr>
@@ -2969,7 +2969,7 @@
           <w:kern w:val="2"/>
           <w:sz w:val="24"/>
           <w:szCs w:val="24"/>
-          <w:lang w:eastAsia="fr-CH"/>
+          <w:lang w:eastAsia="ja-JP"/>
           <w14:ligatures w14:val="standardContextual"/>
         </w:rPr>
       </w:pPr>
@@ -2982,7 +2982,7 @@
           <w:kern w:val="2"/>
           <w:sz w:val="24"/>
           <w:szCs w:val="24"/>
-          <w:lang w:eastAsia="fr-CH"/>
+          <w:lang w:eastAsia="ja-JP"/>
           <w14:ligatures w14:val="standardContextual"/>
         </w:rPr>
         <w:tab/>
@@ -3006,7 +3006,7 @@
         <w:rPr>
           <w:webHidden/>
         </w:rPr>
-        <w:instrText xml:space="preserve"> PAGEREF _Toc229035249 \h </w:instrText>
+        <w:instrText xml:space="preserve"> PAGEREF _Toc229131432 \h </w:instrText>
       </w:r>
       <w:r>
         <w:rPr>
@@ -3040,7 +3040,7 @@
           <w:kern w:val="2"/>
           <w:sz w:val="24"/>
           <w:szCs w:val="24"/>
-          <w:lang w:eastAsia="fr-CH"/>
+          <w:lang w:eastAsia="ja-JP"/>
           <w14:ligatures w14:val="standardContextual"/>
         </w:rPr>
       </w:pPr>
@@ -3053,7 +3053,7 @@
           <w:kern w:val="2"/>
           <w:sz w:val="24"/>
           <w:szCs w:val="24"/>
-          <w:lang w:eastAsia="fr-CH"/>
+          <w:lang w:eastAsia="ja-JP"/>
           <w14:ligatures w14:val="standardContextual"/>
         </w:rPr>
         <w:tab/>
@@ -3083,7 +3083,7 @@
         <w:rPr>
           <w:webHidden/>
         </w:rPr>
-        <w:instrText xml:space="preserve"> PAGEREF _Toc229035250 \h </w:instrText>
+        <w:instrText xml:space="preserve"> PAGEREF _Toc229131433 \h </w:instrText>
       </w:r>
       <w:r>
         <w:rPr>
@@ -3117,7 +3117,7 @@
           <w:kern w:val="2"/>
           <w:sz w:val="24"/>
           <w:szCs w:val="24"/>
-          <w:lang w:eastAsia="fr-CH"/>
+          <w:lang w:eastAsia="ja-JP"/>
           <w14:ligatures w14:val="standardContextual"/>
         </w:rPr>
       </w:pPr>
@@ -3130,7 +3130,7 @@
           <w:kern w:val="2"/>
           <w:sz w:val="24"/>
           <w:szCs w:val="24"/>
-          <w:lang w:eastAsia="fr-CH"/>
+          <w:lang w:eastAsia="ja-JP"/>
           <w14:ligatures w14:val="standardContextual"/>
         </w:rPr>
         <w:tab/>
@@ -3160,7 +3160,7 @@
         <w:rPr>
           <w:webHidden/>
         </w:rPr>
-        <w:instrText xml:space="preserve"> PAGEREF _Toc229035251 \h </w:instrText>
+        <w:instrText xml:space="preserve"> PAGEREF _Toc229131434 \h </w:instrText>
       </w:r>
       <w:r>
         <w:rPr>
@@ -3194,7 +3194,7 @@
           <w:kern w:val="2"/>
           <w:sz w:val="24"/>
           <w:szCs w:val="24"/>
-          <w:lang w:eastAsia="fr-CH"/>
+          <w:lang w:eastAsia="ja-JP"/>
           <w14:ligatures w14:val="standardContextual"/>
         </w:rPr>
       </w:pPr>
@@ -3207,7 +3207,7 @@
           <w:kern w:val="2"/>
           <w:sz w:val="24"/>
           <w:szCs w:val="24"/>
-          <w:lang w:eastAsia="fr-CH"/>
+          <w:lang w:eastAsia="ja-JP"/>
           <w14:ligatures w14:val="standardContextual"/>
         </w:rPr>
         <w:tab/>
@@ -3237,7 +3237,7 @@
         <w:rPr>
           <w:webHidden/>
         </w:rPr>
-        <w:instrText xml:space="preserve"> PAGEREF _Toc229035252 \h </w:instrText>
+        <w:instrText xml:space="preserve"> PAGEREF _Toc229131435 \h </w:instrText>
       </w:r>
       <w:r>
         <w:rPr>
@@ -3274,7 +3274,7 @@
           <w:kern w:val="2"/>
           <w:sz w:val="24"/>
           <w:szCs w:val="24"/>
-          <w:lang w:eastAsia="fr-CH"/>
+          <w:lang w:eastAsia="ja-JP"/>
           <w14:ligatures w14:val="standardContextual"/>
         </w:rPr>
       </w:pPr>
@@ -3293,7 +3293,7 @@
           <w:kern w:val="2"/>
           <w:sz w:val="24"/>
           <w:szCs w:val="24"/>
-          <w:lang w:eastAsia="fr-CH"/>
+          <w:lang w:eastAsia="ja-JP"/>
           <w14:ligatures w14:val="standardContextual"/>
         </w:rPr>
         <w:tab/>
@@ -3323,7 +3323,7 @@
           <w:noProof/>
           <w:webHidden/>
         </w:rPr>
-        <w:instrText xml:space="preserve"> PAGEREF _Toc229035253 \h </w:instrText>
+        <w:instrText xml:space="preserve"> PAGEREF _Toc229131436 \h </w:instrText>
       </w:r>
       <w:r>
         <w:rPr>
@@ -3364,7 +3364,7 @@
           <w:kern w:val="2"/>
           <w:sz w:val="24"/>
           <w:szCs w:val="24"/>
-          <w:lang w:eastAsia="fr-CH"/>
+          <w:lang w:eastAsia="ja-JP"/>
           <w14:ligatures w14:val="standardContextual"/>
         </w:rPr>
       </w:pPr>
@@ -3383,7 +3383,7 @@
           <w:kern w:val="2"/>
           <w:sz w:val="24"/>
           <w:szCs w:val="24"/>
-          <w:lang w:eastAsia="fr-CH"/>
+          <w:lang w:eastAsia="ja-JP"/>
           <w14:ligatures w14:val="standardContextual"/>
         </w:rPr>
         <w:tab/>
@@ -3413,7 +3413,7 @@
           <w:noProof/>
           <w:webHidden/>
         </w:rPr>
-        <w:instrText xml:space="preserve"> PAGEREF _Toc229035254 \h </w:instrText>
+        <w:instrText xml:space="preserve"> PAGEREF _Toc229131437 \h </w:instrText>
       </w:r>
       <w:r>
         <w:rPr>
@@ -3603,7 +3603,7 @@
       </w:pPr>
       <w:bookmarkStart w:id="2" w:name="_Toc250790969"/>
       <w:bookmarkStart w:id="3" w:name="_Toc216163733"/>
-      <w:bookmarkStart w:id="4" w:name="_Toc229035216"/>
+      <w:bookmarkStart w:id="4" w:name="_Toc229131399"/>
       <w:r>
         <w:lastRenderedPageBreak/>
         <w:t>Les grandes lignes du projet</w:t>
@@ -3619,7 +3619,7 @@
       <w:bookmarkStart w:id="5" w:name="_Toc114965594"/>
       <w:bookmarkStart w:id="6" w:name="_Toc250790970"/>
       <w:bookmarkStart w:id="7" w:name="_Toc216163734"/>
-      <w:bookmarkStart w:id="8" w:name="_Toc229035217"/>
+      <w:bookmarkStart w:id="8" w:name="_Toc229131400"/>
       <w:r>
         <w:t xml:space="preserve">Analyse </w:t>
       </w:r>
@@ -3691,7 +3691,7 @@
       <w:bookmarkStart w:id="9" w:name="_Toc114965595"/>
       <w:bookmarkStart w:id="10" w:name="_Toc250790971"/>
       <w:bookmarkStart w:id="11" w:name="_Toc216163735"/>
-      <w:bookmarkStart w:id="12" w:name="_Toc229035218"/>
+      <w:bookmarkStart w:id="12" w:name="_Toc229131401"/>
       <w:r>
         <w:t xml:space="preserve">Analyse </w:t>
       </w:r>
@@ -3707,7 +3707,7 @@
       <w:pPr>
         <w:pStyle w:val="Titre3"/>
       </w:pPr>
-      <w:bookmarkStart w:id="13" w:name="_Toc229035219"/>
+      <w:bookmarkStart w:id="13" w:name="_Toc229131402"/>
       <w:r>
         <w:t>Description et objectif du projet</w:t>
       </w:r>
@@ -3769,7 +3769,7 @@
       <w:pPr>
         <w:pStyle w:val="Titre3"/>
       </w:pPr>
-      <w:bookmarkStart w:id="14" w:name="_Toc229035220"/>
+      <w:bookmarkStart w:id="14" w:name="_Toc229131403"/>
       <w:r>
         <w:t>Exigences fonctionnelles</w:t>
       </w:r>
@@ -4477,7 +4477,7 @@
       <w:pPr>
         <w:pStyle w:val="Titre3"/>
       </w:pPr>
-      <w:bookmarkStart w:id="15" w:name="_Toc229035221"/>
+      <w:bookmarkStart w:id="15" w:name="_Toc229131404"/>
       <w:r>
         <w:t>Répartition type d’une exigence (1 jour)</w:t>
       </w:r>
@@ -4732,7 +4732,7 @@
       </w:pPr>
       <w:bookmarkStart w:id="16" w:name="_Toc250790973"/>
       <w:bookmarkStart w:id="17" w:name="_Toc216163738"/>
-      <w:bookmarkStart w:id="18" w:name="_Toc229035222"/>
+      <w:bookmarkStart w:id="18" w:name="_Toc229131405"/>
       <w:r>
         <w:lastRenderedPageBreak/>
         <w:t>Analyse</w:t>
@@ -4745,7 +4745,7 @@
       <w:pPr>
         <w:pStyle w:val="Titre2"/>
       </w:pPr>
-      <w:bookmarkStart w:id="19" w:name="_Toc229035223"/>
+      <w:bookmarkStart w:id="19" w:name="_Toc229131406"/>
       <w:r>
         <w:t>Analyse des besoins en virtualisation et automatisation</w:t>
       </w:r>
@@ -4783,7 +4783,7 @@
       <w:pPr>
         <w:pStyle w:val="Titre3"/>
       </w:pPr>
-      <w:bookmarkStart w:id="20" w:name="_Toc229035224"/>
+      <w:bookmarkStart w:id="20" w:name="_Toc229131407"/>
       <w:r>
         <w:t>Gestion de l’authentification</w:t>
       </w:r>
@@ -5058,7 +5058,7 @@
       <w:pPr>
         <w:pStyle w:val="Titre3"/>
       </w:pPr>
-      <w:bookmarkStart w:id="21" w:name="_Toc229035225"/>
+      <w:bookmarkStart w:id="21" w:name="_Toc229131408"/>
       <w:r>
         <w:t>Stockage rapide et efficace</w:t>
       </w:r>
@@ -5164,7 +5164,7 @@
       <w:pPr>
         <w:pStyle w:val="Titre3"/>
       </w:pPr>
-      <w:bookmarkStart w:id="22" w:name="_Toc229035226"/>
+      <w:bookmarkStart w:id="22" w:name="_Toc229131409"/>
       <w:r>
         <w:t>Image disque de serveurs Windows avec tous les prérequis installés</w:t>
       </w:r>
@@ -5227,7 +5227,7 @@
       <w:pPr>
         <w:pStyle w:val="Titre3"/>
       </w:pPr>
-      <w:bookmarkStart w:id="23" w:name="_Toc229035227"/>
+      <w:bookmarkStart w:id="23" w:name="_Toc229131410"/>
       <w:r>
         <w:t>Réseau sécurisé</w:t>
       </w:r>
@@ -5272,7 +5272,7 @@
       <w:pPr>
         <w:pStyle w:val="Titre3"/>
       </w:pPr>
-      <w:bookmarkStart w:id="24" w:name="_Toc229035228"/>
+      <w:bookmarkStart w:id="24" w:name="_Toc229131411"/>
       <w:r>
         <w:t>Backup et restauration des données</w:t>
       </w:r>
@@ -5348,7 +5348,7 @@
       <w:pPr>
         <w:pStyle w:val="Titre2"/>
       </w:pPr>
-      <w:bookmarkStart w:id="25" w:name="_Toc229035229"/>
+      <w:bookmarkStart w:id="25" w:name="_Toc229131412"/>
       <w:r>
         <w:t>Analyse de l’architecture Proxmox</w:t>
       </w:r>
@@ -5361,7 +5361,7 @@
       <w:pPr>
         <w:pStyle w:val="Titre3"/>
       </w:pPr>
-      <w:bookmarkStart w:id="26" w:name="_Toc229035230"/>
+      <w:bookmarkStart w:id="26" w:name="_Toc229131413"/>
       <w:r>
         <w:t>Cluster</w:t>
       </w:r>
@@ -5446,7 +5446,7 @@
       <w:pPr>
         <w:pStyle w:val="Titre3"/>
       </w:pPr>
-      <w:bookmarkStart w:id="27" w:name="_Toc229035231"/>
+      <w:bookmarkStart w:id="27" w:name="_Toc229131414"/>
       <w:r>
         <w:t>Stockage</w:t>
       </w:r>
@@ -5544,13 +5544,8 @@
               <w:jc w:val="center"/>
               <w:cnfStyle w:val="100000000000" w:firstRow="1" w:lastRow="0" w:firstColumn="0" w:lastColumn="0" w:oddVBand="0" w:evenVBand="0" w:oddHBand="0" w:evenHBand="0" w:firstRowFirstColumn="0" w:firstRowLastColumn="0" w:lastRowFirstColumn="0" w:lastRowLastColumn="0"/>
             </w:pPr>
-            <w:proofErr w:type="spellStart"/>
-            <w:r>
-              <w:t>Level</w:t>
-            </w:r>
-            <w:proofErr w:type="spellEnd"/>
-            <w:r>
-              <w:t xml:space="preserve"> </w:t>
+            <w:r>
+              <w:t xml:space="preserve">Level </w:t>
             </w:r>
           </w:p>
         </w:tc>
@@ -7127,7 +7122,7 @@
         <w:pStyle w:val="Titre2"/>
       </w:pPr>
       <w:bookmarkStart w:id="28" w:name="_Analyse_des_outils"/>
-      <w:bookmarkStart w:id="29" w:name="_Toc229035232"/>
+      <w:bookmarkStart w:id="29" w:name="_Toc229131415"/>
       <w:r>
         <w:lastRenderedPageBreak/>
         <w:t>Analyse des outils d’automatisation</w:t>
@@ -7139,7 +7134,7 @@
       <w:pPr>
         <w:pStyle w:val="Titre3"/>
       </w:pPr>
-      <w:bookmarkStart w:id="30" w:name="_Toc229035233"/>
+      <w:bookmarkStart w:id="30" w:name="_Toc229131416"/>
       <w:proofErr w:type="spellStart"/>
       <w:r>
         <w:t>Terraform</w:t>
@@ -7744,7 +7739,7 @@
       <w:pPr>
         <w:pStyle w:val="Titre3"/>
       </w:pPr>
-      <w:bookmarkStart w:id="31" w:name="_Toc229035234"/>
+      <w:bookmarkStart w:id="31" w:name="_Toc229131417"/>
       <w:r>
         <w:lastRenderedPageBreak/>
         <w:t>Ansible</w:t>
@@ -8207,12 +8202,12 @@
       <w:pPr>
         <w:pStyle w:val="Titre3"/>
       </w:pPr>
-      <w:bookmarkStart w:id="32" w:name="_Toc229035235"/>
-      <w:bookmarkStart w:id="33" w:name="_Toc250790980"/>
+      <w:bookmarkStart w:id="32" w:name="_Toc250790980"/>
+      <w:bookmarkStart w:id="33" w:name="_Toc229131418"/>
       <w:r>
         <w:t>Décision quant à la technologie</w:t>
       </w:r>
-      <w:bookmarkEnd w:id="32"/>
+      <w:bookmarkEnd w:id="33"/>
     </w:p>
     <w:p>
       <w:pPr>
@@ -8291,12 +8286,12 @@
         </w:numPr>
       </w:pPr>
       <w:bookmarkStart w:id="34" w:name="_Toc216163747"/>
-      <w:bookmarkStart w:id="35" w:name="_Toc229035236"/>
+      <w:bookmarkStart w:id="35" w:name="_Toc229131419"/>
       <w:r>
         <w:lastRenderedPageBreak/>
         <w:t>Concept</w:t>
       </w:r>
-      <w:bookmarkEnd w:id="33"/>
+      <w:bookmarkEnd w:id="32"/>
       <w:bookmarkEnd w:id="34"/>
       <w:bookmarkEnd w:id="35"/>
     </w:p>
@@ -8310,7 +8305,7 @@
       </w:pPr>
       <w:bookmarkStart w:id="36" w:name="_Toc250790982"/>
       <w:bookmarkStart w:id="37" w:name="_Toc216163748"/>
-      <w:bookmarkStart w:id="38" w:name="_Toc229035237"/>
+      <w:bookmarkStart w:id="38" w:name="_Toc229131420"/>
       <w:r>
         <w:t>Architecture du système</w:t>
       </w:r>
@@ -8323,7 +8318,7 @@
         <w:pStyle w:val="Titre2"/>
       </w:pPr>
       <w:bookmarkStart w:id="39" w:name="_Toc216163749"/>
-      <w:bookmarkStart w:id="40" w:name="_Toc229035238"/>
+      <w:bookmarkStart w:id="40" w:name="_Toc229131421"/>
       <w:r>
         <w:t>Schémas système</w:t>
       </w:r>
@@ -8338,7 +8333,7 @@
         <w:pStyle w:val="Titre2"/>
       </w:pPr>
       <w:bookmarkStart w:id="41" w:name="_Toc216163750"/>
-      <w:bookmarkStart w:id="42" w:name="_Toc229035239"/>
+      <w:bookmarkStart w:id="42" w:name="_Toc229131422"/>
       <w:r>
         <w:t>Schémas réseau</w:t>
       </w:r>
@@ -8350,7 +8345,7 @@
         <w:pStyle w:val="Titre2"/>
       </w:pPr>
       <w:bookmarkStart w:id="43" w:name="_Toc216163751"/>
-      <w:bookmarkStart w:id="44" w:name="_Toc229035240"/>
+      <w:bookmarkStart w:id="44" w:name="_Toc229131423"/>
       <w:r>
         <w:t>Configurations techniques</w:t>
       </w:r>
@@ -8367,7 +8362,7 @@
       </w:pPr>
       <w:bookmarkStart w:id="45" w:name="_Toc250790986"/>
       <w:bookmarkStart w:id="46" w:name="_Toc216163752"/>
-      <w:bookmarkStart w:id="47" w:name="_Toc229035241"/>
+      <w:bookmarkStart w:id="47" w:name="_Toc229131424"/>
       <w:r>
         <w:t>Concept de tests</w:t>
       </w:r>
@@ -8806,7 +8801,7 @@
       <w:pPr>
         <w:pStyle w:val="Titre3"/>
       </w:pPr>
-      <w:bookmarkStart w:id="48" w:name="_Toc229035242"/>
+      <w:bookmarkStart w:id="48" w:name="_Toc229131425"/>
       <w:r>
         <w:t>Protocole de tests</w:t>
       </w:r>
@@ -8822,7 +8817,7 @@
       </w:pPr>
       <w:bookmarkStart w:id="49" w:name="_Toc250790988"/>
       <w:bookmarkStart w:id="50" w:name="_Toc216163753"/>
-      <w:bookmarkStart w:id="51" w:name="_Toc229035243"/>
+      <w:bookmarkStart w:id="51" w:name="_Toc229131426"/>
       <w:r>
         <w:lastRenderedPageBreak/>
         <w:t>Réalisation</w:t>
@@ -8842,7 +8837,7 @@
       <w:bookmarkStart w:id="52" w:name="_Toc114965607"/>
       <w:bookmarkStart w:id="53" w:name="_Toc250790992"/>
       <w:bookmarkStart w:id="54" w:name="_Toc216163754"/>
-      <w:bookmarkStart w:id="55" w:name="_Toc229035244"/>
+      <w:bookmarkStart w:id="55" w:name="_Toc229131427"/>
       <w:r>
         <w:lastRenderedPageBreak/>
         <w:t>Test</w:t>
@@ -8866,7 +8861,7 @@
       </w:pPr>
       <w:bookmarkStart w:id="57" w:name="_Toc250790993"/>
       <w:bookmarkStart w:id="58" w:name="_Toc216163755"/>
-      <w:bookmarkStart w:id="59" w:name="_Toc229035245"/>
+      <w:bookmarkStart w:id="59" w:name="_Toc229131428"/>
       <w:r>
         <w:t>Procédure de test</w:t>
       </w:r>
@@ -8892,7 +8887,7 @@
       </w:pPr>
       <w:bookmarkStart w:id="60" w:name="_Toc250790994"/>
       <w:bookmarkStart w:id="61" w:name="_Toc216163756"/>
-      <w:bookmarkStart w:id="62" w:name="_Toc229035246"/>
+      <w:bookmarkStart w:id="62" w:name="_Toc229131429"/>
       <w:r>
         <w:t>Protocol</w:t>
       </w:r>
@@ -9759,21 +9754,21 @@
         <w:pStyle w:val="Titre1"/>
       </w:pPr>
       <w:bookmarkStart w:id="63" w:name="_Toc216163757"/>
-      <w:bookmarkStart w:id="64" w:name="_Toc229035247"/>
-      <w:bookmarkStart w:id="65" w:name="_Toc250790996"/>
+      <w:bookmarkStart w:id="64" w:name="_Toc250790996"/>
+      <w:bookmarkStart w:id="65" w:name="_Toc229131430"/>
       <w:r>
         <w:lastRenderedPageBreak/>
         <w:t>Conclusion</w:t>
       </w:r>
       <w:bookmarkEnd w:id="63"/>
-      <w:bookmarkEnd w:id="64"/>
+      <w:bookmarkEnd w:id="65"/>
     </w:p>
     <w:p>
       <w:pPr>
         <w:pStyle w:val="Titre2"/>
       </w:pPr>
       <w:bookmarkStart w:id="66" w:name="_Toc216163758"/>
-      <w:bookmarkStart w:id="67" w:name="_Toc229035248"/>
+      <w:bookmarkStart w:id="67" w:name="_Toc229131431"/>
       <w:r>
         <w:t>Améliorations possibles</w:t>
       </w:r>
@@ -9793,7 +9788,7 @@
         <w:pStyle w:val="Titre2"/>
       </w:pPr>
       <w:bookmarkStart w:id="68" w:name="_Toc216163759"/>
-      <w:bookmarkStart w:id="69" w:name="_Toc229035249"/>
+      <w:bookmarkStart w:id="69" w:name="_Toc229131432"/>
       <w:r>
         <w:t>Auto-évaluation</w:t>
       </w:r>
@@ -9813,7 +9808,7 @@
         <w:pStyle w:val="Titre2"/>
       </w:pPr>
       <w:bookmarkStart w:id="70" w:name="_Toc216163760"/>
-      <w:bookmarkStart w:id="71" w:name="_Toc229035250"/>
+      <w:bookmarkStart w:id="71" w:name="_Toc229131433"/>
       <w:r>
         <w:t xml:space="preserve">Conclusion du module de </w:t>
       </w:r>
@@ -9831,7 +9826,7 @@
         <w:pStyle w:val="Titre2"/>
       </w:pPr>
       <w:bookmarkStart w:id="72" w:name="_Toc216163761"/>
-      <w:bookmarkStart w:id="73" w:name="_Toc229035251"/>
+      <w:bookmarkStart w:id="73" w:name="_Toc229131434"/>
       <w:r>
         <w:t xml:space="preserve">Conclusion du module de </w:t>
       </w:r>
@@ -9855,7 +9850,7 @@
         <w:pStyle w:val="Titre2"/>
       </w:pPr>
       <w:bookmarkStart w:id="74" w:name="_Toc216163762"/>
-      <w:bookmarkStart w:id="75" w:name="_Toc229035252"/>
+      <w:bookmarkStart w:id="75" w:name="_Toc229131435"/>
       <w:r>
         <w:t xml:space="preserve">Conclusion du module de </w:t>
       </w:r>
@@ -9891,7 +9886,7 @@
         </w:numPr>
       </w:pPr>
       <w:bookmarkStart w:id="76" w:name="_Toc216163763"/>
-      <w:bookmarkStart w:id="77" w:name="_Toc229035253"/>
+      <w:bookmarkStart w:id="77" w:name="_Toc229131436"/>
       <w:r>
         <w:lastRenderedPageBreak/>
         <w:t>Bibliographie :</w:t>
@@ -9904,7 +9899,7 @@
       </w:r>
       <w:bookmarkStart w:id="78" w:name="_Toc114965612"/>
       <w:bookmarkStart w:id="79" w:name="_Toc250790997"/>
-      <w:bookmarkEnd w:id="65"/>
+      <w:bookmarkEnd w:id="64"/>
       <w:bookmarkEnd w:id="76"/>
       <w:bookmarkEnd w:id="77"/>
     </w:p>
@@ -10417,7 +10412,7 @@
         </w:numPr>
       </w:pPr>
       <w:bookmarkStart w:id="80" w:name="_Toc216163764"/>
-      <w:bookmarkStart w:id="81" w:name="_Toc229035254"/>
+      <w:bookmarkStart w:id="81" w:name="_Toc229131437"/>
       <w:r>
         <w:lastRenderedPageBreak/>
         <w:t>Glossa</w:t>
@@ -10978,7 +10973,7 @@
                   <w:fldChar w:fldCharType="separate"/>
                 </w:r>
                 <w:r>
-                  <w:t>07.05.2026 09:42</w:t>
+                  <w:t>07.05.2026 18:33</w:t>
                 </w:r>
                 <w:r>
                   <w:fldChar w:fldCharType="end"/>
@@ -11230,7 +11225,7 @@
                   <w:fldChar w:fldCharType="separate"/>
                 </w:r>
                 <w:r>
-                  <w:t>07.05.2026 09:42</w:t>
+                  <w:t>07.05.2026 18:33</w:t>
                 </w:r>
                 <w:r>
                   <w:fldChar w:fldCharType="end"/>
@@ -11398,7 +11393,7 @@
                   <w:fldChar w:fldCharType="separate"/>
                 </w:r>
                 <w:r>
-                  <w:t>07.05.2026 09:42</w:t>
+                  <w:t>07.05.2026 18:33</w:t>
                 </w:r>
                 <w:r>
                   <w:fldChar w:fldCharType="end"/>
@@ -14945,7 +14940,6 @@
     <w:sig w:usb0="E00006FF" w:usb1="420024FF" w:usb2="02000000" w:usb3="00000000" w:csb0="0000019F" w:csb1="00000000"/>
   </w:font>
   <w:font w:name="Aptos">
-    <w:altName w:val="Calibri"/>
     <w:charset w:val="00"/>
     <w:family w:val="swiss"/>
     <w:pitch w:val="variable"/>
@@ -15022,6 +15016,7 @@
     <w:rsid w:val="005A2111"/>
     <w:rsid w:val="00717460"/>
     <w:rsid w:val="00747D08"/>
+    <w:rsid w:val="0075628A"/>
     <w:rsid w:val="007C0826"/>
     <w:rsid w:val="0082647C"/>
     <w:rsid w:val="00831DD5"/>
@@ -15042,6 +15037,7 @@
     <w:rsid w:val="00C46DD5"/>
     <w:rsid w:val="00CA05B4"/>
     <w:rsid w:val="00CB1F5C"/>
+    <w:rsid w:val="00CC54DD"/>
     <w:rsid w:val="00CD3F22"/>
     <w:rsid w:val="00CD71B6"/>
     <w:rsid w:val="00CE2A4B"/>
@@ -15059,6 +15055,7 @@
     <w:rsid w:val="00F80A4B"/>
     <w:rsid w:val="00F8402B"/>
     <w:rsid w:val="00F96DD0"/>
+    <w:rsid w:val="00FE3AC6"/>
     <w:rsid w:val="00FE7EB8"/>
   </w:rsids>
   <m:mathPr>
@@ -15847,18 +15844,6 @@
 </file>
 
 <file path=customXml/item1.xml><?xml version="1.0" encoding="utf-8"?>
-<p:properties xmlns:p="http://schemas.microsoft.com/office/2006/metadata/properties" xmlns:xsi="http://www.w3.org/2001/XMLSchema-instance" xmlns:pc="http://schemas.microsoft.com/office/infopath/2007/PartnerControls">
-  <documentManagement>
-    <TaxCatchAll xmlns="0cf7b220-7c42-448a-95f6-a1717fd9a6c3" xsi:nil="true"/>
-    <lcf76f155ced4ddcb4097134ff3c332f xmlns="e371bd75-3892-44a7-8dbd-4f4a55fef504">
-      <Terms xmlns="http://schemas.microsoft.com/office/infopath/2007/PartnerControls"/>
-    </lcf76f155ced4ddcb4097134ff3c332f>
-    <FW xmlns="e371bd75-3892-44a7-8dbd-4f4a55fef504" xsi:nil="true"/>
-  </documentManagement>
-</p:properties>
-</file>
-
-<file path=customXml/item2.xml><?xml version="1.0" encoding="utf-8"?>
 <ct:contentTypeSchema xmlns:ct="http://schemas.microsoft.com/office/2006/metadata/contentType" xmlns:ma="http://schemas.microsoft.com/office/2006/metadata/properties/metaAttributes" ct:_="" ma:_="" ma:contentTypeName="Document" ma:contentTypeID="0x010100D0AA7D97CDE18F468B8E4D9E4F360E28" ma:contentTypeVersion="14" ma:contentTypeDescription="Crée un document." ma:contentTypeScope="" ma:versionID="8f7ade07dfd364a5f17e03d7111e3b9f">
   <xsd:schema xmlns:xsd="http://www.w3.org/2001/XMLSchema" xmlns:xs="http://www.w3.org/2001/XMLSchema" xmlns:p="http://schemas.microsoft.com/office/2006/metadata/properties" xmlns:ns2="e371bd75-3892-44a7-8dbd-4f4a55fef504" xmlns:ns3="0cf7b220-7c42-448a-95f6-a1717fd9a6c3" targetNamespace="http://schemas.microsoft.com/office/2006/metadata/properties" ma:root="true" ma:fieldsID="d337ce6ec9dfc228c228c529efa65869" ns2:_="" ns3:_="">
     <xsd:import namespace="e371bd75-3892-44a7-8dbd-4f4a55fef504"/>
@@ -16073,7 +16058,23 @@
 </ct:contentTypeSchema>
 </file>
 
+<file path=customXml/item2.xml><?xml version="1.0" encoding="utf-8"?>
+<p:properties xmlns:p="http://schemas.microsoft.com/office/2006/metadata/properties" xmlns:xsi="http://www.w3.org/2001/XMLSchema-instance" xmlns:pc="http://schemas.microsoft.com/office/infopath/2007/PartnerControls">
+  <documentManagement>
+    <TaxCatchAll xmlns="0cf7b220-7c42-448a-95f6-a1717fd9a6c3" xsi:nil="true"/>
+    <lcf76f155ced4ddcb4097134ff3c332f xmlns="e371bd75-3892-44a7-8dbd-4f4a55fef504">
+      <Terms xmlns="http://schemas.microsoft.com/office/infopath/2007/PartnerControls"/>
+    </lcf76f155ced4ddcb4097134ff3c332f>
+    <FW xmlns="e371bd75-3892-44a7-8dbd-4f4a55fef504" xsi:nil="true"/>
+  </documentManagement>
+</p:properties>
+</file>
+
 <file path=customXml/item3.xml><?xml version="1.0" encoding="utf-8"?>
+<b:Sources xmlns:b="http://schemas.openxmlformats.org/officeDocument/2006/bibliography" xmlns="http://schemas.openxmlformats.org/officeDocument/2006/bibliography" SelectedStyle="\APA.XSL" StyleName="APA"/>
+</file>
+
+<file path=customXml/item4.xml><?xml version="1.0" encoding="utf-8"?>
 <?mso-contentType ?>
 <FormTemplates xmlns="http://schemas.microsoft.com/sharepoint/v3/contenttype/forms">
   <Display>DocumentLibraryForm</Display>
@@ -16082,22 +16083,7 @@
 </FormTemplates>
 </file>
 
-<file path=customXml/item4.xml><?xml version="1.0" encoding="utf-8"?>
-<b:Sources xmlns:b="http://schemas.openxmlformats.org/officeDocument/2006/bibliography" xmlns="http://schemas.openxmlformats.org/officeDocument/2006/bibliography" SelectedStyle="\APA.XSL" StyleName="APA"/>
-</file>
-
 <file path=customXml/itemProps1.xml><?xml version="1.0" encoding="utf-8"?>
-<ds:datastoreItem xmlns:ds="http://schemas.openxmlformats.org/officeDocument/2006/customXml" ds:itemID="{87BD4D27-DE21-478F-B2A3-BCBB930E7930}">
-  <ds:schemaRefs>
-    <ds:schemaRef ds:uri="http://schemas.microsoft.com/office/2006/metadata/properties"/>
-    <ds:schemaRef ds:uri="http://schemas.microsoft.com/office/infopath/2007/PartnerControls"/>
-    <ds:schemaRef ds:uri="0cf7b220-7c42-448a-95f6-a1717fd9a6c3"/>
-    <ds:schemaRef ds:uri="e371bd75-3892-44a7-8dbd-4f4a55fef504"/>
-  </ds:schemaRefs>
-</ds:datastoreItem>
-</file>
-
-<file path=customXml/itemProps2.xml><?xml version="1.0" encoding="utf-8"?>
 <ds:datastoreItem xmlns:ds="http://schemas.openxmlformats.org/officeDocument/2006/customXml" ds:itemID="{6DD25136-3C37-4776-834C-74D1925613EC}">
   <ds:schemaRefs>
     <ds:schemaRef ds:uri="http://schemas.microsoft.com/office/2006/metadata/contentType"/>
@@ -16116,18 +16102,29 @@
 </ds:datastoreItem>
 </file>
 
+<file path=customXml/itemProps2.xml><?xml version="1.0" encoding="utf-8"?>
+<ds:datastoreItem xmlns:ds="http://schemas.openxmlformats.org/officeDocument/2006/customXml" ds:itemID="{87BD4D27-DE21-478F-B2A3-BCBB930E7930}">
+  <ds:schemaRefs>
+    <ds:schemaRef ds:uri="http://schemas.microsoft.com/office/2006/metadata/properties"/>
+    <ds:schemaRef ds:uri="http://schemas.microsoft.com/office/infopath/2007/PartnerControls"/>
+    <ds:schemaRef ds:uri="0cf7b220-7c42-448a-95f6-a1717fd9a6c3"/>
+    <ds:schemaRef ds:uri="e371bd75-3892-44a7-8dbd-4f4a55fef504"/>
+  </ds:schemaRefs>
+</ds:datastoreItem>
+</file>
+
 <file path=customXml/itemProps3.xml><?xml version="1.0" encoding="utf-8"?>
+<ds:datastoreItem xmlns:ds="http://schemas.openxmlformats.org/officeDocument/2006/customXml" ds:itemID="{24CE9B96-CE69-4CAD-8279-54FE096978CA}">
+  <ds:schemaRefs>
+    <ds:schemaRef ds:uri="http://schemas.openxmlformats.org/officeDocument/2006/bibliography"/>
+  </ds:schemaRefs>
+</ds:datastoreItem>
+</file>
+
+<file path=customXml/itemProps4.xml><?xml version="1.0" encoding="utf-8"?>
 <ds:datastoreItem xmlns:ds="http://schemas.openxmlformats.org/officeDocument/2006/customXml" ds:itemID="{CD9CF65B-E976-4366-ABF1-FFF701348A82}">
   <ds:schemaRefs>
     <ds:schemaRef ds:uri="http://schemas.microsoft.com/sharepoint/v3/contenttype/forms"/>
   </ds:schemaRefs>
 </ds:datastoreItem>
-</file>
-
-<file path=customXml/itemProps4.xml><?xml version="1.0" encoding="utf-8"?>
-<ds:datastoreItem xmlns:ds="http://schemas.openxmlformats.org/officeDocument/2006/customXml" ds:itemID="{24CE9B96-CE69-4CAD-8279-54FE096978CA}">
-  <ds:schemaRefs>
-    <ds:schemaRef ds:uri="http://schemas.openxmlformats.org/officeDocument/2006/bibliography"/>
-  </ds:schemaRefs>
-</ds:datastoreItem>
 </file>